--- a/src/Apps/W1/Subscription Billing/App/Billing/Report Extensions/Layouts/SalesInvoiceForSubscriptionBillingBody.docx
+++ b/src/Apps/W1/Subscription Billing/App/Billing/Report Extensions/Layouts/SalesInvoiceForSubscriptionBillingBody.docx
@@ -1,22 +1,7388 @@
 
 <file path=word/document.xml><?xml version="1.0" encoding="utf-8"?>
-<w:document xmlns:wpc="http://schemas.microsoft.com/office/word/2010/wordprocessingCanvas" xmlns:mc="http://schemas.openxmlformats.org/markup-compatibility/2006" xmlns:o="urn:schemas-microsoft-com:office:office" xmlns:r="http://schemas.openxmlformats.org/officeDocument/2006/relationships" xmlns:m="http://schemas.openxmlformats.org/officeDocument/2006/math" xmlns:v="urn:schemas-microsoft-com:vml" xmlns:wp14="http://schemas.microsoft.com/office/word/2010/wordprocessingDrawing" xmlns:wp="http://schemas.openxmlformats.org/drawingml/2006/wordprocessingDrawing" xmlns:w10="urn:schemas-microsoft-com:office:word" xmlns:w="http://schemas.openxmlformats.org/wordprocessingml/2006/main" xmlns:w14="http://schemas.microsoft.com/office/word/2010/wordml" xmlns:w15="http://schemas.microsoft.com/office/word/2012/wordml" xmlns:wpg="http://schemas.microsoft.com/office/word/2010/wordprocessingGroup" xmlns:wpi="http://schemas.microsoft.com/office/word/2010/wordprocessingInk" xmlns:wne="http://schemas.microsoft.com/office/word/2006/wordml" xmlns:wps="http://schemas.microsoft.com/office/word/2010/wordprocessingShape" mc:Ignorable="w14 w15 wp14">
+<w:document xmlns:a="http://schemas.openxmlformats.org/drawingml/2006/main" xmlns:pic="http://schemas.openxmlformats.org/drawingml/2006/picture" xmlns:a14="http://schemas.microsoft.com/office/drawing/2010/main" xmlns:wpc="http://schemas.microsoft.com/office/word/2010/wordprocessingCanvas" xmlns:cx="http://schemas.microsoft.com/office/drawing/2014/chartex" xmlns:cx1="http://schemas.microsoft.com/office/drawing/2015/9/8/chartex" xmlns:cx2="http://schemas.microsoft.com/office/drawing/2015/10/21/chartex" xmlns:cx3="http://schemas.microsoft.com/office/drawing/2016/5/9/chartex" xmlns:cx4="http://schemas.microsoft.com/office/drawing/2016/5/10/chartex" xmlns:cx5="http://schemas.microsoft.com/office/drawing/2016/5/11/chartex" xmlns:cx6="http://schemas.microsoft.com/office/drawing/2016/5/12/chartex" xmlns:cx7="http://schemas.microsoft.com/office/drawing/2016/5/13/chartex" xmlns:cx8="http://schemas.microsoft.com/office/drawing/2016/5/14/chartex" xmlns:mc="http://schemas.openxmlformats.org/markup-compatibility/2006" xmlns:aink="http://schemas.microsoft.com/office/drawing/2016/ink" xmlns:am3d="http://schemas.microsoft.com/office/drawing/2017/model3d" xmlns:o="urn:schemas-microsoft-com:office:office" xmlns:oel="http://schemas.microsoft.com/office/2019/extlst" xmlns:r="http://schemas.openxmlformats.org/officeDocument/2006/relationships" xmlns:m="http://schemas.openxmlformats.org/officeDocument/2006/math" xmlns:v="urn:schemas-microsoft-com:vml" xmlns:wp14="http://schemas.microsoft.com/office/word/2010/wordprocessingDrawing" xmlns:wp="http://schemas.openxmlformats.org/drawingml/2006/wordprocessingDrawing" xmlns:w10="urn:schemas-microsoft-com:office:word" xmlns:w="http://schemas.openxmlformats.org/wordprocessingml/2006/main" xmlns:w14="http://schemas.microsoft.com/office/word/2010/wordml" xmlns:w15="http://schemas.microsoft.com/office/word/2012/wordml" xmlns:w16cei="http://schemas.microsoft.com/office/word/2026/wordml/cei" xmlns:w16cex="http://schemas.microsoft.com/office/word/2018/wordml/cex" xmlns:w16cid="http://schemas.microsoft.com/office/word/2016/wordml/cid" xmlns:w16="http://schemas.microsoft.com/office/word/2018/wordml" xmlns:w16du="http://schemas.microsoft.com/office/word/2023/wordml/word16du" xmlns:w16sdtdh="http://schemas.microsoft.com/office/word/2020/wordml/sdtdatahash" xmlns:w16sdtfl="http://schemas.microsoft.com/office/word/2024/wordml/sdtformatlock" xmlns:w16se="http://schemas.microsoft.com/office/word/2015/wordml/symex" xmlns:wpg="http://schemas.microsoft.com/office/word/2010/wordprocessingGroup" xmlns:wpi="http://schemas.microsoft.com/office/word/2010/wordprocessingInk" xmlns:wne="http://schemas.microsoft.com/office/word/2006/wordml" xmlns:wps="http://schemas.microsoft.com/office/word/2010/wordprocessingShape" mc:Ignorable="w14 w15 w16se w16cid w16 w16cex w16sdtdh w16sdtfl w16du wp14">
   <w:body>
+    <w:tbl>
+      <w:tblPr>
+        <w:tblStyle w:val="BCBlockTable"/>
+        <w:tblW w:w="5000" w:type="pct"/>
+        <w:tblLook w:val="0620" w:firstRow="1" w:lastRow="0" w:firstColumn="0" w:lastColumn="0" w:noHBand="1" w:noVBand="1"/>
+        <w:tblCaption w:val="Address Block"/>
+        <w:tblDescription w:val="Layout table. Used for positioning, not for tabular data."/>
+      </w:tblPr>
+      <w:tblGrid>
+        <w:gridCol w:w="3777"/>
+        <w:gridCol w:w="5729"/>
+        <w:gridCol w:w="6181"/>
+      </w:tblGrid>
+      <w:tr>
+        <w:trPr>
+          <w:cnfStyle w:val="100000000000" w:firstRow="1" w:lastRow="0" w:firstColumn="0" w:lastColumn="0" w:oddVBand="0" w:evenVBand="0" w:oddHBand="0" w:evenHBand="0" w:firstRowFirstColumn="0" w:firstRowLastColumn="0" w:lastRowFirstColumn="0" w:lastRowLastColumn="0"/>
+          <w:cantSplit/>
+          <w:trHeight w:val="302"/>
+        </w:trPr>
+        <w:sdt>
+          <w:sdtPr>
+            <w:alias w:val="CustomerAddress1"/>
+            <w:tag w:val="#BC:InsertDataItem,DataItems/Header/CustomerAddress1"/>
+            <w:id w:val="-1957244649"/>
+            <w:dataBinding w:prefixMappings="xmlns:ns0='urn:microsoft-dynamics-nav/reports/Standard_Sales_Invoice/1306/'" w:xpath="/ns0:NavWordReportXmlPart[1]/ns0:Header[1]/ns0:CustomerAddress1[1]" w:storeItemID="{00000000-0000-0000-0000-000000000000}"/>
+            <w15:color w:val="808080"/>
+            <w:text/>
+          </w:sdtPr>
+          <w:sdtEndPr/>
+          <w:sdtContent>
+            <w:tc>
+              <w:tcPr>
+                <w:tcW w:w="1204" w:type="pct"/>
+                <w:hideMark/>
+              </w:tcPr>
+              <w:p>
+                <w:pPr>
+                  <w:pStyle w:val="BCLabel"/>
+                  <w:spacing w:line="276" w:lineRule="auto"/>
+                </w:pPr>
+                <w:r>
+                  <w:t>CustomerAddress1</w:t>
+                </w:r>
+              </w:p>
+            </w:tc>
+          </w:sdtContent>
+        </w:sdt>
+        <w:tc>
+          <w:tcPr>
+            <w:tcW w:w="1826" w:type="pct"/>
+          </w:tcPr>
+          <w:p>
+            <w:pPr>
+              <w:pStyle w:val="BCLabel"/>
+              <w:spacing w:line="276" w:lineRule="auto"/>
+            </w:pPr>
+          </w:p>
+        </w:tc>
+        <w:sdt>
+          <w:sdtPr>
+            <w:alias w:val="CompanyAddress1"/>
+            <w:tag w:val="#BC:InsertDataItem,DataItems/Header/CompanyAddress1"/>
+            <w:id w:val="-824585528"/>
+            <w:dataBinding w:prefixMappings="xmlns:ns0='urn:microsoft-dynamics-nav/reports/Standard_Sales_Invoice/1306/'" w:xpath="/ns0:NavWordReportXmlPart[1]/ns0:Header[1]/ns0:CompanyAddress1[1]" w:storeItemID="{00000000-0000-0000-0000-000000000000}"/>
+            <w15:color w:val="808080"/>
+            <w:text/>
+          </w:sdtPr>
+          <w:sdtEndPr/>
+          <w:sdtContent>
+            <w:tc>
+              <w:tcPr>
+                <w:tcW w:w="1970" w:type="pct"/>
+                <w:hideMark/>
+              </w:tcPr>
+              <w:p>
+                <w:pPr>
+                  <w:pStyle w:val="BCLabelNumber"/>
+                  <w:spacing w:line="276" w:lineRule="auto"/>
+                  <w:jc w:val="right"/>
+                </w:pPr>
+                <w:r>
+                  <w:t>CompanyAddress1</w:t>
+                </w:r>
+              </w:p>
+            </w:tc>
+          </w:sdtContent>
+        </w:sdt>
+      </w:tr>
+      <w:tr>
+        <w:trPr>
+          <w:cantSplit/>
+          <w:trHeight w:val="274"/>
+        </w:trPr>
+        <w:sdt>
+          <w:sdtPr>
+            <w:alias w:val="CustomerAddress2"/>
+            <w:tag w:val="#BC:InsertDataItem,DataItems/Header/CustomerAddress2"/>
+            <w:id w:val="-126319625"/>
+            <w:dataBinding w:prefixMappings="xmlns:ns0='urn:microsoft-dynamics-nav/reports/Standard_Sales_Invoice/1306/'" w:xpath="/ns0:NavWordReportXmlPart[1]/ns0:Header[1]/ns0:CustomerAddress2[1]" w:storeItemID="{00000000-0000-0000-0000-000000000000}"/>
+            <w15:color w:val="808080"/>
+            <w:text/>
+          </w:sdtPr>
+          <w:sdtEndPr/>
+          <w:sdtContent>
+            <w:tc>
+              <w:tcPr>
+                <w:tcW w:w="1204" w:type="pct"/>
+                <w:hideMark/>
+              </w:tcPr>
+              <w:p>
+                <w:pPr>
+                  <w:pStyle w:val="NoSpacing"/>
+                </w:pPr>
+                <w:r>
+                  <w:t>CustomerAddress2</w:t>
+                </w:r>
+              </w:p>
+            </w:tc>
+          </w:sdtContent>
+        </w:sdt>
+        <w:tc>
+          <w:tcPr>
+            <w:tcW w:w="1826" w:type="pct"/>
+          </w:tcPr>
+          <w:p>
+            <w:pPr>
+              <w:pStyle w:val="NoSpacing"/>
+            </w:pPr>
+          </w:p>
+        </w:tc>
+        <w:sdt>
+          <w:sdtPr>
+            <w:alias w:val="CompanyAddress2"/>
+            <w:tag w:val="#BC:InsertDataItem,DataItems/Header/CompanyAddress2"/>
+            <w:id w:val="-1956237181"/>
+            <w:dataBinding w:prefixMappings="xmlns:ns0='urn:microsoft-dynamics-nav/reports/Standard_Sales_Invoice/1306/'" w:xpath="/ns0:NavWordReportXmlPart[1]/ns0:Header[1]/ns0:CompanyAddress2[1]" w:storeItemID="{00000000-0000-0000-0000-000000000000}"/>
+            <w15:color w:val="808080"/>
+            <w:text/>
+          </w:sdtPr>
+          <w:sdtEndPr/>
+          <w:sdtContent>
+            <w:tc>
+              <w:tcPr>
+                <w:tcW w:w="1970" w:type="pct"/>
+              </w:tcPr>
+              <w:p>
+                <w:pPr>
+                  <w:pStyle w:val="BCNumber"/>
+                  <w:jc w:val="right"/>
+                </w:pPr>
+                <w:r>
+                  <w:t>CompanyAddress2</w:t>
+                </w:r>
+              </w:p>
+            </w:tc>
+          </w:sdtContent>
+        </w:sdt>
+      </w:tr>
+      <w:tr>
+        <w:trPr>
+          <w:cantSplit/>
+          <w:trHeight w:val="274"/>
+        </w:trPr>
+        <w:sdt>
+          <w:sdtPr>
+            <w:alias w:val="CustomerAddress3"/>
+            <w:tag w:val="#BC:InsertDataItem,DataItems/Header/CustomerAddress3"/>
+            <w:id w:val="-1306083513"/>
+            <w:dataBinding w:prefixMappings="xmlns:ns0='urn:microsoft-dynamics-nav/reports/Standard_Sales_Invoice/1306/'" w:xpath="/ns0:NavWordReportXmlPart[1]/ns0:Header[1]/ns0:CustomerAddress3[1]" w:storeItemID="{00000000-0000-0000-0000-000000000000}"/>
+            <w15:color w:val="808080"/>
+            <w:text/>
+          </w:sdtPr>
+          <w:sdtEndPr/>
+          <w:sdtContent>
+            <w:tc>
+              <w:tcPr>
+                <w:tcW w:w="1204" w:type="pct"/>
+                <w:hideMark/>
+              </w:tcPr>
+              <w:p>
+                <w:pPr>
+                  <w:pStyle w:val="NoSpacing"/>
+                </w:pPr>
+                <w:r>
+                  <w:t>CustomerAddress3</w:t>
+                </w:r>
+              </w:p>
+            </w:tc>
+          </w:sdtContent>
+        </w:sdt>
+        <w:tc>
+          <w:tcPr>
+            <w:tcW w:w="1826" w:type="pct"/>
+          </w:tcPr>
+          <w:p>
+            <w:pPr>
+              <w:pStyle w:val="NoSpacing"/>
+            </w:pPr>
+          </w:p>
+        </w:tc>
+        <w:sdt>
+          <w:sdtPr>
+            <w:alias w:val="CompanyAddress3"/>
+            <w:tag w:val="#BC:InsertDataItem,DataItems/Header/CompanyAddress3"/>
+            <w:id w:val="-1596861910"/>
+            <w:dataBinding w:prefixMappings="xmlns:ns0='urn:microsoft-dynamics-nav/reports/Standard_Sales_Invoice/1306/'" w:xpath="/ns0:NavWordReportXmlPart[1]/ns0:Header[1]/ns0:CompanyAddress3[1]" w:storeItemID="{00000000-0000-0000-0000-000000000000}"/>
+            <w15:color w:val="808080"/>
+            <w:text/>
+          </w:sdtPr>
+          <w:sdtEndPr/>
+          <w:sdtContent>
+            <w:tc>
+              <w:tcPr>
+                <w:tcW w:w="1970" w:type="pct"/>
+              </w:tcPr>
+              <w:p>
+                <w:pPr>
+                  <w:pStyle w:val="BCNumber"/>
+                  <w:jc w:val="right"/>
+                </w:pPr>
+                <w:r>
+                  <w:t>CompanyAddress3</w:t>
+                </w:r>
+              </w:p>
+            </w:tc>
+          </w:sdtContent>
+        </w:sdt>
+      </w:tr>
+      <w:tr>
+        <w:trPr>
+          <w:cantSplit/>
+          <w:trHeight w:val="274"/>
+        </w:trPr>
+        <w:sdt>
+          <w:sdtPr>
+            <w:alias w:val="CustomerAddress4"/>
+            <w:tag w:val="#BC:InsertDataItem,DataItems/Header/CustomerAddress4"/>
+            <w:id w:val="-620073109"/>
+            <w:dataBinding w:prefixMappings="xmlns:ns0='urn:microsoft-dynamics-nav/reports/Standard_Sales_Invoice/1306/'" w:xpath="/ns0:NavWordReportXmlPart[1]/ns0:Header[1]/ns0:CustomerAddress4[1]" w:storeItemID="{00000000-0000-0000-0000-000000000000}"/>
+            <w15:color w:val="808080"/>
+            <w:text/>
+          </w:sdtPr>
+          <w:sdtEndPr/>
+          <w:sdtContent>
+            <w:tc>
+              <w:tcPr>
+                <w:tcW w:w="1204" w:type="pct"/>
+                <w:hideMark/>
+              </w:tcPr>
+              <w:p>
+                <w:pPr>
+                  <w:pStyle w:val="NoSpacing"/>
+                </w:pPr>
+                <w:r>
+                  <w:t>CustomerAddress4</w:t>
+                </w:r>
+              </w:p>
+            </w:tc>
+          </w:sdtContent>
+        </w:sdt>
+        <w:tc>
+          <w:tcPr>
+            <w:tcW w:w="1826" w:type="pct"/>
+          </w:tcPr>
+          <w:p>
+            <w:pPr>
+              <w:pStyle w:val="NoSpacing"/>
+            </w:pPr>
+          </w:p>
+        </w:tc>
+        <w:sdt>
+          <w:sdtPr>
+            <w:alias w:val="CompanyAddress4"/>
+            <w:tag w:val="#BC:InsertDataItem,DataItems/Header/CompanyAddress4"/>
+            <w:id w:val="1616872066"/>
+            <w:dataBinding w:prefixMappings="xmlns:ns0='urn:microsoft-dynamics-nav/reports/Standard_Sales_Invoice/1306/'" w:xpath="/ns0:NavWordReportXmlPart[1]/ns0:Header[1]/ns0:CompanyAddress4[1]" w:storeItemID="{00000000-0000-0000-0000-000000000000}"/>
+            <w15:color w:val="808080"/>
+            <w:text/>
+          </w:sdtPr>
+          <w:sdtEndPr/>
+          <w:sdtContent>
+            <w:tc>
+              <w:tcPr>
+                <w:tcW w:w="1970" w:type="pct"/>
+              </w:tcPr>
+              <w:p>
+                <w:pPr>
+                  <w:pStyle w:val="BCNumber"/>
+                  <w:jc w:val="right"/>
+                </w:pPr>
+                <w:r>
+                  <w:t>CompanyAddress4</w:t>
+                </w:r>
+              </w:p>
+            </w:tc>
+          </w:sdtContent>
+        </w:sdt>
+      </w:tr>
+      <w:tr>
+        <w:trPr>
+          <w:cantSplit/>
+          <w:trHeight w:val="274"/>
+        </w:trPr>
+        <w:sdt>
+          <w:sdtPr>
+            <w:alias w:val="CustomerAddress5"/>
+            <w:tag w:val="#BC:InsertDataItem,DataItems/Header/CustomerAddress5"/>
+            <w:id w:val="-356592489"/>
+            <w:dataBinding w:prefixMappings="xmlns:ns0='urn:microsoft-dynamics-nav/reports/Standard_Sales_Invoice/1306/'" w:xpath="/ns0:NavWordReportXmlPart[1]/ns0:Header[1]/ns0:CustomerAddress5[1]" w:storeItemID="{00000000-0000-0000-0000-000000000000}"/>
+            <w15:color w:val="808080"/>
+            <w:text/>
+          </w:sdtPr>
+          <w:sdtEndPr/>
+          <w:sdtContent>
+            <w:tc>
+              <w:tcPr>
+                <w:tcW w:w="1204" w:type="pct"/>
+                <w:hideMark/>
+              </w:tcPr>
+              <w:p>
+                <w:pPr>
+                  <w:pStyle w:val="NoSpacing"/>
+                </w:pPr>
+                <w:r>
+                  <w:t>CustomerAddress5</w:t>
+                </w:r>
+              </w:p>
+            </w:tc>
+          </w:sdtContent>
+        </w:sdt>
+        <w:tc>
+          <w:tcPr>
+            <w:tcW w:w="1826" w:type="pct"/>
+          </w:tcPr>
+          <w:p>
+            <w:pPr>
+              <w:pStyle w:val="NoSpacing"/>
+            </w:pPr>
+          </w:p>
+        </w:tc>
+        <w:sdt>
+          <w:sdtPr>
+            <w:alias w:val="CompanyAddress5"/>
+            <w:tag w:val="#BC:InsertDataItem,DataItems/Header/CompanyAddress5"/>
+            <w:id w:val="-625539781"/>
+            <w:dataBinding w:prefixMappings="xmlns:ns0='urn:microsoft-dynamics-nav/reports/Standard_Sales_Invoice/1306/'" w:xpath="/ns0:NavWordReportXmlPart[1]/ns0:Header[1]/ns0:CompanyAddress5[1]" w:storeItemID="{00000000-0000-0000-0000-000000000000}"/>
+            <w15:color w:val="808080"/>
+            <w:text/>
+          </w:sdtPr>
+          <w:sdtEndPr/>
+          <w:sdtContent>
+            <w:tc>
+              <w:tcPr>
+                <w:tcW w:w="1970" w:type="pct"/>
+              </w:tcPr>
+              <w:p>
+                <w:pPr>
+                  <w:pStyle w:val="BCNumber"/>
+                  <w:jc w:val="right"/>
+                </w:pPr>
+                <w:r>
+                  <w:t>CompanyAddress5</w:t>
+                </w:r>
+              </w:p>
+            </w:tc>
+          </w:sdtContent>
+        </w:sdt>
+      </w:tr>
+      <w:tr>
+        <w:trPr>
+          <w:cantSplit/>
+          <w:trHeight w:val="274"/>
+        </w:trPr>
+        <w:tc>
+          <w:tcPr>
+            <w:tcW w:w="1204" w:type="pct"/>
+            <w:hideMark/>
+          </w:tcPr>
+          <w:p>
+            <w:pPr>
+              <w:pStyle w:val="NoSpacing"/>
+            </w:pPr>
+            <w:sdt>
+              <w:sdtPr>
+                <w:alias w:val="CustomerAddress6"/>
+                <w:tag w:val="#BC:InsertDataItem,DataItems/Header/CustomerAddress6"/>
+                <w:id w:val="-2000036813"/>
+                <w:dataBinding w:prefixMappings="xmlns:ns0='urn:microsoft-dynamics-nav/reports/Standard_Sales_Invoice/1306/'" w:xpath="/ns0:NavWordReportXmlPart[1]/ns0:Header[1]/ns0:CustomerAddress6[1]" w:storeItemID="{00000000-0000-0000-0000-000000000000}"/>
+                <w15:color w:val="808080"/>
+                <w:text/>
+              </w:sdtPr>
+              <w:sdtEndPr/>
+              <w:sdtContent>
+                <w:r>
+                  <w:t>CustomerAddress6</w:t>
+                </w:r>
+              </w:sdtContent>
+            </w:sdt>
+          </w:p>
+        </w:tc>
+        <w:tc>
+          <w:tcPr>
+            <w:tcW w:w="1826" w:type="pct"/>
+          </w:tcPr>
+          <w:p>
+            <w:pPr>
+              <w:pStyle w:val="NoSpacing"/>
+            </w:pPr>
+          </w:p>
+        </w:tc>
+        <w:sdt>
+          <w:sdtPr>
+            <w:alias w:val="CompanyAddress6"/>
+            <w:tag w:val="#BC:InsertDataItem,DataItems/Header/CompanyAddress6"/>
+            <w:id w:val="-950550724"/>
+            <w:dataBinding w:prefixMappings="xmlns:ns0='urn:microsoft-dynamics-nav/reports/Standard_Sales_Invoice/1306/'" w:xpath="/ns0:NavWordReportXmlPart[1]/ns0:Header[1]/ns0:CompanyAddress6[1]" w:storeItemID="{00000000-0000-0000-0000-000000000000}"/>
+            <w15:color w:val="808080"/>
+            <w:text/>
+          </w:sdtPr>
+          <w:sdtEndPr/>
+          <w:sdtContent>
+            <w:tc>
+              <w:tcPr>
+                <w:tcW w:w="1970" w:type="pct"/>
+              </w:tcPr>
+              <w:p>
+                <w:pPr>
+                  <w:pStyle w:val="BCNumber"/>
+                  <w:jc w:val="right"/>
+                </w:pPr>
+                <w:r>
+                  <w:t>CompanyAddress6</w:t>
+                </w:r>
+              </w:p>
+            </w:tc>
+          </w:sdtContent>
+        </w:sdt>
+      </w:tr>
+      <w:tr>
+        <w:trPr>
+          <w:cantSplit/>
+          <w:trHeight w:val="274"/>
+        </w:trPr>
+        <w:sdt>
+          <w:sdtPr>
+            <w:alias w:val="CustomerAddress7"/>
+            <w:tag w:val="#BC:InsertDataItem,DataItems/Header/CustomerAddress7"/>
+            <w:id w:val="-1456395504"/>
+            <w:dataBinding w:prefixMappings="xmlns:ns0='urn:microsoft-dynamics-nav/reports/Standard_Sales_Invoice/1306/'" w:xpath="/ns0:NavWordReportXmlPart[1]/ns0:Header[1]/ns0:CustomerAddress7[1]" w:storeItemID="{00000000-0000-0000-0000-000000000000}"/>
+            <w15:color w:val="808080"/>
+            <w:text/>
+          </w:sdtPr>
+          <w:sdtEndPr/>
+          <w:sdtContent>
+            <w:tc>
+              <w:tcPr>
+                <w:tcW w:w="1204" w:type="pct"/>
+              </w:tcPr>
+              <w:p>
+                <w:pPr>
+                  <w:pStyle w:val="NoSpacing"/>
+                </w:pPr>
+                <w:r>
+                  <w:t>CustomerAddress7</w:t>
+                </w:r>
+              </w:p>
+            </w:tc>
+          </w:sdtContent>
+        </w:sdt>
+        <w:tc>
+          <w:tcPr>
+            <w:tcW w:w="1826" w:type="pct"/>
+          </w:tcPr>
+          <w:p>
+            <w:pPr>
+              <w:pStyle w:val="NoSpacing"/>
+            </w:pPr>
+          </w:p>
+        </w:tc>
+        <w:sdt>
+          <w:sdtPr>
+            <w:alias w:val="CompanyLegalOffice_Lbl"/>
+            <w:tag w:val="#BC:InsertDataItem,DataItems/Header/CompanyLegalOffice_Lbl"/>
+            <w:id w:val="-1388795315"/>
+            <w:dataBinding w:prefixMappings="xmlns:ns0='urn:microsoft-dynamics-nav/reports/Standard_Sales_Invoice/1306/'" w:xpath="/ns0:NavWordReportXmlPart[1]/ns0:Header[1]/ns0:CompanyLegalOffice_Lbl[1]" w:storeItemID="{00000000-0000-0000-0000-000000000000}"/>
+            <w15:color w:val="808080"/>
+            <w:text/>
+          </w:sdtPr>
+          <w:sdtEndPr/>
+          <w:sdtContent>
+            <w:tc>
+              <w:tcPr>
+                <w:tcW w:w="1970" w:type="pct"/>
+              </w:tcPr>
+              <w:p>
+                <w:pPr>
+                  <w:pStyle w:val="BCNumber"/>
+                  <w:jc w:val="right"/>
+                </w:pPr>
+                <w:proofErr w:type="spellStart"/>
+                <w:r>
+                  <w:t>CompanyLegalOffice_Lbl</w:t>
+                </w:r>
+                <w:proofErr w:type="spellEnd"/>
+              </w:p>
+            </w:tc>
+          </w:sdtContent>
+        </w:sdt>
+      </w:tr>
+      <w:tr>
+        <w:trPr>
+          <w:cantSplit/>
+          <w:trHeight w:val="274"/>
+        </w:trPr>
+        <w:sdt>
+          <w:sdtPr>
+            <w:alias w:val="CustomerAddress8"/>
+            <w:tag w:val="#BC:InsertDataItem,DataItems/Header/CustomerAddress8"/>
+            <w:id w:val="-718439385"/>
+            <w:dataBinding w:prefixMappings="xmlns:ns0='urn:microsoft-dynamics-nav/reports/Standard_Sales_Invoice/1306/'" w:xpath="/ns0:NavWordReportXmlPart[1]/ns0:Header[1]/ns0:CustomerAddress8[1]" w:storeItemID="{00000000-0000-0000-0000-000000000000}"/>
+            <w15:color w:val="808080"/>
+            <w:text/>
+          </w:sdtPr>
+          <w:sdtEndPr/>
+          <w:sdtContent>
+            <w:tc>
+              <w:tcPr>
+                <w:tcW w:w="1204" w:type="pct"/>
+              </w:tcPr>
+              <w:p>
+                <w:pPr>
+                  <w:pStyle w:val="NoSpacing"/>
+                </w:pPr>
+                <w:r>
+                  <w:t>CustomerAddress8</w:t>
+                </w:r>
+              </w:p>
+            </w:tc>
+          </w:sdtContent>
+        </w:sdt>
+        <w:tc>
+          <w:tcPr>
+            <w:tcW w:w="1826" w:type="pct"/>
+          </w:tcPr>
+          <w:p>
+            <w:pPr>
+              <w:pStyle w:val="NoSpacing"/>
+            </w:pPr>
+          </w:p>
+        </w:tc>
+        <w:sdt>
+          <w:sdtPr>
+            <w:alias w:val="CompanyLegalOffice"/>
+            <w:tag w:val="#BC:InsertDataItem,DataItems/Header/CompanyLegalOffice"/>
+            <w:id w:val="-468984459"/>
+            <w:dataBinding w:prefixMappings="xmlns:ns0='urn:microsoft-dynamics-nav/reports/Standard_Sales_Invoice/1306/'" w:xpath="/ns0:NavWordReportXmlPart[1]/ns0:Header[1]/ns0:CompanyLegalOffice[1]" w:storeItemID="{00000000-0000-0000-0000-000000000000}"/>
+            <w15:color w:val="808080"/>
+            <w:text/>
+          </w:sdtPr>
+          <w:sdtEndPr/>
+          <w:sdtContent>
+            <w:tc>
+              <w:tcPr>
+                <w:tcW w:w="1970" w:type="pct"/>
+              </w:tcPr>
+              <w:p>
+                <w:pPr>
+                  <w:pStyle w:val="BCNumber"/>
+                  <w:jc w:val="right"/>
+                </w:pPr>
+                <w:proofErr w:type="spellStart"/>
+                <w:r>
+                  <w:t>CompanyLegalOffice</w:t>
+                </w:r>
+                <w:proofErr w:type="spellEnd"/>
+              </w:p>
+            </w:tc>
+          </w:sdtContent>
+        </w:sdt>
+      </w:tr>
+    </w:tbl>
     <w:p>
-      <w:bookmarkStart w:name="_GoBack" w:id="0"/>
-      <w:bookmarkEnd w:id="0"/>
+      <w:pPr>
+        <w:spacing w:after="0" w:line="240" w:lineRule="auto"/>
+        <w:rPr>
+          <w:lang w:val="da-DK"/>
+        </w:rPr>
+      </w:pPr>
+    </w:p>
+    <w:tbl>
+      <w:tblPr>
+        <w:tblStyle w:val="BCBlockTable"/>
+        <w:tblW w:w="5000" w:type="pct"/>
+        <w:tblLook w:val="0620" w:firstRow="1" w:lastRow="0" w:firstColumn="0" w:lastColumn="0" w:noHBand="1" w:noVBand="1"/>
+        <w:tblCaption w:val="Document Information Block"/>
+        <w:tblDescription w:val="Layout table. Used for positioning, not for tabular data."/>
+      </w:tblPr>
+      <w:tblGrid>
+        <w:gridCol w:w="3921"/>
+        <w:gridCol w:w="3922"/>
+        <w:gridCol w:w="3922"/>
+        <w:gridCol w:w="3922"/>
+      </w:tblGrid>
+      <w:tr>
+        <w:trPr>
+          <w:cnfStyle w:val="100000000000" w:firstRow="1" w:lastRow="0" w:firstColumn="0" w:lastColumn="0" w:oddVBand="0" w:evenVBand="0" w:oddHBand="0" w:evenHBand="0" w:firstRowFirstColumn="0" w:firstRowLastColumn="0" w:lastRowFirstColumn="0" w:lastRowLastColumn="0"/>
+          <w:cantSplit/>
+          <w:trHeight w:val="254"/>
+        </w:trPr>
+        <w:sdt>
+          <w:sdtPr>
+            <w:alias w:val="DocumentNo_Lbl"/>
+            <w:tag w:val="#BC:InsertDataItem,DataItems/Header/DocumentNo_Lbl"/>
+            <w:id w:val="2036929821"/>
+            <w:placeholder>
+              <w:docPart w:val="DefaultPlaceholder_-1854013440"/>
+            </w:placeholder>
+            <w15:color w:val="808080"/>
+            <w:text/>
+            <w:dataBinding w:prefixMappings="xmlns:ns0='urn:microsoft-dynamics-nav/reports/Standard_Sales_Invoice/1306/'" w:xpath="/ns0:NavWordReportXmlPart[1]/ns0:Header[1]/ns0:DocumentNo_Lbl[1]"/>
+          </w:sdtPr>
+          <w:sdtEndPr/>
+          <w:sdtContent>
+            <w:tc>
+              <w:tcPr>
+                <w:tcW w:w="1250" w:type="pct"/>
+              </w:tcPr>
+              <w:p>
+                <w:pPr>
+                  <w:pStyle w:val="BCLabel"/>
+                  <w:spacing w:line="276" w:lineRule="auto"/>
+                </w:pPr>
+                <w:proofErr w:type="spellStart"/>
+                <w:proofErr w:type="gramStart"/>
+                <w:r>
+                  <w:t>DocumentNo</w:t>
+                </w:r>
+                <w:proofErr w:type="gramEnd"/>
+                <w:r>
+                  <w:t>_Lbl</w:t>
+                </w:r>
+                <w:proofErr w:type="spellEnd"/>
+              </w:p>
+            </w:tc>
+          </w:sdtContent>
+        </w:sdt>
+        <w:sdt>
+          <w:sdtPr>
+            <w:alias w:val="YourReference_Lbl"/>
+            <w:tag w:val="#BC:InsertDataItem,DataItems/Header/YourReference_Lbl"/>
+            <w:id w:val="160055530"/>
+            <w:dataBinding w:prefixMappings="xmlns:ns0='urn:microsoft-dynamics-nav/reports/Standard_Sales_Invoice/1306/'" w:xpath="/ns0:NavWordReportXmlPart[1]/ns0:Header[1]/ns0:YourReference_Lbl[1]" w:storeItemID="{00000000-0000-0000-0000-000000000000}"/>
+            <w15:color w:val="808080"/>
+            <w:text/>
+          </w:sdtPr>
+          <w:sdtEndPr/>
+          <w:sdtContent>
+            <w:tc>
+              <w:tcPr>
+                <w:tcW w:w="1250" w:type="pct"/>
+              </w:tcPr>
+              <w:p>
+                <w:pPr>
+                  <w:pStyle w:val="BCLabel"/>
+                  <w:spacing w:line="276" w:lineRule="auto"/>
+                </w:pPr>
+                <w:proofErr w:type="spellStart"/>
+                <w:r>
+                  <w:t>YourReference_Lbl</w:t>
+                </w:r>
+                <w:proofErr w:type="spellEnd"/>
+              </w:p>
+            </w:tc>
+          </w:sdtContent>
+        </w:sdt>
+        <w:sdt>
+          <w:sdtPr>
+            <w:alias w:val="SalesPersonBlank_Lbl"/>
+            <w:tag w:val="#BC:InsertDataItem,DataItems/Header/SalesPersonBlank_Lbl"/>
+            <w:id w:val="565076206"/>
+            <w:dataBinding w:prefixMappings="xmlns:ns0='urn:microsoft-dynamics-nav/reports/Standard_Sales_Invoice/1306/'" w:xpath="/ns0:NavWordReportXmlPart[1]/ns0:Header[1]/ns0:SalesPersonBlank_Lbl[1]" w:storeItemID="{00000000-0000-0000-0000-000000000000}"/>
+            <w15:color w:val="808080"/>
+            <w:text/>
+          </w:sdtPr>
+          <w:sdtEndPr/>
+          <w:sdtContent>
+            <w:tc>
+              <w:tcPr>
+                <w:tcW w:w="1250" w:type="pct"/>
+              </w:tcPr>
+              <w:p>
+                <w:pPr>
+                  <w:pStyle w:val="BCLabel"/>
+                  <w:spacing w:line="276" w:lineRule="auto"/>
+                </w:pPr>
+                <w:proofErr w:type="spellStart"/>
+                <w:r>
+                  <w:t>SalesPersonBlank_Lbl</w:t>
+                </w:r>
+                <w:proofErr w:type="spellEnd"/>
+              </w:p>
+            </w:tc>
+          </w:sdtContent>
+        </w:sdt>
+        <w:sdt>
+          <w:sdtPr>
+            <w:alias w:val="DueDate_Lbl"/>
+            <w:tag w:val="#BC:InsertDataItem,DataItems/Header/DueDate_Lbl"/>
+            <w:id w:val="755092455"/>
+            <w:dataBinding w:prefixMappings="xmlns:ns0='urn:microsoft-dynamics-nav/reports/Standard_Sales_Invoice/1306/'" w:xpath="/ns0:NavWordReportXmlPart[1]/ns0:Header[1]/ns0:DueDate_Lbl[1]" w:storeItemID="{00000000-0000-0000-0000-000000000000}"/>
+            <w15:color w:val="808080"/>
+            <w:text/>
+          </w:sdtPr>
+          <w:sdtEndPr/>
+          <w:sdtContent>
+            <w:tc>
+              <w:tcPr>
+                <w:tcW w:w="1250" w:type="pct"/>
+              </w:tcPr>
+              <w:p>
+                <w:pPr>
+                  <w:pStyle w:val="BCLabel"/>
+                  <w:spacing w:line="276" w:lineRule="auto"/>
+                </w:pPr>
+                <w:proofErr w:type="spellStart"/>
+                <w:r>
+                  <w:t>DueDate_Lbl</w:t>
+                </w:r>
+                <w:proofErr w:type="spellEnd"/>
+              </w:p>
+            </w:tc>
+          </w:sdtContent>
+        </w:sdt>
+      </w:tr>
+      <w:tr>
+        <w:trPr>
+          <w:cantSplit/>
+          <w:trHeight w:val="242"/>
+        </w:trPr>
+        <w:sdt>
+          <w:sdtPr>
+            <w:alias w:val="DocumentNo"/>
+            <w:tag w:val="#BC:InsertDataItem,DataItems/Header/DocumentNo"/>
+            <w:id w:val="-23782380"/>
+            <w:placeholder>
+              <w:docPart w:val="DefaultPlaceholder_-1854013440"/>
+            </w:placeholder>
+            <w15:color w:val="808080"/>
+            <w:text/>
+            <w:dataBinding w:prefixMappings="xmlns:ns0='urn:microsoft-dynamics-nav/reports/Standard_Sales_Invoice/1306/'" w:xpath="/ns0:NavWordReportXmlPart[1]/ns0:Header[1]/ns0:DocumentNo[1]"/>
+          </w:sdtPr>
+          <w:sdtEndPr/>
+          <w:sdtContent>
+            <w:tc>
+              <w:tcPr>
+                <w:tcW w:w="1250" w:type="pct"/>
+              </w:tcPr>
+              <w:p>
+                <w:pPr>
+                  <w:pStyle w:val="NoSpacing"/>
+                </w:pPr>
+                <w:proofErr w:type="spellStart"/>
+                <w:r>
+                  <w:t>DocumentNo</w:t>
+                </w:r>
+                <w:proofErr w:type="spellEnd"/>
+              </w:p>
+            </w:tc>
+          </w:sdtContent>
+        </w:sdt>
+        <w:sdt>
+          <w:sdtPr>
+            <w:alias w:val="YourReference"/>
+            <w:tag w:val="#BC:InsertDataItem,DataItems/Header/YourReference"/>
+            <w:id w:val="510343951"/>
+            <w:dataBinding w:prefixMappings="xmlns:ns0='urn:microsoft-dynamics-nav/reports/Standard_Sales_Invoice/1306/'" w:xpath="/ns0:NavWordReportXmlPart[1]/ns0:Header[1]/ns0:YourReference[1]" w:storeItemID="{00000000-0000-0000-0000-000000000000}"/>
+            <w15:color w:val="808080"/>
+            <w:text/>
+          </w:sdtPr>
+          <w:sdtEndPr/>
+          <w:sdtContent>
+            <w:tc>
+              <w:tcPr>
+                <w:tcW w:w="1250" w:type="pct"/>
+              </w:tcPr>
+              <w:p>
+                <w:pPr>
+                  <w:pStyle w:val="NoSpacing"/>
+                </w:pPr>
+                <w:proofErr w:type="spellStart"/>
+                <w:r>
+                  <w:t>YourReference</w:t>
+                </w:r>
+                <w:proofErr w:type="spellEnd"/>
+              </w:p>
+            </w:tc>
+          </w:sdtContent>
+        </w:sdt>
+        <w:sdt>
+          <w:sdtPr>
+            <w:alias w:val="SalesPersonName"/>
+            <w:tag w:val="#BC:InsertDataItem,DataItems/Header/SalesPersonName"/>
+            <w:id w:val="598228091"/>
+            <w:dataBinding w:prefixMappings="xmlns:ns0='urn:microsoft-dynamics-nav/reports/Standard_Sales_Invoice/1306/'" w:xpath="/ns0:NavWordReportXmlPart[1]/ns0:Header[1]/ns0:SalesPersonName[1]" w:storeItemID="{00000000-0000-0000-0000-000000000000}"/>
+            <w15:color w:val="808080"/>
+            <w:text/>
+          </w:sdtPr>
+          <w:sdtEndPr/>
+          <w:sdtContent>
+            <w:tc>
+              <w:tcPr>
+                <w:tcW w:w="1250" w:type="pct"/>
+              </w:tcPr>
+              <w:p>
+                <w:pPr>
+                  <w:pStyle w:val="NoSpacing"/>
+                </w:pPr>
+                <w:proofErr w:type="spellStart"/>
+                <w:r>
+                  <w:t>SalesPersonName</w:t>
+                </w:r>
+                <w:proofErr w:type="spellEnd"/>
+              </w:p>
+            </w:tc>
+          </w:sdtContent>
+        </w:sdt>
+        <w:sdt>
+          <w:sdtPr>
+            <w:alias w:val="DueDate"/>
+            <w:tag w:val="#BC:InsertDataItem,DataItems/Header/DueDate"/>
+            <w:id w:val="1511642603"/>
+            <w:dataBinding w:prefixMappings="xmlns:ns0='urn:microsoft-dynamics-nav/reports/Standard_Sales_Invoice/1306/'" w:xpath="/ns0:NavWordReportXmlPart[1]/ns0:Header[1]/ns0:DueDate[1]" w:storeItemID="{00000000-0000-0000-0000-000000000000}"/>
+            <w15:color w:val="808080"/>
+            <w:text/>
+          </w:sdtPr>
+          <w:sdtEndPr/>
+          <w:sdtContent>
+            <w:tc>
+              <w:tcPr>
+                <w:tcW w:w="1250" w:type="pct"/>
+              </w:tcPr>
+              <w:p>
+                <w:pPr>
+                  <w:pStyle w:val="NoSpacing"/>
+                </w:pPr>
+                <w:proofErr w:type="spellStart"/>
+                <w:r>
+                  <w:t>DueDate</w:t>
+                </w:r>
+                <w:proofErr w:type="spellEnd"/>
+              </w:p>
+            </w:tc>
+          </w:sdtContent>
+        </w:sdt>
+      </w:tr>
+      <w:tr>
+        <w:trPr>
+          <w:cantSplit/>
+          <w:trHeight w:val="242"/>
+        </w:trPr>
+        <w:tc>
+          <w:tcPr>
+            <w:tcW w:w="1250" w:type="pct"/>
+          </w:tcPr>
+          <w:p>
+            <w:pPr>
+              <w:pStyle w:val="NoSpacing"/>
+            </w:pPr>
+          </w:p>
+        </w:tc>
+        <w:tc>
+          <w:tcPr>
+            <w:tcW w:w="1250" w:type="pct"/>
+          </w:tcPr>
+          <w:p>
+            <w:pPr>
+              <w:pStyle w:val="NoSpacing"/>
+            </w:pPr>
+          </w:p>
+        </w:tc>
+        <w:tc>
+          <w:tcPr>
+            <w:tcW w:w="1250" w:type="pct"/>
+          </w:tcPr>
+          <w:p>
+            <w:pPr>
+              <w:pStyle w:val="NoSpacing"/>
+            </w:pPr>
+          </w:p>
+        </w:tc>
+        <w:tc>
+          <w:tcPr>
+            <w:tcW w:w="1250" w:type="pct"/>
+          </w:tcPr>
+          <w:p>
+            <w:pPr>
+              <w:pStyle w:val="NoSpacing"/>
+            </w:pPr>
+          </w:p>
+        </w:tc>
+      </w:tr>
+      <w:tr>
+        <w:trPr>
+          <w:cantSplit/>
+          <w:trHeight w:val="242"/>
+        </w:trPr>
+        <w:sdt>
+          <w:sdtPr>
+            <w:alias w:val="PaymentTermsDescription_Lbl"/>
+            <w:tag w:val="#BC:InsertDataItem,DataItems/Header/PaymentTermsDescription_Lbl"/>
+            <w:id w:val="-165563059"/>
+            <w:dataBinding w:prefixMappings="xmlns:ns0='urn:microsoft-dynamics-nav/reports/Standard_Sales_Invoice/1306/'" w:xpath="/ns0:NavWordReportXmlPart[1]/ns0:Header[1]/ns0:PaymentTermsDescription_Lbl[1]" w:storeItemID="{00000000-0000-0000-0000-000000000000}"/>
+            <w15:color w:val="808080"/>
+            <w:text/>
+          </w:sdtPr>
+          <w:sdtEndPr/>
+          <w:sdtContent>
+            <w:tc>
+              <w:tcPr>
+                <w:tcW w:w="1250" w:type="pct"/>
+              </w:tcPr>
+              <w:p>
+                <w:pPr>
+                  <w:pStyle w:val="BCLabel"/>
+                  <w:spacing w:line="276" w:lineRule="auto"/>
+                </w:pPr>
+                <w:proofErr w:type="spellStart"/>
+                <w:r>
+                  <w:t>PaymentTermsDescription_Lbl</w:t>
+                </w:r>
+                <w:proofErr w:type="spellEnd"/>
+              </w:p>
+            </w:tc>
+          </w:sdtContent>
+        </w:sdt>
+        <w:sdt>
+          <w:sdtPr>
+            <w:alias w:val="OrderNo_Lbl"/>
+            <w:tag w:val="#BC:InsertDataItem,DataItems/Header/OrderNo_Lbl"/>
+            <w:id w:val="-162091156"/>
+            <w:dataBinding w:prefixMappings="xmlns:ns0='urn:microsoft-dynamics-nav/reports/Standard_Sales_Invoice/1306/'" w:xpath="/ns0:NavWordReportXmlPart[1]/ns0:Header[1]/ns0:OrderNo_Lbl[1]" w:storeItemID="{00000000-0000-0000-0000-000000000000}"/>
+            <w15:color w:val="808080"/>
+            <w:text/>
+          </w:sdtPr>
+          <w:sdtEndPr/>
+          <w:sdtContent>
+            <w:tc>
+              <w:tcPr>
+                <w:tcW w:w="1250" w:type="pct"/>
+              </w:tcPr>
+              <w:p>
+                <w:pPr>
+                  <w:pStyle w:val="BCLabel"/>
+                  <w:spacing w:line="276" w:lineRule="auto"/>
+                </w:pPr>
+                <w:proofErr w:type="spellStart"/>
+                <w:r>
+                  <w:t>OrderNo_Lbl</w:t>
+                </w:r>
+                <w:proofErr w:type="spellEnd"/>
+              </w:p>
+            </w:tc>
+          </w:sdtContent>
+        </w:sdt>
+        <w:sdt>
+          <w:sdtPr>
+            <w:alias w:val="ShipmentMethodDescription_Lbl"/>
+            <w:tag w:val="#BC:InsertDataItem,DataItems/Header/ShipmentMethodDescription_Lbl"/>
+            <w:id w:val="-2046368493"/>
+            <w:dataBinding w:prefixMappings="xmlns:ns0='urn:microsoft-dynamics-nav/reports/Standard_Sales_Invoice/1306/'" w:xpath="/ns0:NavWordReportXmlPart[1]/ns0:Header[1]/ns0:ShipmentMethodDescription_Lbl[1]" w:storeItemID="{00000000-0000-0000-0000-000000000000}"/>
+            <w15:color w:val="808080"/>
+            <w:text/>
+          </w:sdtPr>
+          <w:sdtEndPr/>
+          <w:sdtContent>
+            <w:tc>
+              <w:tcPr>
+                <w:tcW w:w="1250" w:type="pct"/>
+              </w:tcPr>
+              <w:p>
+                <w:pPr>
+                  <w:pStyle w:val="BCLabel"/>
+                  <w:spacing w:line="276" w:lineRule="auto"/>
+                </w:pPr>
+                <w:proofErr w:type="spellStart"/>
+                <w:r>
+                  <w:t>ShipmentMethodDescription_Lbl</w:t>
+                </w:r>
+                <w:proofErr w:type="spellEnd"/>
+              </w:p>
+            </w:tc>
+          </w:sdtContent>
+        </w:sdt>
+        <w:sdt>
+          <w:sdtPr>
+            <w:alias w:val="PaymentMethodDescription_Lbl"/>
+            <w:tag w:val="#BC:InsertDataItem,DataItems/Header/PaymentMethodDescription_Lbl"/>
+            <w:id w:val="911744564"/>
+            <w:dataBinding w:prefixMappings="xmlns:ns0='urn:microsoft-dynamics-nav/reports/Standard_Sales_Invoice/1306/'" w:xpath="/ns0:NavWordReportXmlPart[1]/ns0:Header[1]/ns0:PaymentMethodDescription_Lbl[1]" w:storeItemID="{00000000-0000-0000-0000-000000000000}"/>
+            <w15:color w:val="808080"/>
+            <w:text/>
+          </w:sdtPr>
+          <w:sdtEndPr/>
+          <w:sdtContent>
+            <w:tc>
+              <w:tcPr>
+                <w:tcW w:w="1250" w:type="pct"/>
+              </w:tcPr>
+              <w:p>
+                <w:pPr>
+                  <w:pStyle w:val="BCLabel"/>
+                  <w:spacing w:line="276" w:lineRule="auto"/>
+                </w:pPr>
+                <w:proofErr w:type="spellStart"/>
+                <w:r>
+                  <w:t>PaymentMethodDescription_Lbl</w:t>
+                </w:r>
+                <w:proofErr w:type="spellEnd"/>
+              </w:p>
+            </w:tc>
+          </w:sdtContent>
+        </w:sdt>
+      </w:tr>
+      <w:tr>
+        <w:trPr>
+          <w:cantSplit/>
+          <w:trHeight w:val="242"/>
+        </w:trPr>
+        <w:sdt>
+          <w:sdtPr>
+            <w:alias w:val="PaymentTermsDescription"/>
+            <w:tag w:val="#BC:InsertDataItem,DataItems/Header/PaymentTermsDescription"/>
+            <w:id w:val="-1513372881"/>
+            <w:dataBinding w:prefixMappings="xmlns:ns0='urn:microsoft-dynamics-nav/reports/Standard_Sales_Invoice/1306/'" w:xpath="/ns0:NavWordReportXmlPart[1]/ns0:Header[1]/ns0:PaymentTermsDescription[1]" w:storeItemID="{00000000-0000-0000-0000-000000000000}"/>
+            <w15:color w:val="808080"/>
+            <w:text/>
+          </w:sdtPr>
+          <w:sdtEndPr/>
+          <w:sdtContent>
+            <w:tc>
+              <w:tcPr>
+                <w:tcW w:w="1250" w:type="pct"/>
+              </w:tcPr>
+              <w:p>
+                <w:pPr>
+                  <w:pStyle w:val="NoSpacing"/>
+                </w:pPr>
+                <w:proofErr w:type="spellStart"/>
+                <w:r>
+                  <w:t>PaymentTermsDescription</w:t>
+                </w:r>
+                <w:proofErr w:type="spellEnd"/>
+              </w:p>
+            </w:tc>
+          </w:sdtContent>
+        </w:sdt>
+        <w:sdt>
+          <w:sdtPr>
+            <w:alias w:val="OrderNo"/>
+            <w:tag w:val="#BC:InsertDataItem,DataItems/Header/OrderNo"/>
+            <w:id w:val="1922913303"/>
+            <w:dataBinding w:prefixMappings="xmlns:ns0='urn:microsoft-dynamics-nav/reports/Standard_Sales_Invoice/1306/'" w:xpath="/ns0:NavWordReportXmlPart[1]/ns0:Header[1]/ns0:OrderNo[1]" w:storeItemID="{00000000-0000-0000-0000-000000000000}"/>
+            <w15:color w:val="808080"/>
+            <w:text/>
+          </w:sdtPr>
+          <w:sdtEndPr/>
+          <w:sdtContent>
+            <w:tc>
+              <w:tcPr>
+                <w:tcW w:w="1250" w:type="pct"/>
+              </w:tcPr>
+              <w:p>
+                <w:pPr>
+                  <w:pStyle w:val="NoSpacing"/>
+                </w:pPr>
+                <w:proofErr w:type="spellStart"/>
+                <w:r>
+                  <w:t>OrderNo</w:t>
+                </w:r>
+                <w:proofErr w:type="spellEnd"/>
+              </w:p>
+            </w:tc>
+          </w:sdtContent>
+        </w:sdt>
+        <w:sdt>
+          <w:sdtPr>
+            <w:alias w:val="ShipmentMethodDescription"/>
+            <w:tag w:val="#BC:InsertDataItem,DataItems/Header/ShipmentMethodDescription"/>
+            <w:id w:val="-870682427"/>
+            <w:dataBinding w:prefixMappings="xmlns:ns0='urn:microsoft-dynamics-nav/reports/Standard_Sales_Invoice/1306/'" w:xpath="/ns0:NavWordReportXmlPart[1]/ns0:Header[1]/ns0:ShipmentMethodDescription[1]" w:storeItemID="{00000000-0000-0000-0000-000000000000}"/>
+            <w15:color w:val="808080"/>
+            <w:text/>
+          </w:sdtPr>
+          <w:sdtEndPr/>
+          <w:sdtContent>
+            <w:tc>
+              <w:tcPr>
+                <w:tcW w:w="1250" w:type="pct"/>
+              </w:tcPr>
+              <w:p>
+                <w:pPr>
+                  <w:pStyle w:val="NoSpacing"/>
+                </w:pPr>
+                <w:proofErr w:type="spellStart"/>
+                <w:r>
+                  <w:t>ShipmentMethodDescription</w:t>
+                </w:r>
+                <w:proofErr w:type="spellEnd"/>
+              </w:p>
+            </w:tc>
+          </w:sdtContent>
+        </w:sdt>
+        <w:sdt>
+          <w:sdtPr>
+            <w:alias w:val="PaymentMethodDescription"/>
+            <w:tag w:val="#BC:InsertDataItem,DataItems/Header/PaymentMethodDescription"/>
+            <w:id w:val="254716010"/>
+            <w:dataBinding w:prefixMappings="xmlns:ns0='urn:microsoft-dynamics-nav/reports/Standard_Sales_Invoice/1306/'" w:xpath="/ns0:NavWordReportXmlPart[1]/ns0:Header[1]/ns0:PaymentMethodDescription[1]" w:storeItemID="{00000000-0000-0000-0000-000000000000}"/>
+            <w15:color w:val="808080"/>
+            <w:text/>
+          </w:sdtPr>
+          <w:sdtEndPr/>
+          <w:sdtContent>
+            <w:tc>
+              <w:tcPr>
+                <w:tcW w:w="1250" w:type="pct"/>
+              </w:tcPr>
+              <w:p>
+                <w:pPr>
+                  <w:pStyle w:val="NoSpacing"/>
+                </w:pPr>
+                <w:proofErr w:type="spellStart"/>
+                <w:r>
+                  <w:t>PaymentMethodDescription</w:t>
+                </w:r>
+                <w:proofErr w:type="spellEnd"/>
+              </w:p>
+            </w:tc>
+          </w:sdtContent>
+        </w:sdt>
+      </w:tr>
+      <w:tr>
+        <w:trPr>
+          <w:cantSplit/>
+          <w:trHeight w:val="242"/>
+        </w:trPr>
+        <w:tc>
+          <w:tcPr>
+            <w:tcW w:w="1250" w:type="pct"/>
+          </w:tcPr>
+          <w:p>
+            <w:pPr>
+              <w:pStyle w:val="NoSpacing"/>
+            </w:pPr>
+          </w:p>
+        </w:tc>
+        <w:tc>
+          <w:tcPr>
+            <w:tcW w:w="1250" w:type="pct"/>
+          </w:tcPr>
+          <w:p>
+            <w:pPr>
+              <w:pStyle w:val="NoSpacing"/>
+            </w:pPr>
+          </w:p>
+        </w:tc>
+        <w:tc>
+          <w:tcPr>
+            <w:tcW w:w="1250" w:type="pct"/>
+          </w:tcPr>
+          <w:p>
+            <w:pPr>
+              <w:pStyle w:val="NoSpacing"/>
+            </w:pPr>
+          </w:p>
+        </w:tc>
+        <w:tc>
+          <w:tcPr>
+            <w:tcW w:w="1250" w:type="pct"/>
+          </w:tcPr>
+          <w:p>
+            <w:pPr>
+              <w:pStyle w:val="NoSpacing"/>
+            </w:pPr>
+          </w:p>
+        </w:tc>
+      </w:tr>
+      <w:tr>
+        <w:trPr>
+          <w:cantSplit/>
+          <w:trHeight w:val="242"/>
+        </w:trPr>
+        <w:sdt>
+          <w:sdtPr>
+            <w:alias w:val="PaymentReference_Lbl"/>
+            <w:tag w:val="#BC:InsertDataItem,DataItems/Header/PaymentReference_Lbl"/>
+            <w:id w:val="-2131537472"/>
+            <w:dataBinding w:prefixMappings="xmlns:ns0='urn:microsoft-dynamics-nav/reports/Standard_Sales_Invoice/1306/'" w:xpath="/ns0:NavWordReportXmlPart[1]/ns0:Header[1]/ns0:PaymentReference_Lbl[1]" w:storeItemID="{00000000-0000-0000-0000-000000000000}"/>
+            <w15:color w:val="808080"/>
+            <w:text/>
+          </w:sdtPr>
+          <w:sdtEndPr/>
+          <w:sdtContent>
+            <w:tc>
+              <w:tcPr>
+                <w:tcW w:w="1250" w:type="pct"/>
+              </w:tcPr>
+              <w:p>
+                <w:pPr>
+                  <w:pStyle w:val="BCLabel"/>
+                  <w:spacing w:line="276" w:lineRule="auto"/>
+                </w:pPr>
+                <w:proofErr w:type="spellStart"/>
+                <w:r>
+                  <w:t>PaymentReference_Lbl</w:t>
+                </w:r>
+                <w:proofErr w:type="spellEnd"/>
+              </w:p>
+            </w:tc>
+          </w:sdtContent>
+        </w:sdt>
+        <w:sdt>
+          <w:sdtPr>
+            <w:alias w:val="ShippingAgentCode_Lbl"/>
+            <w:tag w:val="#BC:InsertDataItem,DataItems/Header/ShippingAgentCode_Lbl"/>
+            <w:id w:val="-1871450891"/>
+            <w:dataBinding w:prefixMappings="xmlns:ns0='urn:microsoft-dynamics-nav/reports/Standard_Sales_Invoice/1306/'" w:xpath="/ns0:NavWordReportXmlPart[1]/ns0:Header[1]/ns0:ShippingAgentCode_Lbl[1]" w:storeItemID="{00000000-0000-0000-0000-000000000000}"/>
+            <w15:color w:val="808080"/>
+            <w:text/>
+          </w:sdtPr>
+          <w:sdtEndPr/>
+          <w:sdtContent>
+            <w:tc>
+              <w:tcPr>
+                <w:tcW w:w="1250" w:type="pct"/>
+              </w:tcPr>
+              <w:p>
+                <w:pPr>
+                  <w:pStyle w:val="BCLabel"/>
+                  <w:spacing w:line="276" w:lineRule="auto"/>
+                </w:pPr>
+                <w:proofErr w:type="spellStart"/>
+                <w:r>
+                  <w:t>ShippingAgentCode_Lbl</w:t>
+                </w:r>
+                <w:proofErr w:type="spellEnd"/>
+              </w:p>
+            </w:tc>
+          </w:sdtContent>
+        </w:sdt>
+        <w:sdt>
+          <w:sdtPr>
+            <w:alias w:val="PackageTrackingNo_Lbl"/>
+            <w:tag w:val="#BC:InsertDataItem,DataItems/Header/PackageTrackingNo_Lbl"/>
+            <w:id w:val="-438067645"/>
+            <w:dataBinding w:prefixMappings="xmlns:ns0='urn:microsoft-dynamics-nav/reports/Standard_Sales_Invoice/1306/'" w:xpath="/ns0:NavWordReportXmlPart[1]/ns0:Header[1]/ns0:PackageTrackingNo_Lbl[1]" w:storeItemID="{00000000-0000-0000-0000-000000000000}"/>
+            <w15:color w:val="808080"/>
+            <w:text/>
+          </w:sdtPr>
+          <w:sdtEndPr/>
+          <w:sdtContent>
+            <w:tc>
+              <w:tcPr>
+                <w:tcW w:w="1250" w:type="pct"/>
+              </w:tcPr>
+              <w:p>
+                <w:pPr>
+                  <w:pStyle w:val="BCLabel"/>
+                  <w:spacing w:line="276" w:lineRule="auto"/>
+                </w:pPr>
+                <w:proofErr w:type="spellStart"/>
+                <w:r>
+                  <w:t>PackageTrackingNo_Lbl</w:t>
+                </w:r>
+                <w:proofErr w:type="spellEnd"/>
+              </w:p>
+            </w:tc>
+          </w:sdtContent>
+        </w:sdt>
+        <w:sdt>
+          <w:sdtPr>
+            <w:alias w:val="JobNo_Lbl"/>
+            <w:tag w:val="#BC:InsertDataItem,DataItems/Header/Line/JobNo_Lbl"/>
+            <w:id w:val="995388117"/>
+            <w:dataBinding w:prefixMappings="xmlns:ns0='urn:microsoft-dynamics-nav/reports/Standard_Sales_Invoice/1306/'" w:xpath="/ns0:NavWordReportXmlPart[1]/ns0:Header[1]/ns0:Line[1]/ns0:JobNo_Lbl[1]" w:storeItemID="{00000000-0000-0000-0000-000000000000}"/>
+            <w15:color w:val="808080"/>
+            <w:text/>
+          </w:sdtPr>
+          <w:sdtEndPr/>
+          <w:sdtContent>
+            <w:tc>
+              <w:tcPr>
+                <w:tcW w:w="1250" w:type="pct"/>
+              </w:tcPr>
+              <w:p>
+                <w:pPr>
+                  <w:pStyle w:val="BCLabel"/>
+                  <w:spacing w:line="276" w:lineRule="auto"/>
+                </w:pPr>
+                <w:proofErr w:type="spellStart"/>
+                <w:r>
+                  <w:t>JobNo_Lbl</w:t>
+                </w:r>
+                <w:proofErr w:type="spellEnd"/>
+              </w:p>
+            </w:tc>
+          </w:sdtContent>
+        </w:sdt>
+      </w:tr>
+      <w:tr>
+        <w:trPr>
+          <w:cantSplit/>
+          <w:trHeight w:val="242"/>
+        </w:trPr>
+        <w:sdt>
+          <w:sdtPr>
+            <w:alias w:val="PaymentReference"/>
+            <w:tag w:val="#BC:InsertDataItem,DataItems/Header/PaymentReference"/>
+            <w:id w:val="-1398279465"/>
+            <w:dataBinding w:prefixMappings="xmlns:ns0='urn:microsoft-dynamics-nav/reports/Standard_Sales_Invoice/1306/'" w:xpath="/ns0:NavWordReportXmlPart[1]/ns0:Header[1]/ns0:PaymentReference[1]" w:storeItemID="{00000000-0000-0000-0000-000000000000}"/>
+            <w15:color w:val="808080"/>
+            <w:text/>
+          </w:sdtPr>
+          <w:sdtEndPr/>
+          <w:sdtContent>
+            <w:tc>
+              <w:tcPr>
+                <w:tcW w:w="1250" w:type="pct"/>
+              </w:tcPr>
+              <w:p>
+                <w:pPr>
+                  <w:pStyle w:val="NoSpacing"/>
+                </w:pPr>
+                <w:proofErr w:type="spellStart"/>
+                <w:r>
+                  <w:t>PaymentReference</w:t>
+                </w:r>
+                <w:proofErr w:type="spellEnd"/>
+              </w:p>
+            </w:tc>
+          </w:sdtContent>
+        </w:sdt>
+        <w:sdt>
+          <w:sdtPr>
+            <w:alias w:val="ShippingAgentCode"/>
+            <w:tag w:val="#BC:InsertDataItem,DataItems/Header/ShippingAgentCode"/>
+            <w:id w:val="1997609521"/>
+            <w:dataBinding w:prefixMappings="xmlns:ns0='urn:microsoft-dynamics-nav/reports/Standard_Sales_Invoice/1306/'" w:xpath="/ns0:NavWordReportXmlPart[1]/ns0:Header[1]/ns0:ShippingAgentCode[1]" w:storeItemID="{00000000-0000-0000-0000-000000000000}"/>
+            <w15:color w:val="808080"/>
+            <w:text/>
+          </w:sdtPr>
+          <w:sdtEndPr/>
+          <w:sdtContent>
+            <w:tc>
+              <w:tcPr>
+                <w:tcW w:w="1250" w:type="pct"/>
+              </w:tcPr>
+              <w:p>
+                <w:pPr>
+                  <w:pStyle w:val="NoSpacing"/>
+                </w:pPr>
+                <w:proofErr w:type="spellStart"/>
+                <w:r>
+                  <w:t>ShippingAgentCode</w:t>
+                </w:r>
+                <w:proofErr w:type="spellEnd"/>
+              </w:p>
+            </w:tc>
+          </w:sdtContent>
+        </w:sdt>
+        <w:sdt>
+          <w:sdtPr>
+            <w:alias w:val="PackageTrackingNo"/>
+            <w:tag w:val="#BC:InsertDataItem,DataItems/Header/PackageTrackingNo"/>
+            <w:id w:val="-1373923295"/>
+            <w:dataBinding w:prefixMappings="xmlns:ns0='urn:microsoft-dynamics-nav/reports/Standard_Sales_Invoice/1306/'" w:xpath="/ns0:NavWordReportXmlPart[1]/ns0:Header[1]/ns0:PackageTrackingNo[1]" w:storeItemID="{00000000-0000-0000-0000-000000000000}"/>
+            <w15:color w:val="808080"/>
+            <w:text/>
+          </w:sdtPr>
+          <w:sdtEndPr/>
+          <w:sdtContent>
+            <w:tc>
+              <w:tcPr>
+                <w:tcW w:w="1250" w:type="pct"/>
+              </w:tcPr>
+              <w:p>
+                <w:pPr>
+                  <w:pStyle w:val="NoSpacing"/>
+                </w:pPr>
+                <w:proofErr w:type="spellStart"/>
+                <w:r>
+                  <w:t>PackageTrackingNo</w:t>
+                </w:r>
+                <w:proofErr w:type="spellEnd"/>
+              </w:p>
+            </w:tc>
+          </w:sdtContent>
+        </w:sdt>
+        <w:sdt>
+          <w:sdtPr>
+            <w:alias w:val="JobNo"/>
+            <w:tag w:val="#BC:InsertDataItem,DataItems/Header/Line/JobNo"/>
+            <w:id w:val="788479413"/>
+            <w:dataBinding w:prefixMappings="xmlns:ns0='urn:microsoft-dynamics-nav/reports/Standard_Sales_Invoice/1306/'" w:xpath="/ns0:NavWordReportXmlPart[1]/ns0:Header[1]/ns0:Line[1]/ns0:JobNo[1]" w:storeItemID="{00000000-0000-0000-0000-000000000000}"/>
+            <w15:color w:val="808080"/>
+            <w:text/>
+          </w:sdtPr>
+          <w:sdtEndPr/>
+          <w:sdtContent>
+            <w:tc>
+              <w:tcPr>
+                <w:tcW w:w="1250" w:type="pct"/>
+              </w:tcPr>
+              <w:p>
+                <w:pPr>
+                  <w:pStyle w:val="NoSpacing"/>
+                </w:pPr>
+                <w:proofErr w:type="spellStart"/>
+                <w:r>
+                  <w:t>JobNo</w:t>
+                </w:r>
+                <w:proofErr w:type="spellEnd"/>
+              </w:p>
+            </w:tc>
+          </w:sdtContent>
+        </w:sdt>
+      </w:tr>
+    </w:tbl>
+    <w:p>
+      <w:pPr>
+        <w:spacing w:after="0" w:line="240" w:lineRule="auto"/>
+        <w:rPr>
+          <w:lang w:val="da-DK"/>
+        </w:rPr>
+      </w:pPr>
+    </w:p>
+    <w:tbl>
+      <w:tblPr>
+        <w:tblStyle w:val="BCDataTable"/>
+        <w:tblW w:w="5000" w:type="pct"/>
+        <w:tblLook w:val="0420" w:firstRow="1" w:lastRow="0" w:firstColumn="0" w:lastColumn="0" w:noHBand="0" w:noVBand="1"/>
+        <w:tblCaption w:val="Data Table Block"/>
+        <w:tblDescription w:val="Document lines. Column headers in the first row."/>
+      </w:tblPr>
+      <w:tblGrid>
+        <w:gridCol w:w="1507"/>
+        <w:gridCol w:w="1807"/>
+        <w:gridCol w:w="2029"/>
+        <w:gridCol w:w="1594"/>
+        <w:gridCol w:w="1710"/>
+        <w:gridCol w:w="1237"/>
+        <w:gridCol w:w="2479"/>
+        <w:gridCol w:w="1455"/>
+        <w:gridCol w:w="1869"/>
+      </w:tblGrid>
+      <w:tr>
+        <w:trPr>
+          <w:cnfStyle w:val="100000000000" w:firstRow="1" w:lastRow="0" w:firstColumn="0" w:lastColumn="0" w:oddVBand="0" w:evenVBand="0" w:oddHBand="0" w:evenHBand="0" w:firstRowFirstColumn="0" w:firstRowLastColumn="0" w:lastRowFirstColumn="0" w:lastRowLastColumn="0"/>
+          <w:cantSplit/>
+          <w:trHeight w:val="490"/>
+          <w:tblHeader/>
+        </w:trPr>
+        <w:tc>
+          <w:tcPr>
+            <w:tcW w:w="380" w:type="pct"/>
+          </w:tcPr>
+          <w:sdt>
+            <w:sdtPr>
+              <w:alias w:val="ItemNo_Line_Lbl"/>
+              <w:tag w:val="#BC:InsertDataItem,DataItems/Header/Line/ItemNo_Line_Lbl"/>
+              <w:id w:val="2050642905"/>
+              <w:dataBinding w:prefixMappings="xmlns:ns0='urn:microsoft-dynamics-nav/reports/Standard_Sales_Invoice/1306/'" w:xpath="/ns0:NavWordReportXmlPart[1]/ns0:Header[1]/ns0:Line[1]/ns0:ItemNo_Line_Lbl[1]" w:storeItemID="{00000000-0000-0000-0000-000000000000}"/>
+              <w15:color w:val="808080"/>
+              <w:text/>
+            </w:sdtPr>
+            <w:sdtEndPr/>
+            <w:sdtContent>
+              <w:p>
+                <w:pPr>
+                  <w:pStyle w:val="BCLabel"/>
+                </w:pPr>
+                <w:proofErr w:type="spellStart"/>
+                <w:r>
+                  <w:t>ItemNo_Line_Lbl</w:t>
+                </w:r>
+                <w:proofErr w:type="spellEnd"/>
+              </w:p>
+            </w:sdtContent>
+          </w:sdt>
+        </w:tc>
+        <w:sdt>
+          <w:sdtPr>
+            <w:alias w:val="Description_Line_Lbl"/>
+            <w:tag w:val="#BC:InsertDataItem,DataItems/Header/Line/Description_Line_Lbl"/>
+            <w:id w:val="55748171"/>
+            <w:dataBinding w:prefixMappings="xmlns:ns0='urn:microsoft-dynamics-nav/reports/Standard_Sales_Invoice/1306/'" w:xpath="/ns0:NavWordReportXmlPart[1]/ns0:Header[1]/ns0:Line[1]/ns0:Description_Line_Lbl[1]" w:storeItemID="{00000000-0000-0000-0000-000000000000}"/>
+            <w15:color w:val="808080"/>
+            <w:text/>
+          </w:sdtPr>
+          <w:sdtEndPr/>
+          <w:sdtContent>
+            <w:tc>
+              <w:tcPr>
+                <w:tcW w:w="751" w:type="pct"/>
+              </w:tcPr>
+              <w:p>
+                <w:pPr>
+                  <w:pStyle w:val="BCLabel"/>
+                </w:pPr>
+                <w:proofErr w:type="spellStart"/>
+                <w:r>
+                  <w:t>Description_Line_Lbl</w:t>
+                </w:r>
+                <w:proofErr w:type="spellEnd"/>
+              </w:p>
+            </w:tc>
+          </w:sdtContent>
+        </w:sdt>
+        <w:sdt>
+          <w:sdtPr>
+            <w:alias w:val="ShipmentDate_Line_Lbl"/>
+            <w:tag w:val="#BC:InsertDataItem,DataItems/Header/Line/ShipmentDate_Line_Lbl"/>
+            <w:id w:val="-809709913"/>
+            <w:dataBinding w:prefixMappings="xmlns:ns0='urn:microsoft-dynamics-nav/reports/Standard_Sales_Invoice/1306/'" w:xpath="/ns0:NavWordReportXmlPart[1]/ns0:Header[1]/ns0:Line[1]/ns0:ShipmentDate_Line_Lbl[1]" w:storeItemID="{00000000-0000-0000-0000-000000000000}"/>
+            <w15:color w:val="808080"/>
+            <w:text/>
+          </w:sdtPr>
+          <w:sdtEndPr/>
+          <w:sdtContent>
+            <w:tc>
+              <w:tcPr>
+                <w:tcW w:w="528" w:type="pct"/>
+              </w:tcPr>
+              <w:p>
+                <w:pPr>
+                  <w:pStyle w:val="BCLabel"/>
+                </w:pPr>
+                <w:proofErr w:type="spellStart"/>
+                <w:r>
+                  <w:t>ShipmentDate_Line_Lbl</w:t>
+                </w:r>
+                <w:proofErr w:type="spellEnd"/>
+              </w:p>
+            </w:tc>
+          </w:sdtContent>
+        </w:sdt>
+        <w:sdt>
+          <w:sdtPr>
+            <w:alias w:val="Quantity_Line_Lbl"/>
+            <w:tag w:val="#BC:InsertDataItem,DataItems/Header/Line/Quantity_Line_Lbl"/>
+            <w:id w:val="-278416351"/>
+            <w:dataBinding w:prefixMappings="xmlns:ns0='urn:microsoft-dynamics-nav/reports/Standard_Sales_Invoice/1306/'" w:xpath="/ns0:NavWordReportXmlPart[1]/ns0:Header[1]/ns0:Line[1]/ns0:Quantity_Line_Lbl[1]" w:storeItemID="{00000000-0000-0000-0000-000000000000}"/>
+            <w15:color w:val="808080"/>
+            <w:text/>
+          </w:sdtPr>
+          <w:sdtEndPr/>
+          <w:sdtContent>
+            <w:tc>
+              <w:tcPr>
+                <w:tcW w:w="607" w:type="pct"/>
+              </w:tcPr>
+              <w:p>
+                <w:pPr>
+                  <w:pStyle w:val="BCLabelNumber"/>
+                  <w:jc w:val="right"/>
+                </w:pPr>
+                <w:proofErr w:type="spellStart"/>
+                <w:r>
+                  <w:t>Quantity_Line_Lbl</w:t>
+                </w:r>
+                <w:proofErr w:type="spellEnd"/>
+              </w:p>
+            </w:tc>
+          </w:sdtContent>
+        </w:sdt>
+        <w:sdt>
+          <w:sdtPr>
+            <w:alias w:val="UnitOfMeasure_Lbl"/>
+            <w:tag w:val="#BC:InsertDataItem,DataItems/Header/Line/UnitOfMeasure_Lbl"/>
+            <w:id w:val="-1001651294"/>
+            <w:placeholder>
+              <w:docPart w:val="DefaultPlaceholder_-1854013440"/>
+            </w:placeholder>
+            <w15:color w:val="808080"/>
+            <w:text/>
+            <w:dataBinding w:prefixMappings="xmlns:ns0='urn:microsoft-dynamics-nav/reports/Standard_Sales_Invoice/1306/'" w:xpath="/ns0:NavWordReportXmlPart[1]/ns0:Header[1]/ns0:Line[1]/ns0:UnitOfMeasure_Lbl[1]"/>
+          </w:sdtPr>
+          <w:sdtEndPr/>
+          <w:sdtContent>
+            <w:tc>
+              <w:tcPr>
+                <w:tcW w:w="484" w:type="pct"/>
+              </w:tcPr>
+              <w:p>
+                <w:pPr>
+                  <w:pStyle w:val="BCLabel"/>
+                </w:pPr>
+                <w:proofErr w:type="spellStart"/>
+                <w:r>
+                  <w:t>UnitOfMeasure_Lbl</w:t>
+                </w:r>
+                <w:proofErr w:type="spellEnd"/>
+              </w:p>
+            </w:tc>
+          </w:sdtContent>
+        </w:sdt>
+        <w:sdt>
+          <w:sdtPr>
+            <w:alias w:val="UnitPrice_Lbl"/>
+            <w:tag w:val="#BC:InsertDataItem,DataItems/Header/Line/UnitPrice_Lbl"/>
+            <w:id w:val="-1044597726"/>
+            <w:dataBinding w:prefixMappings="xmlns:ns0='urn:microsoft-dynamics-nav/reports/Standard_Sales_Invoice/1306/'" w:xpath="/ns0:NavWordReportXmlPart[1]/ns0:Header[1]/ns0:Line[1]/ns0:UnitPrice_Lbl[1]" w:storeItemID="{00000000-0000-0000-0000-000000000000}"/>
+            <w15:color w:val="808080"/>
+            <w:text/>
+          </w:sdtPr>
+          <w:sdtEndPr/>
+          <w:sdtContent>
+            <w:tc>
+              <w:tcPr>
+                <w:tcW w:w="602" w:type="pct"/>
+              </w:tcPr>
+              <w:p>
+                <w:pPr>
+                  <w:pStyle w:val="BCLabelNumber"/>
+                  <w:jc w:val="right"/>
+                </w:pPr>
+                <w:proofErr w:type="spellStart"/>
+                <w:r>
+                  <w:t>UnitPrice_Lbl</w:t>
+                </w:r>
+                <w:proofErr w:type="spellEnd"/>
+              </w:p>
+            </w:tc>
+          </w:sdtContent>
+        </w:sdt>
+        <w:sdt>
+          <w:sdtPr>
+            <w:alias w:val="SalesInvoiceLineDiscount_Lbl"/>
+            <w:tag w:val="#BC:InsertDataItem,DataItems/Header/SalesInvoiceLineDiscount_Lbl"/>
+            <w:id w:val="-178119014"/>
+            <w:placeholder>
+              <w:docPart w:val="3805329BBE104FA58D67943C09942751"/>
+            </w:placeholder>
+            <w:dataBinding w:prefixMappings="xmlns:ns0='urn:microsoft-dynamics-nav/reports/Standard_Sales_Invoice/1306/'" w:xpath="/ns0:NavWordReportXmlPart[1]/ns0:Header[1]/ns0:SalesInvoiceLineDiscount_Lbl[1]" w:storeItemID="{00000000-0000-0000-0000-000000000000}"/>
+            <w15:color w:val="808080"/>
+            <w:text/>
+          </w:sdtPr>
+          <w:sdtEndPr/>
+          <w:sdtContent>
+            <w:tc>
+              <w:tcPr>
+                <w:tcW w:w="567" w:type="pct"/>
+              </w:tcPr>
+              <w:p>
+                <w:pPr>
+                  <w:pStyle w:val="BCLabelNumber"/>
+                  <w:jc w:val="right"/>
+                </w:pPr>
+                <w:proofErr w:type="spellStart"/>
+                <w:r>
+                  <w:t>SalesInvoiceLineDiscount_Lbl</w:t>
+                </w:r>
+                <w:proofErr w:type="spellEnd"/>
+              </w:p>
+            </w:tc>
+          </w:sdtContent>
+        </w:sdt>
+        <w:sdt>
+          <w:sdtPr>
+            <w:alias w:val="VATPct_Line_Lbl"/>
+            <w:tag w:val="#BC:InsertDataItem,DataItems/Header/Line/VATPct_Line_Lbl"/>
+            <w:id w:val="682009838"/>
+            <w:dataBinding w:prefixMappings="xmlns:ns0='urn:microsoft-dynamics-nav/reports/Standard_Sales_Invoice/1306/'" w:xpath="/ns0:NavWordReportXmlPart[1]/ns0:Header[1]/ns0:Line[1]/ns0:VATPct_Line_Lbl[1]" w:storeItemID="{00000000-0000-0000-0000-000000000000}"/>
+            <w15:color w:val="808080"/>
+            <w:text/>
+          </w:sdtPr>
+          <w:sdtEndPr/>
+          <w:sdtContent>
+            <w:tc>
+              <w:tcPr>
+                <w:tcW w:w="418" w:type="pct"/>
+              </w:tcPr>
+              <w:p>
+                <w:pPr>
+                  <w:pStyle w:val="BCLabelNumber"/>
+                  <w:jc w:val="right"/>
+                </w:pPr>
+                <w:proofErr w:type="spellStart"/>
+                <w:r>
+                  <w:t>VATPct_Line_Lbl</w:t>
+                </w:r>
+                <w:proofErr w:type="spellEnd"/>
+              </w:p>
+            </w:tc>
+          </w:sdtContent>
+        </w:sdt>
+        <w:sdt>
+          <w:sdtPr>
+            <w:alias w:val="LineAmount_Line_Lbl"/>
+            <w:tag w:val="#BC:InsertDataItem,DataItems/Header/Line/LineAmount_Line_Lbl"/>
+            <w:id w:val="-812258216"/>
+            <w:dataBinding w:prefixMappings="xmlns:ns0='urn:microsoft-dynamics-nav/reports/Standard_Sales_Invoice/1306/'" w:xpath="/ns0:NavWordReportXmlPart[1]/ns0:Header[1]/ns0:Line[1]/ns0:LineAmount_Line_Lbl[1]" w:storeItemID="{00000000-0000-0000-0000-000000000000}"/>
+            <w15:color w:val="808080"/>
+            <w:text/>
+          </w:sdtPr>
+          <w:sdtEndPr/>
+          <w:sdtContent>
+            <w:tc>
+              <w:tcPr>
+                <w:tcW w:w="663" w:type="pct"/>
+              </w:tcPr>
+              <w:p>
+                <w:pPr>
+                  <w:pStyle w:val="BCLabelNumber"/>
+                  <w:jc w:val="right"/>
+                </w:pPr>
+                <w:proofErr w:type="spellStart"/>
+                <w:r>
+                  <w:t>LineAmount_Line_Lbl</w:t>
+                </w:r>
+                <w:proofErr w:type="spellEnd"/>
+              </w:p>
+            </w:tc>
+          </w:sdtContent>
+        </w:sdt>
+      </w:tr>
+      <w:tr>
+        <w:trPr>
+          <w:cnfStyle w:val="000000100000" w:firstRow="0" w:lastRow="0" w:firstColumn="0" w:lastColumn="0" w:oddVBand="0" w:evenVBand="0" w:oddHBand="1" w:evenHBand="0" w:firstRowFirstColumn="0" w:firstRowLastColumn="0" w:lastRowFirstColumn="0" w:lastRowLastColumn="0"/>
+          <w:cantSplit/>
+          <w:trHeight w:val="245"/>
+        </w:trPr>
+        <w:tc>
+          <w:tcPr>
+            <w:tcW w:w="380" w:type="pct"/>
+          </w:tcPr>
+          <w:p>
+            <w:pPr>
+              <w:pStyle w:val="NoSpacing"/>
+            </w:pPr>
+          </w:p>
+        </w:tc>
+        <w:tc>
+          <w:tcPr>
+            <w:tcW w:w="751" w:type="pct"/>
+          </w:tcPr>
+          <w:p>
+            <w:pPr>
+              <w:pStyle w:val="NoSpacing"/>
+            </w:pPr>
+          </w:p>
+        </w:tc>
+        <w:tc>
+          <w:tcPr>
+            <w:tcW w:w="528" w:type="pct"/>
+          </w:tcPr>
+          <w:p>
+            <w:pPr>
+              <w:pStyle w:val="NoSpacing"/>
+            </w:pPr>
+          </w:p>
+        </w:tc>
+        <w:tc>
+          <w:tcPr>
+            <w:tcW w:w="607" w:type="pct"/>
+          </w:tcPr>
+          <w:p>
+            <w:pPr>
+              <w:pStyle w:val="NoSpacing"/>
+            </w:pPr>
+          </w:p>
+        </w:tc>
+        <w:tc>
+          <w:tcPr>
+            <w:tcW w:w="484" w:type="pct"/>
+          </w:tcPr>
+          <w:p>
+            <w:pPr>
+              <w:pStyle w:val="NoSpacing"/>
+            </w:pPr>
+          </w:p>
+        </w:tc>
+        <w:tc>
+          <w:tcPr>
+            <w:tcW w:w="602" w:type="pct"/>
+          </w:tcPr>
+          <w:p>
+            <w:pPr>
+              <w:pStyle w:val="NoSpacing"/>
+            </w:pPr>
+          </w:p>
+        </w:tc>
+        <w:tc>
+          <w:tcPr>
+            <w:tcW w:w="567" w:type="pct"/>
+          </w:tcPr>
+          <w:p>
+            <w:pPr>
+              <w:pStyle w:val="BCNumber"/>
+              <w:jc w:val="right"/>
+            </w:pPr>
+          </w:p>
+        </w:tc>
+        <w:tc>
+          <w:tcPr>
+            <w:tcW w:w="418" w:type="pct"/>
+          </w:tcPr>
+          <w:p>
+            <w:pPr>
+              <w:pStyle w:val="BCNumber"/>
+              <w:jc w:val="right"/>
+            </w:pPr>
+          </w:p>
+        </w:tc>
+        <w:tc>
+          <w:tcPr>
+            <w:tcW w:w="663" w:type="pct"/>
+          </w:tcPr>
+          <w:p>
+            <w:pPr>
+              <w:pStyle w:val="BCNumber"/>
+              <w:jc w:val="right"/>
+            </w:pPr>
+          </w:p>
+        </w:tc>
+      </w:tr>
+      <w:sdt>
+        <w:sdtPr>
+          <w:rPr>
+            <w:color w:val="000000" w:themeColor="text1"/>
+            <w14:numSpacing w14:val="tabular"/>
+          </w:rPr>
+          <w:alias w:val="Repeater: Line"/>
+          <w:tag w:val="#BC:InsertRepeater,DataItems/Header/Line"/>
+          <w:id w:val="2124037761"/>
+          <w15:dataBinding w:prefixMappings="xmlns:ns0='urn:microsoft-dynamics-nav/reports/Standard_Sales_Invoice/1306/'" w:xpath="/ns0:NavWordReportXmlPart[1]/ns0:Header[1]/ns0:Line" w:storeItemID="{00000000-0000-0000-0000-000000000000}"/>
+          <w15:color w:val="808080"/>
+          <w15:repeatingSection/>
+        </w:sdtPr>
+        <w:sdtEndPr/>
+        <w:sdtContent>
+          <w:sdt>
+            <w:sdtPr>
+              <w:rPr>
+                <w:color w:val="000000" w:themeColor="text1"/>
+                <w14:numSpacing w14:val="tabular"/>
+              </w:rPr>
+              <w:id w:val="-1622990276"/>
+              <w15:color w:val="808080"/>
+              <w15:repeatingSectionItem/>
+            </w:sdtPr>
+            <w:sdtEndPr/>
+            <w:sdtContent>
+              <w:tr>
+                <w:trPr>
+                  <w:cnfStyle w:val="000000010000" w:firstRow="0" w:lastRow="0" w:firstColumn="0" w:lastColumn="0" w:oddVBand="0" w:evenVBand="0" w:oddHBand="0" w:evenHBand="1" w:firstRowFirstColumn="0" w:firstRowLastColumn="0" w:lastRowFirstColumn="0" w:lastRowLastColumn="0"/>
+                  <w:cantSplit/>
+                  <w:trHeight w:val="490"/>
+                </w:trPr>
+                <w:sdt>
+                  <w:sdtPr>
+                    <w:rPr>
+                      <w:color w:val="000000" w:themeColor="text1"/>
+                      <w14:numSpacing w14:val="tabular"/>
+                    </w:rPr>
+                    <w:alias w:val="ItemNo_Line"/>
+                    <w:tag w:val="#BC:InsertDataItem,DataItems/Header/Line/ItemNo_Line"/>
+                    <w:id w:val="1767953054"/>
+                    <w:dataBinding w:prefixMappings="xmlns:ns0='urn:microsoft-dynamics-nav/reports/Standard_Sales_Invoice/1306/'" w:xpath="/ns0:NavWordReportXmlPart[1]/ns0:Header[1]/ns0:Line[1]/ns0:ItemNo_Line[1]" w:storeItemID="{00000000-0000-0000-0000-000000000000}"/>
+                    <w15:color w:val="808080"/>
+                    <w:text/>
+                  </w:sdtPr>
+                  <w:sdtEndPr>
+                    <w:rPr>
+                      <w:color w:val="242424"/>
+                      <w:lang/>
+                      <w14:numSpacing w14:val="default"/>
+                    </w:rPr>
+                  </w:sdtEndPr>
+                  <w:sdtContent>
+                    <w:tc>
+                      <w:tcPr>
+                        <w:tcW w:w="380" w:type="pct"/>
+                      </w:tcPr>
+                      <w:p>
+                        <w:pPr>
+                          <w:pStyle w:val="NoSpacing"/>
+                        </w:pPr>
+                        <w:proofErr w:type="spellStart"/>
+                        <w:r>
+                          <w:t>ItemNo_Line</w:t>
+                        </w:r>
+                        <w:proofErr w:type="spellEnd"/>
+                      </w:p>
+                    </w:tc>
+                  </w:sdtContent>
+                </w:sdt>
+                <w:sdt>
+                  <w:sdtPr>
+                    <w:alias w:val="Description_Line"/>
+                    <w:tag w:val="#BC:InsertDataItem,DataItems/Header/Line/Description_Line"/>
+                    <w:id w:val="1393535743"/>
+                    <w:dataBinding w:prefixMappings="xmlns:ns0='urn:microsoft-dynamics-nav/reports/Standard_Sales_Invoice/1306/'" w:xpath="/ns0:NavWordReportXmlPart[1]/ns0:Header[1]/ns0:Line[1]/ns0:Description_Line[1]" w:storeItemID="{00000000-0000-0000-0000-000000000000}"/>
+                    <w15:color w:val="808080"/>
+                    <w:text/>
+                  </w:sdtPr>
+                  <w:sdtEndPr/>
+                  <w:sdtContent>
+                    <w:tc>
+                      <w:tcPr>
+                        <w:tcW w:w="751" w:type="pct"/>
+                      </w:tcPr>
+                      <w:p>
+                        <w:pPr>
+                          <w:pStyle w:val="NoSpacing"/>
+                        </w:pPr>
+                        <w:proofErr w:type="spellStart"/>
+                        <w:r>
+                          <w:t>Description_Line</w:t>
+                        </w:r>
+                        <w:proofErr w:type="spellEnd"/>
+                      </w:p>
+                    </w:tc>
+                  </w:sdtContent>
+                </w:sdt>
+                <w:sdt>
+                  <w:sdtPr>
+                    <w:alias w:val="ShipmentDate_Line"/>
+                    <w:tag w:val="#BC:InsertDataItem,DataItems/Header/Line/ShipmentDate_Line"/>
+                    <w:id w:val="364022205"/>
+                    <w:dataBinding w:prefixMappings="xmlns:ns0='urn:microsoft-dynamics-nav/reports/Standard_Sales_Invoice/1306/'" w:xpath="/ns0:NavWordReportXmlPart[1]/ns0:Header[1]/ns0:Line[1]/ns0:ShipmentDate_Line[1]" w:storeItemID="{00000000-0000-0000-0000-000000000000}"/>
+                    <w15:color w:val="808080"/>
+                    <w:text/>
+                  </w:sdtPr>
+                  <w:sdtEndPr/>
+                  <w:sdtContent>
+                    <w:tc>
+                      <w:tcPr>
+                        <w:tcW w:w="528" w:type="pct"/>
+                      </w:tcPr>
+                      <w:p>
+                        <w:pPr>
+                          <w:pStyle w:val="NoSpacing"/>
+                        </w:pPr>
+                        <w:proofErr w:type="spellStart"/>
+                        <w:r>
+                          <w:t>ShipmentDate_Line</w:t>
+                        </w:r>
+                        <w:proofErr w:type="spellEnd"/>
+                      </w:p>
+                    </w:tc>
+                  </w:sdtContent>
+                </w:sdt>
+                <w:sdt>
+                  <w:sdtPr>
+                    <w:alias w:val="Quantity_Line"/>
+                    <w:tag w:val="#BC:InsertDataItem,DataItems/Header/Line/Quantity_Line"/>
+                    <w:id w:val="1672756728"/>
+                    <w:dataBinding w:prefixMappings="xmlns:ns0='urn:microsoft-dynamics-nav/reports/Standard_Sales_Invoice/1306/'" w:xpath="/ns0:NavWordReportXmlPart[1]/ns0:Header[1]/ns0:Line[1]/ns0:Quantity_Line[1]" w:storeItemID="{00000000-0000-0000-0000-000000000000}"/>
+                    <w15:color w:val="808080"/>
+                    <w:text/>
+                  </w:sdtPr>
+                  <w:sdtEndPr/>
+                  <w:sdtContent>
+                    <w:tc>
+                      <w:tcPr>
+                        <w:tcW w:w="607" w:type="pct"/>
+                      </w:tcPr>
+                      <w:p>
+                        <w:pPr>
+                          <w:pStyle w:val="BCNumber"/>
+                          <w:jc w:val="right"/>
+                        </w:pPr>
+                        <w:proofErr w:type="spellStart"/>
+                        <w:r>
+                          <w:t>Quantity_Line</w:t>
+                        </w:r>
+                        <w:proofErr w:type="spellEnd"/>
+                      </w:p>
+                    </w:tc>
+                  </w:sdtContent>
+                </w:sdt>
+                <w:sdt>
+                  <w:sdtPr>
+                    <w:alias w:val="UnitOfMeasure"/>
+                    <w:tag w:val="#BC:InsertDataItem,DataItems/Header/Line/UnitOfMeasure"/>
+                    <w:id w:val="-1222364737"/>
+                    <w:placeholder>
+                      <w:docPart w:val="DefaultPlaceholder_-1854013440"/>
+                    </w:placeholder>
+                    <w15:color w:val="808080"/>
+                    <w:text/>
+                    <w:dataBinding w:prefixMappings="xmlns:ns0='urn:microsoft-dynamics-nav/reports/Standard_Sales_Invoice/1306/'" w:xpath="/ns0:NavWordReportXmlPart[1]/ns0:Header[1]/ns0:Line[1]/ns0:UnitOfMeasure[1]"/>
+                  </w:sdtPr>
+                  <w:sdtEndPr/>
+                  <w:sdtContent>
+                    <w:tc>
+                      <w:tcPr>
+                        <w:tcW w:w="484" w:type="pct"/>
+                      </w:tcPr>
+                      <w:p>
+                        <w:pPr>
+                          <w:pStyle w:val="NoSpacing"/>
+                        </w:pPr>
+                        <w:proofErr w:type="spellStart"/>
+                        <w:r>
+                          <w:t>UnitOfMeasure</w:t>
+                        </w:r>
+                        <w:proofErr w:type="spellEnd"/>
+                      </w:p>
+                    </w:tc>
+                  </w:sdtContent>
+                </w:sdt>
+                <w:tc>
+                  <w:tcPr>
+                    <w:tcW w:w="602" w:type="pct"/>
+                  </w:tcPr>
+                  <w:p>
+                    <w:pPr>
+                      <w:pStyle w:val="BCNumber"/>
+                      <w:jc w:val="right"/>
+                    </w:pPr>
+                    <w:sdt>
+                      <w:sdtPr>
+                        <w:alias w:val="UnitPrice"/>
+                        <w:tag w:val="#BC:InsertDataItem,DataItems/Header/Line/UnitPrice"/>
+                        <w:id w:val="-1253814634"/>
+                        <w:dataBinding w:prefixMappings="xmlns:ns0='urn:microsoft-dynamics-nav/reports/Standard_Sales_Invoice/1306/'" w:xpath="/ns0:NavWordReportXmlPart[1]/ns0:Header[1]/ns0:Line[1]/ns0:UnitPrice[1]" w:storeItemID="{00000000-0000-0000-0000-000000000000}"/>
+                        <w15:color w:val="808080"/>
+                        <w:text/>
+                      </w:sdtPr>
+                      <w:sdtEndPr/>
+                      <w:sdtContent>
+                        <w:proofErr w:type="spellStart"/>
+                        <w:r>
+                          <w:t>UnitPrice</w:t>
+                        </w:r>
+                        <w:proofErr w:type="spellEnd"/>
+                      </w:sdtContent>
+                    </w:sdt>
+                  </w:p>
+                </w:tc>
+                <w:sdt>
+                  <w:sdtPr>
+                    <w:alias w:val="LineDiscountPercentText_Line"/>
+                    <w:tag w:val="#BC:InsertDataItem,DataItems/Header/Line/LineDiscountPercentText_Line"/>
+                    <w:id w:val="-1902209822"/>
+                    <w:placeholder>
+                      <w:docPart w:val="3805329BBE104FA58D67943C09942751"/>
+                    </w:placeholder>
+                    <w:dataBinding w:prefixMappings="xmlns:ns0='urn:microsoft-dynamics-nav/reports/Standard_Sales_Invoice/1306/'" w:xpath="/ns0:NavWordReportXmlPart[1]/ns0:Header[1]/ns0:Line[1]/ns0:LineDiscountPercentText_Line[1]" w:storeItemID="{00000000-0000-0000-0000-000000000000}"/>
+                    <w15:color w:val="808080"/>
+                    <w:text/>
+                  </w:sdtPr>
+                  <w:sdtEndPr/>
+                  <w:sdtContent>
+                    <w:tc>
+                      <w:tcPr>
+                        <w:tcW w:w="567" w:type="pct"/>
+                      </w:tcPr>
+                      <w:p>
+                        <w:pPr>
+                          <w:pStyle w:val="BCNumber"/>
+                          <w:jc w:val="right"/>
+                        </w:pPr>
+                        <w:proofErr w:type="spellStart"/>
+                        <w:r>
+                          <w:t>LineDiscountPercentText_Line</w:t>
+                        </w:r>
+                        <w:proofErr w:type="spellEnd"/>
+                      </w:p>
+                    </w:tc>
+                  </w:sdtContent>
+                </w:sdt>
+                <w:sdt>
+                  <w:sdtPr>
+                    <w:alias w:val="VATPct_Line"/>
+                    <w:tag w:val="#BC:InsertDataItem,DataItems/Header/Line/VATPct_Line"/>
+                    <w:id w:val="1436251310"/>
+                    <w:dataBinding w:prefixMappings="xmlns:ns0='urn:microsoft-dynamics-nav/reports/Standard_Sales_Invoice/1306/'" w:xpath="/ns0:NavWordReportXmlPart[1]/ns0:Header[1]/ns0:Line[1]/ns0:VATPct_Line[1]" w:storeItemID="{00000000-0000-0000-0000-000000000000}"/>
+                    <w15:color w:val="808080"/>
+                    <w:text/>
+                  </w:sdtPr>
+                  <w:sdtEndPr/>
+                  <w:sdtContent>
+                    <w:tc>
+                      <w:tcPr>
+                        <w:tcW w:w="418" w:type="pct"/>
+                      </w:tcPr>
+                      <w:p>
+                        <w:pPr>
+                          <w:pStyle w:val="BCNumber"/>
+                          <w:jc w:val="right"/>
+                        </w:pPr>
+                        <w:proofErr w:type="spellStart"/>
+                        <w:r>
+                          <w:t>VATPct_Line</w:t>
+                        </w:r>
+                        <w:proofErr w:type="spellEnd"/>
+                      </w:p>
+                    </w:tc>
+                  </w:sdtContent>
+                </w:sdt>
+                <w:tc>
+                  <w:tcPr>
+                    <w:tcW w:w="663" w:type="pct"/>
+                  </w:tcPr>
+                  <w:p>
+                    <w:pPr>
+                      <w:pStyle w:val="BCNumber"/>
+                      <w:jc w:val="right"/>
+                    </w:pPr>
+                    <w:sdt>
+                      <w:sdtPr>
+                        <w:alias w:val="LineAmount_Line"/>
+                        <w:tag w:val="#BC:InsertDataItem,DataItems/Header/Line/LineAmount_Line"/>
+                        <w:id w:val="787541011"/>
+                        <w:dataBinding w:prefixMappings="xmlns:ns0='urn:microsoft-dynamics-nav/reports/Standard_Sales_Invoice/1306/'" w:xpath="/ns0:NavWordReportXmlPart[1]/ns0:Header[1]/ns0:Line[1]/ns0:LineAmount_Line[1]" w:storeItemID="{00000000-0000-0000-0000-000000000000}"/>
+                        <w15:color w:val="808080"/>
+                        <w:text/>
+                      </w:sdtPr>
+                      <w:sdtEndPr/>
+                      <w:sdtContent>
+                        <w:proofErr w:type="spellStart"/>
+                        <w:r>
+                          <w:t>LineAmount_Line</w:t>
+                        </w:r>
+                        <w:proofErr w:type="spellEnd"/>
+                      </w:sdtContent>
+                    </w:sdt>
+                    <w:r>
+                      <w:t> </w:t>
+                    </w:r>
+                  </w:p>
+                </w:tc>
+              </w:tr>
+            </w:sdtContent>
+          </w:sdt>
+        </w:sdtContent>
+      </w:sdt>
+    </w:tbl>
+    <w:p>
+      <w:pPr>
+        <w:spacing w:after="0" w:line="240" w:lineRule="auto"/>
+        <w:rPr>
+          <w:lang w:val="da-DK"/>
+        </w:rPr>
+      </w:pPr>
+    </w:p>
+    <w:tbl>
+      <w:tblPr>
+        <w:tblStyle w:val="BCTotalsTable"/>
+        <w:tblW w:w="5000" w:type="pct"/>
+        <w:tblLook w:val="0640" w:firstRow="0" w:lastRow="1" w:firstColumn="0" w:lastColumn="0" w:noHBand="1" w:noVBand="1"/>
+        <w:tblCaption w:val="Regular Totals Block"/>
+        <w:tblDescription w:val="Document totals."/>
+      </w:tblPr>
+      <w:tblGrid>
+        <w:gridCol w:w="7168"/>
+        <w:gridCol w:w="951"/>
+        <w:gridCol w:w="499"/>
+        <w:gridCol w:w="502"/>
+        <w:gridCol w:w="6567"/>
+      </w:tblGrid>
+      <w:tr>
+        <w:trPr>
+          <w:trHeight w:val="240"/>
+        </w:trPr>
+        <w:tc>
+          <w:tcPr>
+            <w:tcW w:w="2588" w:type="pct"/>
+            <w:gridSpan w:val="2"/>
+          </w:tcPr>
+          <w:p>
+            <w:pPr>
+              <w:pStyle w:val="NoSpacing"/>
+              <w:spacing w:before="120" w:after="120"/>
+            </w:pPr>
+            <w:sdt>
+              <w:sdtPr>
+                <w:alias w:val="#Nav: /Header/ReportTotalsLine/Description_ReportTotalsLine"/>
+                <w:tag w:val="#Nav: Standard_Sales_Invoice/1306"/>
+                <w:id w:val="-428585018"/>
+                <w:placeholder>
+                  <w:docPart w:val="2EB4C235E0F34F9A8FA5220C6B1D75FB"/>
+                </w:placeholder>
+                <w:dataBinding w:prefixMappings="xmlns:ns0='urn:microsoft-dynamics-nav/reports/Standard_Sales_Invoice/1306/'" w:xpath="/ns0:NavWordReportXmlPart[1]/ns0:Header[1]/ns0:ReportTotalsLine[1]/ns0:Description_ReportTotalsLine[1]" w:storeItemID="{49E3A5AC-F0FB-44FA-B497-E468622779B9}"/>
+                <w:text/>
+              </w:sdtPr>
+              <w:sdtEndPr/>
+              <w:sdtContent>
+                <w:proofErr w:type="spellStart"/>
+                <w:r>
+                  <w:t>Description_ReportTotalsLine</w:t>
+                </w:r>
+                <w:proofErr w:type="spellEnd"/>
+              </w:sdtContent>
+            </w:sdt>
+          </w:p>
+        </w:tc>
+        <w:sdt>
+          <w:sdtPr>
+            <w:alias w:val="#Nav: /Header/ReportTotalsLine/Amount_ReportTotalsLine"/>
+            <w:tag w:val="#Nav: Standard_Sales_Invoice/1306"/>
+            <w:id w:val="-1113817638"/>
+            <w:placeholder>
+              <w:docPart w:val="2EB4C235E0F34F9A8FA5220C6B1D75FB"/>
+            </w:placeholder>
+            <w:dataBinding w:prefixMappings="xmlns:ns0='urn:microsoft-dynamics-nav/reports/Standard_Sales_Invoice/1306/'" w:xpath="/ns0:NavWordReportXmlPart[1]/ns0:Header[1]/ns0:ReportTotalsLine[1]/ns0:Amount_ReportTotalsLine[1]" w:storeItemID="{49E3A5AC-F0FB-44FA-B497-E468622779B9}"/>
+            <w:text/>
+          </w:sdtPr>
+          <w:sdtEndPr/>
+          <w:sdtContent>
+            <w:tc>
+              <w:tcPr>
+                <w:tcW w:w="2412" w:type="pct"/>
+                <w:gridSpan w:val="3"/>
+              </w:tcPr>
+              <w:p>
+                <w:pPr>
+                  <w:pStyle w:val="BCNumber"/>
+                  <w:jc w:val="right"/>
+                </w:pPr>
+                <w:proofErr w:type="spellStart"/>
+                <w:r>
+                  <w:t>Amount_ReportTotalsLine</w:t>
+                </w:r>
+                <w:proofErr w:type="spellEnd"/>
+              </w:p>
+            </w:tc>
+          </w:sdtContent>
+        </w:sdt>
+      </w:tr>
+      <w:tr>
+        <w:trPr>
+          <w:cnfStyle w:val="010000000000" w:firstRow="0" w:lastRow="1" w:firstColumn="0" w:lastColumn="0" w:oddVBand="0" w:evenVBand="0" w:oddHBand="0" w:evenHBand="0" w:firstRowFirstColumn="0" w:firstRowLastColumn="0" w:lastRowFirstColumn="0" w:lastRowLastColumn="0"/>
+          <w:trHeight w:val="490"/>
+        </w:trPr>
+        <w:tc>
+          <w:tcPr>
+            <w:tcW w:w="2285" w:type="pct"/>
+          </w:tcPr>
+          <w:sdt>
+            <w:sdtPr>
+              <w:alias w:val="TotalIncludingVATText"/>
+              <w:tag w:val="#BC:InsertDataItem,DataItems/Header/Totals/TotalIncludingVATText"/>
+              <w:id w:val="-961647257"/>
+              <w:dataBinding w:prefixMappings="xmlns:ns0='urn:microsoft-dynamics-nav/reports/Standard_Sales_Invoice/1306/'" w:xpath="/ns0:NavWordReportXmlPart[1]/ns0:Header[1]/ns0:Totals[1]/ns0:TotalIncludingVATText[1]" w:storeItemID="{00000000-0000-0000-0000-000000000000}"/>
+              <w15:color w:val="808080"/>
+              <w:text/>
+            </w:sdtPr>
+            <w:sdtEndPr/>
+            <w:sdtContent>
+              <w:p>
+                <w:pPr>
+                  <w:pStyle w:val="BCLabel"/>
+                  <w:spacing w:line="276" w:lineRule="auto"/>
+                </w:pPr>
+                <w:proofErr w:type="spellStart"/>
+                <w:r>
+                  <w:t>TotalIncludingVATText</w:t>
+                </w:r>
+                <w:proofErr w:type="spellEnd"/>
+              </w:p>
+            </w:sdtContent>
+          </w:sdt>
+        </w:tc>
+        <w:tc>
+          <w:tcPr>
+            <w:tcW w:w="303" w:type="pct"/>
+          </w:tcPr>
+          <w:p>
+            <w:pPr>
+              <w:pStyle w:val="BCLabel"/>
+              <w:spacing w:line="276" w:lineRule="auto"/>
+            </w:pPr>
+          </w:p>
+        </w:tc>
+        <w:tc>
+          <w:tcPr>
+            <w:tcW w:w="159" w:type="pct"/>
+          </w:tcPr>
+          <w:p>
+            <w:pPr>
+              <w:pStyle w:val="BCLabel"/>
+              <w:spacing w:line="276" w:lineRule="auto"/>
+            </w:pPr>
+          </w:p>
+        </w:tc>
+        <w:tc>
+          <w:tcPr>
+            <w:tcW w:w="160" w:type="pct"/>
+          </w:tcPr>
+          <w:p>
+            <w:pPr>
+              <w:pStyle w:val="BCLabel"/>
+              <w:spacing w:line="276" w:lineRule="auto"/>
+            </w:pPr>
+          </w:p>
+        </w:tc>
+        <w:tc>
+          <w:tcPr>
+            <w:tcW w:w="2093" w:type="pct"/>
+          </w:tcPr>
+          <w:p>
+            <w:pPr>
+              <w:pStyle w:val="BCLabelNumber"/>
+              <w:spacing w:line="276" w:lineRule="auto"/>
+              <w:jc w:val="right"/>
+            </w:pPr>
+            <w:r>
+              <w:t> </w:t>
+            </w:r>
+            <w:proofErr w:type="spellStart"/>
+            <w:sdt>
+              <w:sdtPr>
+                <w:alias w:val="TotalAmountIncludingVAT"/>
+                <w:tag w:val="#BC:InsertDataItem,DataItems/Header/Totals/TotalAmountIncludingVAT"/>
+                <w:id w:val="1480661544"/>
+                <w:dataBinding w:prefixMappings="xmlns:ns0='urn:microsoft-dynamics-nav/reports/Standard_Sales_Invoice/1306/'" w:xpath="/ns0:NavWordReportXmlPart[1]/ns0:Header[1]/ns0:Totals[1]/ns0:TotalAmountIncludingVAT[1]" w:storeItemID="{00000000-0000-0000-0000-000000000000}"/>
+                <w15:color w:val="808080"/>
+                <w:text/>
+              </w:sdtPr>
+              <w:sdtEndPr/>
+              <w:sdtContent>
+                <w:r>
+                  <w:t>TotalAmountIncludingVAT</w:t>
+                </w:r>
+                <w:proofErr w:type="spellEnd"/>
+              </w:sdtContent>
+            </w:sdt>
+          </w:p>
+        </w:tc>
+      </w:tr>
+    </w:tbl>
+    <w:p/>
+    <w:tbl>
+      <w:tblPr>
+        <w:tblStyle w:val="BCTotalsTable"/>
+        <w:tblW w:w="5000" w:type="pct"/>
+        <w:tblLook w:val="0640" w:firstRow="0" w:lastRow="1" w:firstColumn="0" w:lastColumn="0" w:noHBand="1" w:noVBand="1"/>
+        <w:tblCaption w:val="Regular Totals Block"/>
+        <w:tblDescription w:val="Document totals."/>
+      </w:tblPr>
+      <w:tblGrid>
+        <w:gridCol w:w="4866"/>
+        <w:gridCol w:w="7178"/>
+        <w:gridCol w:w="3643"/>
+      </w:tblGrid>
+      <w:tr>
+        <w:trPr>
+          <w:trHeight w:val="472"/>
+        </w:trPr>
+        <w:sdt>
+          <w:sdtPr>
+            <w:alias w:val="VATClause_Lbl"/>
+            <w:tag w:val="#BC:InsertDataItem,DataItems/Header/VATClause_Lbl"/>
+            <w:id w:val="-314872257"/>
+            <w:dataBinding w:prefixMappings="xmlns:ns0='urn:microsoft-dynamics-nav/reports/Standard_Sales_Invoice/1306/'" w:xpath="/ns0:NavWordReportXmlPart[1]/ns0:Header[1]/ns0:VATClause_Lbl[1]" w:storeItemID="{00000000-0000-0000-0000-000000000000}"/>
+            <w15:color w:val="808080"/>
+            <w:text/>
+          </w:sdtPr>
+          <w:sdtEndPr/>
+          <w:sdtContent>
+            <w:tc>
+              <w:tcPr>
+                <w:tcW w:w="1551" w:type="pct"/>
+              </w:tcPr>
+              <w:p>
+                <w:pPr>
+                  <w:pStyle w:val="NoSpacing"/>
+                  <w:textAlignment w:val="baseline"/>
+                </w:pPr>
+                <w:proofErr w:type="spellStart"/>
+                <w:r>
+                  <w:t>VATClause_Lbl</w:t>
+                </w:r>
+                <w:proofErr w:type="spellEnd"/>
+              </w:p>
+            </w:tc>
+          </w:sdtContent>
+        </w:sdt>
+        <w:tc>
+          <w:tcPr>
+            <w:tcW w:w="2288" w:type="pct"/>
+          </w:tcPr>
+          <w:p>
+            <w:pPr>
+              <w:pStyle w:val="NoSpacing"/>
+            </w:pPr>
+          </w:p>
+        </w:tc>
+        <w:sdt>
+          <w:sdtPr>
+            <w:alias w:val="RemainingAmountText"/>
+            <w:tag w:val="#BC:InsertDataItem,DataItems/Header/RemainingAmountText"/>
+            <w:id w:val="1780221101"/>
+            <w:dataBinding w:prefixMappings="xmlns:ns0='urn:microsoft-dynamics-nav/reports/Standard_Sales_Invoice/1306/'" w:xpath="/ns0:NavWordReportXmlPart[1]/ns0:Header[1]/ns0:RemainingAmountText[1]" w:storeItemID="{00000000-0000-0000-0000-000000000000}"/>
+            <w15:color w:val="808080"/>
+            <w:text/>
+          </w:sdtPr>
+          <w:sdtEndPr/>
+          <w:sdtContent>
+            <w:tc>
+              <w:tcPr>
+                <w:tcW w:w="1161" w:type="pct"/>
+              </w:tcPr>
+              <w:p>
+                <w:pPr>
+                  <w:pStyle w:val="BCNumber"/>
+                  <w:jc w:val="right"/>
+                </w:pPr>
+                <w:proofErr w:type="spellStart"/>
+                <w:r>
+                  <w:t>RemainingAmountText</w:t>
+                </w:r>
+                <w:proofErr w:type="spellEnd"/>
+              </w:p>
+            </w:tc>
+          </w:sdtContent>
+        </w:sdt>
+      </w:tr>
+      <w:tr>
+        <w:trPr>
+          <w:trHeight w:val="472"/>
+        </w:trPr>
+        <w:sdt>
+          <w:sdtPr>
+            <w:alias w:val="VATIdentifier_Lbl"/>
+            <w:tag w:val="#BC:InsertDataItem,DataItems/Header/VATIdentifier_Lbl"/>
+            <w:id w:val="175238053"/>
+            <w:dataBinding w:prefixMappings="xmlns:ns0='urn:microsoft-dynamics-nav/reports/Standard_Sales_Invoice/1306/'" w:xpath="/ns0:NavWordReportXmlPart[1]/ns0:Header[1]/ns0:VATIdentifier_Lbl[1]" w:storeItemID="{00000000-0000-0000-0000-000000000000}"/>
+            <w15:color w:val="808080"/>
+            <w:text/>
+          </w:sdtPr>
+          <w:sdtEndPr/>
+          <w:sdtContent>
+            <w:tc>
+              <w:tcPr>
+                <w:tcW w:w="1551" w:type="pct"/>
+              </w:tcPr>
+              <w:p>
+                <w:pPr>
+                  <w:pStyle w:val="NoSpacing"/>
+                  <w:textAlignment w:val="baseline"/>
+                </w:pPr>
+                <w:proofErr w:type="spellStart"/>
+                <w:r>
+                  <w:t>VATIdentifier_Lbl</w:t>
+                </w:r>
+                <w:proofErr w:type="spellEnd"/>
+              </w:p>
+            </w:tc>
+          </w:sdtContent>
+        </w:sdt>
+        <w:tc>
+          <w:tcPr>
+            <w:tcW w:w="2288" w:type="pct"/>
+          </w:tcPr>
+          <w:p>
+            <w:pPr>
+              <w:pStyle w:val="NoSpacing"/>
+            </w:pPr>
+          </w:p>
+        </w:tc>
+        <w:tc>
+          <w:tcPr>
+            <w:tcW w:w="1161" w:type="pct"/>
+          </w:tcPr>
+          <w:p>
+            <w:pPr>
+              <w:pStyle w:val="BCNumber"/>
+              <w:jc w:val="right"/>
+            </w:pPr>
+          </w:p>
+        </w:tc>
+      </w:tr>
+      <w:tr>
+        <w:trPr>
+          <w:cnfStyle w:val="010000000000" w:firstRow="0" w:lastRow="1" w:firstColumn="0" w:lastColumn="0" w:oddVBand="0" w:evenVBand="0" w:oddHBand="0" w:evenHBand="0" w:firstRowFirstColumn="0" w:firstRowLastColumn="0" w:lastRowFirstColumn="0" w:lastRowLastColumn="0"/>
+          <w:trHeight w:val="472"/>
+        </w:trPr>
+        <w:tc>
+          <w:tcPr>
+            <w:tcW w:w="1551" w:type="pct"/>
+          </w:tcPr>
+          <w:sdt>
+            <w:sdtPr>
+              <w:alias w:val="VATIdentifier_VATClauseLine"/>
+              <w:tag w:val="#BC:InsertDataItem,DataItems/Header/VATClauseLine/VATIdentifier_VATClauseLine"/>
+              <w:id w:val="-301775843"/>
+              <w:dataBinding w:prefixMappings="xmlns:ns0='urn:microsoft-dynamics-nav/reports/Standard_Sales_Invoice/1306/'" w:xpath="/ns0:NavWordReportXmlPart[1]/ns0:Header[1]/ns0:VATClauseLine[1]/ns0:VATIdentifier_VATClauseLine[1]" w:storeItemID="{00000000-0000-0000-0000-000000000000}"/>
+              <w15:color w:val="808080"/>
+              <w:text/>
+            </w:sdtPr>
+            <w:sdtEndPr/>
+            <w:sdtContent>
+              <w:p>
+                <w:pPr>
+                  <w:pStyle w:val="BCLabel"/>
+                  <w:spacing w:after="160"/>
+                </w:pPr>
+                <w:proofErr w:type="spellStart"/>
+                <w:r>
+                  <w:t>VATIdentifier_VATClauseLine</w:t>
+                </w:r>
+                <w:proofErr w:type="spellEnd"/>
+              </w:p>
+            </w:sdtContent>
+          </w:sdt>
+        </w:tc>
+        <w:sdt>
+          <w:sdtPr>
+            <w:alias w:val="Description_VATClauseLine"/>
+            <w:tag w:val="#BC:InsertDataItem,DataItems/Header/VATClauseLine/Description_VATClauseLine"/>
+            <w:id w:val="941799959"/>
+            <w:dataBinding w:prefixMappings="xmlns:ns0='urn:microsoft-dynamics-nav/reports/Standard_Sales_Invoice/1306/'" w:xpath="/ns0:NavWordReportXmlPart[1]/ns0:Header[1]/ns0:VATClauseLine[1]/ns0:Description_VATClauseLine[1]" w:storeItemID="{00000000-0000-0000-0000-000000000000}"/>
+            <w15:color w:val="808080"/>
+            <w:text/>
+          </w:sdtPr>
+          <w:sdtEndPr/>
+          <w:sdtContent>
+            <w:tc>
+              <w:tcPr>
+                <w:tcW w:w="2288" w:type="pct"/>
+              </w:tcPr>
+              <w:p>
+                <w:pPr>
+                  <w:pStyle w:val="BCLabel"/>
+                </w:pPr>
+                <w:proofErr w:type="spellStart"/>
+                <w:r>
+                  <w:t>Description_VATClauseLine</w:t>
+                </w:r>
+                <w:proofErr w:type="spellEnd"/>
+              </w:p>
+            </w:tc>
+          </w:sdtContent>
+        </w:sdt>
+        <w:tc>
+          <w:tcPr>
+            <w:tcW w:w="1161" w:type="pct"/>
+          </w:tcPr>
+          <w:sdt>
+            <w:sdtPr>
+              <w:alias w:val="#Nav: /Header/VATClauseLine/VATAmount_VATClauseLine"/>
+              <w:tag w:val="#Nav: Standard_Sales_Invoice/1306"/>
+              <w:id w:val="-1432200154"/>
+              <w:placeholder>
+                <w:docPart w:val="FA86CF5976F94E38BFED3424674DE6A0"/>
+              </w:placeholder>
+              <w:dataBinding w:prefixMappings="xmlns:ns0='urn:microsoft-dynamics-nav/reports/Standard_Sales_Invoice/1306/'" w:xpath="/ns0:NavWordReportXmlPart[1]/ns0:Header[1]/ns0:VATClauseLine[1]/ns0:VATAmount_VATClauseLine[1]" w:storeItemID="{4E4D9DA5-514B-454D-BE26-D942A644F473}"/>
+              <w:text/>
+            </w:sdtPr>
+            <w:sdtEndPr/>
+            <w:sdtContent>
+              <w:p>
+                <w:pPr>
+                  <w:pStyle w:val="BCLabelNumber"/>
+                  <w:jc w:val="right"/>
+                </w:pPr>
+                <w:proofErr w:type="spellStart"/>
+                <w:r>
+                  <w:t>VATAmount_VATClauseLine</w:t>
+                </w:r>
+                <w:proofErr w:type="spellEnd"/>
+              </w:p>
+            </w:sdtContent>
+          </w:sdt>
+          <w:p>
+            <w:pPr>
+              <w:pStyle w:val="BCLabelNumber"/>
+              <w:jc w:val="right"/>
+            </w:pPr>
+          </w:p>
+        </w:tc>
+      </w:tr>
+    </w:tbl>
+    <w:p>
+      <w:pPr>
+        <w:spacing w:after="0" w:line="240" w:lineRule="auto"/>
+        <w:rPr>
+          <w:lang w:val="da-DK"/>
+        </w:rPr>
+      </w:pPr>
+    </w:p>
+    <w:p>
+      <w:pPr>
+        <w:spacing w:after="0" w:line="240" w:lineRule="auto"/>
+      </w:pPr>
+    </w:p>
+    <w:tbl>
+      <w:tblPr>
+        <w:tblStyle w:val="BCBlockTable"/>
+        <w:tblW w:w="5000" w:type="pct"/>
+        <w:tblLook w:val="0620" w:firstRow="1" w:lastRow="0" w:firstColumn="0" w:lastColumn="0" w:noHBand="1" w:noVBand="1"/>
+        <w:tblCaption w:val="Notes Block"/>
+        <w:tblDescription w:val="Layout table. Used for positioning, not for tabular data."/>
+      </w:tblPr>
+      <w:tblGrid>
+        <w:gridCol w:w="15687"/>
+      </w:tblGrid>
+      <w:tr>
+        <w:trPr>
+          <w:cnfStyle w:val="100000000000" w:firstRow="1" w:lastRow="0" w:firstColumn="0" w:lastColumn="0" w:oddVBand="0" w:evenVBand="0" w:oddHBand="0" w:evenHBand="0" w:firstRowFirstColumn="0" w:firstRowLastColumn="0" w:lastRowFirstColumn="0" w:lastRowLastColumn="0"/>
+          <w:cantSplit/>
+          <w:trHeight w:val="389"/>
+        </w:trPr>
+        <w:sdt>
+          <w:sdtPr>
+            <w:alias w:val="LineFeeCaptionText"/>
+            <w:tag w:val="#BC:InsertDataItem,DataItems/Header/LineFee/LineFeeCaptionText"/>
+            <w:id w:val="-656604401"/>
+            <w:dataBinding w:prefixMappings="xmlns:ns0='urn:microsoft-dynamics-nav/reports/Standard_Sales_Invoice/1306/'" w:xpath="/ns0:NavWordReportXmlPart[1]/ns0:Header[1]/ns0:LineFee[1]/ns0:LineFeeCaptionText[1]" w:storeItemID="{00000000-0000-0000-0000-000000000000}"/>
+            <w15:color w:val="808080"/>
+            <w:text/>
+          </w:sdtPr>
+          <w:sdtEndPr/>
+          <w:sdtContent>
+            <w:tc>
+              <w:tcPr>
+                <w:tcW w:w="5000" w:type="pct"/>
+              </w:tcPr>
+              <w:p>
+                <w:pPr>
+                  <w:pStyle w:val="NoSpacing"/>
+                  <w:ind w:right="29"/>
+                </w:pPr>
+                <w:proofErr w:type="spellStart"/>
+                <w:r>
+                  <w:t>LineFeeCaptionText</w:t>
+                </w:r>
+                <w:proofErr w:type="spellEnd"/>
+              </w:p>
+            </w:tc>
+          </w:sdtContent>
+        </w:sdt>
+      </w:tr>
+    </w:tbl>
+    <w:p>
+      <w:pPr>
+        <w:tabs>
+          <w:tab w:val="left" w:pos="2535"/>
+        </w:tabs>
+      </w:pPr>
+      <w:sdt>
+        <w:sdtPr>
+          <w:alias w:val="#Nav: /Header/PaymentReportingArgument/PaymentServiceLogo"/>
+          <w:tag w:val="#Nav: Standard_Sales_Invoice/1306"/>
+          <w:id w:val="-804161553"/>
+          <w:dataBinding w:prefixMappings="xmlns:ns0='urn:microsoft-dynamics-nav/reports/Standard_Sales_Invoice/1306/'" w:xpath="/ns0:NavWordReportXmlPart[1]/ns0:Header[1]/ns0:PaymentReportingArgument[1]/ns0:PaymentServiceLogo[1]" w:storeItemID="{4E4D9DA5-514B-454D-BE26-D942A644F473}"/>
+          <w:picture/>
+        </w:sdtPr>
+        <w:sdtEndPr/>
+        <w:sdtContent>
+          <w:r>
+            <w:rPr>
+              <w:noProof/>
+            </w:rPr>
+            <w:drawing>
+              <wp:inline distT="0" distB="0" distL="0" distR="0" wp14:anchorId="68ED8C8C" wp14:editId="7C35D543">
+                <wp:extent cx="1080000" cy="1079863"/>
+                <wp:effectExtent l="0" t="0" r="6350" b="6350"/>
+                <wp:docPr id="1" name="Picture 1"/>
+                <wp:cNvGraphicFramePr>
+                  <a:graphicFrameLocks xmlns:a="http://schemas.openxmlformats.org/drawingml/2006/main" noChangeAspect="1"/>
+                </wp:cNvGraphicFramePr>
+                <a:graphic xmlns:a="http://schemas.openxmlformats.org/drawingml/2006/main">
+                  <a:graphicData uri="http://schemas.openxmlformats.org/drawingml/2006/picture">
+                    <pic:pic xmlns:pic="http://schemas.openxmlformats.org/drawingml/2006/picture">
+                      <pic:nvPicPr>
+                        <pic:cNvPr id="1" name="Picture 1"/>
+                        <pic:cNvPicPr>
+                          <a:picLocks noChangeAspect="1" noChangeArrowheads="1"/>
+                        </pic:cNvPicPr>
+                      </pic:nvPicPr>
+                      <pic:blipFill>
+                        <a:blip r:embed="rId9"/>
+                        <a:srcRect t="6" b="6"/>
+                        <a:stretch>
+                          <a:fillRect/>
+                        </a:stretch>
+                      </pic:blipFill>
+                      <pic:spPr bwMode="auto">
+                        <a:xfrm>
+                          <a:off x="0" y="0"/>
+                          <a:ext cx="1080000" cy="1079863"/>
+                        </a:xfrm>
+                        <a:prstGeom prst="rect">
+                          <a:avLst/>
+                        </a:prstGeom>
+                        <a:noFill/>
+                        <a:ln>
+                          <a:noFill/>
+                        </a:ln>
+                        <a:extLst>
+                          <a:ext uri="{53640926-AAD7-44D8-BBD7-CCE9431645EC}">
+                            <a14:shadowObscured xmlns:a14="http://schemas.microsoft.com/office/drawing/2010/main"/>
+                          </a:ext>
+                        </a:extLst>
+                      </pic:spPr>
+                    </pic:pic>
+                  </a:graphicData>
+                </a:graphic>
+              </wp:inline>
+            </w:drawing>
+          </w:r>
+        </w:sdtContent>
+      </w:sdt>
+      <w:r>
+        <w:tab/>
+      </w:r>
+    </w:p>
+    <w:p>
+      <w:pPr>
+        <w:pStyle w:val="Style1"/>
+      </w:pPr>
+      <w:sdt>
+        <w:sdtPr>
+          <w:alias w:val="#Nav: /Header/PaymentReportingArgument/PaymentServiceText_Url"/>
+          <w:tag w:val="#Nav: Standard_Sales_Invoice/1306"/>
+          <w:id w:val="-1198932184"/>
+          <w:placeholder>
+            <w:docPart w:val="4A853C0E43A447DDBB3AE7253F671005"/>
+          </w:placeholder>
+          <w:dataBinding w:prefixMappings="xmlns:ns0='urn:microsoft-dynamics-nav/reports/Standard_Sales_Invoice/1306/'" w:xpath="/ns0:NavWordReportXmlPart[1]/ns0:Header[1]/ns0:PaymentReportingArgument[1]/ns0:PaymentServiceText_Url[1]" w:storeItemID="{4E4D9DA5-514B-454D-BE26-D942A644F473}"/>
+          <w:text/>
+        </w:sdtPr>
+        <w:sdtEndPr/>
+        <w:sdtContent>
+          <w:r>
+            <w:rPr>
+              <w:lang w:val="da-DK"/>
+            </w:rPr>
+            <w:t>PaymentServiceText_Url</w:t>
+          </w:r>
+        </w:sdtContent>
+      </w:sdt>
+    </w:p>
+    <w:tbl>
+      <w:tblPr>
+        <w:tblStyle w:val="BCDataTable"/>
+        <w:tblW w:w="5000" w:type="pct"/>
+        <w:tblLook w:val="0460" w:firstRow="1" w:lastRow="1" w:firstColumn="0" w:lastColumn="0" w:noHBand="0" w:noVBand="1"/>
+        <w:tblCaption w:val="Table 7"/>
+        <w:tblDescription w:val="Document lines. Column headers in the first row."/>
+      </w:tblPr>
+      <w:tblGrid>
+        <w:gridCol w:w="1581"/>
+        <w:gridCol w:w="1561"/>
+        <w:gridCol w:w="1328"/>
+        <w:gridCol w:w="1321"/>
+        <w:gridCol w:w="1520"/>
+        <w:gridCol w:w="1758"/>
+        <w:gridCol w:w="1843"/>
+        <w:gridCol w:w="1523"/>
+        <w:gridCol w:w="1675"/>
+        <w:gridCol w:w="1577"/>
+      </w:tblGrid>
+      <w:sdt>
+        <w:sdtPr>
+          <w:rPr>
+            <w:rFonts w:asciiTheme="minorHAnsi" w:hAnsiTheme="minorHAnsi" w:eastAsiaTheme="minorHAnsi" w:cstheme="minorBidi"/>
+            <w:color w:val="242424"/>
+          </w:rPr>
+          <w:alias w:val="#Nav: /Header/ContractBillingDetailsMapping"/>
+          <w:tag w:val="#Nav: Standard_Sales_Invoice/1306"/>
+          <w:id w:val="220329604"/>
+          <w15:dataBinding w:prefixMappings="xmlns:ns0='urn:microsoft-dynamics-nav/reports/Standard_Sales_Invoice/1306/'" w:xpath="/ns0:NavWordReportXmlPart[1]/ns0:Header[1]/ns0:ContractBillingDetailsMapping" w:storeItemID="{4E4D9DA5-514B-454D-BE26-D942A644F473}"/>
+          <w15:repeatingSection/>
+        </w:sdtPr>
+        <w:sdtEndPr/>
+        <w:sdtContent>
+          <w:sdt>
+            <w:sdtPr>
+              <w:rPr>
+                <w:rFonts w:asciiTheme="minorHAnsi" w:hAnsiTheme="minorHAnsi" w:eastAsiaTheme="minorHAnsi" w:cstheme="minorBidi"/>
+                <w:color w:val="242424"/>
+              </w:rPr>
+              <w:id w:val="1364941104"/>
+              <w:placeholder>
+                <w:docPart w:val="1A3D1A88CBEB4153AF377BF1D5BA76E8"/>
+              </w:placeholder>
+              <w15:repeatingSectionItem/>
+            </w:sdtPr>
+            <w:sdtEndPr/>
+            <w:sdtContent>
+              <w:tr>
+                <w:trPr>
+                  <w:cnfStyle w:val="100000000000" w:firstRow="1" w:lastRow="0" w:firstColumn="0" w:lastColumn="0" w:oddVBand="0" w:evenVBand="0" w:oddHBand="0" w:evenHBand="0" w:firstRowFirstColumn="0" w:firstRowLastColumn="0" w:lastRowFirstColumn="0" w:lastRowLastColumn="0"/>
+                  <w:cantSplit/>
+                  <w:trHeight w:val="490"/>
+                  <w:tblHeader/>
+                </w:trPr>
+                <w:tc>
+                  <w:tcPr>
+                    <w:tcW w:w="538" w:type="pct"/>
+                  </w:tcPr>
+                  <w:sdt>
+                    <w:sdtPr>
+                      <w:alias w:val="#Nav: /Header/ContractBillingDetailsMapping/ContractBillingDetailsContractNoLbl"/>
+                      <w:tag w:val="#Nav: Standard_Sales_Invoice/1306"/>
+                      <w:id w:val="-1414548452"/>
+                      <w:placeholder>
+                        <w:docPart w:val="1561BECE208D4A42B4A264763E21A7CD"/>
+                      </w:placeholder>
+                      <w:dataBinding w:prefixMappings="xmlns:ns0='urn:microsoft-dynamics-nav/reports/Standard_Sales_Invoice/1306/'" w:xpath="/ns0:NavWordReportXmlPart[1]/ns0:Header[1]/ns0:ContractBillingDetailsMapping[1]/ns0:ContractBillingDetailsContractNoLbl[1]" w:storeItemID="{4E4D9DA5-514B-454D-BE26-D942A644F473}"/>
+                      <w:text/>
+                    </w:sdtPr>
+                    <w:sdtEndPr/>
+                    <w:sdtContent>
+                      <w:p>
+                        <w:pPr>
+                          <w:pStyle w:val="BCLabel"/>
+                        </w:pPr>
+                        <w:proofErr w:type="spellStart"/>
+                        <w:r>
+                          <w:t>ContractBillingDetailsContractNoLbl</w:t>
+                        </w:r>
+                        <w:proofErr w:type="spellEnd"/>
+                      </w:p>
+                    </w:sdtContent>
+                  </w:sdt>
+                </w:tc>
+                <w:tc>
+                  <w:tcPr>
+                    <w:tcW w:w="457" w:type="pct"/>
+                  </w:tcPr>
+                  <w:sdt>
+                    <w:sdtPr>
+                      <w:alias w:val="#Nav: /Header/ContractBillingDetailsMapping/ContractBillingDetailsPositionNoLbl"/>
+                      <w:tag w:val="#Nav: Standard_Sales_Invoice/1306"/>
+                      <w:id w:val="563840068"/>
+                      <w:placeholder>
+                        <w:docPart w:val="1561BECE208D4A42B4A264763E21A7CD"/>
+                      </w:placeholder>
+                      <w:dataBinding w:prefixMappings="xmlns:ns0='urn:microsoft-dynamics-nav/reports/Standard_Sales_Invoice/1306/'" w:xpath="/ns0:NavWordReportXmlPart[1]/ns0:Header[1]/ns0:ContractBillingDetailsMapping[1]/ns0:ContractBillingDetailsPositionNoLbl[1]" w:storeItemID="{4E4D9DA5-514B-454D-BE26-D942A644F473}"/>
+                      <w:text/>
+                    </w:sdtPr>
+                    <w:sdtEndPr/>
+                    <w:sdtContent>
+                      <w:p>
+                        <w:pPr>
+                          <w:pStyle w:val="BCLabel"/>
+                        </w:pPr>
+                        <w:proofErr w:type="spellStart"/>
+                        <w:r>
+                          <w:t>ContractBillingDetailsPositionNoLbl</w:t>
+                        </w:r>
+                        <w:proofErr w:type="spellEnd"/>
+                      </w:p>
+                    </w:sdtContent>
+                  </w:sdt>
+                </w:tc>
+                <w:tc>
+                  <w:tcPr>
+                    <w:tcW w:w="2849" w:type="pct"/>
+                    <w:gridSpan w:val="7"/>
+                  </w:tcPr>
+                  <w:sdt>
+                    <w:sdtPr>
+                      <w:alias w:val="#Nav: /Header/ContractBillingDetailsMapping/ContractBillingDetailsPositionDescriptionLbl"/>
+                      <w:tag w:val="#Nav: Standard_Sales_Invoice/1306"/>
+                      <w:id w:val="-1916080924"/>
+                      <w:placeholder>
+                        <w:docPart w:val="1561BECE208D4A42B4A264763E21A7CD"/>
+                      </w:placeholder>
+                      <w:dataBinding w:prefixMappings="xmlns:ns0='urn:microsoft-dynamics-nav/reports/Standard_Sales_Invoice/1306/'" w:xpath="/ns0:NavWordReportXmlPart[1]/ns0:Header[1]/ns0:ContractBillingDetailsMapping[1]/ns0:ContractBillingDetailsPositionDescriptionLbl[1]" w:storeItemID="{4E4D9DA5-514B-454D-BE26-D942A644F473}"/>
+                      <w:text/>
+                    </w:sdtPr>
+                    <w:sdtEndPr/>
+                    <w:sdtContent>
+                      <w:p>
+                        <w:pPr>
+                          <w:pStyle w:val="BCLabel"/>
+                        </w:pPr>
+                        <w:proofErr w:type="spellStart"/>
+                        <w:r>
+                          <w:t>ContractBillingDetailsPositionDescriptionLbl</w:t>
+                        </w:r>
+                        <w:proofErr w:type="spellEnd"/>
+                      </w:p>
+                    </w:sdtContent>
+                  </w:sdt>
+                </w:tc>
+                <w:tc>
+                  <w:tcPr>
+                    <w:tcW w:w="1156" w:type="pct"/>
+                  </w:tcPr>
+                  <w:sdt>
+                    <w:sdtPr>
+                      <w:alias w:val="#Nav: /Header/ContractBillingDetailsMapping/ContractBillingDetailsCustomerLbl"/>
+                      <w:tag w:val="#Nav: Standard_Sales_Invoice/1306"/>
+                      <w:id w:val="-1822645877"/>
+                      <w:placeholder>
+                        <w:docPart w:val="1561BECE208D4A42B4A264763E21A7CD"/>
+                      </w:placeholder>
+                      <w:dataBinding w:prefixMappings="xmlns:ns0='urn:microsoft-dynamics-nav/reports/Standard_Sales_Invoice/1306/'" w:xpath="/ns0:NavWordReportXmlPart[1]/ns0:Header[1]/ns0:ContractBillingDetailsMapping[1]/ns0:ContractBillingDetailsCustomerLbl[1]" w:storeItemID="{4E4D9DA5-514B-454D-BE26-D942A644F473}"/>
+                      <w:text/>
+                    </w:sdtPr>
+                    <w:sdtEndPr/>
+                    <w:sdtContent>
+                      <w:p>
+                        <w:pPr>
+                          <w:pStyle w:val="BCLabel"/>
+                        </w:pPr>
+                        <w:proofErr w:type="spellStart"/>
+                        <w:r>
+                          <w:t>ContractBillingDetailsCustomerLbl</w:t>
+                        </w:r>
+                        <w:proofErr w:type="spellEnd"/>
+                      </w:p>
+                    </w:sdtContent>
+                  </w:sdt>
+                </w:tc>
+              </w:tr>
+              <w:tr>
+                <w:trPr>
+                  <w:cnfStyle w:val="000000100000" w:firstRow="0" w:lastRow="0" w:firstColumn="0" w:lastColumn="0" w:oddVBand="0" w:evenVBand="0" w:oddHBand="1" w:evenHBand="0" w:firstRowFirstColumn="0" w:firstRowLastColumn="0" w:lastRowFirstColumn="0" w:lastRowLastColumn="0"/>
+                  <w:cantSplit/>
+                  <w:trHeight w:val="245"/>
+                </w:trPr>
+                <w:tc>
+                  <w:tcPr>
+                    <w:tcW w:w="538" w:type="pct"/>
+                  </w:tcPr>
+                  <w:p>
+                    <w:pPr>
+                      <w:pStyle w:val="NoSpacing"/>
+                      <w:tabs>
+                        <w:tab w:val="left" w:pos="6375"/>
+                      </w:tabs>
+                    </w:pPr>
+                  </w:p>
+                </w:tc>
+                <w:tc>
+                  <w:tcPr>
+                    <w:tcW w:w="457" w:type="pct"/>
+                  </w:tcPr>
+                  <w:p>
+                    <w:pPr>
+                      <w:pStyle w:val="NoSpacing"/>
+                      <w:tabs>
+                        <w:tab w:val="left" w:pos="6375"/>
+                      </w:tabs>
+                    </w:pPr>
+                  </w:p>
+                </w:tc>
+                <w:tc>
+                  <w:tcPr>
+                    <w:tcW w:w="269" w:type="pct"/>
+                  </w:tcPr>
+                  <w:p>
+                    <w:pPr>
+                      <w:pStyle w:val="NoSpacing"/>
+                      <w:tabs>
+                        <w:tab w:val="left" w:pos="6375"/>
+                      </w:tabs>
+                    </w:pPr>
+                  </w:p>
+                </w:tc>
+                <w:tc>
+                  <w:tcPr>
+                    <w:tcW w:w="403" w:type="pct"/>
+                  </w:tcPr>
+                  <w:p>
+                    <w:pPr>
+                      <w:pStyle w:val="NoSpacing"/>
+                      <w:tabs>
+                        <w:tab w:val="left" w:pos="6375"/>
+                      </w:tabs>
+                    </w:pPr>
+                  </w:p>
+                </w:tc>
+                <w:tc>
+                  <w:tcPr>
+                    <w:tcW w:w="457" w:type="pct"/>
+                  </w:tcPr>
+                  <w:p>
+                    <w:pPr>
+                      <w:pStyle w:val="NoSpacing"/>
+                      <w:tabs>
+                        <w:tab w:val="left" w:pos="6375"/>
+                      </w:tabs>
+                    </w:pPr>
+                  </w:p>
+                </w:tc>
+                <w:tc>
+                  <w:tcPr>
+                    <w:tcW w:w="484" w:type="pct"/>
+                  </w:tcPr>
+                  <w:p>
+                    <w:pPr>
+                      <w:pStyle w:val="NoSpacing"/>
+                      <w:tabs>
+                        <w:tab w:val="left" w:pos="6375"/>
+                      </w:tabs>
+                    </w:pPr>
+                  </w:p>
+                </w:tc>
+                <w:tc>
+                  <w:tcPr>
+                    <w:tcW w:w="430" w:type="pct"/>
+                  </w:tcPr>
+                  <w:p>
+                    <w:pPr>
+                      <w:pStyle w:val="NoSpacing"/>
+                      <w:tabs>
+                        <w:tab w:val="left" w:pos="6375"/>
+                      </w:tabs>
+                    </w:pPr>
+                  </w:p>
+                </w:tc>
+                <w:tc>
+                  <w:tcPr>
+                    <w:tcW w:w="376" w:type="pct"/>
+                  </w:tcPr>
+                  <w:p>
+                    <w:pPr>
+                      <w:pStyle w:val="NoSpacing"/>
+                      <w:tabs>
+                        <w:tab w:val="left" w:pos="6375"/>
+                      </w:tabs>
+                    </w:pPr>
+                  </w:p>
+                </w:tc>
+                <w:tc>
+                  <w:tcPr>
+                    <w:tcW w:w="430" w:type="pct"/>
+                  </w:tcPr>
+                  <w:p>
+                    <w:pPr>
+                      <w:pStyle w:val="NoSpacing"/>
+                      <w:tabs>
+                        <w:tab w:val="left" w:pos="6375"/>
+                      </w:tabs>
+                    </w:pPr>
+                  </w:p>
+                </w:tc>
+                <w:tc>
+                  <w:tcPr>
+                    <w:tcW w:w="1156" w:type="pct"/>
+                  </w:tcPr>
+                  <w:p>
+                    <w:pPr>
+                      <w:pStyle w:val="NoSpacing"/>
+                      <w:tabs>
+                        <w:tab w:val="left" w:pos="6375"/>
+                      </w:tabs>
+                    </w:pPr>
+                  </w:p>
+                </w:tc>
+              </w:tr>
+              <w:sdt>
+                <w:sdtPr>
+                  <w:alias w:val="#Nav: /Header/ContractBillingDetailsMapping/ContractBillingDetailsGrouping"/>
+                  <w:tag w:val="#Nav: Standard_Sales_Invoice/1306"/>
+                  <w:id w:val="-240490063"/>
+                  <w15:dataBinding w:prefixMappings="xmlns:ns0='urn:microsoft-dynamics-nav/reports/Standard_Sales_Invoice/1306/'" w:xpath="/ns0:NavWordReportXmlPart[1]/ns0:Header[1]/ns0:ContractBillingDetailsMapping[1]/ns0:ContractBillingDetailsGrouping" w:storeItemID="{4E4D9DA5-514B-454D-BE26-D942A644F473}"/>
+                  <w15:repeatingSection/>
+                </w:sdtPr>
+                <w:sdtEndPr/>
+                <w:sdtContent>
+                  <w:sdt>
+                    <w:sdtPr>
+                      <w:id w:val="-136270399"/>
+                      <w:placeholder>
+                        <w:docPart w:val="1A3D1A88CBEB4153AF377BF1D5BA76E8"/>
+                      </w:placeholder>
+                      <w15:repeatingSectionItem/>
+                    </w:sdtPr>
+                    <w:sdtEndPr/>
+                    <w:sdtContent>
+                      <w:tr>
+                        <w:trPr>
+                          <w:cnfStyle w:val="000000010000" w:firstRow="0" w:lastRow="0" w:firstColumn="0" w:lastColumn="0" w:oddVBand="0" w:evenVBand="0" w:oddHBand="0" w:evenHBand="1" w:firstRowFirstColumn="0" w:firstRowLastColumn="0" w:lastRowFirstColumn="0" w:lastRowLastColumn="0"/>
+                          <w:cantSplit/>
+                          <w:trHeight w:val="490"/>
+                        </w:trPr>
+                        <w:tc>
+                          <w:tcPr>
+                            <w:tcW w:w="538" w:type="pct"/>
+                          </w:tcPr>
+                          <w:sdt>
+                            <w:sdtPr>
+                              <w:alias w:val="#Nav: /Header/ContractBillingDetailsMapping/ContractBillingDetailsGrouping/ContractBillingDetailsContractNo"/>
+                              <w:tag w:val="#Nav: Standard_Sales_Invoice/1306"/>
+                              <w:id w:val="-505979805"/>
+                              <w:placeholder>
+                                <w:docPart w:val="1561BECE208D4A42B4A264763E21A7CD"/>
+                              </w:placeholder>
+                              <w:dataBinding w:prefixMappings="xmlns:ns0='urn:microsoft-dynamics-nav/reports/Standard_Sales_Invoice/1306/'" w:xpath="/ns0:NavWordReportXmlPart[1]/ns0:Header[1]/ns0:ContractBillingDetailsMapping[1]/ns0:ContractBillingDetailsGrouping[1]/ns0:ContractBillingDetailsContractNo[1]" w:storeItemID="{4E4D9DA5-514B-454D-BE26-D942A644F473}"/>
+                              <w:text/>
+                            </w:sdtPr>
+                            <w:sdtEndPr/>
+                            <w:sdtContent>
+                              <w:p>
+                                <w:pPr>
+                                  <w:pStyle w:val="NoSpacing"/>
+                                </w:pPr>
+                                <w:proofErr w:type="spellStart"/>
+                                <w:r>
+                                  <w:t>ContractBillingDetailsContractNo</w:t>
+                                </w:r>
+                                <w:proofErr w:type="spellEnd"/>
+                              </w:p>
+                            </w:sdtContent>
+                          </w:sdt>
+                        </w:tc>
+                        <w:tc>
+                          <w:tcPr>
+                            <w:tcW w:w="457" w:type="pct"/>
+                          </w:tcPr>
+                          <w:sdt>
+                            <w:sdtPr>
+                              <w:alias w:val="#Nav: /Header/ContractBillingDetailsMapping/ContractBillingDetailsGrouping/ContractBillingDetailsPositionNo"/>
+                              <w:tag w:val="#Nav: Standard_Sales_Invoice/1306"/>
+                              <w:id w:val="-1244488037"/>
+                              <w:placeholder>
+                                <w:docPart w:val="1561BECE208D4A42B4A264763E21A7CD"/>
+                              </w:placeholder>
+                              <w:dataBinding w:prefixMappings="xmlns:ns0='urn:microsoft-dynamics-nav/reports/Standard_Sales_Invoice/1306/'" w:xpath="/ns0:NavWordReportXmlPart[1]/ns0:Header[1]/ns0:ContractBillingDetailsMapping[1]/ns0:ContractBillingDetailsGrouping[1]/ns0:ContractBillingDetailsPositionNo[1]" w:storeItemID="{4E4D9DA5-514B-454D-BE26-D942A644F473}"/>
+                              <w:text/>
+                            </w:sdtPr>
+                            <w:sdtEndPr/>
+                            <w:sdtContent>
+                              <w:p>
+                                <w:pPr>
+                                  <w:pStyle w:val="NoSpacing"/>
+                                </w:pPr>
+                                <w:proofErr w:type="spellStart"/>
+                                <w:r>
+                                  <w:t>ContractBillingDetailsPositionNo</w:t>
+                                </w:r>
+                                <w:proofErr w:type="spellEnd"/>
+                              </w:p>
+                            </w:sdtContent>
+                          </w:sdt>
+                        </w:tc>
+                        <w:tc>
+                          <w:tcPr>
+                            <w:tcW w:w="2849" w:type="pct"/>
+                            <w:gridSpan w:val="7"/>
+                          </w:tcPr>
+                          <w:sdt>
+                            <w:sdtPr>
+                              <w:alias w:val="#Nav: /Header/ContractBillingDetailsMapping/ContractBillingDetailsGrouping/ContractBillingDetailsPositionDescription"/>
+                              <w:tag w:val="#Nav: Standard_Sales_Invoice/1306"/>
+                              <w:id w:val="654581607"/>
+                              <w:placeholder>
+                                <w:docPart w:val="1561BECE208D4A42B4A264763E21A7CD"/>
+                              </w:placeholder>
+                              <w:dataBinding w:prefixMappings="xmlns:ns0='urn:microsoft-dynamics-nav/reports/Standard_Sales_Invoice/1306/'" w:xpath="/ns0:NavWordReportXmlPart[1]/ns0:Header[1]/ns0:ContractBillingDetailsMapping[1]/ns0:ContractBillingDetailsGrouping[1]/ns0:ContractBillingDetailsPositionDescription[1]" w:storeItemID="{4E4D9DA5-514B-454D-BE26-D942A644F473}"/>
+                              <w:text/>
+                            </w:sdtPr>
+                            <w:sdtEndPr/>
+                            <w:sdtContent>
+                              <w:p>
+                                <w:pPr>
+                                  <w:pStyle w:val="NoSpacing"/>
+                                </w:pPr>
+                                <w:proofErr w:type="spellStart"/>
+                                <w:r>
+                                  <w:t>ContractBillingDetailsPositionDescription</w:t>
+                                </w:r>
+                                <w:proofErr w:type="spellEnd"/>
+                              </w:p>
+                            </w:sdtContent>
+                          </w:sdt>
+                        </w:tc>
+                        <w:tc>
+                          <w:tcPr>
+                            <w:tcW w:w="1156" w:type="pct"/>
+                          </w:tcPr>
+                          <w:sdt>
+                            <w:sdtPr>
+                              <w:alias w:val="#Nav: /Header/ContractBillingDetailsMapping/ContractBillingDetailsGrouping/ContractBillingDetailsCustomerName"/>
+                              <w:tag w:val="#Nav: Standard_Sales_Invoice/1306"/>
+                              <w:id w:val="-683130118"/>
+                              <w:placeholder>
+                                <w:docPart w:val="1561BECE208D4A42B4A264763E21A7CD"/>
+                              </w:placeholder>
+                              <w:dataBinding w:prefixMappings="xmlns:ns0='urn:microsoft-dynamics-nav/reports/Standard_Sales_Invoice/1306/'" w:xpath="/ns0:NavWordReportXmlPart[1]/ns0:Header[1]/ns0:ContractBillingDetailsMapping[1]/ns0:ContractBillingDetailsGrouping[1]/ns0:ContractBillingDetailsCustomerName[1]" w:storeItemID="{4E4D9DA5-514B-454D-BE26-D942A644F473}"/>
+                              <w:text/>
+                            </w:sdtPr>
+                            <w:sdtEndPr/>
+                            <w:sdtContent>
+                              <w:p>
+                                <w:pPr>
+                                  <w:pStyle w:val="NoSpacing"/>
+                                </w:pPr>
+                                <w:proofErr w:type="spellStart"/>
+                                <w:r>
+                                  <w:t>ContractBillingDetailsCustomerName</w:t>
+                                </w:r>
+                                <w:proofErr w:type="spellEnd"/>
+                              </w:p>
+                            </w:sdtContent>
+                          </w:sdt>
+                        </w:tc>
+                      </w:tr>
+                      <w:tr>
+                        <w:trPr>
+                          <w:cnfStyle w:val="000000100000" w:firstRow="0" w:lastRow="0" w:firstColumn="0" w:lastColumn="0" w:oddVBand="0" w:evenVBand="0" w:oddHBand="1" w:evenHBand="0" w:firstRowFirstColumn="0" w:firstRowLastColumn="0" w:lastRowFirstColumn="0" w:lastRowLastColumn="0"/>
+                          <w:cantSplit/>
+                          <w:trHeight w:val="490"/>
+                        </w:trPr>
+                        <w:tc>
+                          <w:tcPr>
+                            <w:tcW w:w="538" w:type="pct"/>
+                          </w:tcPr>
+                          <w:sdt>
+                            <w:sdtPr>
+                              <w:alias w:val="#Nav: /Header/ContractBillingDetailsMapping/ContractBillingDetailsGrouping/ContractBillingDetailsStartDateLbl"/>
+                              <w:tag w:val="#Nav: Standard_Sales_Invoice/1306"/>
+                              <w:id w:val="-1703933962"/>
+                              <w:placeholder>
+                                <w:docPart w:val="1561BECE208D4A42B4A264763E21A7CD"/>
+                              </w:placeholder>
+                              <w:dataBinding w:prefixMappings="xmlns:ns0='urn:microsoft-dynamics-nav/reports/Standard_Sales_Invoice/1306/'" w:xpath="/ns0:NavWordReportXmlPart[1]/ns0:Header[1]/ns0:ContractBillingDetailsMapping[1]/ns0:ContractBillingDetailsGrouping[1]/ns0:ContractBillingDetailsStartDateLbl[1]" w:storeItemID="{4E4D9DA5-514B-454D-BE26-D942A644F473}"/>
+                              <w:text/>
+                            </w:sdtPr>
+                            <w:sdtEndPr/>
+                            <w:sdtContent>
+                              <w:p>
+                                <w:pPr>
+                                  <w:pStyle w:val="BCLabel"/>
+                                </w:pPr>
+                                <w:proofErr w:type="spellStart"/>
+                                <w:r>
+                                  <w:t>ContractBillingDetailsStartDateLbl</w:t>
+                                </w:r>
+                                <w:proofErr w:type="spellEnd"/>
+                              </w:p>
+                            </w:sdtContent>
+                          </w:sdt>
+                        </w:tc>
+                        <w:tc>
+                          <w:tcPr>
+                            <w:tcW w:w="457" w:type="pct"/>
+                          </w:tcPr>
+                          <w:sdt>
+                            <w:sdtPr>
+                              <w:alias w:val="#Nav: /Header/ContractBillingDetailsMapping/ContractBillingDetailsGrouping/ContractBillingDetailsEndDateLbl"/>
+                              <w:tag w:val="#Nav: Standard_Sales_Invoice/1306"/>
+                              <w:id w:val="-2042896265"/>
+                              <w:placeholder>
+                                <w:docPart w:val="1561BECE208D4A42B4A264763E21A7CD"/>
+                              </w:placeholder>
+                              <w:dataBinding w:prefixMappings="xmlns:ns0='urn:microsoft-dynamics-nav/reports/Standard_Sales_Invoice/1306/'" w:xpath="/ns0:NavWordReportXmlPart[1]/ns0:Header[1]/ns0:ContractBillingDetailsMapping[1]/ns0:ContractBillingDetailsGrouping[1]/ns0:ContractBillingDetailsEndDateLbl[1]" w:storeItemID="{4E4D9DA5-514B-454D-BE26-D942A644F473}"/>
+                              <w:text/>
+                            </w:sdtPr>
+                            <w:sdtEndPr/>
+                            <w:sdtContent>
+                              <w:p>
+                                <w:pPr>
+                                  <w:pStyle w:val="BCLabel"/>
+                                </w:pPr>
+                                <w:proofErr w:type="spellStart"/>
+                                <w:r>
+                                  <w:t>ContractBillingDetailsEndDateLbl</w:t>
+                                </w:r>
+                                <w:proofErr w:type="spellEnd"/>
+                              </w:p>
+                            </w:sdtContent>
+                          </w:sdt>
+                        </w:tc>
+                        <w:tc>
+                          <w:tcPr>
+                            <w:tcW w:w="269" w:type="pct"/>
+                          </w:tcPr>
+                          <w:sdt>
+                            <w:sdtPr>
+                              <w:alias w:val="#Nav: /Header/ContractBillingDetailsMapping/ContractBillingDetailsGrouping/ContractBillingDetailsDaysLbl"/>
+                              <w:tag w:val="#Nav: Standard_Sales_Invoice/1306"/>
+                              <w:id w:val="-572964943"/>
+                              <w:placeholder>
+                                <w:docPart w:val="1561BECE208D4A42B4A264763E21A7CD"/>
+                              </w:placeholder>
+                              <w:dataBinding w:prefixMappings="xmlns:ns0='urn:microsoft-dynamics-nav/reports/Standard_Sales_Invoice/1306/'" w:xpath="/ns0:NavWordReportXmlPart[1]/ns0:Header[1]/ns0:ContractBillingDetailsMapping[1]/ns0:ContractBillingDetailsGrouping[1]/ns0:ContractBillingDetailsDaysLbl[1]" w:storeItemID="{4E4D9DA5-514B-454D-BE26-D942A644F473}"/>
+                              <w:text/>
+                            </w:sdtPr>
+                            <w:sdtEndPr/>
+                            <w:sdtContent>
+                              <w:p>
+                                <w:pPr>
+                                  <w:pStyle w:val="BCLabel"/>
+                                </w:pPr>
+                                <w:proofErr w:type="spellStart"/>
+                                <w:r>
+                                  <w:t>ContractBillingDetailsDaysLbl</w:t>
+                                </w:r>
+                                <w:proofErr w:type="spellEnd"/>
+                              </w:p>
+                            </w:sdtContent>
+                          </w:sdt>
+                        </w:tc>
+                        <w:tc>
+                          <w:tcPr>
+                            <w:tcW w:w="403" w:type="pct"/>
+                          </w:tcPr>
+                          <w:sdt>
+                            <w:sdtPr>
+                              <w:alias w:val="#Nav: /Header/ContractBillingDetailsMapping/ContractBillingDetailsGrouping/ContractBillingDetailsQtyLbl"/>
+                              <w:tag w:val="#Nav: Standard_Sales_Invoice/1306"/>
+                              <w:id w:val="-531345451"/>
+                              <w:placeholder>
+                                <w:docPart w:val="1561BECE208D4A42B4A264763E21A7CD"/>
+                              </w:placeholder>
+                              <w:dataBinding w:prefixMappings="xmlns:ns0='urn:microsoft-dynamics-nav/reports/Standard_Sales_Invoice/1306/'" w:xpath="/ns0:NavWordReportXmlPart[1]/ns0:Header[1]/ns0:ContractBillingDetailsMapping[1]/ns0:ContractBillingDetailsGrouping[1]/ns0:ContractBillingDetailsQtyLbl[1]" w:storeItemID="{4E4D9DA5-514B-454D-BE26-D942A644F473}"/>
+                              <w:text/>
+                            </w:sdtPr>
+                            <w:sdtEndPr/>
+                            <w:sdtContent>
+                              <w:p>
+                                <w:pPr>
+                                  <w:pStyle w:val="BCLabel"/>
+                                </w:pPr>
+                                <w:proofErr w:type="spellStart"/>
+                                <w:r>
+                                  <w:t>ContractBillingDetailsQtyLbl</w:t>
+                                </w:r>
+                                <w:proofErr w:type="spellEnd"/>
+                              </w:p>
+                            </w:sdtContent>
+                          </w:sdt>
+                        </w:tc>
+                        <w:tc>
+                          <w:tcPr>
+                            <w:tcW w:w="457" w:type="pct"/>
+                          </w:tcPr>
+                          <w:sdt>
+                            <w:sdtPr>
+                              <w:alias w:val="#Nav: /Header/ContractBillingDetailsMapping/ContractBillingDetailsGrouping/ContractBillingDetailsSalesPriceLbl"/>
+                              <w:tag w:val="#Nav: Standard_Sales_Invoice/1306"/>
+                              <w:id w:val="-1106116688"/>
+                              <w:placeholder>
+                                <w:docPart w:val="1561BECE208D4A42B4A264763E21A7CD"/>
+                              </w:placeholder>
+                              <w:dataBinding w:prefixMappings="xmlns:ns0='urn:microsoft-dynamics-nav/reports/Standard_Sales_Invoice/1306/'" w:xpath="/ns0:NavWordReportXmlPart[1]/ns0:Header[1]/ns0:ContractBillingDetailsMapping[1]/ns0:ContractBillingDetailsGrouping[1]/ns0:ContractBillingDetailsSalesPriceLbl[1]" w:storeItemID="{4E4D9DA5-514B-454D-BE26-D942A644F473}"/>
+                              <w:text/>
+                            </w:sdtPr>
+                            <w:sdtEndPr/>
+                            <w:sdtContent>
+                              <w:p>
+                                <w:pPr>
+                                  <w:pStyle w:val="BCLabel"/>
+                                </w:pPr>
+                                <w:proofErr w:type="spellStart"/>
+                                <w:r>
+                                  <w:t>ContractBillingDetailsSalesPriceLbl</w:t>
+                                </w:r>
+                                <w:proofErr w:type="spellEnd"/>
+                              </w:p>
+                            </w:sdtContent>
+                          </w:sdt>
+                        </w:tc>
+                        <w:tc>
+                          <w:tcPr>
+                            <w:tcW w:w="484" w:type="pct"/>
+                          </w:tcPr>
+                          <w:sdt>
+                            <w:sdtPr>
+                              <w:alias w:val="#Nav: /Header/ContractBillingDetailsMapping/ContractBillingDetailsGrouping/ContractBillingDetailsDiscountPercentLbl"/>
+                              <w:tag w:val="#Nav: Standard_Sales_Invoice/1306"/>
+                              <w:id w:val="-2043193908"/>
+                              <w:placeholder>
+                                <w:docPart w:val="1561BECE208D4A42B4A264763E21A7CD"/>
+                              </w:placeholder>
+                              <w:dataBinding w:prefixMappings="xmlns:ns0='urn:microsoft-dynamics-nav/reports/Standard_Sales_Invoice/1306/'" w:xpath="/ns0:NavWordReportXmlPart[1]/ns0:Header[1]/ns0:ContractBillingDetailsMapping[1]/ns0:ContractBillingDetailsGrouping[1]/ns0:ContractBillingDetailsDiscountPercentLbl[1]" w:storeItemID="{4E4D9DA5-514B-454D-BE26-D942A644F473}"/>
+                              <w:text/>
+                            </w:sdtPr>
+                            <w:sdtEndPr/>
+                            <w:sdtContent>
+                              <w:p>
+                                <w:pPr>
+                                  <w:pStyle w:val="BCLabel"/>
+                                </w:pPr>
+                                <w:proofErr w:type="spellStart"/>
+                                <w:r>
+                                  <w:t>ContractBillingDetailsDiscountPercentLbl</w:t>
+                                </w:r>
+                                <w:proofErr w:type="spellEnd"/>
+                              </w:p>
+                            </w:sdtContent>
+                          </w:sdt>
+                        </w:tc>
+                        <w:tc>
+                          <w:tcPr>
+                            <w:tcW w:w="430" w:type="pct"/>
+                          </w:tcPr>
+                          <w:sdt>
+                            <w:sdtPr>
+                              <w:alias w:val="#Nav: /Header/ContractBillingDetailsMapping/ContractBillingDetailsGrouping/ContractBillingDetailsDiscountAmountLbl"/>
+                              <w:tag w:val="#Nav: Standard_Sales_Invoice/1306"/>
+                              <w:id w:val="-1232917054"/>
+                              <w:placeholder>
+                                <w:docPart w:val="1561BECE208D4A42B4A264763E21A7CD"/>
+                              </w:placeholder>
+                              <w:dataBinding w:prefixMappings="xmlns:ns0='urn:microsoft-dynamics-nav/reports/Standard_Sales_Invoice/1306/'" w:xpath="/ns0:NavWordReportXmlPart[1]/ns0:Header[1]/ns0:ContractBillingDetailsMapping[1]/ns0:ContractBillingDetailsGrouping[1]/ns0:ContractBillingDetailsDiscountAmountLbl[1]" w:storeItemID="{4E4D9DA5-514B-454D-BE26-D942A644F473}"/>
+                              <w:text/>
+                            </w:sdtPr>
+                            <w:sdtEndPr/>
+                            <w:sdtContent>
+                              <w:p>
+                                <w:pPr>
+                                  <w:pStyle w:val="BCLabel"/>
+                                </w:pPr>
+                                <w:proofErr w:type="spellStart"/>
+                                <w:r>
+                                  <w:t>ContractBillingDetailsDiscountAmountLbl</w:t>
+                                </w:r>
+                                <w:proofErr w:type="spellEnd"/>
+                              </w:p>
+                            </w:sdtContent>
+                          </w:sdt>
+                        </w:tc>
+                        <w:tc>
+                          <w:tcPr>
+                            <w:tcW w:w="376" w:type="pct"/>
+                          </w:tcPr>
+                          <w:sdt>
+                            <w:sdtPr>
+                              <w:alias w:val="#Nav: /Header/ContractBillingDetailsMapping/ContractBillingDetailsGrouping/ContractBillingDetailsAmountLbl"/>
+                              <w:tag w:val="#Nav: Standard_Sales_Invoice/1306"/>
+                              <w:id w:val="269050585"/>
+                              <w:placeholder>
+                                <w:docPart w:val="1561BECE208D4A42B4A264763E21A7CD"/>
+                              </w:placeholder>
+                              <w:dataBinding w:prefixMappings="xmlns:ns0='urn:microsoft-dynamics-nav/reports/Standard_Sales_Invoice/1306/'" w:xpath="/ns0:NavWordReportXmlPart[1]/ns0:Header[1]/ns0:ContractBillingDetailsMapping[1]/ns0:ContractBillingDetailsGrouping[1]/ns0:ContractBillingDetailsAmountLbl[1]" w:storeItemID="{4E4D9DA5-514B-454D-BE26-D942A644F473}"/>
+                              <w:text/>
+                            </w:sdtPr>
+                            <w:sdtEndPr/>
+                            <w:sdtContent>
+                              <w:p>
+                                <w:pPr>
+                                  <w:pStyle w:val="BCLabel"/>
+                                </w:pPr>
+                                <w:proofErr w:type="spellStart"/>
+                                <w:r>
+                                  <w:t>ContractBillingDetailsAmountLbl</w:t>
+                                </w:r>
+                                <w:proofErr w:type="spellEnd"/>
+                              </w:p>
+                            </w:sdtContent>
+                          </w:sdt>
+                        </w:tc>
+                        <w:tc>
+                          <w:tcPr>
+                            <w:tcW w:w="430" w:type="pct"/>
+                          </w:tcPr>
+                          <w:sdt>
+                            <w:sdtPr>
+                              <w:alias w:val="#Nav: /Header/ContractBillingDetailsMapping/ContractBillingDetailsGrouping/ContractBillingDetailsCurrencyCodeLbl"/>
+                              <w:tag w:val="#Nav: Standard_Sales_Invoice/1306"/>
+                              <w:id w:val="542643813"/>
+                              <w:placeholder>
+                                <w:docPart w:val="1561BECE208D4A42B4A264763E21A7CD"/>
+                              </w:placeholder>
+                              <w:dataBinding w:prefixMappings="xmlns:ns0='urn:microsoft-dynamics-nav/reports/Standard_Sales_Invoice/1306/'" w:xpath="/ns0:NavWordReportXmlPart[1]/ns0:Header[1]/ns0:ContractBillingDetailsMapping[1]/ns0:ContractBillingDetailsGrouping[1]/ns0:ContractBillingDetailsCurrencyCodeLbl[1]" w:storeItemID="{4E4D9DA5-514B-454D-BE26-D942A644F473}"/>
+                              <w:text/>
+                            </w:sdtPr>
+                            <w:sdtEndPr/>
+                            <w:sdtContent>
+                              <w:p>
+                                <w:pPr>
+                                  <w:pStyle w:val="BCLabel"/>
+                                </w:pPr>
+                                <w:proofErr w:type="spellStart"/>
+                                <w:r>
+                                  <w:t>ContractBillingDetailsCurrencyCodeLbl</w:t>
+                                </w:r>
+                                <w:proofErr w:type="spellEnd"/>
+                              </w:p>
+                            </w:sdtContent>
+                          </w:sdt>
+                        </w:tc>
+                        <w:tc>
+                          <w:tcPr>
+                            <w:tcW w:w="1156" w:type="pct"/>
+                          </w:tcPr>
+                          <w:sdt>
+                            <w:sdtPr>
+                              <w:alias w:val="#Nav: /Header/ContractBillingDetailsMapping/ContractBillingDetailsGrouping/ContractBillingDetailsDescriptionLbl"/>
+                              <w:tag w:val="#Nav: Standard_Sales_Invoice/1306"/>
+                              <w:id w:val="333342701"/>
+                              <w:placeholder>
+                                <w:docPart w:val="1561BECE208D4A42B4A264763E21A7CD"/>
+                              </w:placeholder>
+                              <w:dataBinding w:prefixMappings="xmlns:ns0='urn:microsoft-dynamics-nav/reports/Standard_Sales_Invoice/1306/'" w:xpath="/ns0:NavWordReportXmlPart[1]/ns0:Header[1]/ns0:ContractBillingDetailsMapping[1]/ns0:ContractBillingDetailsGrouping[1]/ns0:ContractBillingDetailsDescriptionLbl[1]" w:storeItemID="{4E4D9DA5-514B-454D-BE26-D942A644F473}"/>
+                              <w:text/>
+                            </w:sdtPr>
+                            <w:sdtEndPr/>
+                            <w:sdtContent>
+                              <w:p>
+                                <w:pPr>
+                                  <w:pStyle w:val="BCLabel"/>
+                                </w:pPr>
+                                <w:proofErr w:type="spellStart"/>
+                                <w:r>
+                                  <w:t>ContractBillingDetailsDescriptionLbl</w:t>
+                                </w:r>
+                                <w:proofErr w:type="spellEnd"/>
+                              </w:p>
+                            </w:sdtContent>
+                          </w:sdt>
+                        </w:tc>
+                      </w:tr>
+                      <w:tr>
+                        <w:trPr>
+                          <w:cnfStyle w:val="000000010000" w:firstRow="0" w:lastRow="0" w:firstColumn="0" w:lastColumn="0" w:oddVBand="0" w:evenVBand="0" w:oddHBand="0" w:evenHBand="1" w:firstRowFirstColumn="0" w:firstRowLastColumn="0" w:lastRowFirstColumn="0" w:lastRowLastColumn="0"/>
+                          <w:cantSplit/>
+                          <w:trHeight w:val="490"/>
+                        </w:trPr>
+                        <w:tc>
+                          <w:tcPr>
+                            <w:tcW w:w="538" w:type="pct"/>
+                          </w:tcPr>
+                          <w:p>
+                            <w:pPr>
+                              <w:pStyle w:val="NoSpacing"/>
+                            </w:pPr>
+                          </w:p>
+                        </w:tc>
+                        <w:tc>
+                          <w:tcPr>
+                            <w:tcW w:w="457" w:type="pct"/>
+                          </w:tcPr>
+                          <w:p>
+                            <w:pPr>
+                              <w:pStyle w:val="NoSpacing"/>
+                            </w:pPr>
+                          </w:p>
+                        </w:tc>
+                        <w:tc>
+                          <w:tcPr>
+                            <w:tcW w:w="269" w:type="pct"/>
+                          </w:tcPr>
+                          <w:p>
+                            <w:pPr>
+                              <w:pStyle w:val="NoSpacing"/>
+                            </w:pPr>
+                          </w:p>
+                        </w:tc>
+                        <w:tc>
+                          <w:tcPr>
+                            <w:tcW w:w="403" w:type="pct"/>
+                          </w:tcPr>
+                          <w:p>
+                            <w:pPr>
+                              <w:pStyle w:val="NoSpacing"/>
+                            </w:pPr>
+                          </w:p>
+                        </w:tc>
+                        <w:tc>
+                          <w:tcPr>
+                            <w:tcW w:w="457" w:type="pct"/>
+                          </w:tcPr>
+                          <w:p>
+                            <w:pPr>
+                              <w:pStyle w:val="NoSpacing"/>
+                            </w:pPr>
+                          </w:p>
+                        </w:tc>
+                        <w:tc>
+                          <w:tcPr>
+                            <w:tcW w:w="484" w:type="pct"/>
+                          </w:tcPr>
+                          <w:p>
+                            <w:pPr>
+                              <w:pStyle w:val="NoSpacing"/>
+                            </w:pPr>
+                          </w:p>
+                        </w:tc>
+                        <w:tc>
+                          <w:tcPr>
+                            <w:tcW w:w="430" w:type="pct"/>
+                          </w:tcPr>
+                          <w:p>
+                            <w:pPr>
+                              <w:pStyle w:val="NoSpacing"/>
+                            </w:pPr>
+                          </w:p>
+                        </w:tc>
+                        <w:tc>
+                          <w:tcPr>
+                            <w:tcW w:w="376" w:type="pct"/>
+                          </w:tcPr>
+                          <w:p>
+                            <w:pPr>
+                              <w:pStyle w:val="NoSpacing"/>
+                            </w:pPr>
+                          </w:p>
+                        </w:tc>
+                        <w:tc>
+                          <w:tcPr>
+                            <w:tcW w:w="430" w:type="pct"/>
+                          </w:tcPr>
+                          <w:p>
+                            <w:pPr>
+                              <w:pStyle w:val="NoSpacing"/>
+                            </w:pPr>
+                          </w:p>
+                        </w:tc>
+                        <w:tc>
+                          <w:tcPr>
+                            <w:tcW w:w="1156" w:type="pct"/>
+                          </w:tcPr>
+                          <w:p>
+                            <w:pPr>
+                              <w:pStyle w:val="NoSpacing"/>
+                            </w:pPr>
+                          </w:p>
+                        </w:tc>
+                      </w:tr>
+                      <w:sdt>
+                        <w:sdtPr>
+                          <w:alias w:val="#Nav: /Header/ContractBillingDetailsMapping/ContractBillingDetailsGrouping/ContractBillingDetails"/>
+                          <w:tag w:val="#Nav: Standard_Sales_Invoice/1306"/>
+                          <w:id w:val="-563416373"/>
+                          <w15:dataBinding w:prefixMappings="xmlns:ns0='urn:microsoft-dynamics-nav/reports/Standard_Sales_Invoice/1306/'" w:xpath="/ns0:NavWordReportXmlPart[1]/ns0:Header[1]/ns0:ContractBillingDetailsMapping[1]/ns0:ContractBillingDetailsGrouping[1]/ns0:ContractBillingDetails" w:storeItemID="{4E4D9DA5-514B-454D-BE26-D942A644F473}"/>
+                          <w15:repeatingSection/>
+                        </w:sdtPr>
+                        <w:sdtEndPr/>
+                        <w:sdtContent>
+                          <w:sdt>
+                            <w:sdtPr>
+                              <w:id w:val="100469544"/>
+                              <w:placeholder>
+                                <w:docPart w:val="1A3D1A88CBEB4153AF377BF1D5BA76E8"/>
+                              </w:placeholder>
+                              <w15:repeatingSectionItem/>
+                            </w:sdtPr>
+                            <w:sdtEndPr/>
+                            <w:sdtContent>
+                              <w:tr>
+                                <w:trPr>
+                                  <w:cnfStyle w:val="010000000000" w:firstRow="0" w:lastRow="1" w:firstColumn="0" w:lastColumn="0" w:oddVBand="0" w:evenVBand="0" w:oddHBand="0" w:evenHBand="0" w:firstRowFirstColumn="0" w:firstRowLastColumn="0" w:lastRowFirstColumn="0" w:lastRowLastColumn="0"/>
+                                  <w:cantSplit/>
+                                  <w:trHeight w:val="490"/>
+                                </w:trPr>
+                                <w:tc>
+                                  <w:tcPr>
+                                    <w:tcW w:w="538" w:type="pct"/>
+                                  </w:tcPr>
+                                  <w:sdt>
+                                    <w:sdtPr>
+                                      <w:alias w:val="#Nav: /Header/ContractBillingDetailsMapping/ContractBillingDetailsGrouping/ContractBillingDetails/ContractBillingDetailsStartDate"/>
+                                      <w:tag w:val="#Nav: Standard_Sales_Invoice/1306"/>
+                                      <w:id w:val="295262913"/>
+                                      <w:placeholder>
+                                        <w:docPart w:val="1561BECE208D4A42B4A264763E21A7CD"/>
+                                      </w:placeholder>
+                                      <w:dataBinding w:prefixMappings="xmlns:ns0='urn:microsoft-dynamics-nav/reports/Standard_Sales_Invoice/1306/'" w:xpath="/ns0:NavWordReportXmlPart[1]/ns0:Header[1]/ns0:ContractBillingDetailsMapping[1]/ns0:ContractBillingDetailsGrouping[1]/ns0:ContractBillingDetails[1]/ns0:ContractBillingDetailsStartDate[1]" w:storeItemID="{4E4D9DA5-514B-454D-BE26-D942A644F473}"/>
+                                      <w:text/>
+                                    </w:sdtPr>
+                                    <w:sdtEndPr/>
+                                    <w:sdtContent>
+                                      <w:p>
+                                        <w:pPr>
+                                          <w:pStyle w:val="NoSpacing"/>
+                                        </w:pPr>
+                                        <w:proofErr w:type="spellStart"/>
+                                        <w:r>
+                                          <w:t>ContractBillingDetailsStartDate</w:t>
+                                        </w:r>
+                                        <w:proofErr w:type="spellEnd"/>
+                                      </w:p>
+                                    </w:sdtContent>
+                                  </w:sdt>
+                                </w:tc>
+                                <w:tc>
+                                  <w:tcPr>
+                                    <w:tcW w:w="457" w:type="pct"/>
+                                  </w:tcPr>
+                                  <w:sdt>
+                                    <w:sdtPr>
+                                      <w:alias w:val="#Nav: /Header/ContractBillingDetailsMapping/ContractBillingDetailsGrouping/ContractBillingDetails/ContractBillingDetailsEndDate"/>
+                                      <w:tag w:val="#Nav: Standard_Sales_Invoice/1306"/>
+                                      <w:id w:val="1537238248"/>
+                                      <w:placeholder>
+                                        <w:docPart w:val="1561BECE208D4A42B4A264763E21A7CD"/>
+                                      </w:placeholder>
+                                      <w:dataBinding w:prefixMappings="xmlns:ns0='urn:microsoft-dynamics-nav/reports/Standard_Sales_Invoice/1306/'" w:xpath="/ns0:NavWordReportXmlPart[1]/ns0:Header[1]/ns0:ContractBillingDetailsMapping[1]/ns0:ContractBillingDetailsGrouping[1]/ns0:ContractBillingDetails[1]/ns0:ContractBillingDetailsEndDate[1]" w:storeItemID="{4E4D9DA5-514B-454D-BE26-D942A644F473}"/>
+                                      <w:text/>
+                                    </w:sdtPr>
+                                    <w:sdtEndPr/>
+                                    <w:sdtContent>
+                                      <w:p>
+                                        <w:pPr>
+                                          <w:pStyle w:val="NoSpacing"/>
+                                        </w:pPr>
+                                        <w:proofErr w:type="spellStart"/>
+                                        <w:r>
+                                          <w:t>ContractBillingDetailsEndDate</w:t>
+                                        </w:r>
+                                        <w:proofErr w:type="spellEnd"/>
+                                      </w:p>
+                                    </w:sdtContent>
+                                  </w:sdt>
+                                </w:tc>
+                                <w:tc>
+                                  <w:tcPr>
+                                    <w:tcW w:w="269" w:type="pct"/>
+                                  </w:tcPr>
+                                  <w:sdt>
+                                    <w:sdtPr>
+                                      <w:alias w:val="#Nav: /Header/ContractBillingDetailsMapping/ContractBillingDetailsGrouping/ContractBillingDetails/ContractBillingDetailsDays"/>
+                                      <w:tag w:val="#Nav: Standard_Sales_Invoice/1306"/>
+                                      <w:id w:val="-1146821645"/>
+                                      <w:placeholder>
+                                        <w:docPart w:val="1561BECE208D4A42B4A264763E21A7CD"/>
+                                      </w:placeholder>
+                                      <w:dataBinding w:prefixMappings="xmlns:ns0='urn:microsoft-dynamics-nav/reports/Standard_Sales_Invoice/1306/'" w:xpath="/ns0:NavWordReportXmlPart[1]/ns0:Header[1]/ns0:ContractBillingDetailsMapping[1]/ns0:ContractBillingDetailsGrouping[1]/ns0:ContractBillingDetails[1]/ns0:ContractBillingDetailsDays[1]" w:storeItemID="{4E4D9DA5-514B-454D-BE26-D942A644F473}"/>
+                                      <w:text/>
+                                    </w:sdtPr>
+                                    <w:sdtEndPr/>
+                                    <w:sdtContent>
+                                      <w:p>
+                                        <w:pPr>
+                                          <w:pStyle w:val="NoSpacing"/>
+                                        </w:pPr>
+                                        <w:proofErr w:type="spellStart"/>
+                                        <w:r>
+                                          <w:t>ContractBillingDetailsDays</w:t>
+                                        </w:r>
+                                        <w:proofErr w:type="spellEnd"/>
+                                      </w:p>
+                                    </w:sdtContent>
+                                  </w:sdt>
+                                </w:tc>
+                                <w:tc>
+                                  <w:tcPr>
+                                    <w:tcW w:w="403" w:type="pct"/>
+                                  </w:tcPr>
+                                  <w:sdt>
+                                    <w:sdtPr>
+                                      <w:alias w:val="#Nav: /Header/ContractBillingDetailsMapping/ContractBillingDetailsGrouping/ContractBillingDetails/ContractBillingDetailsQuantity"/>
+                                      <w:tag w:val="#Nav: Standard_Sales_Invoice/1306"/>
+                                      <w:id w:val="-308706844"/>
+                                      <w:placeholder>
+                                        <w:docPart w:val="1561BECE208D4A42B4A264763E21A7CD"/>
+                                      </w:placeholder>
+                                      <w:dataBinding w:prefixMappings="xmlns:ns0='urn:microsoft-dynamics-nav/reports/Standard_Sales_Invoice/1306/'" w:xpath="/ns0:NavWordReportXmlPart[1]/ns0:Header[1]/ns0:ContractBillingDetailsMapping[1]/ns0:ContractBillingDetailsGrouping[1]/ns0:ContractBillingDetails[1]/ns0:ContractBillingDetailsQuantity[1]" w:storeItemID="{4E4D9DA5-514B-454D-BE26-D942A644F473}"/>
+                                      <w:text/>
+                                    </w:sdtPr>
+                                    <w:sdtEndPr/>
+                                    <w:sdtContent>
+                                      <w:p>
+                                        <w:pPr>
+                                          <w:pStyle w:val="NoSpacing"/>
+                                        </w:pPr>
+                                        <w:proofErr w:type="spellStart"/>
+                                        <w:r>
+                                          <w:t>ContractBillingDetailsQuantity</w:t>
+                                        </w:r>
+                                        <w:proofErr w:type="spellEnd"/>
+                                      </w:p>
+                                    </w:sdtContent>
+                                  </w:sdt>
+                                </w:tc>
+                                <w:tc>
+                                  <w:tcPr>
+                                    <w:tcW w:w="457" w:type="pct"/>
+                                  </w:tcPr>
+                                  <w:sdt>
+                                    <w:sdtPr>
+                                      <w:alias w:val="#Nav: /Header/ContractBillingDetailsMapping/ContractBillingDetailsGrouping/ContractBillingDetails/ContractBillingDetailsSalesPrice"/>
+                                      <w:tag w:val="#Nav: Standard_Sales_Invoice/1306"/>
+                                      <w:id w:val="2117250556"/>
+                                      <w:placeholder>
+                                        <w:docPart w:val="1561BECE208D4A42B4A264763E21A7CD"/>
+                                      </w:placeholder>
+                                      <w:dataBinding w:prefixMappings="xmlns:ns0='urn:microsoft-dynamics-nav/reports/Standard_Sales_Invoice/1306/'" w:xpath="/ns0:NavWordReportXmlPart[1]/ns0:Header[1]/ns0:ContractBillingDetailsMapping[1]/ns0:ContractBillingDetailsGrouping[1]/ns0:ContractBillingDetails[1]/ns0:ContractBillingDetailsSalesPrice[1]" w:storeItemID="{4E4D9DA5-514B-454D-BE26-D942A644F473}"/>
+                                      <w:text/>
+                                    </w:sdtPr>
+                                    <w:sdtEndPr/>
+                                    <w:sdtContent>
+                                      <w:p>
+                                        <w:pPr>
+                                          <w:pStyle w:val="NoSpacing"/>
+                                        </w:pPr>
+                                        <w:proofErr w:type="spellStart"/>
+                                        <w:r>
+                                          <w:t>ContractBillingDetailsSalesPrice</w:t>
+                                        </w:r>
+                                        <w:proofErr w:type="spellEnd"/>
+                                      </w:p>
+                                    </w:sdtContent>
+                                  </w:sdt>
+                                </w:tc>
+                                <w:tc>
+                                  <w:tcPr>
+                                    <w:tcW w:w="484" w:type="pct"/>
+                                  </w:tcPr>
+                                  <w:sdt>
+                                    <w:sdtPr>
+                                      <w:alias w:val="#Nav: /Header/ContractBillingDetailsMapping/ContractBillingDetailsGrouping/ContractBillingDetails/ContractBillingDetailsDiscountPercent"/>
+                                      <w:tag w:val="#Nav: Standard_Sales_Invoice/1306"/>
+                                      <w:id w:val="1600913980"/>
+                                      <w:placeholder>
+                                        <w:docPart w:val="1561BECE208D4A42B4A264763E21A7CD"/>
+                                      </w:placeholder>
+                                      <w:dataBinding w:prefixMappings="xmlns:ns0='urn:microsoft-dynamics-nav/reports/Standard_Sales_Invoice/1306/'" w:xpath="/ns0:NavWordReportXmlPart[1]/ns0:Header[1]/ns0:ContractBillingDetailsMapping[1]/ns0:ContractBillingDetailsGrouping[1]/ns0:ContractBillingDetails[1]/ns0:ContractBillingDetailsDiscountPercent[1]" w:storeItemID="{4E4D9DA5-514B-454D-BE26-D942A644F473}"/>
+                                      <w:text/>
+                                    </w:sdtPr>
+                                    <w:sdtEndPr/>
+                                    <w:sdtContent>
+                                      <w:p>
+                                        <w:pPr>
+                                          <w:pStyle w:val="NoSpacing"/>
+                                        </w:pPr>
+                                        <w:proofErr w:type="spellStart"/>
+                                        <w:r>
+                                          <w:t>ContractBillingDetailsDiscountPercent</w:t>
+                                        </w:r>
+                                        <w:proofErr w:type="spellEnd"/>
+                                      </w:p>
+                                    </w:sdtContent>
+                                  </w:sdt>
+                                </w:tc>
+                                <w:tc>
+                                  <w:tcPr>
+                                    <w:tcW w:w="430" w:type="pct"/>
+                                  </w:tcPr>
+                                  <w:sdt>
+                                    <w:sdtPr>
+                                      <w:alias w:val="#Nav: /Header/ContractBillingDetailsMapping/ContractBillingDetailsGrouping/ContractBillingDetails/ContractBillingDetailsBillingDiscountAmount"/>
+                                      <w:tag w:val="#Nav: Standard_Sales_Invoice/1306"/>
+                                      <w:id w:val="-736781322"/>
+                                      <w:placeholder>
+                                        <w:docPart w:val="1561BECE208D4A42B4A264763E21A7CD"/>
+                                      </w:placeholder>
+                                      <w:dataBinding w:prefixMappings="xmlns:ns0='urn:microsoft-dynamics-nav/reports/Standard_Sales_Invoice/1306/'" w:xpath="/ns0:NavWordReportXmlPart[1]/ns0:Header[1]/ns0:ContractBillingDetailsMapping[1]/ns0:ContractBillingDetailsGrouping[1]/ns0:ContractBillingDetails[1]/ns0:ContractBillingDetailsBillingDiscountAmount[1]" w:storeItemID="{4E4D9DA5-514B-454D-BE26-D942A644F473}"/>
+                                      <w:text/>
+                                    </w:sdtPr>
+                                    <w:sdtEndPr/>
+                                    <w:sdtContent>
+                                      <w:p>
+                                        <w:pPr>
+                                          <w:pStyle w:val="NoSpacing"/>
+                                        </w:pPr>
+                                        <w:proofErr w:type="spellStart"/>
+                                        <w:r>
+                                          <w:t>ContractBillingDetailsBillingDiscountAmount</w:t>
+                                        </w:r>
+                                        <w:proofErr w:type="spellEnd"/>
+                                      </w:p>
+                                    </w:sdtContent>
+                                  </w:sdt>
+                                </w:tc>
+                                <w:tc>
+                                  <w:tcPr>
+                                    <w:tcW w:w="376" w:type="pct"/>
+                                  </w:tcPr>
+                                  <w:sdt>
+                                    <w:sdtPr>
+                                      <w:alias w:val="#Nav: /Header/ContractBillingDetailsMapping/ContractBillingDetailsGrouping/ContractBillingDetails/ContractBillingDetailsBillingAmount"/>
+                                      <w:tag w:val="#Nav: Standard_Sales_Invoice/1306"/>
+                                      <w:id w:val="1618179422"/>
+                                      <w:placeholder>
+                                        <w:docPart w:val="1561BECE208D4A42B4A264763E21A7CD"/>
+                                      </w:placeholder>
+                                      <w:dataBinding w:prefixMappings="xmlns:ns0='urn:microsoft-dynamics-nav/reports/Standard_Sales_Invoice/1306/'" w:xpath="/ns0:NavWordReportXmlPart[1]/ns0:Header[1]/ns0:ContractBillingDetailsMapping[1]/ns0:ContractBillingDetailsGrouping[1]/ns0:ContractBillingDetails[1]/ns0:ContractBillingDetailsBillingAmount[1]" w:storeItemID="{4E4D9DA5-514B-454D-BE26-D942A644F473}"/>
+                                      <w:text/>
+                                    </w:sdtPr>
+                                    <w:sdtEndPr/>
+                                    <w:sdtContent>
+                                      <w:p>
+                                        <w:pPr>
+                                          <w:pStyle w:val="NoSpacing"/>
+                                        </w:pPr>
+                                        <w:proofErr w:type="spellStart"/>
+                                        <w:r>
+                                          <w:t>ContractBillingDetailsBillingAmount</w:t>
+                                        </w:r>
+                                        <w:proofErr w:type="spellEnd"/>
+                                      </w:p>
+                                    </w:sdtContent>
+                                  </w:sdt>
+                                </w:tc>
+                                <w:tc>
+                                  <w:tcPr>
+                                    <w:tcW w:w="430" w:type="pct"/>
+                                  </w:tcPr>
+                                  <w:sdt>
+                                    <w:sdtPr>
+                                      <w:alias w:val="#Nav: /Header/ContractBillingDetailsMapping/ContractBillingDetailsGrouping/ContractBillingDetails/ContractBillingDetailsCurrencyCode"/>
+                                      <w:tag w:val="#Nav: Standard_Sales_Invoice/1306"/>
+                                      <w:id w:val="-2066860616"/>
+                                      <w:placeholder>
+                                        <w:docPart w:val="1561BECE208D4A42B4A264763E21A7CD"/>
+                                      </w:placeholder>
+                                      <w:dataBinding w:prefixMappings="xmlns:ns0='urn:microsoft-dynamics-nav/reports/Standard_Sales_Invoice/1306/'" w:xpath="/ns0:NavWordReportXmlPart[1]/ns0:Header[1]/ns0:ContractBillingDetailsMapping[1]/ns0:ContractBillingDetailsGrouping[1]/ns0:ContractBillingDetails[1]/ns0:ContractBillingDetailsCurrencyCode[1]" w:storeItemID="{4E4D9DA5-514B-454D-BE26-D942A644F473}"/>
+                                      <w:text/>
+                                    </w:sdtPr>
+                                    <w:sdtEndPr/>
+                                    <w:sdtContent>
+                                      <w:p>
+                                        <w:pPr>
+                                          <w:pStyle w:val="NoSpacing"/>
+                                        </w:pPr>
+                                        <w:proofErr w:type="spellStart"/>
+                                        <w:r>
+                                          <w:t>ContractBillingDetailsCurrencyCode</w:t>
+                                        </w:r>
+                                        <w:proofErr w:type="spellEnd"/>
+                                      </w:p>
+                                    </w:sdtContent>
+                                  </w:sdt>
+                                </w:tc>
+                                <w:tc>
+                                  <w:tcPr>
+                                    <w:tcW w:w="1156" w:type="pct"/>
+                                  </w:tcPr>
+                                  <w:sdt>
+                                    <w:sdtPr>
+                                      <w:alias w:val="#Nav: /Header/ContractBillingDetailsMapping/ContractBillingDetailsGrouping/ContractBillingDetails/ContractBillingDetailsDescription"/>
+                                      <w:tag w:val="#Nav: Standard_Sales_Invoice/1306"/>
+                                      <w:id w:val="462158552"/>
+                                      <w:placeholder>
+                                        <w:docPart w:val="1561BECE208D4A42B4A264763E21A7CD"/>
+                                      </w:placeholder>
+                                      <w:dataBinding w:prefixMappings="xmlns:ns0='urn:microsoft-dynamics-nav/reports/Standard_Sales_Invoice/1306/'" w:xpath="/ns0:NavWordReportXmlPart[1]/ns0:Header[1]/ns0:ContractBillingDetailsMapping[1]/ns0:ContractBillingDetailsGrouping[1]/ns0:ContractBillingDetails[1]/ns0:ContractBillingDetailsDescription[1]" w:storeItemID="{4E4D9DA5-514B-454D-BE26-D942A644F473}"/>
+                                      <w:text/>
+                                    </w:sdtPr>
+                                    <w:sdtEndPr/>
+                                    <w:sdtContent>
+                                      <w:p>
+                                        <w:pPr>
+                                          <w:pStyle w:val="NoSpacing"/>
+                                        </w:pPr>
+                                        <w:proofErr w:type="spellStart"/>
+                                        <w:r>
+                                          <w:t>ContractBillingDetailsDescription</w:t>
+                                        </w:r>
+                                        <w:proofErr w:type="spellEnd"/>
+                                      </w:p>
+                                    </w:sdtContent>
+                                  </w:sdt>
+                                </w:tc>
+                              </w:tr>
+                            </w:sdtContent>
+                          </w:sdt>
+                        </w:sdtContent>
+                      </w:sdt>
+                    </w:sdtContent>
+                  </w:sdt>
+                </w:sdtContent>
+              </w:sdt>
+            </w:sdtContent>
+          </w:sdt>
+        </w:sdtContent>
+      </w:sdt>
+    </w:tbl>
+    <w:p>
+      <w:pPr>
+        <w:spacing w:after="0" w:line="20" w:lineRule="auto"/>
+        <w:rPr>
+          <w:lang w:val="da-DK"/>
+        </w:rPr>
+      </w:pPr>
     </w:p>
     <w:sectPr>
-      <w:pgSz w:w="11906" w:h="16838"/>
-      <w:pgMar w:top="1701" w:right="1134" w:bottom="1701" w:left="1134" w:header="708" w:footer="708" w:gutter="0"/>
+      <w:headerReference w:type="even" r:id="rId10"/>
+      <w:headerReference w:type="default" r:id="rId11"/>
+      <w:footerReference w:type="even" r:id="rId12"/>
+      <w:footerReference w:type="default" r:id="rId13"/>
+      <w:headerReference w:type="first" r:id="rId14"/>
+      <w:footerReference w:type="first" r:id="rId15"/>
+      <w:pgSz w:w="16839" w:h="11907" w:orient="landscape" w:code="9"/>
+      <w:pgMar w:top="706" w:right="576" w:bottom="706" w:left="576" w:header="567" w:footer="102" w:gutter="0"/>
       <w:cols w:space="708"/>
+      <w:titlePg/>
       <w:docGrid w:linePitch="360"/>
     </w:sectPr>
   </w:body>
 </w:document>
 </file>
 
-<file path=customXml/item.xml>��< ? x m l   v e r s i o n = " 1 . 0 "   e n c o d i n g = " u t f - 1 6 " ? > +<file path=word/endnotes.xml><?xml version="1.0" encoding="utf-8"?>
+<w:endnotes xmlns:wpc="http://schemas.microsoft.com/office/word/2010/wordprocessingCanvas" xmlns:cx="http://schemas.microsoft.com/office/drawing/2014/chartex" xmlns:cx1="http://schemas.microsoft.com/office/drawing/2015/9/8/chartex" xmlns:cx2="http://schemas.microsoft.com/office/drawing/2015/10/21/chartex" xmlns:cx3="http://schemas.microsoft.com/office/drawing/2016/5/9/chartex" xmlns:cx4="http://schemas.microsoft.com/office/drawing/2016/5/10/chartex" xmlns:cx5="http://schemas.microsoft.com/office/drawing/2016/5/11/chartex" xmlns:cx6="http://schemas.microsoft.com/office/drawing/2016/5/12/chartex" xmlns:cx7="http://schemas.microsoft.com/office/drawing/2016/5/13/chartex" xmlns:cx8="http://schemas.microsoft.com/office/drawing/2016/5/14/chartex" xmlns:mc="http://schemas.openxmlformats.org/markup-compatibility/2006" xmlns:aink="http://schemas.microsoft.com/office/drawing/2016/ink" xmlns:am3d="http://schemas.microsoft.com/office/drawing/2017/model3d" xmlns:o="urn:schemas-microsoft-com:office:office" xmlns:oel="http://schemas.microsoft.com/office/2019/extlst" xmlns:r="http://schemas.openxmlformats.org/officeDocument/2006/relationships" xmlns:m="http://schemas.openxmlformats.org/officeDocument/2006/math" xmlns:v="urn:schemas-microsoft-com:vml" xmlns:wp14="http://schemas.microsoft.com/office/word/2010/wordprocessingDrawing" xmlns:wp="http://schemas.openxmlformats.org/drawingml/2006/wordprocessingDrawing" xmlns:w10="urn:schemas-microsoft-com:office:word" xmlns:w="http://schemas.openxmlformats.org/wordprocessingml/2006/main" xmlns:w14="http://schemas.microsoft.com/office/word/2010/wordml" xmlns:w15="http://schemas.microsoft.com/office/word/2012/wordml" xmlns:w16cei="http://schemas.microsoft.com/office/word/2026/wordml/cei" xmlns:w16cex="http://schemas.microsoft.com/office/word/2018/wordml/cex" xmlns:w16cid="http://schemas.microsoft.com/office/word/2016/wordml/cid" xmlns:w16="http://schemas.microsoft.com/office/word/2018/wordml" xmlns:w16du="http://schemas.microsoft.com/office/word/2023/wordml/word16du" xmlns:w16sdtdh="http://schemas.microsoft.com/office/word/2020/wordml/sdtdatahash" xmlns:w16sdtfl="http://schemas.microsoft.com/office/word/2024/wordml/sdtformatlock" xmlns:w16se="http://schemas.microsoft.com/office/word/2015/wordml/symex" xmlns:wpg="http://schemas.microsoft.com/office/word/2010/wordprocessingGroup" xmlns:wpi="http://schemas.microsoft.com/office/word/2010/wordprocessingInk" xmlns:wne="http://schemas.microsoft.com/office/word/2006/wordml" xmlns:wps="http://schemas.microsoft.com/office/word/2010/wordprocessingShape" mc:Ignorable="w14 w15 w16se w16cid w16 w16cex w16sdtdh w16sdtfl w16du wp14">
+  <w:endnote w:type="separator" w:id="-1">
+    <w:p>
+      <w:pPr>
+        <w:spacing w:after="0" w:line="240" w:lineRule="auto"/>
+      </w:pPr>
+      <w:r>
+        <w:separator/>
+      </w:r>
+    </w:p>
+  </w:endnote>
+  <w:endnote w:type="continuationSeparator" w:id="0">
+    <w:p>
+      <w:pPr>
+        <w:spacing w:after="0" w:line="240" w:lineRule="auto"/>
+      </w:pPr>
+      <w:r>
+        <w:continuationSeparator/>
+      </w:r>
+    </w:p>
+  </w:endnote>
+</w:endnotes>
+</file>
+
+<file path=word/footer1.xml><?xml version="1.0" encoding="utf-8"?>
+<w:ftr xmlns:wpc="http://schemas.microsoft.com/office/word/2010/wordprocessingCanvas" xmlns:cx="http://schemas.microsoft.com/office/drawing/2014/chartex" xmlns:cx1="http://schemas.microsoft.com/office/drawing/2015/9/8/chartex" xmlns:cx2="http://schemas.microsoft.com/office/drawing/2015/10/21/chartex" xmlns:cx3="http://schemas.microsoft.com/office/drawing/2016/5/9/chartex" xmlns:cx4="http://schemas.microsoft.com/office/drawing/2016/5/10/chartex" xmlns:cx5="http://schemas.microsoft.com/office/drawing/2016/5/11/chartex" xmlns:cx6="http://schemas.microsoft.com/office/drawing/2016/5/12/chartex" xmlns:cx7="http://schemas.microsoft.com/office/drawing/2016/5/13/chartex" xmlns:cx8="http://schemas.microsoft.com/office/drawing/2016/5/14/chartex" xmlns:mc="http://schemas.openxmlformats.org/markup-compatibility/2006" xmlns:aink="http://schemas.microsoft.com/office/drawing/2016/ink" xmlns:am3d="http://schemas.microsoft.com/office/drawing/2017/model3d" xmlns:o="urn:schemas-microsoft-com:office:office" xmlns:oel="http://schemas.microsoft.com/office/2019/extlst" xmlns:r="http://schemas.openxmlformats.org/officeDocument/2006/relationships" xmlns:m="http://schemas.openxmlformats.org/officeDocument/2006/math" xmlns:v="urn:schemas-microsoft-com:vml" xmlns:wp14="http://schemas.microsoft.com/office/word/2010/wordprocessingDrawing" xmlns:wp="http://schemas.openxmlformats.org/drawingml/2006/wordprocessingDrawing" xmlns:w10="urn:schemas-microsoft-com:office:word" xmlns:w="http://schemas.openxmlformats.org/wordprocessingml/2006/main" xmlns:w14="http://schemas.microsoft.com/office/word/2010/wordml" xmlns:w15="http://schemas.microsoft.com/office/word/2012/wordml" xmlns:w16cei="http://schemas.microsoft.com/office/word/2026/wordml/cei" xmlns:w16cex="http://schemas.microsoft.com/office/word/2018/wordml/cex" xmlns:w16cid="http://schemas.microsoft.com/office/word/2016/wordml/cid" xmlns:w16="http://schemas.microsoft.com/office/word/2018/wordml" xmlns:w16du="http://schemas.microsoft.com/office/word/2023/wordml/word16du" xmlns:w16sdtdh="http://schemas.microsoft.com/office/word/2020/wordml/sdtdatahash" xmlns:w16sdtfl="http://schemas.microsoft.com/office/word/2024/wordml/sdtformatlock" xmlns:w16se="http://schemas.microsoft.com/office/word/2015/wordml/symex" xmlns:wpg="http://schemas.microsoft.com/office/word/2010/wordprocessingGroup" xmlns:wpi="http://schemas.microsoft.com/office/word/2010/wordprocessingInk" xmlns:wne="http://schemas.microsoft.com/office/word/2006/wordml" xmlns:wps="http://schemas.microsoft.com/office/word/2010/wordprocessingShape" mc:Ignorable="w14 w15 w16se w16cid w16 w16cex w16sdtdh w16sdtfl w16du wp14">
+  <w:p>
+    <w:pPr>
+      <w:pStyle w:val="Footer"/>
+    </w:pPr>
+  </w:p>
+</w:ftr>
+</file>
+
+<file path=word/footer2.xml><?xml version="1.0" encoding="utf-8"?>
+<w:ftr xmlns:wpc="http://schemas.microsoft.com/office/word/2010/wordprocessingCanvas" xmlns:cx="http://schemas.microsoft.com/office/drawing/2014/chartex" xmlns:cx1="http://schemas.microsoft.com/office/drawing/2015/9/8/chartex" xmlns:cx2="http://schemas.microsoft.com/office/drawing/2015/10/21/chartex" xmlns:cx3="http://schemas.microsoft.com/office/drawing/2016/5/9/chartex" xmlns:cx4="http://schemas.microsoft.com/office/drawing/2016/5/10/chartex" xmlns:cx5="http://schemas.microsoft.com/office/drawing/2016/5/11/chartex" xmlns:cx6="http://schemas.microsoft.com/office/drawing/2016/5/12/chartex" xmlns:cx7="http://schemas.microsoft.com/office/drawing/2016/5/13/chartex" xmlns:cx8="http://schemas.microsoft.com/office/drawing/2016/5/14/chartex" xmlns:mc="http://schemas.openxmlformats.org/markup-compatibility/2006" xmlns:aink="http://schemas.microsoft.com/office/drawing/2016/ink" xmlns:am3d="http://schemas.microsoft.com/office/drawing/2017/model3d" xmlns:o="urn:schemas-microsoft-com:office:office" xmlns:oel="http://schemas.microsoft.com/office/2019/extlst" xmlns:r="http://schemas.openxmlformats.org/officeDocument/2006/relationships" xmlns:m="http://schemas.openxmlformats.org/officeDocument/2006/math" xmlns:v="urn:schemas-microsoft-com:vml" xmlns:wp14="http://schemas.microsoft.com/office/word/2010/wordprocessingDrawing" xmlns:wp="http://schemas.openxmlformats.org/drawingml/2006/wordprocessingDrawing" xmlns:w10="urn:schemas-microsoft-com:office:word" xmlns:w="http://schemas.openxmlformats.org/wordprocessingml/2006/main" xmlns:w14="http://schemas.microsoft.com/office/word/2010/wordml" xmlns:w15="http://schemas.microsoft.com/office/word/2012/wordml" xmlns:w16cei="http://schemas.microsoft.com/office/word/2026/wordml/cei" xmlns:w16cex="http://schemas.microsoft.com/office/word/2018/wordml/cex" xmlns:w16cid="http://schemas.microsoft.com/office/word/2016/wordml/cid" xmlns:w16="http://schemas.microsoft.com/office/word/2018/wordml" xmlns:w16du="http://schemas.microsoft.com/office/word/2023/wordml/word16du" xmlns:w16sdtdh="http://schemas.microsoft.com/office/word/2020/wordml/sdtdatahash" xmlns:w16sdtfl="http://schemas.microsoft.com/office/word/2024/wordml/sdtformatlock" xmlns:w16se="http://schemas.microsoft.com/office/word/2015/wordml/symex" xmlns:wpg="http://schemas.microsoft.com/office/word/2010/wordprocessingGroup" xmlns:wpi="http://schemas.microsoft.com/office/word/2010/wordprocessingInk" xmlns:wne="http://schemas.microsoft.com/office/word/2006/wordml" xmlns:wps="http://schemas.microsoft.com/office/word/2010/wordprocessingShape" mc:Ignorable="w14 w15 w16se w16cid w16 w16cex w16sdtdh w16sdtfl w16du wp14">
+  <w:p>
+    <w:pPr>
+      <w:pStyle w:val="Footer"/>
+    </w:pPr>
+  </w:p>
+</w:ftr>
+</file>
+
+<file path=word/footer3.xml><?xml version="1.0" encoding="utf-8"?>
+<w:ftr xmlns:wpc="http://schemas.microsoft.com/office/word/2010/wordprocessingCanvas" xmlns:cx="http://schemas.microsoft.com/office/drawing/2014/chartex" xmlns:cx1="http://schemas.microsoft.com/office/drawing/2015/9/8/chartex" xmlns:cx2="http://schemas.microsoft.com/office/drawing/2015/10/21/chartex" xmlns:cx3="http://schemas.microsoft.com/office/drawing/2016/5/9/chartex" xmlns:cx4="http://schemas.microsoft.com/office/drawing/2016/5/10/chartex" xmlns:cx5="http://schemas.microsoft.com/office/drawing/2016/5/11/chartex" xmlns:cx6="http://schemas.microsoft.com/office/drawing/2016/5/12/chartex" xmlns:cx7="http://schemas.microsoft.com/office/drawing/2016/5/13/chartex" xmlns:cx8="http://schemas.microsoft.com/office/drawing/2016/5/14/chartex" xmlns:mc="http://schemas.openxmlformats.org/markup-compatibility/2006" xmlns:aink="http://schemas.microsoft.com/office/drawing/2016/ink" xmlns:am3d="http://schemas.microsoft.com/office/drawing/2017/model3d" xmlns:o="urn:schemas-microsoft-com:office:office" xmlns:oel="http://schemas.microsoft.com/office/2019/extlst" xmlns:r="http://schemas.openxmlformats.org/officeDocument/2006/relationships" xmlns:m="http://schemas.openxmlformats.org/officeDocument/2006/math" xmlns:v="urn:schemas-microsoft-com:vml" xmlns:wp14="http://schemas.microsoft.com/office/word/2010/wordprocessingDrawing" xmlns:wp="http://schemas.openxmlformats.org/drawingml/2006/wordprocessingDrawing" xmlns:w10="urn:schemas-microsoft-com:office:word" xmlns:w="http://schemas.openxmlformats.org/wordprocessingml/2006/main" xmlns:w14="http://schemas.microsoft.com/office/word/2010/wordml" xmlns:w15="http://schemas.microsoft.com/office/word/2012/wordml" xmlns:w16cei="http://schemas.microsoft.com/office/word/2026/wordml/cei" xmlns:w16cex="http://schemas.microsoft.com/office/word/2018/wordml/cex" xmlns:w16cid="http://schemas.microsoft.com/office/word/2016/wordml/cid" xmlns:w16="http://schemas.microsoft.com/office/word/2018/wordml" xmlns:w16du="http://schemas.microsoft.com/office/word/2023/wordml/word16du" xmlns:w16sdtdh="http://schemas.microsoft.com/office/word/2020/wordml/sdtdatahash" xmlns:w16sdtfl="http://schemas.microsoft.com/office/word/2024/wordml/sdtformatlock" xmlns:w16se="http://schemas.microsoft.com/office/word/2015/wordml/symex" xmlns:wpg="http://schemas.microsoft.com/office/word/2010/wordprocessingGroup" xmlns:wpi="http://schemas.microsoft.com/office/word/2010/wordprocessingInk" xmlns:wne="http://schemas.microsoft.com/office/word/2006/wordml" xmlns:wps="http://schemas.microsoft.com/office/word/2010/wordprocessingShape" mc:Ignorable="w14 w15 w16se w16cid w16 w16cex w16sdtdh w16sdtfl w16du wp14">
+  <w:p>
+    <w:pPr>
+      <w:pStyle w:val="Footer"/>
+    </w:pPr>
+  </w:p>
+</w:ftr>
+</file>
+
+<file path=word/footnotes.xml><?xml version="1.0" encoding="utf-8"?>
+<w:footnotes xmlns:wpc="http://schemas.microsoft.com/office/word/2010/wordprocessingCanvas" xmlns:cx="http://schemas.microsoft.com/office/drawing/2014/chartex" xmlns:cx1="http://schemas.microsoft.com/office/drawing/2015/9/8/chartex" xmlns:cx2="http://schemas.microsoft.com/office/drawing/2015/10/21/chartex" xmlns:cx3="http://schemas.microsoft.com/office/drawing/2016/5/9/chartex" xmlns:cx4="http://schemas.microsoft.com/office/drawing/2016/5/10/chartex" xmlns:cx5="http://schemas.microsoft.com/office/drawing/2016/5/11/chartex" xmlns:cx6="http://schemas.microsoft.com/office/drawing/2016/5/12/chartex" xmlns:cx7="http://schemas.microsoft.com/office/drawing/2016/5/13/chartex" xmlns:cx8="http://schemas.microsoft.com/office/drawing/2016/5/14/chartex" xmlns:mc="http://schemas.openxmlformats.org/markup-compatibility/2006" xmlns:aink="http://schemas.microsoft.com/office/drawing/2016/ink" xmlns:am3d="http://schemas.microsoft.com/office/drawing/2017/model3d" xmlns:o="urn:schemas-microsoft-com:office:office" xmlns:oel="http://schemas.microsoft.com/office/2019/extlst" xmlns:r="http://schemas.openxmlformats.org/officeDocument/2006/relationships" xmlns:m="http://schemas.openxmlformats.org/officeDocument/2006/math" xmlns:v="urn:schemas-microsoft-com:vml" xmlns:wp14="http://schemas.microsoft.com/office/word/2010/wordprocessingDrawing" xmlns:wp="http://schemas.openxmlformats.org/drawingml/2006/wordprocessingDrawing" xmlns:w10="urn:schemas-microsoft-com:office:word" xmlns:w="http://schemas.openxmlformats.org/wordprocessingml/2006/main" xmlns:w14="http://schemas.microsoft.com/office/word/2010/wordml" xmlns:w15="http://schemas.microsoft.com/office/word/2012/wordml" xmlns:w16cei="http://schemas.microsoft.com/office/word/2026/wordml/cei" xmlns:w16cex="http://schemas.microsoft.com/office/word/2018/wordml/cex" xmlns:w16cid="http://schemas.microsoft.com/office/word/2016/wordml/cid" xmlns:w16="http://schemas.microsoft.com/office/word/2018/wordml" xmlns:w16du="http://schemas.microsoft.com/office/word/2023/wordml/word16du" xmlns:w16sdtdh="http://schemas.microsoft.com/office/word/2020/wordml/sdtdatahash" xmlns:w16sdtfl="http://schemas.microsoft.com/office/word/2024/wordml/sdtformatlock" xmlns:w16se="http://schemas.microsoft.com/office/word/2015/wordml/symex" xmlns:wpg="http://schemas.microsoft.com/office/word/2010/wordprocessingGroup" xmlns:wpi="http://schemas.microsoft.com/office/word/2010/wordprocessingInk" xmlns:wne="http://schemas.microsoft.com/office/word/2006/wordml" xmlns:wps="http://schemas.microsoft.com/office/word/2010/wordprocessingShape" mc:Ignorable="w14 w15 w16se w16cid w16 w16cex w16sdtdh w16sdtfl w16du wp14">
+  <w:footnote w:type="separator" w:id="-1">
+    <w:p>
+      <w:pPr>
+        <w:spacing w:after="0" w:line="240" w:lineRule="auto"/>
+      </w:pPr>
+      <w:r>
+        <w:separator/>
+      </w:r>
+    </w:p>
+  </w:footnote>
+  <w:footnote w:type="continuationSeparator" w:id="0">
+    <w:p>
+      <w:pPr>
+        <w:spacing w:after="0" w:line="240" w:lineRule="auto"/>
+      </w:pPr>
+      <w:r>
+        <w:continuationSeparator/>
+      </w:r>
+    </w:p>
+  </w:footnote>
+</w:footnotes>
+</file>
+
+<file path=word/header1.xml><?xml version="1.0" encoding="utf-8"?>
+<w:hdr xmlns:wpc="http://schemas.microsoft.com/office/word/2010/wordprocessingCanvas" xmlns:cx="http://schemas.microsoft.com/office/drawing/2014/chartex" xmlns:cx1="http://schemas.microsoft.com/office/drawing/2015/9/8/chartex" xmlns:cx2="http://schemas.microsoft.com/office/drawing/2015/10/21/chartex" xmlns:cx3="http://schemas.microsoft.com/office/drawing/2016/5/9/chartex" xmlns:cx4="http://schemas.microsoft.com/office/drawing/2016/5/10/chartex" xmlns:cx5="http://schemas.microsoft.com/office/drawing/2016/5/11/chartex" xmlns:cx6="http://schemas.microsoft.com/office/drawing/2016/5/12/chartex" xmlns:cx7="http://schemas.microsoft.com/office/drawing/2016/5/13/chartex" xmlns:cx8="http://schemas.microsoft.com/office/drawing/2016/5/14/chartex" xmlns:mc="http://schemas.openxmlformats.org/markup-compatibility/2006" xmlns:aink="http://schemas.microsoft.com/office/drawing/2016/ink" xmlns:am3d="http://schemas.microsoft.com/office/drawing/2017/model3d" xmlns:o="urn:schemas-microsoft-com:office:office" xmlns:oel="http://schemas.microsoft.com/office/2019/extlst" xmlns:r="http://schemas.openxmlformats.org/officeDocument/2006/relationships" xmlns:m="http://schemas.openxmlformats.org/officeDocument/2006/math" xmlns:v="urn:schemas-microsoft-com:vml" xmlns:wp14="http://schemas.microsoft.com/office/word/2010/wordprocessingDrawing" xmlns:wp="http://schemas.openxmlformats.org/drawingml/2006/wordprocessingDrawing" xmlns:w10="urn:schemas-microsoft-com:office:word" xmlns:w="http://schemas.openxmlformats.org/wordprocessingml/2006/main" xmlns:w14="http://schemas.microsoft.com/office/word/2010/wordml" xmlns:w15="http://schemas.microsoft.com/office/word/2012/wordml" xmlns:w16cei="http://schemas.microsoft.com/office/word/2026/wordml/cei" xmlns:w16cex="http://schemas.microsoft.com/office/word/2018/wordml/cex" xmlns:w16cid="http://schemas.microsoft.com/office/word/2016/wordml/cid" xmlns:w16="http://schemas.microsoft.com/office/word/2018/wordml" xmlns:w16du="http://schemas.microsoft.com/office/word/2023/wordml/word16du" xmlns:w16sdtdh="http://schemas.microsoft.com/office/word/2020/wordml/sdtdatahash" xmlns:w16sdtfl="http://schemas.microsoft.com/office/word/2024/wordml/sdtformatlock" xmlns:w16se="http://schemas.microsoft.com/office/word/2015/wordml/symex" xmlns:wpg="http://schemas.microsoft.com/office/word/2010/wordprocessingGroup" xmlns:wpi="http://schemas.microsoft.com/office/word/2010/wordprocessingInk" xmlns:wne="http://schemas.microsoft.com/office/word/2006/wordml" xmlns:wps="http://schemas.microsoft.com/office/word/2010/wordprocessingShape" mc:Ignorable="w14 w15 w16se w16cid w16 w16cex w16sdtdh w16sdtfl w16du wp14">
+  <w:p>
+    <w:pPr>
+      <w:pStyle w:val="Header"/>
+    </w:pPr>
+  </w:p>
+</w:hdr>
+</file>
+
+<file path=word/header2.xml><?xml version="1.0" encoding="utf-8"?>
+<w:hdr xmlns:wpc="http://schemas.microsoft.com/office/word/2010/wordprocessingCanvas" xmlns:cx="http://schemas.microsoft.com/office/drawing/2014/chartex" xmlns:cx1="http://schemas.microsoft.com/office/drawing/2015/9/8/chartex" xmlns:cx2="http://schemas.microsoft.com/office/drawing/2015/10/21/chartex" xmlns:cx3="http://schemas.microsoft.com/office/drawing/2016/5/9/chartex" xmlns:cx4="http://schemas.microsoft.com/office/drawing/2016/5/10/chartex" xmlns:cx5="http://schemas.microsoft.com/office/drawing/2016/5/11/chartex" xmlns:cx6="http://schemas.microsoft.com/office/drawing/2016/5/12/chartex" xmlns:cx7="http://schemas.microsoft.com/office/drawing/2016/5/13/chartex" xmlns:cx8="http://schemas.microsoft.com/office/drawing/2016/5/14/chartex" xmlns:mc="http://schemas.openxmlformats.org/markup-compatibility/2006" xmlns:aink="http://schemas.microsoft.com/office/drawing/2016/ink" xmlns:am3d="http://schemas.microsoft.com/office/drawing/2017/model3d" xmlns:o="urn:schemas-microsoft-com:office:office" xmlns:oel="http://schemas.microsoft.com/office/2019/extlst" xmlns:r="http://schemas.openxmlformats.org/officeDocument/2006/relationships" xmlns:m="http://schemas.openxmlformats.org/officeDocument/2006/math" xmlns:v="urn:schemas-microsoft-com:vml" xmlns:wp14="http://schemas.microsoft.com/office/word/2010/wordprocessingDrawing" xmlns:wp="http://schemas.openxmlformats.org/drawingml/2006/wordprocessingDrawing" xmlns:w10="urn:schemas-microsoft-com:office:word" xmlns:w="http://schemas.openxmlformats.org/wordprocessingml/2006/main" xmlns:w14="http://schemas.microsoft.com/office/word/2010/wordml" xmlns:w15="http://schemas.microsoft.com/office/word/2012/wordml" xmlns:w16cei="http://schemas.microsoft.com/office/word/2026/wordml/cei" xmlns:w16cex="http://schemas.microsoft.com/office/word/2018/wordml/cex" xmlns:w16cid="http://schemas.microsoft.com/office/word/2016/wordml/cid" xmlns:w16="http://schemas.microsoft.com/office/word/2018/wordml" xmlns:w16du="http://schemas.microsoft.com/office/word/2023/wordml/word16du" xmlns:w16sdtdh="http://schemas.microsoft.com/office/word/2020/wordml/sdtdatahash" xmlns:w16sdtfl="http://schemas.microsoft.com/office/word/2024/wordml/sdtformatlock" xmlns:w16se="http://schemas.microsoft.com/office/word/2015/wordml/symex" xmlns:wpg="http://schemas.microsoft.com/office/word/2010/wordprocessingGroup" xmlns:wpi="http://schemas.microsoft.com/office/word/2010/wordprocessingInk" xmlns:wne="http://schemas.microsoft.com/office/word/2006/wordml" xmlns:wps="http://schemas.microsoft.com/office/word/2010/wordprocessingShape" mc:Ignorable="w14 w15 w16se w16cid w16 w16cex w16sdtdh w16sdtfl w16du wp14">
+  <w:p>
+    <w:pPr>
+      <w:pStyle w:val="Header"/>
+    </w:pPr>
+  </w:p>
+</w:hdr>
+</file>
+
+<file path=word/header3.xml><?xml version="1.0" encoding="utf-8"?>
+<w:hdr xmlns:wpc="http://schemas.microsoft.com/office/word/2010/wordprocessingCanvas" xmlns:cx="http://schemas.microsoft.com/office/drawing/2014/chartex" xmlns:cx1="http://schemas.microsoft.com/office/drawing/2015/9/8/chartex" xmlns:cx2="http://schemas.microsoft.com/office/drawing/2015/10/21/chartex" xmlns:cx3="http://schemas.microsoft.com/office/drawing/2016/5/9/chartex" xmlns:cx4="http://schemas.microsoft.com/office/drawing/2016/5/10/chartex" xmlns:cx5="http://schemas.microsoft.com/office/drawing/2016/5/11/chartex" xmlns:cx6="http://schemas.microsoft.com/office/drawing/2016/5/12/chartex" xmlns:cx7="http://schemas.microsoft.com/office/drawing/2016/5/13/chartex" xmlns:cx8="http://schemas.microsoft.com/office/drawing/2016/5/14/chartex" xmlns:mc="http://schemas.openxmlformats.org/markup-compatibility/2006" xmlns:aink="http://schemas.microsoft.com/office/drawing/2016/ink" xmlns:am3d="http://schemas.microsoft.com/office/drawing/2017/model3d" xmlns:o="urn:schemas-microsoft-com:office:office" xmlns:oel="http://schemas.microsoft.com/office/2019/extlst" xmlns:r="http://schemas.openxmlformats.org/officeDocument/2006/relationships" xmlns:m="http://schemas.openxmlformats.org/officeDocument/2006/math" xmlns:v="urn:schemas-microsoft-com:vml" xmlns:wp14="http://schemas.microsoft.com/office/word/2010/wordprocessingDrawing" xmlns:wp="http://schemas.openxmlformats.org/drawingml/2006/wordprocessingDrawing" xmlns:w10="urn:schemas-microsoft-com:office:word" xmlns:w="http://schemas.openxmlformats.org/wordprocessingml/2006/main" xmlns:w14="http://schemas.microsoft.com/office/word/2010/wordml" xmlns:w15="http://schemas.microsoft.com/office/word/2012/wordml" xmlns:w16cei="http://schemas.microsoft.com/office/word/2026/wordml/cei" xmlns:w16cex="http://schemas.microsoft.com/office/word/2018/wordml/cex" xmlns:w16cid="http://schemas.microsoft.com/office/word/2016/wordml/cid" xmlns:w16="http://schemas.microsoft.com/office/word/2018/wordml" xmlns:w16du="http://schemas.microsoft.com/office/word/2023/wordml/word16du" xmlns:w16sdtdh="http://schemas.microsoft.com/office/word/2020/wordml/sdtdatahash" xmlns:w16sdtfl="http://schemas.microsoft.com/office/word/2024/wordml/sdtformatlock" xmlns:w16se="http://schemas.microsoft.com/office/word/2015/wordml/symex" xmlns:wpg="http://schemas.microsoft.com/office/word/2010/wordprocessingGroup" xmlns:wpi="http://schemas.microsoft.com/office/word/2010/wordprocessingInk" xmlns:wne="http://schemas.microsoft.com/office/word/2006/wordml" xmlns:wps="http://schemas.microsoft.com/office/word/2010/wordprocessingShape" mc:Ignorable="w14 w15 w16se w16cid w16 w16cex w16sdtdh w16sdtfl w16du wp14">
+  <w:p>
+    <w:pPr>
+      <w:pStyle w:val="Header"/>
+    </w:pPr>
+  </w:p>
+</w:hdr>
+</file>
+
+<file path=word/numbering.xml><?xml version="1.0" encoding="utf-8"?>
+<w:numbering xmlns:wpc="http://schemas.microsoft.com/office/word/2010/wordprocessingCanvas" xmlns:cx="http://schemas.microsoft.com/office/drawing/2014/chartex" xmlns:cx1="http://schemas.microsoft.com/office/drawing/2015/9/8/chartex" xmlns:cx2="http://schemas.microsoft.com/office/drawing/2015/10/21/chartex" xmlns:cx3="http://schemas.microsoft.com/office/drawing/2016/5/9/chartex" xmlns:cx4="http://schemas.microsoft.com/office/drawing/2016/5/10/chartex" xmlns:cx5="http://schemas.microsoft.com/office/drawing/2016/5/11/chartex" xmlns:cx6="http://schemas.microsoft.com/office/drawing/2016/5/12/chartex" xmlns:cx7="http://schemas.microsoft.com/office/drawing/2016/5/13/chartex" xmlns:cx8="http://schemas.microsoft.com/office/drawing/2016/5/14/chartex" xmlns:mc="http://schemas.openxmlformats.org/markup-compatibility/2006" xmlns:aink="http://schemas.microsoft.com/office/drawing/2016/ink" xmlns:am3d="http://schemas.microsoft.com/office/drawing/2017/model3d" xmlns:o="urn:schemas-microsoft-com:office:office" xmlns:oel="http://schemas.microsoft.com/office/2019/extlst" xmlns:r="http://schemas.openxmlformats.org/officeDocument/2006/relationships" xmlns:m="http://schemas.openxmlformats.org/officeDocument/2006/math" xmlns:v="urn:schemas-microsoft-com:vml" xmlns:wp14="http://schemas.microsoft.com/office/word/2010/wordprocessingDrawing" xmlns:wp="http://schemas.openxmlformats.org/drawingml/2006/wordprocessingDrawing" xmlns:w10="urn:schemas-microsoft-com:office:word" xmlns:w="http://schemas.openxmlformats.org/wordprocessingml/2006/main" xmlns:w14="http://schemas.microsoft.com/office/word/2010/wordml" xmlns:w15="http://schemas.microsoft.com/office/word/2012/wordml" xmlns:w16cei="http://schemas.microsoft.com/office/word/2026/wordml/cei" xmlns:w16cex="http://schemas.microsoft.com/office/word/2018/wordml/cex" xmlns:w16cid="http://schemas.microsoft.com/office/word/2016/wordml/cid" xmlns:w16="http://schemas.microsoft.com/office/word/2018/wordml" xmlns:w16du="http://schemas.microsoft.com/office/word/2023/wordml/word16du" xmlns:w16sdtdh="http://schemas.microsoft.com/office/word/2020/wordml/sdtdatahash" xmlns:w16sdtfl="http://schemas.microsoft.com/office/word/2024/wordml/sdtformatlock" xmlns:w16se="http://schemas.microsoft.com/office/word/2015/wordml/symex" xmlns:wpg="http://schemas.microsoft.com/office/word/2010/wordprocessingGroup" xmlns:wpi="http://schemas.microsoft.com/office/word/2010/wordprocessingInk" xmlns:wne="http://schemas.microsoft.com/office/word/2006/wordml" xmlns:wps="http://schemas.microsoft.com/office/word/2010/wordprocessingShape" mc:Ignorable="w14 w15 w16se w16cid w16 w16cex w16sdtdh w16sdtfl w16du wp14"/>
+</file>
+
+<file path=word/styles.xml><?xml version="1.0" encoding="utf-8"?>
+<w:styles xmlns:mc="http://schemas.openxmlformats.org/markup-compatibility/2006" xmlns:r="http://schemas.openxmlformats.org/officeDocument/2006/relationships" xmlns:w="http://schemas.openxmlformats.org/wordprocessingml/2006/main" xmlns:w14="http://schemas.microsoft.com/office/word/2010/wordml" xmlns:w15="http://schemas.microsoft.com/office/word/2012/wordml" xmlns:w16cex="http://schemas.microsoft.com/office/word/2018/wordml/cex" xmlns:w16cid="http://schemas.microsoft.com/office/word/2016/wordml/cid" xmlns:w16="http://schemas.microsoft.com/office/word/2018/wordml" xmlns:w16du="http://schemas.microsoft.com/office/word/2023/wordml/word16du" xmlns:w16sdtdh="http://schemas.microsoft.com/office/word/2020/wordml/sdtdatahash" xmlns:w16sdtfl="http://schemas.microsoft.com/office/word/2024/wordml/sdtformatlock" xmlns:w16se="http://schemas.microsoft.com/office/word/2015/wordml/symex" mc:Ignorable="w14 w15 w16se w16cid w16 w16cex w16sdtdh w16sdtfl w16du">
+  <w:docDefaults>
+    <w:rPrDefault>
+      <w:rPr>
+        <w:rFonts w:asciiTheme="minorHAnsi" w:eastAsiaTheme="minorHAnsi" w:hAnsiTheme="minorHAnsi" w:cstheme="minorBidi"/>
+        <w:kern w:val="2"/>
+        <w:sz w:val="24"/>
+        <w:szCs w:val="24"/>
+        <w:lang w:val="en-US" w:eastAsia="en-US" w:bidi="ar-SA"/>
+        <w14:ligatures w14:val="standardContextual"/>
+      </w:rPr>
+    </w:rPrDefault>
+    <w:pPrDefault>
+      <w:pPr>
+        <w:spacing w:after="160" w:line="278" w:lineRule="auto"/>
+      </w:pPr>
+    </w:pPrDefault>
+  </w:docDefaults>
+  <w:latentStyles w:defLockedState="0" w:defUIPriority="99" w:defSemiHidden="0" w:defUnhideWhenUsed="0" w:defQFormat="0" w:count="376">
+    <w:lsdException w:name="Normal" w:uiPriority="0" w:qFormat="1"/>
+    <w:lsdException w:name="heading 1" w:uiPriority="9" w:qFormat="1"/>
+    <w:lsdException w:name="heading 2" w:semiHidden="1" w:uiPriority="9" w:unhideWhenUsed="1" w:qFormat="1"/>
+    <w:lsdException w:name="heading 3" w:semiHidden="1" w:uiPriority="9" w:unhideWhenUsed="1" w:qFormat="1"/>
+    <w:lsdException w:name="heading 4" w:semiHidden="1" w:uiPriority="9" w:unhideWhenUsed="1"/>
+    <w:lsdException w:name="heading 5" w:semiHidden="1" w:uiPriority="9" w:unhideWhenUsed="1"/>
+    <w:lsdException w:name="heading 6" w:semiHidden="1" w:uiPriority="9" w:unhideWhenUsed="1"/>
+    <w:lsdException w:name="heading 7" w:semiHidden="1" w:uiPriority="9" w:unhideWhenUsed="1"/>
+    <w:lsdException w:name="heading 8" w:semiHidden="1" w:uiPriority="9" w:unhideWhenUsed="1"/>
+    <w:lsdException w:name="heading 9" w:semiHidden="1" w:uiPriority="9" w:unhideWhenUsed="1"/>
+    <w:lsdException w:name="index 1" w:semiHidden="1" w:unhideWhenUsed="1"/>
+    <w:lsdException w:name="index 2" w:semiHidden="1" w:unhideWhenUsed="1"/>
+    <w:lsdException w:name="index 3" w:semiHidden="1" w:unhideWhenUsed="1"/>
+    <w:lsdException w:name="index 4" w:semiHidden="1" w:unhideWhenUsed="1"/>
+    <w:lsdException w:name="index 5" w:semiHidden="1" w:unhideWhenUsed="1"/>
+    <w:lsdException w:name="index 6" w:semiHidden="1" w:unhideWhenUsed="1"/>
+    <w:lsdException w:name="index 7" w:semiHidden="1" w:unhideWhenUsed="1"/>
+    <w:lsdException w:name="index 8" w:semiHidden="1" w:unhideWhenUsed="1"/>
+    <w:lsdException w:name="index 9" w:semiHidden="1" w:unhideWhenUsed="1"/>
+    <w:lsdException w:name="toc 1" w:semiHidden="1" w:uiPriority="39" w:unhideWhenUsed="1"/>
+    <w:lsdException w:name="toc 2" w:semiHidden="1" w:uiPriority="39" w:unhideWhenUsed="1"/>
+    <w:lsdException w:name="toc 3" w:semiHidden="1" w:uiPriority="39" w:unhideWhenUsed="1"/>
+    <w:lsdException w:name="toc 4" w:semiHidden="1" w:uiPriority="39" w:unhideWhenUsed="1"/>
+    <w:lsdException w:name="toc 5" w:semiHidden="1" w:uiPriority="39" w:unhideWhenUsed="1"/>
+    <w:lsdException w:name="toc 6" w:semiHidden="1" w:uiPriority="39" w:unhideWhenUsed="1"/>
+    <w:lsdException w:name="toc 7" w:semiHidden="1" w:uiPriority="39" w:unhideWhenUsed="1"/>
+    <w:lsdException w:name="toc 8" w:semiHidden="1" w:uiPriority="39" w:unhideWhenUsed="1"/>
+    <w:lsdException w:name="toc 9" w:semiHidden="1" w:uiPriority="39" w:unhideWhenUsed="1"/>
+    <w:lsdException w:name="Normal Indent" w:semiHidden="1" w:unhideWhenUsed="1"/>
+    <w:lsdException w:name="footnote text" w:semiHidden="1" w:unhideWhenUsed="1"/>
+    <w:lsdException w:name="annotation text" w:semiHidden="1" w:unhideWhenUsed="1"/>
+    <w:lsdException w:name="header" w:semiHidden="1" w:unhideWhenUsed="1"/>
+    <w:lsdException w:name="footer" w:semiHidden="1" w:unhideWhenUsed="1"/>
+    <w:lsdException w:name="index heading" w:semiHidden="1" w:unhideWhenUsed="1"/>
+    <w:lsdException w:name="caption" w:semiHidden="1" w:uiPriority="35" w:unhideWhenUsed="1" w:qFormat="1"/>
+    <w:lsdException w:name="table of figures" w:semiHidden="1" w:unhideWhenUsed="1"/>
+    <w:lsdException w:name="envelope address" w:semiHidden="1" w:unhideWhenUsed="1"/>
+    <w:lsdException w:name="envelope return" w:semiHidden="1" w:unhideWhenUsed="1"/>
+    <w:lsdException w:name="footnote reference" w:semiHidden="1" w:unhideWhenUsed="1"/>
+    <w:lsdException w:name="annotation reference" w:semiHidden="1" w:unhideWhenUsed="1"/>
+    <w:lsdException w:name="line number" w:semiHidden="1" w:unhideWhenUsed="1"/>
+    <w:lsdException w:name="page number" w:semiHidden="1" w:unhideWhenUsed="1"/>
+    <w:lsdException w:name="endnote reference" w:semiHidden="1" w:unhideWhenUsed="1"/>
+    <w:lsdException w:name="endnote text" w:semiHidden="1" w:unhideWhenUsed="1"/>
+    <w:lsdException w:name="table of authorities" w:semiHidden="1" w:unhideWhenUsed="1"/>
+    <w:lsdException w:name="macro" w:semiHidden="1" w:unhideWhenUsed="1"/>
+    <w:lsdException w:name="toa heading" w:semiHidden="1" w:unhideWhenUsed="1"/>
+    <w:lsdException w:name="List" w:semiHidden="1" w:unhideWhenUsed="1"/>
+    <w:lsdException w:name="List Bullet" w:semiHidden="1" w:unhideWhenUsed="1"/>
+    <w:lsdException w:name="List Number" w:semiHidden="1" w:unhideWhenUsed="1"/>
+    <w:lsdException w:name="List 2" w:semiHidden="1" w:unhideWhenUsed="1"/>
+    <w:lsdException w:name="List 3" w:semiHidden="1" w:unhideWhenUsed="1"/>
+    <w:lsdException w:name="List 4" w:semiHidden="1" w:unhideWhenUsed="1"/>
+    <w:lsdException w:name="List 5" w:semiHidden="1" w:unhideWhenUsed="1"/>
+    <w:lsdException w:name="List Bullet 2" w:semiHidden="1" w:unhideWhenUsed="1"/>
+    <w:lsdException w:name="List Bullet 3" w:semiHidden="1" w:unhideWhenUsed="1"/>
+    <w:lsdException w:name="List Bullet 4" w:semiHidden="1" w:unhideWhenUsed="1"/>
+    <w:lsdException w:name="List Bullet 5" w:semiHidden="1" w:unhideWhenUsed="1"/>
+    <w:lsdException w:name="List Number 2" w:semiHidden="1" w:unhideWhenUsed="1"/>
+    <w:lsdException w:name="List Number 3" w:semiHidden="1" w:unhideWhenUsed="1"/>
+    <w:lsdException w:name="List Number 4" w:semiHidden="1" w:unhideWhenUsed="1"/>
+    <w:lsdException w:name="List Number 5" w:semiHidden="1" w:unhideWhenUsed="1"/>
+    <w:lsdException w:name="Title" w:uiPriority="10" w:qFormat="1"/>
+    <w:lsdException w:name="Closing" w:semiHidden="1" w:unhideWhenUsed="1"/>
+    <w:lsdException w:name="Signature" w:semiHidden="1" w:unhideWhenUsed="1"/>
+    <w:lsdException w:name="Default Paragraph Font" w:semiHidden="1" w:uiPriority="1" w:unhideWhenUsed="1"/>
+    <w:lsdException w:name="Body Text" w:semiHidden="1" w:unhideWhenUsed="1"/>
+    <w:lsdException w:name="Body Text Indent" w:semiHidden="1" w:unhideWhenUsed="1"/>
+    <w:lsdException w:name="List Continue" w:semiHidden="1" w:unhideWhenUsed="1"/>
+    <w:lsdException w:name="List Continue 2" w:semiHidden="1" w:unhideWhenUsed="1"/>
+    <w:lsdException w:name="List Continue 3" w:semiHidden="1" w:unhideWhenUsed="1"/>
+    <w:lsdException w:name="List Continue 4" w:semiHidden="1" w:unhideWhenUsed="1"/>
+    <w:lsdException w:name="List Continue 5" w:semiHidden="1" w:unhideWhenUsed="1"/>
+    <w:lsdException w:name="Message Header" w:semiHidden="1" w:unhideWhenUsed="1"/>
+    <w:lsdException w:name="Subtitle" w:uiPriority="11" w:qFormat="1"/>
+    <w:lsdException w:name="Salutation" w:semiHidden="1" w:unhideWhenUsed="1"/>
+    <w:lsdException w:name="Date" w:semiHidden="1" w:unhideWhenUsed="1"/>
+    <w:lsdException w:name="Body Text First Indent" w:semiHidden="1" w:unhideWhenUsed="1"/>
+    <w:lsdException w:name="Body Text First Indent 2" w:semiHidden="1" w:unhideWhenUsed="1"/>
+    <w:lsdException w:name="Note Heading" w:semiHidden="1" w:unhideWhenUsed="1"/>
+    <w:lsdException w:name="Body Text 2" w:semiHidden="1" w:unhideWhenUsed="1"/>
+    <w:lsdException w:name="Body Text 3" w:semiHidden="1" w:unhideWhenUsed="1"/>
+    <w:lsdException w:name="Body Text Indent 2" w:semiHidden="1" w:unhideWhenUsed="1"/>
+    <w:lsdException w:name="Body Text Indent 3" w:semiHidden="1" w:unhideWhenUsed="1"/>
+    <w:lsdException w:name="Block Text" w:semiHidden="1" w:unhideWhenUsed="1"/>
+    <w:lsdException w:name="Hyperlink" w:semiHidden="1" w:unhideWhenUsed="1"/>
+    <w:lsdException w:name="FollowedHyperlink" w:semiHidden="1" w:unhideWhenUsed="1"/>
+    <w:lsdException w:name="Strong" w:uiPriority="22" w:qFormat="1"/>
+    <w:lsdException w:name="Emphasis" w:uiPriority="20" w:qFormat="1"/>
+    <w:lsdException w:name="Document Map" w:semiHidden="1" w:unhideWhenUsed="1"/>
+    <w:lsdException w:name="Plain Text" w:semiHidden="1" w:unhideWhenUsed="1"/>
+    <w:lsdException w:name="E-mail Signature" w:semiHidden="1" w:unhideWhenUsed="1"/>
+    <w:lsdException w:name="HTML Top of Form" w:semiHidden="1" w:unhideWhenUsed="1"/>
+    <w:lsdException w:name="HTML Bottom of Form" w:semiHidden="1" w:unhideWhenUsed="1"/>
+    <w:lsdException w:name="Normal (Web)" w:semiHidden="1" w:unhideWhenUsed="1"/>
+    <w:lsdException w:name="HTML Acronym" w:semiHidden="1" w:unhideWhenUsed="1"/>
+    <w:lsdException w:name="HTML Address" w:semiHidden="1" w:unhideWhenUsed="1"/>
+    <w:lsdException w:name="HTML Cite" w:semiHidden="1" w:unhideWhenUsed="1"/>
+    <w:lsdException w:name="HTML Code" w:semiHidden="1" w:unhideWhenUsed="1"/>
+    <w:lsdException w:name="HTML Definition" w:semiHidden="1" w:unhideWhenUsed="1"/>
+    <w:lsdException w:name="HTML Keyboard" w:semiHidden="1" w:unhideWhenUsed="1"/>
+    <w:lsdException w:name="HTML Preformatted" w:semiHidden="1" w:unhideWhenUsed="1"/>
+    <w:lsdException w:name="HTML Sample" w:semiHidden="1" w:unhideWhenUsed="1"/>
+    <w:lsdException w:name="HTML Typewriter" w:semiHidden="1" w:unhideWhenUsed="1"/>
+    <w:lsdException w:name="HTML Variable" w:semiHidden="1" w:unhideWhenUsed="1"/>
+    <w:lsdException w:name="Normal Table" w:semiHidden="1" w:unhideWhenUsed="1"/>
+    <w:lsdException w:name="annotation subject" w:semiHidden="1" w:unhideWhenUsed="1"/>
+    <w:lsdException w:name="No List" w:semiHidden="1" w:unhideWhenUsed="1"/>
+    <w:lsdException w:name="Outline List 1" w:semiHidden="1" w:unhideWhenUsed="1"/>
+    <w:lsdException w:name="Outline List 2" w:semiHidden="1" w:unhideWhenUsed="1"/>
+    <w:lsdException w:name="Outline List 3" w:semiHidden="1" w:unhideWhenUsed="1"/>
+    <w:lsdException w:name="Table Simple 1" w:semiHidden="1" w:unhideWhenUsed="1"/>
+    <w:lsdException w:name="Table Simple 2" w:semiHidden="1" w:unhideWhenUsed="1"/>
+    <w:lsdException w:name="Table Simple 3" w:semiHidden="1" w:unhideWhenUsed="1"/>
+    <w:lsdException w:name="Table Classic 1" w:semiHidden="1" w:unhideWhenUsed="1"/>
+    <w:lsdException w:name="Table Classic 2" w:semiHidden="1" w:unhideWhenUsed="1"/>
+    <w:lsdException w:name="Table Classic 3" w:semiHidden="1" w:unhideWhenUsed="1"/>
+    <w:lsdException w:name="Table Classic 4" w:semiHidden="1" w:unhideWhenUsed="1"/>
+    <w:lsdException w:name="Table Colorful 1" w:semiHidden="1" w:unhideWhenUsed="1"/>
+    <w:lsdException w:name="Table Colorful 2" w:semiHidden="1" w:unhideWhenUsed="1"/>
+    <w:lsdException w:name="Table Colorful 3" w:semiHidden="1" w:unhideWhenUsed="1"/>
+    <w:lsdException w:name="Table Columns 1" w:semiHidden="1" w:unhideWhenUsed="1"/>
+    <w:lsdException w:name="Table Columns 2" w:semiHidden="1" w:unhideWhenUsed="1"/>
+    <w:lsdException w:name="Table Columns 3" w:semiHidden="1" w:unhideWhenUsed="1"/>
+    <w:lsdException w:name="Table Columns 4" w:semiHidden="1" w:unhideWhenUsed="1"/>
+    <w:lsdException w:name="Table Columns 5" w:semiHidden="1" w:unhideWhenUsed="1"/>
+    <w:lsdException w:name="Table Grid 1" w:semiHidden="1" w:unhideWhenUsed="1"/>
+    <w:lsdException w:name="Table Grid 2" w:semiHidden="1" w:unhideWhenUsed="1"/>
+    <w:lsdException w:name="Table Grid 3" w:semiHidden="1" w:unhideWhenUsed="1"/>
+    <w:lsdException w:name="Table Grid 4" w:semiHidden="1" w:unhideWhenUsed="1"/>
+    <w:lsdException w:name="Table Grid 5" w:semiHidden="1" w:unhideWhenUsed="1"/>
+    <w:lsdException w:name="Table Grid 6" w:semiHidden="1" w:unhideWhenUsed="1"/>
+    <w:lsdException w:name="Table Grid 7" w:semiHidden="1" w:unhideWhenUsed="1"/>
+    <w:lsdException w:name="Table Grid 8" w:semiHidden="1" w:unhideWhenUsed="1"/>
+    <w:lsdException w:name="Table List 1" w:semiHidden="1" w:unhideWhenUsed="1"/>
+    <w:lsdException w:name="Table List 2" w:semiHidden="1" w:unhideWhenUsed="1"/>
+    <w:lsdException w:name="Table List 3" w:semiHidden="1" w:unhideWhenUsed="1"/>
+    <w:lsdException w:name="Table List 4" w:semiHidden="1" w:unhideWhenUsed="1"/>
+    <w:lsdException w:name="Table List 5" w:semiHidden="1" w:unhideWhenUsed="1"/>
+    <w:lsdException w:name="Table List 6" w:semiHidden="1" w:unhideWhenUsed="1"/>
+    <w:lsdException w:name="Table List 7" w:semiHidden="1" w:unhideWhenUsed="1"/>
+    <w:lsdException w:name="Table List 8" w:semiHidden="1" w:unhideWhenUsed="1"/>
+    <w:lsdException w:name="Table 3D effects 1" w:semiHidden="1" w:unhideWhenUsed="1"/>
+    <w:lsdException w:name="Table 3D effects 2" w:semiHidden="1" w:unhideWhenUsed="1"/>
+    <w:lsdException w:name="Table 3D effects 3" w:semiHidden="1" w:unhideWhenUsed="1"/>
+    <w:lsdException w:name="Table Contemporary" w:semiHidden="1" w:unhideWhenUsed="1"/>
+    <w:lsdException w:name="Table Elegant" w:semiHidden="1" w:unhideWhenUsed="1"/>
+    <w:lsdException w:name="Table Professional" w:semiHidden="1" w:unhideWhenUsed="1"/>
+    <w:lsdException w:name="Table Subtle 1" w:semiHidden="1" w:unhideWhenUsed="1"/>
+    <w:lsdException w:name="Table Subtle 2" w:semiHidden="1" w:unhideWhenUsed="1"/>
+    <w:lsdException w:name="Table Web 1" w:semiHidden="1" w:unhideWhenUsed="1"/>
+    <w:lsdException w:name="Table Web 2" w:semiHidden="1" w:unhideWhenUsed="1"/>
+    <w:lsdException w:name="Table Web 3" w:semiHidden="1" w:unhideWhenUsed="1"/>
+    <w:lsdException w:name="Balloon Text" w:semiHidden="1" w:unhideWhenUsed="1"/>
+    <w:lsdException w:name="Table Grid" w:uiPriority="39"/>
+    <w:lsdException w:name="Table Theme" w:semiHidden="1" w:unhideWhenUsed="1"/>
+    <w:lsdException w:name="Placeholder Text" w:semiHidden="1"/>
+    <w:lsdException w:name="No Spacing" w:uiPriority="1" w:qFormat="1"/>
+    <w:lsdException w:name="Light Shading" w:uiPriority="60"/>
+    <w:lsdException w:name="Light List" w:uiPriority="61"/>
+    <w:lsdException w:name="Light Grid" w:uiPriority="62"/>
+    <w:lsdException w:name="Medium Shading 1" w:uiPriority="63"/>
+    <w:lsdException w:name="Medium Shading 2" w:uiPriority="64"/>
+    <w:lsdException w:name="Medium List 1" w:uiPriority="65"/>
+    <w:lsdException w:name="Medium List 2" w:uiPriority="66"/>
+    <w:lsdException w:name="Medium Grid 1" w:uiPriority="67"/>
+    <w:lsdException w:name="Medium Grid 2" w:uiPriority="68"/>
+    <w:lsdException w:name="Medium Grid 3" w:uiPriority="69"/>
+    <w:lsdException w:name="Dark List" w:uiPriority="70"/>
+    <w:lsdException w:name="Colorful Shading" w:uiPriority="71"/>
+    <w:lsdException w:name="Colorful List" w:uiPriority="72"/>
+    <w:lsdException w:name="Colorful Grid" w:uiPriority="73"/>
+    <w:lsdException w:name="Light Shading Accent 1" w:uiPriority="60"/>
+    <w:lsdException w:name="Light List Accent 1" w:uiPriority="61"/>
+    <w:lsdException w:name="Light Grid Accent 1" w:uiPriority="62"/>
+    <w:lsdException w:name="Medium Shading 1 Accent 1" w:uiPriority="63"/>
+    <w:lsdException w:name="Medium Shading 2 Accent 1" w:uiPriority="64"/>
+    <w:lsdException w:name="Medium List 1 Accent 1" w:uiPriority="65"/>
+    <w:lsdException w:name="Revision" w:semiHidden="1"/>
+    <w:lsdException w:name="List Paragraph" w:uiPriority="34" w:qFormat="1"/>
+    <w:lsdException w:name="Quote" w:uiPriority="29" w:qFormat="1"/>
+    <w:lsdException w:name="Intense Quote" w:uiPriority="30" w:qFormat="1"/>
+    <w:lsdException w:name="Medium List 2 Accent 1" w:uiPriority="66"/>
+    <w:lsdException w:name="Medium Grid 1 Accent 1" w:uiPriority="67"/>
+    <w:lsdException w:name="Medium Grid 2 Accent 1" w:uiPriority="68"/>
+    <w:lsdException w:name="Medium Grid 3 Accent 1" w:uiPriority="69"/>
+    <w:lsdException w:name="Dark List Accent 1" w:uiPriority="70"/>
+    <w:lsdException w:name="Colorful Shading Accent 1" w:uiPriority="71"/>
+    <w:lsdException w:name="Colorful List Accent 1" w:uiPriority="72"/>
+    <w:lsdException w:name="Colorful Grid Accent 1" w:uiPriority="73"/>
+    <w:lsdException w:name="Light Shading Accent 2" w:uiPriority="60"/>
+    <w:lsdException w:name="Light List Accent 2" w:uiPriority="61"/>
+    <w:lsdException w:name="Light Grid Accent 2" w:uiPriority="62"/>
+    <w:lsdException w:name="Medium Shading 1 Accent 2" w:uiPriority="63"/>
+    <w:lsdException w:name="Medium Shading 2 Accent 2" w:uiPriority="64"/>
+    <w:lsdException w:name="Medium List 1 Accent 2" w:uiPriority="65"/>
+    <w:lsdException w:name="Medium List 2 Accent 2" w:uiPriority="66"/>
+    <w:lsdException w:name="Medium Grid 1 Accent 2" w:uiPriority="67"/>
+    <w:lsdException w:name="Medium Grid 2 Accent 2" w:uiPriority="68"/>
+    <w:lsdException w:name="Medium Grid 3 Accent 2" w:uiPriority="69"/>
+    <w:lsdException w:name="Dark List Accent 2" w:uiPriority="70"/>
+    <w:lsdException w:name="Colorful Shading Accent 2" w:uiPriority="71"/>
+    <w:lsdException w:name="Colorful List Accent 2" w:uiPriority="72"/>
+    <w:lsdException w:name="Colorful Grid Accent 2" w:uiPriority="73"/>
+    <w:lsdException w:name="Light Shading Accent 3" w:uiPriority="60"/>
+    <w:lsdException w:name="Light List Accent 3" w:uiPriority="61"/>
+    <w:lsdException w:name="Light Grid Accent 3" w:uiPriority="62"/>
+    <w:lsdException w:name="Medium Shading 1 Accent 3" w:uiPriority="63"/>
+    <w:lsdException w:name="Medium Shading 2 Accent 3" w:uiPriority="64"/>
+    <w:lsdException w:name="Medium List 1 Accent 3" w:uiPriority="65"/>
+    <w:lsdException w:name="Medium List 2 Accent 3" w:uiPriority="66"/>
+    <w:lsdException w:name="Medium Grid 1 Accent 3" w:uiPriority="67"/>
+    <w:lsdException w:name="Medium Grid 2 Accent 3" w:uiPriority="68"/>
+    <w:lsdException w:name="Medium Grid 3 Accent 3" w:uiPriority="69"/>
+    <w:lsdException w:name="Dark List Accent 3" w:uiPriority="70"/>
+    <w:lsdException w:name="Colorful Shading Accent 3" w:uiPriority="71"/>
+    <w:lsdException w:name="Colorful List Accent 3" w:uiPriority="72"/>
+    <w:lsdException w:name="Colorful Grid Accent 3" w:uiPriority="73"/>
+    <w:lsdException w:name="Light Shading Accent 4" w:uiPriority="60"/>
+    <w:lsdException w:name="Light List Accent 4" w:uiPriority="61"/>
+    <w:lsdException w:name="Light Grid Accent 4" w:uiPriority="62"/>
+    <w:lsdException w:name="Medium Shading 1 Accent 4" w:uiPriority="63"/>
+    <w:lsdException w:name="Medium Shading 2 Accent 4" w:uiPriority="64"/>
+    <w:lsdException w:name="Medium List 1 Accent 4" w:uiPriority="65"/>
+    <w:lsdException w:name="Medium List 2 Accent 4" w:uiPriority="66"/>
+    <w:lsdException w:name="Medium Grid 1 Accent 4" w:uiPriority="67"/>
+    <w:lsdException w:name="Medium Grid 2 Accent 4" w:uiPriority="68"/>
+    <w:lsdException w:name="Medium Grid 3 Accent 4" w:uiPriority="69"/>
+    <w:lsdException w:name="Dark List Accent 4" w:uiPriority="70"/>
+    <w:lsdException w:name="Colorful Shading Accent 4" w:uiPriority="71"/>
+    <w:lsdException w:name="Colorful List Accent 4" w:uiPriority="72"/>
+    <w:lsdException w:name="Colorful Grid Accent 4" w:uiPriority="73"/>
+    <w:lsdException w:name="Light Shading Accent 5" w:uiPriority="60"/>
+    <w:lsdException w:name="Light List Accent 5" w:uiPriority="61"/>
+    <w:lsdException w:name="Light Grid Accent 5" w:uiPriority="62"/>
+    <w:lsdException w:name="Medium Shading 1 Accent 5" w:uiPriority="63"/>
+    <w:lsdException w:name="Medium Shading 2 Accent 5" w:uiPriority="64"/>
+    <w:lsdException w:name="Medium List 1 Accent 5" w:uiPriority="65"/>
+    <w:lsdException w:name="Medium List 2 Accent 5" w:uiPriority="66"/>
+    <w:lsdException w:name="Medium Grid 1 Accent 5" w:uiPriority="67"/>
+    <w:lsdException w:name="Medium Grid 2 Accent 5" w:uiPriority="68"/>
+    <w:lsdException w:name="Medium Grid 3 Accent 5" w:uiPriority="69"/>
+    <w:lsdException w:name="Dark List Accent 5" w:uiPriority="70"/>
+    <w:lsdException w:name="Colorful Shading Accent 5" w:uiPriority="71"/>
+    <w:lsdException w:name="Colorful List Accent 5" w:uiPriority="72"/>
+    <w:lsdException w:name="Colorful Grid Accent 5" w:uiPriority="73"/>
+    <w:lsdException w:name="Light Shading Accent 6" w:uiPriority="60"/>
+    <w:lsdException w:name="Light List Accent 6" w:uiPriority="61"/>
+    <w:lsdException w:name="Light Grid Accent 6" w:uiPriority="62"/>
+    <w:lsdException w:name="Medium Shading 1 Accent 6" w:uiPriority="63"/>
+    <w:lsdException w:name="Medium Shading 2 Accent 6" w:uiPriority="64"/>
+    <w:lsdException w:name="Medium List 1 Accent 6" w:uiPriority="65"/>
+    <w:lsdException w:name="Medium List 2 Accent 6" w:uiPriority="66"/>
+    <w:lsdException w:name="Medium Grid 1 Accent 6" w:uiPriority="67"/>
+    <w:lsdException w:name="Medium Grid 2 Accent 6" w:uiPriority="68"/>
+    <w:lsdException w:name="Medium Grid 3 Accent 6" w:uiPriority="69"/>
+    <w:lsdException w:name="Dark List Accent 6" w:uiPriority="70"/>
+    <w:lsdException w:name="Colorful Shading Accent 6" w:uiPriority="71"/>
+    <w:lsdException w:name="Colorful List Accent 6" w:uiPriority="72"/>
+    <w:lsdException w:name="Colorful Grid Accent 6" w:uiPriority="73"/>
+    <w:lsdException w:name="Subtle Emphasis" w:uiPriority="19" w:qFormat="1"/>
+    <w:lsdException w:name="Intense Emphasis" w:uiPriority="21" w:qFormat="1"/>
+    <w:lsdException w:name="Subtle Reference" w:uiPriority="31" w:qFormat="1"/>
+    <w:lsdException w:name="Intense Reference" w:uiPriority="32" w:qFormat="1"/>
+    <w:lsdException w:name="Book Title" w:uiPriority="33" w:qFormat="1"/>
+    <w:lsdException w:name="Bibliography" w:semiHidden="1" w:uiPriority="37" w:unhideWhenUsed="1"/>
+    <w:lsdException w:name="TOC Heading" w:semiHidden="1" w:uiPriority="39" w:unhideWhenUsed="1" w:qFormat="1"/>
+    <w:lsdException w:name="Plain Table 1" w:uiPriority="41"/>
+    <w:lsdException w:name="Plain Table 2" w:uiPriority="42"/>
+    <w:lsdException w:name="Plain Table 3" w:uiPriority="43"/>
+    <w:lsdException w:name="Plain Table 4" w:uiPriority="44"/>
+    <w:lsdException w:name="Plain Table 5" w:uiPriority="45"/>
+    <w:lsdException w:name="Grid Table Light" w:uiPriority="40"/>
+    <w:lsdException w:name="Grid Table 1 Light" w:uiPriority="46"/>
+    <w:lsdException w:name="Grid Table 2" w:uiPriority="47"/>
+    <w:lsdException w:name="Grid Table 3" w:uiPriority="48"/>
+    <w:lsdException w:name="Grid Table 4" w:uiPriority="49"/>
+    <w:lsdException w:name="Grid Table 5 Dark" w:uiPriority="50"/>
+    <w:lsdException w:name="Grid Table 6 Colorful" w:uiPriority="51"/>
+    <w:lsdException w:name="Grid Table 7 Colorful" w:uiPriority="52"/>
+    <w:lsdException w:name="Grid Table 1 Light Accent 1" w:uiPriority="46"/>
+    <w:lsdException w:name="Grid Table 2 Accent 1" w:uiPriority="47"/>
+    <w:lsdException w:name="Grid Table 3 Accent 1" w:uiPriority="48"/>
+    <w:lsdException w:name="Grid Table 4 Accent 1" w:uiPriority="49"/>
+    <w:lsdException w:name="Grid Table 5 Dark Accent 1" w:uiPriority="50"/>
+    <w:lsdException w:name="Grid Table 6 Colorful Accent 1" w:uiPriority="51"/>
+    <w:lsdException w:name="Grid Table 7 Colorful Accent 1" w:uiPriority="52"/>
+    <w:lsdException w:name="Grid Table 1 Light Accent 2" w:uiPriority="46"/>
+    <w:lsdException w:name="Grid Table 2 Accent 2" w:uiPriority="47"/>
+    <w:lsdException w:name="Grid Table 3 Accent 2" w:uiPriority="48"/>
+    <w:lsdException w:name="Grid Table 4 Accent 2" w:uiPriority="49"/>
+    <w:lsdException w:name="Grid Table 5 Dark Accent 2" w:uiPriority="50"/>
+    <w:lsdException w:name="Grid Table 6 Colorful Accent 2" w:uiPriority="51"/>
+    <w:lsdException w:name="Grid Table 7 Colorful Accent 2" w:uiPriority="52"/>
+    <w:lsdException w:name="Grid Table 1 Light Accent 3" w:uiPriority="46"/>
+    <w:lsdException w:name="Grid Table 2 Accent 3" w:uiPriority="47"/>
+    <w:lsdException w:name="Grid Table 3 Accent 3" w:uiPriority="48"/>
+    <w:lsdException w:name="Grid Table 4 Accent 3" w:uiPriority="49"/>
+    <w:lsdException w:name="Grid Table 5 Dark Accent 3" w:uiPriority="50"/>
+    <w:lsdException w:name="Grid Table 6 Colorful Accent 3" w:uiPriority="51"/>
+    <w:lsdException w:name="Grid Table 7 Colorful Accent 3" w:uiPriority="52"/>
+    <w:lsdException w:name="Grid Table 1 Light Accent 4" w:uiPriority="46"/>
+    <w:lsdException w:name="Grid Table 2 Accent 4" w:uiPriority="47"/>
+    <w:lsdException w:name="Grid Table 3 Accent 4" w:uiPriority="48"/>
+    <w:lsdException w:name="Grid Table 4 Accent 4" w:uiPriority="49"/>
+    <w:lsdException w:name="Grid Table 5 Dark Accent 4" w:uiPriority="50"/>
+    <w:lsdException w:name="Grid Table 6 Colorful Accent 4" w:uiPriority="51"/>
+    <w:lsdException w:name="Grid Table 7 Colorful Accent 4" w:uiPriority="52"/>
+    <w:lsdException w:name="Grid Table 1 Light Accent 5" w:uiPriority="46"/>
+    <w:lsdException w:name="Grid Table 2 Accent 5" w:uiPriority="47"/>
+    <w:lsdException w:name="Grid Table 3 Accent 5" w:uiPriority="48"/>
+    <w:lsdException w:name="Grid Table 4 Accent 5" w:uiPriority="49"/>
+    <w:lsdException w:name="Grid Table 5 Dark Accent 5" w:uiPriority="50"/>
+    <w:lsdException w:name="Grid Table 6 Colorful Accent 5" w:uiPriority="51"/>
+    <w:lsdException w:name="Grid Table 7 Colorful Accent 5" w:uiPriority="52"/>
+    <w:lsdException w:name="Grid Table 1 Light Accent 6" w:uiPriority="46"/>
+    <w:lsdException w:name="Grid Table 2 Accent 6" w:uiPriority="47"/>
+    <w:lsdException w:name="Grid Table 3 Accent 6" w:uiPriority="48"/>
+    <w:lsdException w:name="Grid Table 4 Accent 6" w:uiPriority="49"/>
+    <w:lsdException w:name="Grid Table 5 Dark Accent 6" w:uiPriority="50"/>
+    <w:lsdException w:name="Grid Table 6 Colorful Accent 6" w:uiPriority="51"/>
+    <w:lsdException w:name="Grid Table 7 Colorful Accent 6" w:uiPriority="52"/>
+    <w:lsdException w:name="List Table 1 Light" w:uiPriority="46"/>
+    <w:lsdException w:name="List Table 2" w:uiPriority="47"/>
+    <w:lsdException w:name="List Table 3" w:uiPriority="48"/>
+    <w:lsdException w:name="List Table 4" w:uiPriority="49"/>
+    <w:lsdException w:name="List Table 5 Dark" w:uiPriority="50"/>
+    <w:lsdException w:name="List Table 6 Colorful" w:uiPriority="51"/>
+    <w:lsdException w:name="List Table 7 Colorful" w:uiPriority="52"/>
+    <w:lsdException w:name="List Table 1 Light Accent 1" w:uiPriority="46"/>
+    <w:lsdException w:name="List Table 2 Accent 1" w:uiPriority="47"/>
+    <w:lsdException w:name="List Table 3 Accent 1" w:uiPriority="48"/>
+    <w:lsdException w:name="List Table 4 Accent 1" w:uiPriority="49"/>
+    <w:lsdException w:name="List Table 5 Dark Accent 1" w:uiPriority="50"/>
+    <w:lsdException w:name="List Table 6 Colorful Accent 1" w:uiPriority="51"/>
+    <w:lsdException w:name="List Table 7 Colorful Accent 1" w:uiPriority="52"/>
+    <w:lsdException w:name="List Table 1 Light Accent 2" w:uiPriority="46"/>
+    <w:lsdException w:name="List Table 2 Accent 2" w:uiPriority="47"/>
+    <w:lsdException w:name="List Table 3 Accent 2" w:uiPriority="48"/>
+    <w:lsdException w:name="List Table 4 Accent 2" w:uiPriority="49"/>
+    <w:lsdException w:name="List Table 5 Dark Accent 2" w:uiPriority="50"/>
+    <w:lsdException w:name="List Table 6 Colorful Accent 2" w:uiPriority="51"/>
+    <w:lsdException w:name="List Table 7 Colorful Accent 2" w:uiPriority="52"/>
+    <w:lsdException w:name="List Table 1 Light Accent 3" w:uiPriority="46"/>
+    <w:lsdException w:name="List Table 2 Accent 3" w:uiPriority="47"/>
+    <w:lsdException w:name="List Table 3 Accent 3" w:uiPriority="48"/>
+    <w:lsdException w:name="List Table 4 Accent 3" w:uiPriority="49"/>
+    <w:lsdException w:name="List Table 5 Dark Accent 3" w:uiPriority="50"/>
+    <w:lsdException w:name="List Table 6 Colorful Accent 3" w:uiPriority="51"/>
+    <w:lsdException w:name="List Table 7 Colorful Accent 3" w:uiPriority="52"/>
+    <w:lsdException w:name="List Table 1 Light Accent 4" w:uiPriority="46"/>
+    <w:lsdException w:name="List Table 2 Accent 4" w:uiPriority="47"/>
+    <w:lsdException w:name="List Table 3 Accent 4" w:uiPriority="48"/>
+    <w:lsdException w:name="List Table 4 Accent 4" w:uiPriority="49"/>
+    <w:lsdException w:name="List Table 5 Dark Accent 4" w:uiPriority="50"/>
+    <w:lsdException w:name="List Table 6 Colorful Accent 4" w:uiPriority="51"/>
+    <w:lsdException w:name="List Table 7 Colorful Accent 4" w:uiPriority="52"/>
+    <w:lsdException w:name="List Table 1 Light Accent 5" w:uiPriority="46"/>
+    <w:lsdException w:name="List Table 2 Accent 5" w:uiPriority="47"/>
+    <w:lsdException w:name="List Table 3 Accent 5" w:uiPriority="48"/>
+    <w:lsdException w:name="List Table 4 Accent 5" w:uiPriority="49"/>
+    <w:lsdException w:name="List Table 5 Dark Accent 5" w:uiPriority="50"/>
+    <w:lsdException w:name="List Table 6 Colorful Accent 5" w:uiPriority="51"/>
+    <w:lsdException w:name="List Table 7 Colorful Accent 5" w:uiPriority="52"/>
+    <w:lsdException w:name="List Table 1 Light Accent 6" w:uiPriority="46"/>
+    <w:lsdException w:name="List Table 2 Accent 6" w:uiPriority="47"/>
+    <w:lsdException w:name="List Table 3 Accent 6" w:uiPriority="48"/>
+    <w:lsdException w:name="List Table 4 Accent 6" w:uiPriority="49"/>
+    <w:lsdException w:name="List Table 5 Dark Accent 6" w:uiPriority="50"/>
+    <w:lsdException w:name="List Table 6 Colorful Accent 6" w:uiPriority="51"/>
+    <w:lsdException w:name="List Table 7 Colorful Accent 6" w:uiPriority="52"/>
+    <w:lsdException w:name="Mention" w:semiHidden="1" w:unhideWhenUsed="1"/>
+    <w:lsdException w:name="Smart Hyperlink" w:semiHidden="1" w:unhideWhenUsed="1"/>
+    <w:lsdException w:name="Hashtag" w:semiHidden="1" w:unhideWhenUsed="1"/>
+    <w:lsdException w:name="Unresolved Mention" w:semiHidden="1" w:unhideWhenUsed="1"/>
+    <w:lsdException w:name="Smart Link" w:semiHidden="1" w:unhideWhenUsed="1"/>
+  </w:latentStyles>
+  <w:style w:type="paragraph" w:default="1" w:styleId="Normal">
+    <w:name w:val="Normal"/>
+    <w:qFormat/>
+    <w:rsid w:val="00416FC2"/>
+    <w:rPr>
+      <w:color w:val="242424"/>
+      <w:sz w:val="20"/>
+    </w:rPr>
+  </w:style>
+  <w:style w:type="paragraph" w:styleId="Heading1">
+    <w:name w:val="heading 1"/>
+    <w:basedOn w:val="Normal"/>
+    <w:next w:val="Normal"/>
+    <w:link w:val="Heading1Char"/>
+    <w:uiPriority w:val="9"/>
+    <w:qFormat/>
+    <w:rsid w:val="00416FC2"/>
+    <w:pPr>
+      <w:keepNext/>
+      <w:keepLines/>
+      <w:spacing w:before="360" w:after="80"/>
+      <w:outlineLvl w:val="0"/>
+    </w:pPr>
+    <w:rPr>
+      <w:rFonts w:asciiTheme="majorHAnsi" w:eastAsiaTheme="majorEastAsia" w:hAnsiTheme="majorHAnsi" w:cstheme="majorBidi"/>
+      <w:szCs w:val="40"/>
+    </w:rPr>
+  </w:style>
+  <w:style w:type="paragraph" w:styleId="Heading2">
+    <w:name w:val="heading 2"/>
+    <w:basedOn w:val="Normal"/>
+    <w:next w:val="Normal"/>
+    <w:link w:val="Heading2Char"/>
+    <w:uiPriority w:val="9"/>
+    <w:unhideWhenUsed/>
+    <w:qFormat/>
+    <w:rsid w:val="00416FC2"/>
+    <w:pPr>
+      <w:keepNext/>
+      <w:keepLines/>
+      <w:spacing w:before="160" w:after="80"/>
+      <w:outlineLvl w:val="1"/>
+    </w:pPr>
+    <w:rPr>
+      <w:rFonts w:asciiTheme="majorHAnsi" w:eastAsiaTheme="majorEastAsia" w:hAnsiTheme="majorHAnsi" w:cstheme="majorBidi"/>
+      <w:szCs w:val="32"/>
+    </w:rPr>
+  </w:style>
+  <w:style w:type="paragraph" w:styleId="Heading3">
+    <w:name w:val="heading 3"/>
+    <w:basedOn w:val="Normal"/>
+    <w:next w:val="Normal"/>
+    <w:link w:val="Heading3Char"/>
+    <w:uiPriority w:val="9"/>
+    <w:unhideWhenUsed/>
+    <w:qFormat/>
+    <w:rsid w:val="00C12C04"/>
+    <w:pPr>
+      <w:keepNext/>
+      <w:keepLines/>
+      <w:spacing w:before="160" w:after="80"/>
+      <w:outlineLvl w:val="2"/>
+    </w:pPr>
+    <w:rPr>
+      <w:rFonts w:asciiTheme="majorHAnsi" w:eastAsiaTheme="majorEastAsia" w:hAnsiTheme="majorHAnsi" w:cstheme="majorBidi"/>
+      <w:szCs w:val="28"/>
+    </w:rPr>
+  </w:style>
+  <w:style w:type="paragraph" w:styleId="Heading4">
+    <w:name w:val="heading 4"/>
+    <w:basedOn w:val="Normal"/>
+    <w:next w:val="Normal"/>
+    <w:link w:val="Heading4Char"/>
+    <w:uiPriority w:val="9"/>
+    <w:unhideWhenUsed/>
+    <w:rsid w:val="00EB1178"/>
+    <w:pPr>
+      <w:keepNext/>
+      <w:keepLines/>
+      <w:spacing w:before="80" w:after="40"/>
+      <w:outlineLvl w:val="3"/>
+    </w:pPr>
+    <w:rPr>
+      <w:rFonts w:eastAsiaTheme="majorEastAsia" w:cstheme="majorBidi"/>
+      <w:i/>
+      <w:iCs/>
+    </w:rPr>
+  </w:style>
+  <w:style w:type="paragraph" w:styleId="Heading5">
+    <w:name w:val="heading 5"/>
+    <w:basedOn w:val="Normal"/>
+    <w:next w:val="Normal"/>
+    <w:link w:val="Heading5Char"/>
+    <w:uiPriority w:val="9"/>
+    <w:unhideWhenUsed/>
+    <w:rsid w:val="00EB1178"/>
+    <w:pPr>
+      <w:keepNext/>
+      <w:keepLines/>
+      <w:spacing w:before="80" w:after="40"/>
+      <w:outlineLvl w:val="4"/>
+    </w:pPr>
+    <w:rPr>
+      <w:rFonts w:eastAsiaTheme="majorEastAsia" w:cstheme="majorBidi"/>
+      <w:color w:val="000000" w:themeColor="text1"/>
+    </w:rPr>
+  </w:style>
+  <w:style w:type="paragraph" w:styleId="Heading6">
+    <w:name w:val="heading 6"/>
+    <w:basedOn w:val="Normal"/>
+    <w:next w:val="Normal"/>
+    <w:link w:val="Heading6Char"/>
+    <w:uiPriority w:val="9"/>
+    <w:unhideWhenUsed/>
+    <w:rsid w:val="00EB1178"/>
+    <w:pPr>
+      <w:keepNext/>
+      <w:keepLines/>
+      <w:spacing w:before="40" w:after="0"/>
+      <w:outlineLvl w:val="5"/>
+    </w:pPr>
+    <w:rPr>
+      <w:rFonts w:eastAsiaTheme="majorEastAsia" w:cstheme="majorBidi"/>
+      <w:i/>
+      <w:iCs/>
+      <w:color w:val="000000" w:themeColor="text1"/>
+    </w:rPr>
+  </w:style>
+  <w:style w:type="paragraph" w:styleId="Heading7">
+    <w:name w:val="heading 7"/>
+    <w:basedOn w:val="Normal"/>
+    <w:next w:val="Normal"/>
+    <w:link w:val="Heading7Char"/>
+    <w:uiPriority w:val="9"/>
+    <w:unhideWhenUsed/>
+    <w:rsid w:val="00EB1178"/>
+    <w:pPr>
+      <w:keepNext/>
+      <w:keepLines/>
+      <w:spacing w:before="40" w:after="0"/>
+      <w:outlineLvl w:val="6"/>
+    </w:pPr>
+    <w:rPr>
+      <w:rFonts w:eastAsiaTheme="majorEastAsia" w:cstheme="majorBidi"/>
+      <w:color w:val="000000" w:themeColor="text1"/>
+    </w:rPr>
+  </w:style>
+  <w:style w:type="paragraph" w:styleId="Heading8">
+    <w:name w:val="heading 8"/>
+    <w:basedOn w:val="Normal"/>
+    <w:next w:val="Normal"/>
+    <w:link w:val="Heading8Char"/>
+    <w:uiPriority w:val="9"/>
+    <w:unhideWhenUsed/>
+    <w:rsid w:val="00EB1178"/>
+    <w:pPr>
+      <w:keepNext/>
+      <w:keepLines/>
+      <w:spacing w:after="0"/>
+      <w:outlineLvl w:val="7"/>
+    </w:pPr>
+    <w:rPr>
+      <w:rFonts w:eastAsiaTheme="majorEastAsia" w:cstheme="majorBidi"/>
+      <w:i/>
+      <w:iCs/>
+    </w:rPr>
+  </w:style>
+  <w:style w:type="paragraph" w:styleId="Heading9">
+    <w:name w:val="heading 9"/>
+    <w:basedOn w:val="Normal"/>
+    <w:next w:val="Normal"/>
+    <w:link w:val="Heading9Char"/>
+    <w:uiPriority w:val="9"/>
+    <w:unhideWhenUsed/>
+    <w:rsid w:val="008B2F68"/>
+    <w:pPr>
+      <w:keepNext/>
+      <w:keepLines/>
+      <w:spacing w:after="0"/>
+      <w:outlineLvl w:val="8"/>
+    </w:pPr>
+    <w:rPr>
+      <w:rFonts w:eastAsiaTheme="majorEastAsia" w:cstheme="majorBidi"/>
+      <w:color w:val="272727" w:themeColor="text1" w:themeTint="D8"/>
+    </w:rPr>
+  </w:style>
+  <w:style w:type="character" w:default="1" w:styleId="DefaultParagraphFont">
+    <w:name w:val="Default Paragraph Font"/>
+    <w:uiPriority w:val="1"/>
+    <w:semiHidden/>
+    <w:unhideWhenUsed/>
+  </w:style>
+  <w:style w:type="table" w:default="1" w:styleId="TableNormal">
+    <w:name w:val="Normal Table"/>
+    <w:uiPriority w:val="99"/>
+    <w:semiHidden/>
+    <w:unhideWhenUsed/>
+    <w:tblPr>
+      <w:tblInd w:w="0" w:type="dxa"/>
+      <w:tblCellMar>
+        <w:top w:w="0" w:type="dxa"/>
+        <w:left w:w="108" w:type="dxa"/>
+        <w:bottom w:w="0" w:type="dxa"/>
+        <w:right w:w="108" w:type="dxa"/>
+      </w:tblCellMar>
+    </w:tblPr>
+  </w:style>
+  <w:style w:type="numbering" w:default="1" w:styleId="NoList">
+    <w:name w:val="No List"/>
+    <w:uiPriority w:val="99"/>
+    <w:semiHidden/>
+    <w:unhideWhenUsed/>
+  </w:style>
+  <w:style w:type="character" w:customStyle="1" w:styleId="Heading1Char">
+    <w:name w:val="Heading 1 Char"/>
+    <w:basedOn w:val="DefaultParagraphFont"/>
+    <w:link w:val="Heading1"/>
+    <w:uiPriority w:val="9"/>
+    <w:rsid w:val="00416FC2"/>
+    <w:rPr>
+      <w:rFonts w:asciiTheme="majorHAnsi" w:eastAsiaTheme="majorEastAsia" w:hAnsiTheme="majorHAnsi" w:cstheme="majorBidi"/>
+      <w:color w:val="242424"/>
+      <w:sz w:val="20"/>
+      <w:szCs w:val="40"/>
+    </w:rPr>
+  </w:style>
+  <w:style w:type="character" w:customStyle="1" w:styleId="Heading2Char">
+    <w:name w:val="Heading 2 Char"/>
+    <w:basedOn w:val="DefaultParagraphFont"/>
+    <w:link w:val="Heading2"/>
+    <w:uiPriority w:val="9"/>
+    <w:rsid w:val="00416FC2"/>
+    <w:rPr>
+      <w:rFonts w:asciiTheme="majorHAnsi" w:eastAsiaTheme="majorEastAsia" w:hAnsiTheme="majorHAnsi" w:cstheme="majorBidi"/>
+      <w:color w:val="242424"/>
+      <w:sz w:val="20"/>
+      <w:szCs w:val="32"/>
+    </w:rPr>
+  </w:style>
+  <w:style w:type="character" w:customStyle="1" w:styleId="Heading3Char">
+    <w:name w:val="Heading 3 Char"/>
+    <w:basedOn w:val="DefaultParagraphFont"/>
+    <w:link w:val="Heading3"/>
+    <w:uiPriority w:val="9"/>
+    <w:rsid w:val="00C12C04"/>
+    <w:rPr>
+      <w:rFonts w:asciiTheme="majorHAnsi" w:eastAsiaTheme="majorEastAsia" w:hAnsiTheme="majorHAnsi" w:cstheme="majorBidi"/>
+      <w:color w:val="000000" w:themeColor="text1" w:themeShade="D6"/>
+      <w:sz w:val="20"/>
+      <w:szCs w:val="28"/>
+    </w:rPr>
+  </w:style>
+  <w:style w:type="character" w:customStyle="1" w:styleId="Heading4Char">
+    <w:name w:val="Heading 4 Char"/>
+    <w:basedOn w:val="DefaultParagraphFont"/>
+    <w:link w:val="Heading4"/>
+    <w:uiPriority w:val="9"/>
+    <w:rsid w:val="00EB1178"/>
+    <w:rPr>
+      <w:rFonts w:asciiTheme="minorHAnsi" w:eastAsiaTheme="majorEastAsia" w:hAnsiTheme="minorHAnsi" w:cstheme="majorBidi"/>
+      <w:i/>
+      <w:iCs/>
+      <w:sz w:val="20"/>
+    </w:rPr>
+  </w:style>
+  <w:style w:type="character" w:customStyle="1" w:styleId="Heading5Char">
+    <w:name w:val="Heading 5 Char"/>
+    <w:basedOn w:val="DefaultParagraphFont"/>
+    <w:link w:val="Heading5"/>
+    <w:uiPriority w:val="9"/>
+    <w:rsid w:val="00EB1178"/>
+    <w:rPr>
+      <w:rFonts w:asciiTheme="minorHAnsi" w:eastAsiaTheme="majorEastAsia" w:hAnsiTheme="minorHAnsi" w:cstheme="majorBidi"/>
+      <w:color w:val="000000" w:themeColor="text1"/>
+      <w:sz w:val="20"/>
+    </w:rPr>
+  </w:style>
+  <w:style w:type="character" w:customStyle="1" w:styleId="Heading6Char">
+    <w:name w:val="Heading 6 Char"/>
+    <w:basedOn w:val="DefaultParagraphFont"/>
+    <w:link w:val="Heading6"/>
+    <w:uiPriority w:val="9"/>
+    <w:rsid w:val="00EB1178"/>
+    <w:rPr>
+      <w:rFonts w:asciiTheme="minorHAnsi" w:eastAsiaTheme="majorEastAsia" w:hAnsiTheme="minorHAnsi" w:cstheme="majorBidi"/>
+      <w:i/>
+      <w:iCs/>
+      <w:color w:val="000000" w:themeColor="text1"/>
+      <w:sz w:val="20"/>
+    </w:rPr>
+  </w:style>
+  <w:style w:type="character" w:customStyle="1" w:styleId="Heading7Char">
+    <w:name w:val="Heading 7 Char"/>
+    <w:basedOn w:val="DefaultParagraphFont"/>
+    <w:link w:val="Heading7"/>
+    <w:uiPriority w:val="9"/>
+    <w:rsid w:val="00EB1178"/>
+    <w:rPr>
+      <w:rFonts w:asciiTheme="minorHAnsi" w:eastAsiaTheme="majorEastAsia" w:hAnsiTheme="minorHAnsi" w:cstheme="majorBidi"/>
+      <w:color w:val="000000" w:themeColor="text1"/>
+      <w:sz w:val="20"/>
+    </w:rPr>
+  </w:style>
+  <w:style w:type="character" w:customStyle="1" w:styleId="Heading8Char">
+    <w:name w:val="Heading 8 Char"/>
+    <w:basedOn w:val="DefaultParagraphFont"/>
+    <w:link w:val="Heading8"/>
+    <w:uiPriority w:val="9"/>
+    <w:rsid w:val="00EB1178"/>
+    <w:rPr>
+      <w:rFonts w:asciiTheme="minorHAnsi" w:eastAsiaTheme="majorEastAsia" w:hAnsiTheme="minorHAnsi" w:cstheme="majorBidi"/>
+      <w:i/>
+      <w:iCs/>
+      <w:sz w:val="20"/>
+    </w:rPr>
+  </w:style>
+  <w:style w:type="character" w:customStyle="1" w:styleId="Heading9Char">
+    <w:name w:val="Heading 9 Char"/>
+    <w:basedOn w:val="DefaultParagraphFont"/>
+    <w:link w:val="Heading9"/>
+    <w:uiPriority w:val="9"/>
+    <w:rsid w:val="008B2F68"/>
+    <w:rPr>
+      <w:rFonts w:eastAsiaTheme="majorEastAsia" w:cstheme="majorBidi"/>
+      <w:color w:val="272727" w:themeColor="text1" w:themeTint="D8"/>
+    </w:rPr>
+  </w:style>
+  <w:style w:type="paragraph" w:styleId="Title">
+    <w:name w:val="Title"/>
+    <w:basedOn w:val="Normal"/>
+    <w:next w:val="Normal"/>
+    <w:link w:val="TitleChar"/>
+    <w:uiPriority w:val="10"/>
+    <w:qFormat/>
+    <w:rsid w:val="00416FC2"/>
+    <w:pPr>
+      <w:spacing w:after="80" w:line="240" w:lineRule="auto"/>
+      <w:contextualSpacing/>
+    </w:pPr>
+    <w:rPr>
+      <w:rFonts w:eastAsiaTheme="majorEastAsia" w:cstheme="majorBidi"/>
+      <w:b/>
+      <w:spacing w:val="-10"/>
+      <w:kern w:val="28"/>
+      <w:sz w:val="40"/>
+      <w:szCs w:val="56"/>
+    </w:rPr>
+  </w:style>
+  <w:style w:type="character" w:customStyle="1" w:styleId="TitleChar">
+    <w:name w:val="Title Char"/>
+    <w:basedOn w:val="DefaultParagraphFont"/>
+    <w:link w:val="Title"/>
+    <w:uiPriority w:val="10"/>
+    <w:rsid w:val="00416FC2"/>
+    <w:rPr>
+      <w:rFonts w:asciiTheme="minorHAnsi" w:eastAsiaTheme="majorEastAsia" w:hAnsiTheme="minorHAnsi" w:cstheme="majorBidi"/>
+      <w:b/>
+      <w:color w:val="242424"/>
+      <w:spacing w:val="-10"/>
+      <w:kern w:val="28"/>
+      <w:sz w:val="40"/>
+      <w:szCs w:val="56"/>
+    </w:rPr>
+  </w:style>
+  <w:style w:type="paragraph" w:styleId="Subtitle">
+    <w:name w:val="Subtitle"/>
+    <w:basedOn w:val="Normal"/>
+    <w:next w:val="Normal"/>
+    <w:link w:val="SubtitleChar"/>
+    <w:uiPriority w:val="11"/>
+    <w:qFormat/>
+    <w:rsid w:val="00B342A1"/>
+    <w:pPr>
+      <w:numPr>
+        <w:ilvl w:val="1"/>
+      </w:numPr>
+    </w:pPr>
+    <w:rPr>
+      <w:rFonts w:eastAsiaTheme="majorEastAsia" w:cstheme="majorBidi"/>
+      <w:sz w:val="18"/>
+      <w:szCs w:val="28"/>
+    </w:rPr>
+  </w:style>
+  <w:style w:type="character" w:customStyle="1" w:styleId="SubtitleChar">
+    <w:name w:val="Subtitle Char"/>
+    <w:basedOn w:val="DefaultParagraphFont"/>
+    <w:link w:val="Subtitle"/>
+    <w:uiPriority w:val="11"/>
+    <w:rsid w:val="00B342A1"/>
+    <w:rPr>
+      <w:rFonts w:asciiTheme="minorHAnsi" w:eastAsiaTheme="majorEastAsia" w:hAnsiTheme="minorHAnsi" w:cstheme="majorBidi"/>
+      <w:sz w:val="18"/>
+      <w:szCs w:val="28"/>
+    </w:rPr>
+  </w:style>
+  <w:style w:type="paragraph" w:styleId="Quote">
+    <w:name w:val="Quote"/>
+    <w:basedOn w:val="Normal"/>
+    <w:next w:val="Normal"/>
+    <w:link w:val="QuoteChar"/>
+    <w:uiPriority w:val="29"/>
+    <w:qFormat/>
+    <w:rsid w:val="00400276"/>
+    <w:pPr>
+      <w:spacing w:before="160"/>
+      <w:jc w:val="center"/>
+    </w:pPr>
+    <w:rPr>
+      <w:i/>
+      <w:iCs/>
+      <w:color w:val="404040" w:themeColor="text1" w:themeTint="BF"/>
+      <w:sz w:val="18"/>
+    </w:rPr>
+  </w:style>
+  <w:style w:type="character" w:customStyle="1" w:styleId="QuoteChar">
+    <w:name w:val="Quote Char"/>
+    <w:basedOn w:val="DefaultParagraphFont"/>
+    <w:link w:val="Quote"/>
+    <w:uiPriority w:val="29"/>
+    <w:rsid w:val="00400276"/>
+    <w:rPr>
+      <w:rFonts w:asciiTheme="minorHAnsi" w:hAnsiTheme="minorHAnsi"/>
+      <w:i/>
+      <w:iCs/>
+      <w:color w:val="404040" w:themeColor="text1" w:themeTint="BF"/>
+      <w:sz w:val="18"/>
+    </w:rPr>
+  </w:style>
+  <w:style w:type="paragraph" w:styleId="ListParagraph">
+    <w:name w:val="List Paragraph"/>
+    <w:basedOn w:val="Normal"/>
+    <w:uiPriority w:val="34"/>
+    <w:qFormat/>
+    <w:rsid w:val="008B2F68"/>
+    <w:pPr>
+      <w:ind w:left="720"/>
+      <w:contextualSpacing/>
+    </w:pPr>
+  </w:style>
+  <w:style w:type="character" w:styleId="IntenseEmphasis">
+    <w:name w:val="Intense Emphasis"/>
+    <w:basedOn w:val="SubtitleChar"/>
+    <w:uiPriority w:val="21"/>
+    <w:qFormat/>
+    <w:rsid w:val="00B342A1"/>
+    <w:rPr>
+      <w:rFonts w:asciiTheme="minorHAnsi" w:eastAsiaTheme="majorEastAsia" w:hAnsiTheme="minorHAnsi" w:cstheme="majorBidi"/>
+      <w:i w:val="0"/>
+      <w:iCs/>
+      <w:color w:val="000000" w:themeColor="text1"/>
+      <w:sz w:val="18"/>
+      <w:szCs w:val="28"/>
+    </w:rPr>
+  </w:style>
+  <w:style w:type="paragraph" w:styleId="IntenseQuote">
+    <w:name w:val="Intense Quote"/>
+    <w:basedOn w:val="Quote"/>
+    <w:next w:val="Normal"/>
+    <w:link w:val="IntenseQuoteChar"/>
+    <w:uiPriority w:val="30"/>
+    <w:qFormat/>
+    <w:rsid w:val="008A6A34"/>
+    <w:pPr>
+      <w:spacing w:before="360" w:after="360"/>
+      <w:ind w:left="864" w:right="864"/>
+    </w:pPr>
+    <w:rPr>
+      <w:iCs w:val="0"/>
+      <w:color w:val="000000" w:themeColor="text1"/>
+    </w:rPr>
+  </w:style>
+  <w:style w:type="character" w:customStyle="1" w:styleId="IntenseQuoteChar">
+    <w:name w:val="Intense Quote Char"/>
+    <w:basedOn w:val="DefaultParagraphFont"/>
+    <w:link w:val="IntenseQuote"/>
+    <w:uiPriority w:val="30"/>
+    <w:rsid w:val="008A6A34"/>
+    <w:rPr>
+      <w:rFonts w:asciiTheme="minorHAnsi" w:hAnsiTheme="minorHAnsi"/>
+      <w:i/>
+      <w:color w:val="000000" w:themeColor="text1"/>
+      <w:sz w:val="18"/>
+    </w:rPr>
+  </w:style>
+  <w:style w:type="character" w:styleId="IntenseReference">
+    <w:name w:val="Intense Reference"/>
+    <w:basedOn w:val="SubtitleChar"/>
+    <w:uiPriority w:val="32"/>
+    <w:qFormat/>
+    <w:rsid w:val="009938CF"/>
+    <w:rPr>
+      <w:rFonts w:asciiTheme="minorHAnsi" w:eastAsiaTheme="majorEastAsia" w:hAnsiTheme="minorHAnsi" w:cstheme="majorBidi"/>
+      <w:b w:val="0"/>
+      <w:bCs/>
+      <w:caps w:val="0"/>
+      <w:smallCaps w:val="0"/>
+      <w:strike w:val="0"/>
+      <w:dstrike w:val="0"/>
+      <w:vanish w:val="0"/>
+      <w:color w:val="auto"/>
+      <w:spacing w:val="0"/>
+      <w:sz w:val="18"/>
+      <w:szCs w:val="28"/>
+      <w:vertAlign w:val="baseline"/>
+    </w:rPr>
+  </w:style>
+  <w:style w:type="paragraph" w:styleId="NoSpacing">
+    <w:name w:val="No Spacing"/>
+    <w:uiPriority w:val="1"/>
+    <w:qFormat/>
+    <w:rsid w:val="00416FC2"/>
+    <w:pPr>
+      <w:spacing w:after="0" w:line="240" w:lineRule="auto"/>
+    </w:pPr>
+    <w:rPr>
+      <w:color w:val="242424"/>
+      <w:sz w:val="20"/>
+    </w:rPr>
+  </w:style>
+  <w:style w:type="character" w:styleId="Emphasis">
+    <w:name w:val="Emphasis"/>
+    <w:basedOn w:val="SubtitleChar"/>
+    <w:uiPriority w:val="20"/>
+    <w:qFormat/>
+    <w:rsid w:val="00B342A1"/>
+    <w:rPr>
+      <w:rFonts w:asciiTheme="minorHAnsi" w:eastAsiaTheme="majorEastAsia" w:hAnsiTheme="minorHAnsi" w:cstheme="majorBidi"/>
+      <w:i w:val="0"/>
+      <w:iCs/>
+      <w:sz w:val="18"/>
+      <w:szCs w:val="28"/>
+    </w:rPr>
+  </w:style>
+  <w:style w:type="character" w:styleId="SubtleEmphasis">
+    <w:name w:val="Subtle Emphasis"/>
+    <w:basedOn w:val="SubtitleChar"/>
+    <w:uiPriority w:val="19"/>
+    <w:qFormat/>
+    <w:rsid w:val="00B342A1"/>
+    <w:rPr>
+      <w:rFonts w:asciiTheme="minorHAnsi" w:eastAsiaTheme="majorEastAsia" w:hAnsiTheme="minorHAnsi" w:cstheme="majorBidi"/>
+      <w:i w:val="0"/>
+      <w:iCs/>
+      <w:color w:val="000000" w:themeColor="text1"/>
+      <w:sz w:val="18"/>
+      <w:szCs w:val="28"/>
+    </w:rPr>
+  </w:style>
+  <w:style w:type="character" w:styleId="SubtleReference">
+    <w:name w:val="Subtle Reference"/>
+    <w:basedOn w:val="SubtitleChar"/>
+    <w:uiPriority w:val="31"/>
+    <w:qFormat/>
+    <w:rsid w:val="009938CF"/>
+    <w:rPr>
+      <w:rFonts w:asciiTheme="minorHAnsi" w:eastAsiaTheme="majorEastAsia" w:hAnsiTheme="minorHAnsi" w:cstheme="majorBidi"/>
+      <w:caps w:val="0"/>
+      <w:smallCaps w:val="0"/>
+      <w:strike w:val="0"/>
+      <w:dstrike w:val="0"/>
+      <w:vanish w:val="0"/>
+      <w:color w:val="auto"/>
+      <w:sz w:val="18"/>
+      <w:szCs w:val="28"/>
+      <w:vertAlign w:val="baseline"/>
+    </w:rPr>
+  </w:style>
+  <w:style w:type="table" w:customStyle="1" w:styleId="BCDefaulttable">
+    <w:name w:val="BC Default _ table"/>
+    <w:basedOn w:val="TableNormal"/>
+    <w:uiPriority w:val="99"/>
+    <w:rsid w:val="00967B49"/>
+    <w:pPr>
+      <w:spacing w:before="120" w:after="120" w:line="360" w:lineRule="auto"/>
+      <w:ind w:left="144"/>
+    </w:pPr>
+    <w:tblPr>
+      <w:tblStyleRowBandSize w:val="1"/>
+      <w:tblCellMar>
+        <w:left w:w="0" w:type="dxa"/>
+        <w:right w:w="0" w:type="dxa"/>
+      </w:tblCellMar>
+    </w:tblPr>
+    <w:tblStylePr w:type="firstRow">
+      <w:rPr>
+        <w:rFonts w:ascii="Segoe UI" w:hAnsi="Segoe UI"/>
+        <w:b/>
+        <w:sz w:val="24"/>
+      </w:rPr>
+      <w:tblPr/>
+      <w:tcPr>
+        <w:tcBorders>
+          <w:bottom w:val="single" w:sz="4" w:space="0" w:color="auto"/>
+        </w:tcBorders>
+      </w:tcPr>
+    </w:tblStylePr>
+    <w:tblStylePr w:type="band1Horz">
+      <w:tblPr>
+        <w:tblCellMar>
+          <w:top w:w="0" w:type="dxa"/>
+          <w:left w:w="0" w:type="dxa"/>
+          <w:bottom w:w="0" w:type="dxa"/>
+          <w:right w:w="0" w:type="dxa"/>
+        </w:tblCellMar>
+      </w:tblPr>
+      <w:tcPr>
+        <w:shd w:val="clear" w:color="auto" w:fill="E8E8E8" w:themeFill="background2"/>
+      </w:tcPr>
+    </w:tblStylePr>
+  </w:style>
+  <w:style w:type="table" w:customStyle="1" w:styleId="BCVariantTable">
+    <w:name w:val="BC Variant _ Table"/>
+    <w:basedOn w:val="TableNormal"/>
+    <w:uiPriority w:val="99"/>
+    <w:rsid w:val="00967B49"/>
+    <w:pPr>
+      <w:spacing w:before="120" w:after="120" w:line="240" w:lineRule="auto"/>
+    </w:pPr>
+    <w:rPr>
+      <w:color w:val="4D614C" w:themeColor="accent3"/>
+    </w:rPr>
+    <w:tblPr/>
+    <w:tblStylePr w:type="firstRow">
+      <w:pPr>
+        <w:wordWrap/>
+        <w:spacing w:beforeLines="0" w:before="120" w:beforeAutospacing="0" w:afterLines="0" w:after="120" w:afterAutospacing="0" w:line="240" w:lineRule="auto"/>
+      </w:pPr>
+      <w:rPr>
+        <w:rFonts w:ascii="Sitka Text Semibold" w:hAnsi="Sitka Text Semibold"/>
+        <w:b/>
+        <w:sz w:val="24"/>
+      </w:rPr>
+      <w:tblPr/>
+      <w:tcPr>
+        <w:tcBorders>
+          <w:bottom w:val="single" w:sz="8" w:space="0" w:color="4D614C" w:themeColor="accent3"/>
+        </w:tcBorders>
+      </w:tcPr>
+    </w:tblStylePr>
+  </w:style>
+  <w:style w:type="character" w:styleId="Strong">
+    <w:name w:val="Strong"/>
+    <w:basedOn w:val="SubtitleChar"/>
+    <w:uiPriority w:val="22"/>
+    <w:qFormat/>
+    <w:rsid w:val="00B342A1"/>
+    <w:rPr>
+      <w:rFonts w:asciiTheme="minorHAnsi" w:eastAsiaTheme="majorEastAsia" w:hAnsiTheme="minorHAnsi" w:cstheme="majorBidi"/>
+      <w:b w:val="0"/>
+      <w:bCs/>
+      <w:sz w:val="18"/>
+      <w:szCs w:val="28"/>
+    </w:rPr>
+  </w:style>
+  <w:style w:type="character" w:styleId="BookTitle">
+    <w:name w:val="Book Title"/>
+    <w:basedOn w:val="SubtitleChar"/>
+    <w:uiPriority w:val="33"/>
+    <w:qFormat/>
+    <w:rsid w:val="009938CF"/>
+    <w:rPr>
+      <w:rFonts w:asciiTheme="minorHAnsi" w:eastAsiaTheme="majorEastAsia" w:hAnsiTheme="minorHAnsi" w:cstheme="majorBidi"/>
+      <w:b w:val="0"/>
+      <w:bCs/>
+      <w:i w:val="0"/>
+      <w:iCs/>
+      <w:caps w:val="0"/>
+      <w:smallCaps w:val="0"/>
+      <w:strike w:val="0"/>
+      <w:dstrike w:val="0"/>
+      <w:vanish w:val="0"/>
+      <w:spacing w:val="0"/>
+      <w:sz w:val="18"/>
+      <w:szCs w:val="28"/>
+      <w:vertAlign w:val="baseline"/>
+    </w:rPr>
+  </w:style>
+  <w:style w:type="table" w:customStyle="1" w:styleId="CLSequoiatablestyle021">
+    <w:name w:val="CL_Sequoia_table style021"/>
+    <w:basedOn w:val="ListTable1Light-Accent2"/>
+    <w:next w:val="ListTable1Light-Accent1"/>
+    <w:uiPriority w:val="46"/>
+    <w:rsid w:val="00AE5D76"/>
+    <w:pPr>
+      <w:spacing w:before="120" w:after="120"/>
+    </w:pPr>
+    <w:rPr>
+      <w:rFonts w:eastAsiaTheme="minorEastAsia"/>
+      <w:kern w:val="0"/>
+      <w:sz w:val="20"/>
+      <w:szCs w:val="20"/>
+      <w:lang/>
+      <w14:ligatures w14:val="none"/>
+    </w:rPr>
+    <w:tblPr/>
+    <w:tcPr>
+      <w:shd w:val="clear" w:color="auto" w:fill="auto"/>
+    </w:tcPr>
+    <w:tblStylePr w:type="firstRow">
+      <w:pPr>
+        <w:wordWrap/>
+        <w:spacing w:afterLines="0" w:after="120" w:afterAutospacing="0"/>
+      </w:pPr>
+      <w:rPr>
+        <w:rFonts w:ascii="Segoe UI Semibold" w:hAnsi="Segoe UI Semibold"/>
+        <w:b/>
+        <w:bCs/>
+      </w:rPr>
+      <w:tblPr/>
+      <w:tcPr>
+        <w:tcBorders>
+          <w:bottom w:val="single" w:sz="4" w:space="0" w:color="000000" w:themeColor="text1"/>
+        </w:tcBorders>
+      </w:tcPr>
+    </w:tblStylePr>
+    <w:tblStylePr w:type="lastRow">
+      <w:rPr>
+        <w:rFonts w:ascii="Segoe UI" w:hAnsi="Segoe UI"/>
+        <w:b/>
+        <w:bCs/>
+      </w:rPr>
+      <w:tblPr/>
+      <w:tcPr>
+        <w:tcBorders>
+          <w:top w:val="single" w:sz="6" w:space="0" w:color="F5F7F8"/>
+          <w:left w:val="nil"/>
+          <w:bottom w:val="single" w:sz="12" w:space="0" w:color="000000" w:themeColor="text1"/>
+          <w:right w:val="nil"/>
+          <w:insideH w:val="nil"/>
+          <w:insideV w:val="nil"/>
+          <w:tl2br w:val="nil"/>
+          <w:tr2bl w:val="nil"/>
+        </w:tcBorders>
+        <w:shd w:val="clear" w:color="auto" w:fill="auto"/>
+      </w:tcPr>
+    </w:tblStylePr>
+    <w:tblStylePr w:type="firstCol">
+      <w:rPr>
+        <w:b w:val="0"/>
+        <w:bCs/>
+      </w:rPr>
+    </w:tblStylePr>
+    <w:tblStylePr w:type="lastCol">
+      <w:rPr>
+        <w:b/>
+        <w:bCs/>
+      </w:rPr>
+    </w:tblStylePr>
+    <w:tblStylePr w:type="band1Vert">
+      <w:tblPr/>
+      <w:tcPr>
+        <w:shd w:val="clear" w:color="auto" w:fill="F9FAFA"/>
+      </w:tcPr>
+    </w:tblStylePr>
+    <w:tblStylePr w:type="band1Horz">
+      <w:tblPr/>
+      <w:tcPr>
+        <w:shd w:val="clear" w:color="auto" w:fill="FFFFFF"/>
+      </w:tcPr>
+    </w:tblStylePr>
+    <w:tblStylePr w:type="band2Horz">
+      <w:tblPr/>
+      <w:tcPr>
+        <w:shd w:val="clear" w:color="auto" w:fill="F5F7F8"/>
+      </w:tcPr>
+    </w:tblStylePr>
+  </w:style>
+  <w:style w:type="table" w:styleId="ListTable1Light-Accent2">
+    <w:name w:val="List Table 1 Light Accent 2"/>
+    <w:basedOn w:val="TableNormal"/>
+    <w:uiPriority w:val="46"/>
+    <w:rsid w:val="0076615A"/>
+    <w:pPr>
+      <w:spacing w:after="0" w:line="240" w:lineRule="auto"/>
+    </w:pPr>
+    <w:tblPr>
+      <w:tblStyleRowBandSize w:val="1"/>
+      <w:tblStyleColBandSize w:val="1"/>
+    </w:tblPr>
+    <w:tblStylePr w:type="firstRow">
+      <w:rPr>
+        <w:b/>
+        <w:bCs/>
+      </w:rPr>
+      <w:tblPr/>
+      <w:tcPr>
+        <w:tcBorders>
+          <w:bottom w:val="single" w:sz="4" w:space="0" w:color="F1A983" w:themeColor="accent2" w:themeTint="99"/>
+        </w:tcBorders>
+      </w:tcPr>
+    </w:tblStylePr>
+    <w:tblStylePr w:type="lastRow">
+      <w:rPr>
+        <w:b/>
+        <w:bCs/>
+      </w:rPr>
+      <w:tblPr/>
+      <w:tcPr>
+        <w:tcBorders>
+          <w:top w:val="single" w:sz="4" w:space="0" w:color="F1A983" w:themeColor="accent2" w:themeTint="99"/>
+        </w:tcBorders>
+      </w:tcPr>
+    </w:tblStylePr>
+    <w:tblStylePr w:type="firstCol">
+      <w:rPr>
+        <w:b/>
+        <w:bCs/>
+      </w:rPr>
+    </w:tblStylePr>
+    <w:tblStylePr w:type="lastCol">
+      <w:rPr>
+        <w:b/>
+        <w:bCs/>
+      </w:rPr>
+    </w:tblStylePr>
+    <w:tblStylePr w:type="band1Vert">
+      <w:tblPr/>
+      <w:tcPr>
+        <w:shd w:val="clear" w:color="auto" w:fill="FAE2D5" w:themeFill="accent2" w:themeFillTint="33"/>
+      </w:tcPr>
+    </w:tblStylePr>
+    <w:tblStylePr w:type="band1Horz">
+      <w:tblPr/>
+      <w:tcPr>
+        <w:shd w:val="clear" w:color="auto" w:fill="FAE2D5" w:themeFill="accent2" w:themeFillTint="33"/>
+      </w:tcPr>
+    </w:tblStylePr>
+  </w:style>
+  <w:style w:type="table" w:styleId="ListTable1Light-Accent1">
+    <w:name w:val="List Table 1 Light Accent 1"/>
+    <w:basedOn w:val="TableNormal"/>
+    <w:uiPriority w:val="46"/>
+    <w:rsid w:val="0076615A"/>
+    <w:pPr>
+      <w:spacing w:after="0" w:line="240" w:lineRule="auto"/>
+    </w:pPr>
+    <w:tblPr>
+      <w:tblStyleRowBandSize w:val="1"/>
+      <w:tblStyleColBandSize w:val="1"/>
+    </w:tblPr>
+    <w:tblStylePr w:type="firstRow">
+      <w:rPr>
+        <w:b/>
+        <w:bCs/>
+      </w:rPr>
+      <w:tblPr/>
+      <w:tcPr>
+        <w:tcBorders>
+          <w:bottom w:val="single" w:sz="4" w:space="0" w:color="45B0E1" w:themeColor="accent1" w:themeTint="99"/>
+        </w:tcBorders>
+      </w:tcPr>
+    </w:tblStylePr>
+    <w:tblStylePr w:type="lastRow">
+      <w:rPr>
+        <w:b/>
+        <w:bCs/>
+      </w:rPr>
+      <w:tblPr/>
+      <w:tcPr>
+        <w:tcBorders>
+          <w:top w:val="single" w:sz="4" w:space="0" w:color="45B0E1" w:themeColor="accent1" w:themeTint="99"/>
+        </w:tcBorders>
+      </w:tcPr>
+    </w:tblStylePr>
+    <w:tblStylePr w:type="firstCol">
+      <w:rPr>
+        <w:b/>
+        <w:bCs/>
+      </w:rPr>
+    </w:tblStylePr>
+    <w:tblStylePr w:type="lastCol">
+      <w:rPr>
+        <w:b/>
+        <w:bCs/>
+      </w:rPr>
+    </w:tblStylePr>
+    <w:tblStylePr w:type="band1Vert">
+      <w:tblPr/>
+      <w:tcPr>
+        <w:shd w:val="clear" w:color="auto" w:fill="C1E4F5" w:themeFill="accent1" w:themeFillTint="33"/>
+      </w:tcPr>
+    </w:tblStylePr>
+    <w:tblStylePr w:type="band1Horz">
+      <w:tblPr/>
+      <w:tcPr>
+        <w:shd w:val="clear" w:color="auto" w:fill="C1E4F5" w:themeFill="accent1" w:themeFillTint="33"/>
+      </w:tcPr>
+    </w:tblStylePr>
+  </w:style>
+  <w:style w:type="table" w:customStyle="1" w:styleId="BCTheme1default04062026">
+    <w:name w:val="BC Theme 1 _ default _ 04062026"/>
+    <w:basedOn w:val="TableNormal"/>
+    <w:uiPriority w:val="99"/>
+    <w:rsid w:val="0019223F"/>
+    <w:pPr>
+      <w:spacing w:after="0" w:line="240" w:lineRule="auto"/>
+    </w:pPr>
+    <w:tblPr/>
+  </w:style>
+  <w:style w:type="table" w:customStyle="1" w:styleId="BCTHEMEv21">
+    <w:name w:val="BC THEME v.21"/>
+    <w:basedOn w:val="TableNormal"/>
+    <w:next w:val="TableGrid"/>
+    <w:uiPriority w:val="39"/>
+    <w:rsid w:val="000A7CD3"/>
+    <w:pPr>
+      <w:spacing w:before="120" w:after="120" w:line="360" w:lineRule="auto"/>
+    </w:pPr>
+    <w:rPr>
+      <w:color w:val="4D614C" w:themeColor="accent3"/>
+      <w:lang/>
+    </w:rPr>
+    <w:tblPr>
+      <w:tblStyleRowBandSize w:val="1"/>
+      <w:tblStyleColBandSize w:val="1"/>
+    </w:tblPr>
+    <w:tcPr>
+      <w:shd w:val="clear" w:color="auto" w:fill="auto"/>
+    </w:tcPr>
+    <w:tblStylePr w:type="firstRow">
+      <w:pPr>
+        <w:wordWrap/>
+        <w:spacing w:beforeLines="0" w:before="0" w:beforeAutospacing="0" w:afterLines="0" w:after="120" w:afterAutospacing="0" w:line="240" w:lineRule="auto"/>
+        <w:jc w:val="left"/>
+      </w:pPr>
+      <w:rPr>
+        <w:rFonts w:ascii="Sitka Text Semibold" w:hAnsi="Sitka Text Semibold"/>
+        <w:b/>
+        <w:color w:val="4D614C" w:themeColor="accent3"/>
+        <w:sz w:val="24"/>
+      </w:rPr>
+      <w:tblPr/>
+      <w:tcPr>
+        <w:tcBorders>
+          <w:top w:val="nil"/>
+          <w:left w:val="nil"/>
+          <w:bottom w:val="single" w:sz="8" w:space="0" w:color="4D614C" w:themeColor="accent3"/>
+          <w:right w:val="nil"/>
+          <w:insideH w:val="nil"/>
+          <w:insideV w:val="nil"/>
+        </w:tcBorders>
+        <w:shd w:val="clear" w:color="auto" w:fill="auto"/>
+      </w:tcPr>
+    </w:tblStylePr>
+    <w:tblStylePr w:type="lastCol">
+      <w:tblPr/>
+      <w:tcPr>
+        <w:tcBorders>
+          <w:top w:val="nil"/>
+          <w:left w:val="nil"/>
+          <w:bottom w:val="nil"/>
+          <w:right w:val="nil"/>
+          <w:insideH w:val="nil"/>
+          <w:insideV w:val="nil"/>
+          <w:tl2br w:val="nil"/>
+          <w:tr2bl w:val="nil"/>
+        </w:tcBorders>
+        <w:shd w:val="clear" w:color="auto" w:fill="auto"/>
+      </w:tcPr>
+    </w:tblStylePr>
+    <w:tblStylePr w:type="band1Horz">
+      <w:pPr>
+        <w:jc w:val="left"/>
+      </w:pPr>
+    </w:tblStylePr>
+  </w:style>
+  <w:style w:type="table" w:styleId="TableGrid">
+    <w:name w:val="Table Grid"/>
+    <w:basedOn w:val="TableNormal"/>
+    <w:uiPriority w:val="39"/>
+    <w:rsid w:val="000A7CD3"/>
+    <w:pPr>
+      <w:spacing w:after="0" w:line="240" w:lineRule="auto"/>
+    </w:pPr>
+    <w:tblPr>
+      <w:tblBorders>
+        <w:top w:val="single" w:sz="4" w:space="0" w:color="auto"/>
+        <w:left w:val="single" w:sz="4" w:space="0" w:color="auto"/>
+        <w:bottom w:val="single" w:sz="4" w:space="0" w:color="auto"/>
+        <w:right w:val="single" w:sz="4" w:space="0" w:color="auto"/>
+        <w:insideH w:val="single" w:sz="4" w:space="0" w:color="auto"/>
+        <w:insideV w:val="single" w:sz="4" w:space="0" w:color="auto"/>
+      </w:tblBorders>
+    </w:tblPr>
+  </w:style>
+  <w:style w:type="paragraph" w:styleId="Footer">
+    <w:name w:val="footer"/>
+    <w:basedOn w:val="Normal"/>
+    <w:link w:val="FooterChar"/>
+    <w:uiPriority w:val="99"/>
+    <w:unhideWhenUsed/>
+    <w:rsid w:val="00E40C63"/>
+    <w:pPr>
+      <w:tabs>
+        <w:tab w:val="center" w:pos="4680"/>
+        <w:tab w:val="right" w:pos="9360"/>
+      </w:tabs>
+      <w:spacing w:after="0"/>
+    </w:pPr>
+  </w:style>
+  <w:style w:type="character" w:customStyle="1" w:styleId="FooterChar">
+    <w:name w:val="Footer Char"/>
+    <w:basedOn w:val="DefaultParagraphFont"/>
+    <w:link w:val="Footer"/>
+    <w:uiPriority w:val="99"/>
+    <w:rsid w:val="00E40C63"/>
+  </w:style>
+  <w:style w:type="paragraph" w:styleId="Header">
+    <w:name w:val="header"/>
+    <w:basedOn w:val="Normal"/>
+    <w:link w:val="HeaderChar"/>
+    <w:uiPriority w:val="99"/>
+    <w:unhideWhenUsed/>
+    <w:rsid w:val="00E40C63"/>
+    <w:pPr>
+      <w:tabs>
+        <w:tab w:val="center" w:pos="4680"/>
+        <w:tab w:val="right" w:pos="9360"/>
+      </w:tabs>
+      <w:spacing w:after="0"/>
+    </w:pPr>
+  </w:style>
+  <w:style w:type="character" w:customStyle="1" w:styleId="HeaderChar">
+    <w:name w:val="Header Char"/>
+    <w:basedOn w:val="DefaultParagraphFont"/>
+    <w:link w:val="Header"/>
+    <w:uiPriority w:val="99"/>
+    <w:rsid w:val="00E40C63"/>
+  </w:style>
+  <w:style w:type="character" w:styleId="PlaceholderText">
+    <w:name w:val="Placeholder Text"/>
+    <w:basedOn w:val="DefaultParagraphFont"/>
+    <w:uiPriority w:val="99"/>
+    <w:semiHidden/>
+    <w:rsid w:val="00E40C63"/>
+    <w:rPr>
+      <w:color w:val="808080"/>
+    </w:rPr>
+  </w:style>
+  <w:style w:type="table" w:styleId="TableGridLight">
+    <w:name w:val="Grid Table Light"/>
+    <w:basedOn w:val="TableNormal"/>
+    <w:uiPriority w:val="40"/>
+    <w:rsid w:val="00EC1995"/>
+    <w:pPr>
+      <w:spacing w:after="0" w:line="240" w:lineRule="auto"/>
+    </w:pPr>
+    <w:tblPr>
+      <w:tblBorders>
+        <w:top w:val="single" w:sz="4" w:space="0" w:color="BFBFBF" w:themeColor="background1" w:themeShade="BF"/>
+        <w:left w:val="single" w:sz="4" w:space="0" w:color="BFBFBF" w:themeColor="background1" w:themeShade="BF"/>
+        <w:bottom w:val="single" w:sz="4" w:space="0" w:color="BFBFBF" w:themeColor="background1" w:themeShade="BF"/>
+        <w:right w:val="single" w:sz="4" w:space="0" w:color="BFBFBF" w:themeColor="background1" w:themeShade="BF"/>
+        <w:insideH w:val="single" w:sz="4" w:space="0" w:color="BFBFBF" w:themeColor="background1" w:themeShade="BF"/>
+        <w:insideV w:val="single" w:sz="4" w:space="0" w:color="BFBFBF" w:themeColor="background1" w:themeShade="BF"/>
+      </w:tblBorders>
+    </w:tblPr>
+  </w:style>
+  <w:style w:type="paragraph" w:styleId="Closing">
+    <w:name w:val="Closing"/>
+    <w:basedOn w:val="Normal"/>
+    <w:link w:val="ClosingChar"/>
+    <w:uiPriority w:val="3"/>
+    <w:semiHidden/>
+    <w:unhideWhenUsed/>
+    <w:qFormat/>
+    <w:rsid w:val="00123A7D"/>
+    <w:pPr>
+      <w:spacing w:before="280" w:after="0"/>
+      <w:ind w:left="144"/>
+      <w:jc w:val="right"/>
+    </w:pPr>
+    <w:rPr>
+      <w:rFonts w:asciiTheme="majorHAnsi" w:eastAsiaTheme="majorEastAsia" w:hAnsiTheme="majorHAnsi" w:cstheme="majorBidi"/>
+      <w:color w:val="156082" w:themeColor="accent1"/>
+    </w:rPr>
+  </w:style>
+  <w:style w:type="character" w:customStyle="1" w:styleId="ClosingChar">
+    <w:name w:val="Closing Char"/>
+    <w:basedOn w:val="DefaultParagraphFont"/>
+    <w:link w:val="Closing"/>
+    <w:uiPriority w:val="3"/>
+    <w:semiHidden/>
+    <w:rsid w:val="00123A7D"/>
+    <w:rPr>
+      <w:rFonts w:asciiTheme="majorHAnsi" w:eastAsiaTheme="majorEastAsia" w:hAnsiTheme="majorHAnsi" w:cstheme="majorBidi"/>
+      <w:color w:val="156082" w:themeColor="accent1"/>
+    </w:rPr>
+  </w:style>
+  <w:style w:type="character" w:customStyle="1" w:styleId="Style1Char">
+    <w:name w:val="Style1 Char"/>
+    <w:basedOn w:val="DefaultParagraphFont"/>
+    <w:link w:val="Style1"/>
+    <w:locked/>
+    <w:rsid w:val="009C7016"/>
+    <w:rPr>
+      <w:rFonts w:asciiTheme="minorHAnsi" w:eastAsiaTheme="minorEastAsia" w:hAnsiTheme="minorHAnsi" w:cstheme="minorBidi"/>
+      <w:color w:val="0070C0"/>
+      <w:szCs w:val="16"/>
+      <w:u w:val="single"/>
+    </w:rPr>
+  </w:style>
+  <w:style w:type="paragraph" w:customStyle="1" w:styleId="Style1">
+    <w:name w:val="Style1"/>
+    <w:basedOn w:val="Normal"/>
+    <w:link w:val="Style1Char"/>
+    <w:qFormat/>
+    <w:rsid w:val="009C7016"/>
+    <w:pPr>
+      <w:spacing w:before="60" w:after="60"/>
+    </w:pPr>
+    <w:rPr>
+      <w:rFonts w:eastAsiaTheme="minorEastAsia"/>
+      <w:color w:val="0070C0"/>
+      <w:szCs w:val="16"/>
+      <w:u w:val="single"/>
+    </w:rPr>
+  </w:style>
+  <w:style w:type="paragraph" w:customStyle="1" w:styleId="Pagina">
+    <w:name w:val="Pagina"/>
+    <w:basedOn w:val="Normal"/>
+    <w:link w:val="PaginaChar"/>
+    <w:qFormat/>
+    <w:rsid w:val="006A7DAE"/>
+    <w:rPr>
+      <w:sz w:val="18"/>
+      <w:lang/>
+    </w:rPr>
+  </w:style>
+  <w:style w:type="character" w:customStyle="1" w:styleId="PaginaChar">
+    <w:name w:val="Pagina Char"/>
+    <w:basedOn w:val="DefaultParagraphFont"/>
+    <w:link w:val="Pagina"/>
+    <w:rsid w:val="006A7DAE"/>
+    <w:rPr>
+      <w:rFonts w:asciiTheme="minorHAnsi" w:hAnsiTheme="minorHAnsi"/>
+      <w:sz w:val="18"/>
+      <w:szCs w:val="24"/>
+      <w:lang/>
+      <w14:ligatures w14:val="standardContextual"/>
+    </w:rPr>
+  </w:style>
+  <w:style w:type="table" w:customStyle="1" w:styleId="TableGrid1">
+    <w:name w:val="Table Grid1"/>
+    <w:basedOn w:val="TableNormal"/>
+    <w:next w:val="TableGrid"/>
+    <w:uiPriority w:val="39"/>
+    <w:rsid w:val="006A7DAE"/>
+    <w:pPr>
+      <w:spacing w:after="0" w:line="240" w:lineRule="auto"/>
+    </w:pPr>
+    <w:rPr>
+      <w:rFonts w:eastAsiaTheme="minorEastAsia"/>
+      <w:lang/>
+    </w:rPr>
+    <w:tblPr>
+      <w:tblBorders>
+        <w:top w:val="single" w:sz="4" w:space="0" w:color="auto"/>
+        <w:left w:val="single" w:sz="4" w:space="0" w:color="auto"/>
+        <w:bottom w:val="single" w:sz="4" w:space="0" w:color="auto"/>
+        <w:right w:val="single" w:sz="4" w:space="0" w:color="auto"/>
+        <w:insideH w:val="single" w:sz="4" w:space="0" w:color="auto"/>
+        <w:insideV w:val="single" w:sz="4" w:space="0" w:color="auto"/>
+      </w:tblBorders>
+    </w:tblPr>
+    <w:tblStylePr w:type="firstRow">
+      <w:rPr>
+        <w:rFonts w:ascii="Segoe UI Semibold" w:hAnsi="Segoe UI Semibold"/>
+      </w:rPr>
+    </w:tblStylePr>
+  </w:style>
+  <w:style w:type="table" w:customStyle="1" w:styleId="TableGrid2">
+    <w:name w:val="Table Grid2"/>
+    <w:basedOn w:val="TableNormal"/>
+    <w:next w:val="TableGrid"/>
+    <w:uiPriority w:val="39"/>
+    <w:rsid w:val="006A7DAE"/>
+    <w:pPr>
+      <w:spacing w:after="0" w:line="240" w:lineRule="auto"/>
+    </w:pPr>
+    <w:rPr>
+      <w:rFonts w:eastAsiaTheme="minorEastAsia"/>
+      <w:lang/>
+    </w:rPr>
+    <w:tblPr>
+      <w:tblBorders>
+        <w:top w:val="single" w:sz="4" w:space="0" w:color="auto"/>
+        <w:left w:val="single" w:sz="4" w:space="0" w:color="auto"/>
+        <w:bottom w:val="single" w:sz="4" w:space="0" w:color="auto"/>
+        <w:right w:val="single" w:sz="4" w:space="0" w:color="auto"/>
+        <w:insideH w:val="single" w:sz="4" w:space="0" w:color="auto"/>
+        <w:insideV w:val="single" w:sz="4" w:space="0" w:color="auto"/>
+      </w:tblBorders>
+    </w:tblPr>
+    <w:tblStylePr w:type="firstRow">
+      <w:rPr>
+        <w:rFonts w:ascii="Segoe UI Semibold" w:hAnsi="Segoe UI Semibold"/>
+      </w:rPr>
+    </w:tblStylePr>
+  </w:style>
+  <w:style w:type="table" w:customStyle="1" w:styleId="Default1">
+    <w:name w:val="Default1"/>
+    <w:basedOn w:val="TableNormal"/>
+    <w:next w:val="TableGrid"/>
+    <w:uiPriority w:val="39"/>
+    <w:rsid w:val="0042705F"/>
+    <w:pPr>
+      <w:spacing w:after="0" w:line="240" w:lineRule="auto"/>
+    </w:pPr>
+    <w:rPr>
+      <w:lang/>
+    </w:rPr>
+    <w:tblPr>
+      <w:tblBorders>
+        <w:top w:val="single" w:sz="4" w:space="0" w:color="auto"/>
+        <w:left w:val="single" w:sz="4" w:space="0" w:color="auto"/>
+        <w:bottom w:val="single" w:sz="4" w:space="0" w:color="auto"/>
+        <w:right w:val="single" w:sz="4" w:space="0" w:color="auto"/>
+        <w:insideH w:val="single" w:sz="4" w:space="0" w:color="auto"/>
+        <w:insideV w:val="single" w:sz="4" w:space="0" w:color="auto"/>
+      </w:tblBorders>
+    </w:tblPr>
+    <w:tblStylePr w:type="firstRow">
+      <w:rPr>
+        <w:rFonts w:ascii="Segoe UI Semibold" w:hAnsi="Segoe UI Semibold"/>
+      </w:rPr>
+    </w:tblStylePr>
+  </w:style>
+  <w:style w:type="table" w:styleId="PlainTable1">
+    <w:name w:val="Plain Table 1"/>
+    <w:basedOn w:val="TableNormal"/>
+    <w:uiPriority w:val="41"/>
+    <w:rsid w:val="003423F8"/>
+    <w:pPr>
+      <w:spacing w:after="0" w:line="240" w:lineRule="auto"/>
+    </w:pPr>
+    <w:tblPr>
+      <w:tblStyleRowBandSize w:val="1"/>
+      <w:tblStyleColBandSize w:val="1"/>
+      <w:tblBorders>
+        <w:top w:val="single" w:sz="4" w:space="0" w:color="BFBFBF" w:themeColor="background1" w:themeShade="BF"/>
+        <w:left w:val="single" w:sz="4" w:space="0" w:color="BFBFBF" w:themeColor="background1" w:themeShade="BF"/>
+        <w:bottom w:val="single" w:sz="4" w:space="0" w:color="BFBFBF" w:themeColor="background1" w:themeShade="BF"/>
+        <w:right w:val="single" w:sz="4" w:space="0" w:color="BFBFBF" w:themeColor="background1" w:themeShade="BF"/>
+        <w:insideH w:val="single" w:sz="4" w:space="0" w:color="BFBFBF" w:themeColor="background1" w:themeShade="BF"/>
+        <w:insideV w:val="single" w:sz="4" w:space="0" w:color="BFBFBF" w:themeColor="background1" w:themeShade="BF"/>
+      </w:tblBorders>
+    </w:tblPr>
+    <w:tblStylePr w:type="firstRow">
+      <w:rPr>
+        <w:b/>
+        <w:bCs/>
+      </w:rPr>
+    </w:tblStylePr>
+    <w:tblStylePr w:type="lastRow">
+      <w:rPr>
+        <w:b/>
+        <w:bCs/>
+      </w:rPr>
+      <w:tblPr/>
+      <w:tcPr>
+        <w:tcBorders>
+          <w:top w:val="double" w:sz="4" w:space="0" w:color="BFBFBF" w:themeColor="background1" w:themeShade="BF"/>
+        </w:tcBorders>
+      </w:tcPr>
+    </w:tblStylePr>
+    <w:tblStylePr w:type="firstCol">
+      <w:rPr>
+        <w:b/>
+        <w:bCs/>
+      </w:rPr>
+    </w:tblStylePr>
+    <w:tblStylePr w:type="lastCol">
+      <w:rPr>
+        <w:b/>
+        <w:bCs/>
+      </w:rPr>
+    </w:tblStylePr>
+    <w:tblStylePr w:type="band1Vert">
+      <w:tblPr/>
+      <w:tcPr>
+        <w:shd w:val="clear" w:color="auto" w:fill="F2F2F2" w:themeFill="background1" w:themeFillShade="F2"/>
+      </w:tcPr>
+    </w:tblStylePr>
+    <w:tblStylePr w:type="band1Horz">
+      <w:tblPr/>
+      <w:tcPr>
+        <w:shd w:val="clear" w:color="auto" w:fill="F2F2F2" w:themeFill="background1" w:themeFillShade="F2"/>
+      </w:tcPr>
+    </w:tblStylePr>
+  </w:style>
+  <w:style w:type="table" w:customStyle="1" w:styleId="CLSequoiatablestyle0211">
+    <w:name w:val="CL_Sequoia_table style0211"/>
+    <w:basedOn w:val="ListTable1Light-Accent2"/>
+    <w:next w:val="ListTable1Light-Accent1"/>
+    <w:uiPriority w:val="46"/>
+    <w:rsid w:val="007D210C"/>
+    <w:rPr>
+      <w:rFonts w:ascii="Segoe UI" w:eastAsia="Aptos" w:hAnsi="Segoe UI"/>
+      <w:kern w:val="0"/>
+      <w:sz w:val="20"/>
+      <w:szCs w:val="20"/>
+      <w:lang/>
+      <w14:ligatures w14:val="none"/>
+    </w:rPr>
+    <w:tblPr/>
+    <w:tblStylePr w:type="firstRow">
+      <w:rPr>
+        <w:rFonts w:ascii="Segoe UI Semibold" w:hAnsi="Segoe UI Semibold"/>
+        <w:b w:val="0"/>
+        <w:bCs/>
+      </w:rPr>
+      <w:tblPr/>
+      <w:tcPr>
+        <w:tcBorders>
+          <w:bottom w:val="single" w:sz="4" w:space="0" w:color="EEF0F1"/>
+        </w:tcBorders>
+      </w:tcPr>
+    </w:tblStylePr>
+    <w:tblStylePr w:type="lastRow">
+      <w:rPr>
+        <w:rFonts w:ascii="Segoe UI" w:hAnsi="Segoe UI"/>
+        <w:b/>
+        <w:bCs/>
+      </w:rPr>
+      <w:tblPr/>
+      <w:tcPr>
+        <w:tcBorders>
+          <w:top w:val="single" w:sz="4" w:space="0" w:color="EEF0F1"/>
+        </w:tcBorders>
+      </w:tcPr>
+    </w:tblStylePr>
+    <w:tblStylePr w:type="firstCol">
+      <w:rPr>
+        <w:b w:val="0"/>
+        <w:bCs/>
+      </w:rPr>
+    </w:tblStylePr>
+    <w:tblStylePr w:type="lastCol">
+      <w:rPr>
+        <w:b/>
+        <w:bCs/>
+      </w:rPr>
+    </w:tblStylePr>
+    <w:tblStylePr w:type="band1Vert">
+      <w:tblPr/>
+      <w:tcPr>
+        <w:shd w:val="clear" w:color="auto" w:fill="F9FAFA"/>
+      </w:tcPr>
+    </w:tblStylePr>
+    <w:tblStylePr w:type="band1Horz">
+      <w:tblPr/>
+      <w:tcPr>
+        <w:shd w:val="clear" w:color="auto" w:fill="FFFFFF"/>
+      </w:tcPr>
+    </w:tblStylePr>
+    <w:tblStylePr w:type="band2Horz">
+      <w:tblPr/>
+      <w:tcPr>
+        <w:shd w:val="clear" w:color="auto" w:fill="F5F7F8"/>
+      </w:tcPr>
+    </w:tblStylePr>
+  </w:style>
+  <w:style w:type="paragraph" w:customStyle="1" w:styleId="LeftAlignment">
+    <w:name w:val="LeftAlignment"/>
+    <w:basedOn w:val="Normal"/>
+    <w:link w:val="LeftAlignmentChar"/>
+    <w:qFormat/>
+    <w:rsid w:val="00050958"/>
+    <w:pPr>
+      <w:spacing w:after="0" w:line="240" w:lineRule="auto"/>
+    </w:pPr>
+    <w:rPr>
+      <w:rFonts w:ascii="Segoe UI" w:eastAsiaTheme="minorEastAsia" w:hAnsi="Segoe UI" w:cs="Segoe UI"/>
+      <w:color w:val="auto"/>
+      <w:kern w:val="0"/>
+      <w:sz w:val="14"/>
+      <w:szCs w:val="14"/>
+      <w14:ligatures w14:val="none"/>
+    </w:rPr>
+  </w:style>
+  <w:style w:type="character" w:customStyle="1" w:styleId="LeftAlignmentChar">
+    <w:name w:val="LeftAlignment Char"/>
+    <w:basedOn w:val="DefaultParagraphFont"/>
+    <w:link w:val="LeftAlignment"/>
+    <w:rsid w:val="00050958"/>
+    <w:rPr>
+      <w:rFonts w:ascii="Segoe UI" w:eastAsiaTheme="minorEastAsia" w:hAnsi="Segoe UI" w:cs="Segoe UI"/>
+      <w:kern w:val="0"/>
+      <w:sz w:val="14"/>
+      <w:szCs w:val="14"/>
+      <w14:ligatures w14:val="none"/>
+    </w:rPr>
+  </w:style>
+  <w:style w:type="paragraph" w:customStyle="1" w:styleId="RightAlignmentNormal">
+    <w:name w:val="RightAlignmentNormal"/>
+    <w:basedOn w:val="Normal"/>
+    <w:link w:val="RightAlignmentNormalChar"/>
+    <w:qFormat/>
+    <w:rsid w:val="00050958"/>
+    <w:pPr>
+      <w:spacing w:after="0" w:line="240" w:lineRule="auto"/>
+      <w:jc w:val="right"/>
+    </w:pPr>
+    <w:rPr>
+      <w:rFonts w:ascii="Segoe UI" w:eastAsiaTheme="minorEastAsia" w:hAnsi="Segoe UI" w:cs="Segoe UI"/>
+      <w:color w:val="auto"/>
+      <w:kern w:val="0"/>
+      <w:sz w:val="14"/>
+      <w:szCs w:val="14"/>
+      <w14:ligatures w14:val="none"/>
+    </w:rPr>
+  </w:style>
+  <w:style w:type="character" w:customStyle="1" w:styleId="RightAlignmentNormalChar">
+    <w:name w:val="RightAlignmentNormal Char"/>
+    <w:basedOn w:val="DefaultParagraphFont"/>
+    <w:link w:val="RightAlignmentNormal"/>
+    <w:rsid w:val="00050958"/>
+    <w:rPr>
+      <w:rFonts w:ascii="Segoe UI" w:eastAsiaTheme="minorEastAsia" w:hAnsi="Segoe UI" w:cs="Segoe UI"/>
+      <w:kern w:val="0"/>
+      <w:sz w:val="14"/>
+      <w:szCs w:val="14"/>
+      <w14:ligatures w14:val="none"/>
+    </w:rPr>
+  </w:style>
+  <w:style w:type="table" w:customStyle="1" w:styleId="CLSequoiatablestyle0212">
+    <w:name w:val="CL_Sequoia_table style0212"/>
+    <w:basedOn w:val="ListTable1Light-Accent2"/>
+    <w:next w:val="ListTable1Light-Accent1"/>
+    <w:uiPriority w:val="46"/>
+    <w:rsid w:val="000E2C08"/>
+    <w:pPr>
+      <w:spacing w:before="120" w:after="120"/>
+    </w:pPr>
+    <w:rPr>
+      <w:rFonts w:eastAsiaTheme="minorEastAsia"/>
+      <w:kern w:val="0"/>
+      <w:sz w:val="20"/>
+      <w:szCs w:val="20"/>
+      <w:lang/>
+      <w14:ligatures w14:val="none"/>
+    </w:rPr>
+    <w:tblPr/>
+    <w:tcPr>
+      <w:shd w:val="clear" w:color="auto" w:fill="auto"/>
+    </w:tcPr>
+    <w:tblStylePr w:type="firstRow">
+      <w:pPr>
+        <w:wordWrap/>
+        <w:spacing w:afterLines="0" w:after="120" w:afterAutospacing="0"/>
+      </w:pPr>
+      <w:rPr>
+        <w:rFonts w:ascii="Segoe UI Semibold" w:hAnsi="Segoe UI Semibold"/>
+        <w:b/>
+        <w:bCs/>
+      </w:rPr>
+      <w:tblPr/>
+      <w:tcPr>
+        <w:tcBorders>
+          <w:bottom w:val="single" w:sz="4" w:space="0" w:color="000000" w:themeColor="text1"/>
+        </w:tcBorders>
+      </w:tcPr>
+    </w:tblStylePr>
+    <w:tblStylePr w:type="lastRow">
+      <w:rPr>
+        <w:rFonts w:ascii="Segoe UI" w:hAnsi="Segoe UI"/>
+        <w:b/>
+        <w:bCs/>
+      </w:rPr>
+      <w:tblPr/>
+      <w:tcPr>
+        <w:tcBorders>
+          <w:top w:val="single" w:sz="6" w:space="0" w:color="F5F7F8"/>
+          <w:left w:val="nil"/>
+          <w:bottom w:val="single" w:sz="12" w:space="0" w:color="000000" w:themeColor="text1"/>
+          <w:right w:val="nil"/>
+          <w:insideH w:val="nil"/>
+          <w:insideV w:val="nil"/>
+          <w:tl2br w:val="nil"/>
+          <w:tr2bl w:val="nil"/>
+        </w:tcBorders>
+        <w:shd w:val="clear" w:color="auto" w:fill="auto"/>
+      </w:tcPr>
+    </w:tblStylePr>
+    <w:tblStylePr w:type="firstCol">
+      <w:rPr>
+        <w:b w:val="0"/>
+        <w:bCs/>
+      </w:rPr>
+    </w:tblStylePr>
+    <w:tblStylePr w:type="lastCol">
+      <w:rPr>
+        <w:b/>
+        <w:bCs/>
+      </w:rPr>
+    </w:tblStylePr>
+    <w:tblStylePr w:type="band1Vert">
+      <w:tblPr/>
+      <w:tcPr>
+        <w:shd w:val="clear" w:color="auto" w:fill="F9FAFA"/>
+      </w:tcPr>
+    </w:tblStylePr>
+    <w:tblStylePr w:type="band1Horz">
+      <w:tblPr/>
+      <w:tcPr>
+        <w:shd w:val="clear" w:color="auto" w:fill="FFFFFF"/>
+      </w:tcPr>
+    </w:tblStylePr>
+    <w:tblStylePr w:type="band2Horz">
+      <w:tblPr/>
+      <w:tcPr>
+        <w:shd w:val="clear" w:color="auto" w:fill="F5F7F8"/>
+      </w:tcPr>
+    </w:tblStylePr>
+  </w:style>
+  <w:style w:type="paragraph" w:customStyle="1" w:styleId="BCNumber">
+    <w:name w:val="BC Number"/>
+    <w:basedOn w:val="NoSpacing"/>
+    <w:next w:val="Normal"/>
+    <w:uiPriority w:val="2"/>
+    <w:qFormat/>
+    <w:rPr>
+      <w:color w:val="000000" w:themeColor="text1"/>
+      <w14:numSpacing w14:val="tabular"/>
+    </w:rPr>
+  </w:style>
+  <w:style w:type="paragraph" w:customStyle="1" w:styleId="BCLabel">
+    <w:name w:val="BC Label"/>
+    <w:basedOn w:val="NoSpacing"/>
+    <w:next w:val="Normal"/>
+    <w:uiPriority w:val="2"/>
+    <w:qFormat/>
+    <w:pPr>
+      <w:keepNext/>
+    </w:pPr>
+    <w:rPr>
+      <w:rFonts w:asciiTheme="majorHAnsi" w:eastAsiaTheme="majorEastAsia" w:hAnsiTheme="majorHAnsi" w:cstheme="majorBidi"/>
+      <w:color w:val="000000" w:themeColor="text1"/>
+    </w:rPr>
+  </w:style>
+  <w:style w:type="paragraph" w:customStyle="1" w:styleId="BCLabelNumber">
+    <w:name w:val="BC Label Number"/>
+    <w:basedOn w:val="BCLabel"/>
+    <w:next w:val="Normal"/>
+    <w:uiPriority w:val="2"/>
+    <w:qFormat/>
+    <w:rPr>
+      <w14:numSpacing w14:val="tabular"/>
+    </w:rPr>
+  </w:style>
+  <w:style w:type="table" w:customStyle="1" w:styleId="BCBlockTable">
+    <w:name w:val="BC Block Table"/>
+    <w:basedOn w:val="TableNormal"/>
+    <w:uiPriority w:val="99"/>
+    <w:qFormat/>
+    <w:pPr>
+      <w:spacing w:after="0" w:line="240" w:lineRule="auto"/>
+    </w:pPr>
+    <w:tblPr>
+      <w:tblStyleRowBandSize w:val="1"/>
+      <w:tblStyleColBandSize w:val="1"/>
+      <w:tblCellMar>
+        <w:left w:w="0" w:type="dxa"/>
+        <w:right w:w="0" w:type="dxa"/>
+      </w:tblCellMar>
+    </w:tblPr>
+    <w:tblStylePr w:type="firstRow">
+      <w:rPr>
+        <w:rFonts w:asciiTheme="majorHAnsi" w:hAnsiTheme="majorHAnsi" w:cstheme="majorBidi"/>
+      </w:rPr>
+      <w:tblPr/>
+      <w:tcPr>
+        <w:vAlign w:val="top"/>
+      </w:tcPr>
+    </w:tblStylePr>
+  </w:style>
+  <w:style w:type="table" w:customStyle="1" w:styleId="BCDataTable">
+    <w:name w:val="BC Data Table"/>
+    <w:basedOn w:val="TableNormal"/>
+    <w:uiPriority w:val="99"/>
+    <w:qFormat/>
+    <w:pPr>
+      <w:spacing w:after="0" w:line="240" w:lineRule="auto"/>
+    </w:pPr>
+    <w:tblPr>
+      <w:tblStyleRowBandSize w:val="1"/>
+      <w:tblStyleColBandSize w:val="1"/>
+      <w:tblCellMar>
+        <w:left w:w="115" w:type="dxa"/>
+        <w:right w:w="115" w:type="dxa"/>
+      </w:tblCellMar>
+    </w:tblPr>
+    <w:tcPr>
+      <w:vAlign w:val="center"/>
+    </w:tcPr>
+    <w:tblStylePr w:type="firstRow">
+      <w:pPr>
+        <w:spacing w:before="160" w:after="80"/>
+      </w:pPr>
+      <w:rPr>
+        <w:rFonts w:asciiTheme="majorHAnsi" w:hAnsiTheme="majorHAnsi" w:cstheme="majorBidi"/>
+      </w:rPr>
+      <w:tblPr/>
+      <w:tcPr>
+        <w:tcBorders>
+          <w:bottom w:val="single" w:sz="4" w:space="0" w:color="000000" w:themeColor="text1"/>
+        </w:tcBorders>
+        <w:vAlign w:val="top"/>
+      </w:tcPr>
+    </w:tblStylePr>
+    <w:tblStylePr w:type="lastRow">
+      <w:tblPr/>
+      <w:tcPr>
+        <w:tcBorders>
+          <w:bottom w:val="single" w:sz="4" w:space="0" w:color="E8E8E8" w:themeColor="background2"/>
+        </w:tcBorders>
+      </w:tcPr>
+    </w:tblStylePr>
+    <w:tblStylePr w:type="band1Horz">
+      <w:tblPr/>
+      <w:tcPr>
+        <w:shd w:val="clear" w:color="auto" w:fill="auto"/>
+      </w:tcPr>
+    </w:tblStylePr>
+    <w:tblStylePr w:type="band2Horz">
+      <w:tblPr/>
+      <w:tcPr>
+        <w:shd w:val="clear" w:color="auto" w:fill="FAE2D5" w:themeFill="accent2" w:themeFillTint="33"/>
+      </w:tcPr>
+    </w:tblStylePr>
+  </w:style>
+  <w:style w:type="table" w:customStyle="1" w:styleId="BCTotalsTable">
+    <w:name w:val="BC Totals Table"/>
+    <w:basedOn w:val="TableNormal"/>
+    <w:uiPriority w:val="99"/>
+    <w:qFormat/>
+    <w:pPr>
+      <w:spacing w:after="0" w:line="240" w:lineRule="auto"/>
+    </w:pPr>
+    <w:tblPr>
+      <w:tblStyleRowBandSize w:val="1"/>
+      <w:tblStyleColBandSize w:val="1"/>
+      <w:tblCellMar>
+        <w:left w:w="115" w:type="dxa"/>
+        <w:right w:w="115" w:type="dxa"/>
+      </w:tblCellMar>
+    </w:tblPr>
+    <w:tcPr>
+      <w:vAlign w:val="center"/>
+    </w:tcPr>
+    <w:tblStylePr w:type="lastRow">
+      <w:rPr>
+        <w:rFonts w:asciiTheme="majorHAnsi" w:hAnsiTheme="majorHAnsi" w:cstheme="majorBidi"/>
+      </w:rPr>
+      <w:tblPr/>
+      <w:tcPr>
+        <w:tcBorders>
+          <w:top w:val="single" w:sz="4" w:space="0" w:color="000000" w:themeColor="text1"/>
+          <w:bottom w:val="single" w:sz="8" w:space="0" w:color="000000" w:themeColor="text1"/>
+        </w:tcBorders>
+      </w:tcPr>
+    </w:tblStylePr>
+  </w:style>
+  <w:style w:type="table" w:customStyle="1" w:styleId="BCCalculationTable">
+    <w:name w:val="BC Calculation Table"/>
+    <w:basedOn w:val="TableNormal"/>
+    <w:uiPriority w:val="99"/>
+    <w:qFormat/>
+    <w:pPr>
+      <w:spacing w:after="0" w:line="240" w:lineRule="auto"/>
+    </w:pPr>
+    <w:tblPr>
+      <w:tblStyleRowBandSize w:val="1"/>
+      <w:tblStyleColBandSize w:val="1"/>
+      <w:tblCellMar>
+        <w:top w:w="58" w:type="dxa"/>
+        <w:left w:w="0" w:type="dxa"/>
+        <w:bottom w:w="58" w:type="dxa"/>
+        <w:right w:w="0" w:type="dxa"/>
+      </w:tblCellMar>
+    </w:tblPr>
+    <w:tcPr>
+      <w:vAlign w:val="center"/>
+    </w:tcPr>
+    <w:tblStylePr w:type="firstRow">
+      <w:rPr>
+        <w:rFonts w:asciiTheme="majorHAnsi" w:hAnsiTheme="majorHAnsi" w:cstheme="majorBidi"/>
+      </w:rPr>
+      <w:tblPr/>
+      <w:tcPr>
+        <w:vAlign w:val="bottom"/>
+      </w:tcPr>
+    </w:tblStylePr>
+    <w:tblStylePr w:type="lastRow">
+      <w:rPr>
+        <w:rFonts w:asciiTheme="majorHAnsi" w:hAnsiTheme="majorHAnsi" w:cstheme="majorBidi"/>
+      </w:rPr>
+      <w:tblPr/>
+      <w:tcPr>
+        <w:tcBorders>
+          <w:top w:val="single" w:sz="4" w:space="0" w:color="000000" w:themeColor="text1"/>
+        </w:tcBorders>
+      </w:tcPr>
+    </w:tblStylePr>
+  </w:style>
+  <w:style w:type="table" w:customStyle="1" w:styleId="BCSignatureTable">
+    <w:name w:val="BC Signature Table"/>
+    <w:basedOn w:val="TableNormal"/>
+    <w:uiPriority w:val="99"/>
+    <w:qFormat/>
+    <w:pPr>
+      <w:spacing w:after="0" w:line="240" w:lineRule="auto"/>
+    </w:pPr>
+    <w:tblPr>
+      <w:tblStyleRowBandSize w:val="1"/>
+      <w:tblStyleColBandSize w:val="1"/>
+      <w:tblCellMar>
+        <w:left w:w="0" w:type="dxa"/>
+        <w:right w:w="0" w:type="dxa"/>
+      </w:tblCellMar>
+    </w:tblPr>
+    <w:tblStylePr w:type="lastRow">
+      <w:tblPr/>
+      <w:tcPr>
+        <w:tcBorders>
+          <w:bottom w:val="single" w:sz="4" w:space="0" w:color="000000" w:themeColor="text1"/>
+        </w:tcBorders>
+      </w:tcPr>
+    </w:tblStylePr>
+  </w:style>
+</w:styles>
+</file>
+
+<file path=word/glossary/document.xml><?xml version="1.0" encoding="utf-8"?>
+<w:glossaryDocument xmlns:wpc="http://schemas.microsoft.com/office/word/2010/wordprocessingCanvas" xmlns:cx="http://schemas.microsoft.com/office/drawing/2014/chartex" xmlns:cx1="http://schemas.microsoft.com/office/drawing/2015/9/8/chartex" xmlns:cx2="http://schemas.microsoft.com/office/drawing/2015/10/21/chartex" xmlns:cx3="http://schemas.microsoft.com/office/drawing/2016/5/9/chartex" xmlns:cx4="http://schemas.microsoft.com/office/drawing/2016/5/10/chartex" xmlns:cx5="http://schemas.microsoft.com/office/drawing/2016/5/11/chartex" xmlns:cx6="http://schemas.microsoft.com/office/drawing/2016/5/12/chartex" xmlns:cx7="http://schemas.microsoft.com/office/drawing/2016/5/13/chartex" xmlns:cx8="http://schemas.microsoft.com/office/drawing/2016/5/14/chartex" xmlns:mc="http://schemas.openxmlformats.org/markup-compatibility/2006" xmlns:aink="http://schemas.microsoft.com/office/drawing/2016/ink" xmlns:am3d="http://schemas.microsoft.com/office/drawing/2017/model3d" xmlns:o="urn:schemas-microsoft-com:office:office" xmlns:oel="http://schemas.microsoft.com/office/2019/extlst" xmlns:r="http://schemas.openxmlformats.org/officeDocument/2006/relationships" xmlns:m="http://schemas.openxmlformats.org/officeDocument/2006/math" xmlns:v="urn:schemas-microsoft-com:vml" xmlns:wp14="http://schemas.microsoft.com/office/word/2010/wordprocessingDrawing" xmlns:wp="http://schemas.openxmlformats.org/drawingml/2006/wordprocessingDrawing" xmlns:w10="urn:schemas-microsoft-com:office:word" xmlns:w="http://schemas.openxmlformats.org/wordprocessingml/2006/main" xmlns:w14="http://schemas.microsoft.com/office/word/2010/wordml" xmlns:w15="http://schemas.microsoft.com/office/word/2012/wordml" xmlns:w16cei="http://schemas.microsoft.com/office/word/2026/wordml/cei" xmlns:w16cex="http://schemas.microsoft.com/office/word/2018/wordml/cex" xmlns:w16cid="http://schemas.microsoft.com/office/word/2016/wordml/cid" xmlns:w16="http://schemas.microsoft.com/office/word/2018/wordml" xmlns:w16du="http://schemas.microsoft.com/office/word/2023/wordml/word16du" xmlns:w16sdtdh="http://schemas.microsoft.com/office/word/2020/wordml/sdtdatahash" xmlns:w16sdtfl="http://schemas.microsoft.com/office/word/2024/wordml/sdtformatlock" xmlns:w16se="http://schemas.microsoft.com/office/word/2015/wordml/symex" xmlns:wpg="http://schemas.microsoft.com/office/word/2010/wordprocessingGroup" xmlns:wpi="http://schemas.microsoft.com/office/word/2010/wordprocessingInk" xmlns:wne="http://schemas.microsoft.com/office/word/2006/wordml" xmlns:wps="http://schemas.microsoft.com/office/word/2010/wordprocessingShape" mc:Ignorable="w14 w15 w16se w16cid w16 w16cex w16sdtdh w16sdtfl w16du wp14">
+  <w:docParts>
+    <w:docPart>
+      <w:docPartPr>
+        <w:name w:val="DefaultPlaceholder_-1854013440"/>
+        <w:category>
+          <w:name w:val="General"/>
+          <w:gallery w:val="placeholder"/>
+        </w:category>
+        <w:types>
+          <w:type w:val="bbPlcHdr"/>
+        </w:types>
+        <w:behaviors>
+          <w:behavior w:val="content"/>
+        </w:behaviors>
+        <w:guid w:val="{4E40B304-3FE3-4011-B32F-7ADF7FBC383D}"/>
+      </w:docPartPr>
+      <w:docPartBody>
+        <w:p>
+          <w:r>
+            <w:rPr>
+              <w:rStyle w:val="PlaceholderText"/>
+            </w:rPr>
+            <w:t>Click or tap here to enter text.</w:t>
+          </w:r>
+        </w:p>
+      </w:docPartBody>
+    </w:docPart>
+    <w:docPart>
+      <w:docPartPr>
+        <w:name w:val="4A853C0E43A447DDBB3AE7253F671005"/>
+        <w:category>
+          <w:name w:val="General"/>
+          <w:gallery w:val="placeholder"/>
+        </w:category>
+        <w:types>
+          <w:type w:val="bbPlcHdr"/>
+        </w:types>
+        <w:behaviors>
+          <w:behavior w:val="content"/>
+        </w:behaviors>
+        <w:guid w:val="{36B1FE56-73AC-4C8F-8419-F1618222F075}"/>
+      </w:docPartPr>
+      <w:docPartBody>
+        <w:p>
+          <w:pPr>
+            <w:pStyle w:val="4A853C0E43A447DDBB3AE7253F671005"/>
+          </w:pPr>
+          <w:r>
+            <w:rPr>
+              <w:rStyle w:val="PlaceholderText"/>
+            </w:rPr>
+            <w:t>Click or tap here to enter text.</w:t>
+          </w:r>
+        </w:p>
+      </w:docPartBody>
+    </w:docPart>
+    <w:docPart>
+      <w:docPartPr>
+        <w:name w:val="1A3D1A88CBEB4153AF377BF1D5BA76E8"/>
+        <w:category>
+          <w:name w:val="General"/>
+          <w:gallery w:val="placeholder"/>
+        </w:category>
+        <w:types>
+          <w:type w:val="bbPlcHdr"/>
+        </w:types>
+        <w:behaviors>
+          <w:behavior w:val="content"/>
+        </w:behaviors>
+        <w:guid w:val="{B4D41A89-DA29-4643-B0BB-8341C2C9EFD9}"/>
+      </w:docPartPr>
+      <w:docPartBody>
+        <w:p>
+          <w:pPr>
+            <w:pStyle w:val="1A3D1A88CBEB4153AF377BF1D5BA76E8"/>
+          </w:pPr>
+          <w:r>
+            <w:rPr>
+              <w:rStyle w:val="PlaceholderText"/>
+            </w:rPr>
+            <w:t>Enter any content that you want to repeat, including other content controls. You can also insert this control around table rows in order to repeat parts of a table.</w:t>
+          </w:r>
+        </w:p>
+      </w:docPartBody>
+    </w:docPart>
+    <w:docPart>
+      <w:docPartPr>
+        <w:name w:val="1561BECE208D4A42B4A264763E21A7CD"/>
+        <w:category>
+          <w:name w:val="General"/>
+          <w:gallery w:val="placeholder"/>
+        </w:category>
+        <w:types>
+          <w:type w:val="bbPlcHdr"/>
+        </w:types>
+        <w:behaviors>
+          <w:behavior w:val="content"/>
+        </w:behaviors>
+        <w:guid w:val="{2F48029F-C973-4161-B2AF-509E31001E04}"/>
+      </w:docPartPr>
+      <w:docPartBody>
+        <w:p>
+          <w:pPr>
+            <w:pStyle w:val="1561BECE208D4A42B4A264763E21A7CD"/>
+          </w:pPr>
+          <w:r>
+            <w:rPr>
+              <w:rStyle w:val="PlaceholderText"/>
+            </w:rPr>
+            <w:t>Click or tap here to enter text.</w:t>
+          </w:r>
+        </w:p>
+      </w:docPartBody>
+    </w:docPart>
+    <w:docPart>
+      <w:docPartPr>
+        <w:name w:val="2EB4C235E0F34F9A8FA5220C6B1D75FB"/>
+        <w:category>
+          <w:name w:val="General"/>
+          <w:gallery w:val="placeholder"/>
+        </w:category>
+        <w:types>
+          <w:type w:val="bbPlcHdr"/>
+        </w:types>
+        <w:behaviors>
+          <w:behavior w:val="content"/>
+        </w:behaviors>
+        <w:guid w:val="{89E23926-3C84-43B7-9878-F515CEE87EBF}"/>
+      </w:docPartPr>
+      <w:docPartBody>
+        <w:p>
+          <w:pPr>
+            <w:pStyle w:val="2EB4C235E0F34F9A8FA5220C6B1D75FB"/>
+          </w:pPr>
+          <w:r>
+            <w:rPr>
+              <w:rStyle w:val="PlaceholderText"/>
+            </w:rPr>
+            <w:t>Click here to enter text.</w:t>
+          </w:r>
+        </w:p>
+      </w:docPartBody>
+    </w:docPart>
+    <w:docPart>
+      <w:docPartPr>
+        <w:name w:val="FA86CF5976F94E38BFED3424674DE6A0"/>
+        <w:category>
+          <w:name w:val="General"/>
+          <w:gallery w:val="placeholder"/>
+        </w:category>
+        <w:types>
+          <w:type w:val="bbPlcHdr"/>
+        </w:types>
+        <w:behaviors>
+          <w:behavior w:val="content"/>
+        </w:behaviors>
+        <w:guid w:val="{052CF3FF-7507-4CC2-8E25-3BE1F4F96BEA}"/>
+      </w:docPartPr>
+      <w:docPartBody>
+        <w:p>
+          <w:pPr>
+            <w:pStyle w:val="FA86CF5976F94E38BFED3424674DE6A0"/>
+          </w:pPr>
+          <w:r>
+            <w:rPr>
+              <w:rStyle w:val="PlaceholderText"/>
+            </w:rPr>
+            <w:t>Click here to enter text.</w:t>
+          </w:r>
+        </w:p>
+      </w:docPartBody>
+    </w:docPart>
+    <w:docPart>
+      <w:docPartPr>
+        <w:name w:val="3805329BBE104FA58D67943C09942751"/>
+        <w:category>
+          <w:name w:val="General"/>
+          <w:gallery w:val="placeholder"/>
+        </w:category>
+        <w:types>
+          <w:type w:val="bbPlcHdr"/>
+        </w:types>
+        <w:behaviors>
+          <w:behavior w:val="content"/>
+        </w:behaviors>
+        <w:guid w:val="{9C3639C0-616B-48CF-93B4-6CECE0120013}"/>
+      </w:docPartPr>
+      <w:docPartBody>
+        <w:p>
+          <w:pPr>
+            <w:pStyle w:val="3805329BBE104FA58D67943C09942751"/>
+          </w:pPr>
+          <w:r>
+            <w:rPr>
+              <w:rStyle w:val="PlaceholderText"/>
+            </w:rPr>
+            <w:t>Click or tap here to enter text.</w:t>
+          </w:r>
+        </w:p>
+      </w:docPartBody>
+    </w:docPart>
+  </w:docParts>
+</w:glossaryDocument>
+</file>
+
+<file path=word/glossary/fontTable.xml><?xml version="1.0" encoding="utf-8"?>
+<w:fonts xmlns:mc="http://schemas.openxmlformats.org/markup-compatibility/2006" xmlns:r="http://schemas.openxmlformats.org/officeDocument/2006/relationships" xmlns:w="http://schemas.openxmlformats.org/wordprocessingml/2006/main" xmlns:w14="http://schemas.microsoft.com/office/word/2010/wordml" xmlns:w15="http://schemas.microsoft.com/office/word/2012/wordml" xmlns:w16cex="http://schemas.microsoft.com/office/word/2018/wordml/cex" xmlns:w16cid="http://schemas.microsoft.com/office/word/2016/wordml/cid" xmlns:w16="http://schemas.microsoft.com/office/word/2018/wordml" xmlns:w16du="http://schemas.microsoft.com/office/word/2023/wordml/word16du" xmlns:w16sdtdh="http://schemas.microsoft.com/office/word/2020/wordml/sdtdatahash" xmlns:w16sdtfl="http://schemas.microsoft.com/office/word/2024/wordml/sdtformatlock" xmlns:w16se="http://schemas.microsoft.com/office/word/2015/wordml/symex" mc:Ignorable="w14 w15 w16se w16cid w16 w16cex w16sdtdh w16sdtfl w16du">
+  <w:font w:name="Segoe UI">
+    <w:panose1 w:val="020B0502040204020203"/>
+    <w:charset w:val="00"/>
+    <w:family w:val="swiss"/>
+    <w:pitch w:val="variable"/>
+    <w:sig w:usb0="E4002EFF" w:usb1="C000E47F" w:usb2="00000009" w:usb3="00000000" w:csb0="000001FF" w:csb1="00000000"/>
+  </w:font>
+  <w:font w:name="Times New Roman">
+    <w:panose1 w:val="02020603050405020304"/>
+    <w:charset w:val="00"/>
+    <w:family w:val="roman"/>
+    <w:pitch w:val="variable"/>
+    <w:sig w:usb0="E0002EFF" w:usb1="C000785B" w:usb2="00000009" w:usb3="00000000" w:csb0="000001FF" w:csb1="00000000"/>
+  </w:font>
+  <w:font w:name="Segoe UI Semibold">
+    <w:panose1 w:val="020B0702040204020203"/>
+    <w:charset w:val="00"/>
+    <w:family w:val="swiss"/>
+    <w:pitch w:val="variable"/>
+    <w:sig w:usb0="E4002EFF" w:usb1="C000E47F" w:usb2="00000009" w:usb3="00000000" w:csb0="000001FF" w:csb1="00000000"/>
+  </w:font>
+  <w:font w:name="Sitka Text Semibold">
+    <w:panose1 w:val="00000000000000000000"/>
+    <w:charset w:val="00"/>
+    <w:family w:val="auto"/>
+    <w:pitch w:val="variable"/>
+    <w:sig w:usb0="A00002EF" w:usb1="4000204B" w:usb2="00000000" w:usb3="00000000" w:csb0="0000019F" w:csb1="00000000"/>
+  </w:font>
+  <w:font w:name="Aptos">
+    <w:charset w:val="00"/>
+    <w:family w:val="swiss"/>
+    <w:pitch w:val="variable"/>
+    <w:sig w:usb0="20000287" w:usb1="00000003" w:usb2="00000000" w:usb3="00000000" w:csb0="0000019F" w:csb1="00000000"/>
+  </w:font>
+  <w:font w:name="Aptos Display">
+    <w:charset w:val="00"/>
+    <w:family w:val="swiss"/>
+    <w:pitch w:val="variable"/>
+    <w:sig w:usb0="20000287" w:usb1="00000003" w:usb2="00000000" w:usb3="00000000" w:csb0="0000019F" w:csb1="00000000"/>
+  </w:font>
+</w:fonts>
+</file>
+
+<file path=word/glossary/settings.xml><?xml version="1.0" encoding="utf-8"?>
+<w:settings xmlns:mc="http://schemas.openxmlformats.org/markup-compatibility/2006" xmlns:o="urn:schemas-microsoft-com:office:office" xmlns:r="http://schemas.openxmlformats.org/officeDocument/2006/relationships" xmlns:m="http://schemas.openxmlformats.org/officeDocument/2006/math" xmlns:v="urn:schemas-microsoft-com:vml" xmlns:w10="urn:schemas-microsoft-com:office:word" xmlns:w="http://schemas.openxmlformats.org/wordprocessingml/2006/main" xmlns:w14="http://schemas.microsoft.com/office/word/2010/wordml" xmlns:w15="http://schemas.microsoft.com/office/word/2012/wordml" xmlns:w16cex="http://schemas.microsoft.com/office/word/2018/wordml/cex" xmlns:w16cid="http://schemas.microsoft.com/office/word/2016/wordml/cid" xmlns:w16="http://schemas.microsoft.com/office/word/2018/wordml" xmlns:w16du="http://schemas.microsoft.com/office/word/2023/wordml/word16du" xmlns:w16sdtdh="http://schemas.microsoft.com/office/word/2020/wordml/sdtdatahash" xmlns:w16sdtfl="http://schemas.microsoft.com/office/word/2024/wordml/sdtformatlock" xmlns:w16se="http://schemas.microsoft.com/office/word/2015/wordml/symex" xmlns:sl="http://schemas.openxmlformats.org/schemaLibrary/2006/main" mc:Ignorable="w14 w15 w16se w16cid w16 w16cex w16sdtdh w16sdtfl w16du">
+  <w:view w:val="normal"/>
+  <w:defaultTabStop w:val="720"/>
+  <w:hyphenationZone w:val="425"/>
+  <w:characterSpacingControl w:val="doNotCompress"/>
+  <w:compat>
+    <w:useFELayout/>
+    <w:compatSetting w:name="compatibilityMode" w:uri="http://schemas.microsoft.com/office/word" w:val="15"/>
+    <w:compatSetting w:name="overrideTableStyleFontSizeAndJustification" w:uri="http://schemas.microsoft.com/office/word" w:val="1"/>
+    <w:compatSetting w:name="enableOpenTypeFeatures" w:uri="http://schemas.microsoft.com/office/word" w:val="1"/>
+    <w:compatSetting w:name="doNotFlipMirrorIndents" w:uri="http://schemas.microsoft.com/office/word" w:val="1"/>
+    <w:compatSetting w:name="differentiateMultirowTableHeaders" w:uri="http://schemas.microsoft.com/office/word" w:val="1"/>
+    <w:compatSetting w:name="useWord2013TrackBottomHyphenation" w:uri="http://schemas.microsoft.com/office/word" w:val="0"/>
+  </w:compat>
+  <w:rsids>
+    <w:rsidRoot w:val="007A6097"/>
+    <w:rsid w:val="000A2914"/>
+    <w:rsid w:val="00286FF2"/>
+    <w:rsid w:val="00416B0C"/>
+    <w:rsid w:val="00416F5A"/>
+    <w:rsid w:val="00486B82"/>
+    <w:rsid w:val="004C1BFD"/>
+    <w:rsid w:val="007A6097"/>
+    <w:rsid w:val="007A75D3"/>
+    <w:rsid w:val="00A930D7"/>
+    <w:rsid w:val="00AA53A9"/>
+    <w:rsid w:val="00B73EBB"/>
+    <w:rsid w:val="00BA68FF"/>
+    <w:rsid w:val="00D36141"/>
+    <w:rsid w:val="00DC30ED"/>
+    <w:rsid w:val="00DC4CDE"/>
+    <w:rsid w:val="00E5711F"/>
+    <w:rsid w:val="00EA440D"/>
+    <w:rsid w:val="00EF691B"/>
+    <w:rsid w:val="00FA0988"/>
+  </w:rsids>
+  <m:mathPr>
+    <m:mathFont m:val="Cambria Math"/>
+    <m:brkBin m:val="before"/>
+    <m:brkBinSub m:val="--"/>
+    <m:smallFrac m:val="0"/>
+    <m:dispDef/>
+    <m:lMargin m:val="0"/>
+    <m:rMargin m:val="0"/>
+    <m:defJc m:val="centerGroup"/>
+    <m:wrapIndent m:val="1440"/>
+    <m:intLim m:val="subSup"/>
+    <m:naryLim m:val="undOvr"/>
+  </m:mathPr>
+  <w:themeFontLang/>
+  <w:clrSchemeMapping w:bg1="light1" w:t1="dark1" w:bg2="light2" w:t2="dark2" w:accent1="accent1" w:accent2="accent2" w:accent3="accent3" w:accent4="accent4" w:accent5="accent5" w:accent6="accent6" w:hyperlink="hyperlink" w:followedHyperlink="followedHyperlink"/>
+  <w:decimalSymbol w:val="."/>
+  <w:listSeparator w:val=","/>
+  <w15:chartTrackingRefBased/>
+</w:settings>
+</file>
+
+<file path=word/glossary/styles.xml><?xml version="1.0" encoding="utf-8"?>
+<w:styles xmlns:mc="http://schemas.openxmlformats.org/markup-compatibility/2006" xmlns:r="http://schemas.openxmlformats.org/officeDocument/2006/relationships" xmlns:w="http://schemas.openxmlformats.org/wordprocessingml/2006/main" xmlns:w14="http://schemas.microsoft.com/office/word/2010/wordml" xmlns:w15="http://schemas.microsoft.com/office/word/2012/wordml" xmlns:w16cex="http://schemas.microsoft.com/office/word/2018/wordml/cex" xmlns:w16cid="http://schemas.microsoft.com/office/word/2016/wordml/cid" xmlns:w16="http://schemas.microsoft.com/office/word/2018/wordml" xmlns:w16du="http://schemas.microsoft.com/office/word/2023/wordml/word16du" xmlns:w16sdtdh="http://schemas.microsoft.com/office/word/2020/wordml/sdtdatahash" xmlns:w16sdtfl="http://schemas.microsoft.com/office/word/2024/wordml/sdtformatlock" xmlns:w16se="http://schemas.microsoft.com/office/word/2015/wordml/symex" mc:Ignorable="w14 w15 w16se w16cid w16 w16cex w16sdtdh w16sdtfl w16du">
+  <w:docDefaults>
+    <w:rPrDefault>
+      <w:rPr>
+        <w:rFonts w:asciiTheme="minorHAnsi" w:eastAsiaTheme="minorEastAsia" w:hAnsiTheme="minorHAnsi" w:cstheme="minorBidi"/>
+        <w:kern w:val="2"/>
+        <w:sz w:val="24"/>
+        <w:szCs w:val="24"/>
+        <w:lang w:bidi="ar-SA"/>
+        <w14:ligatures w14:val="standardContextual"/>
+      </w:rPr>
+    </w:rPrDefault>
+    <w:pPrDefault>
+      <w:pPr>
+        <w:spacing w:after="160" w:line="278" w:lineRule="auto"/>
+      </w:pPr>
+    </w:pPrDefault>
+  </w:docDefaults>
+  <w:latentStyles w:defLockedState="0" w:defUIPriority="99" w:defSemiHidden="0" w:defUnhideWhenUsed="0" w:defQFormat="0" w:count="376">
+    <w:lsdException w:name="Normal" w:uiPriority="0" w:qFormat="1"/>
+    <w:lsdException w:name="heading 1" w:uiPriority="9" w:qFormat="1"/>
+    <w:lsdException w:name="heading 2" w:semiHidden="1" w:uiPriority="9" w:unhideWhenUsed="1" w:qFormat="1"/>
+    <w:lsdException w:name="heading 3" w:semiHidden="1" w:uiPriority="9" w:unhideWhenUsed="1" w:qFormat="1"/>
+    <w:lsdException w:name="heading 4" w:semiHidden="1" w:uiPriority="9" w:unhideWhenUsed="1" w:qFormat="1"/>
+    <w:lsdException w:name="heading 5" w:semiHidden="1" w:uiPriority="9" w:unhideWhenUsed="1" w:qFormat="1"/>
+    <w:lsdException w:name="heading 6" w:semiHidden="1" w:uiPriority="9" w:unhideWhenUsed="1" w:qFormat="1"/>
+    <w:lsdException w:name="heading 7" w:semiHidden="1" w:uiPriority="9" w:unhideWhenUsed="1" w:qFormat="1"/>
+    <w:lsdException w:name="heading 8" w:semiHidden="1" w:uiPriority="9" w:unhideWhenUsed="1" w:qFormat="1"/>
+    <w:lsdException w:name="heading 9" w:semiHidden="1" w:uiPriority="9" w:unhideWhenUsed="1" w:qFormat="1"/>
+    <w:lsdException w:name="index 1" w:semiHidden="1" w:unhideWhenUsed="1"/>
+    <w:lsdException w:name="index 2" w:semiHidden="1" w:unhideWhenUsed="1"/>
+    <w:lsdException w:name="index 3" w:semiHidden="1" w:unhideWhenUsed="1"/>
+    <w:lsdException w:name="index 4" w:semiHidden="1" w:unhideWhenUsed="1"/>
+    <w:lsdException w:name="index 5" w:semiHidden="1" w:unhideWhenUsed="1"/>
+    <w:lsdException w:name="index 6" w:semiHidden="1" w:unhideWhenUsed="1"/>
+    <w:lsdException w:name="index 7" w:semiHidden="1" w:unhideWhenUsed="1"/>
+    <w:lsdException w:name="index 8" w:semiHidden="1" w:unhideWhenUsed="1"/>
+    <w:lsdException w:name="index 9" w:semiHidden="1" w:unhideWhenUsed="1"/>
+    <w:lsdException w:name="toc 1" w:semiHidden="1" w:uiPriority="39" w:unhideWhenUsed="1"/>
+    <w:lsdException w:name="toc 2" w:semiHidden="1" w:uiPriority="39" w:unhideWhenUsed="1"/>
+    <w:lsdException w:name="toc 3" w:semiHidden="1" w:uiPriority="39" w:unhideWhenUsed="1"/>
+    <w:lsdException w:name="toc 4" w:semiHidden="1" w:uiPriority="39" w:unhideWhenUsed="1"/>
+    <w:lsdException w:name="toc 5" w:semiHidden="1" w:uiPriority="39" w:unhideWhenUsed="1"/>
+    <w:lsdException w:name="toc 6" w:semiHidden="1" w:uiPriority="39" w:unhideWhenUsed="1"/>
+    <w:lsdException w:name="toc 7" w:semiHidden="1" w:uiPriority="39" w:unhideWhenUsed="1"/>
+    <w:lsdException w:name="toc 8" w:semiHidden="1" w:uiPriority="39" w:unhideWhenUsed="1"/>
+    <w:lsdException w:name="toc 9" w:semiHidden="1" w:uiPriority="39" w:unhideWhenUsed="1"/>
+    <w:lsdException w:name="Normal Indent" w:semiHidden="1" w:unhideWhenUsed="1"/>
+    <w:lsdException w:name="footnote text" w:semiHidden="1" w:unhideWhenUsed="1"/>
+    <w:lsdException w:name="annotation text" w:semiHidden="1" w:unhideWhenUsed="1"/>
+    <w:lsdException w:name="header" w:semiHidden="1" w:unhideWhenUsed="1"/>
+    <w:lsdException w:name="footer" w:semiHidden="1" w:unhideWhenUsed="1"/>
+    <w:lsdException w:name="index heading" w:semiHidden="1" w:unhideWhenUsed="1"/>
+    <w:lsdException w:name="caption" w:semiHidden="1" w:uiPriority="35" w:unhideWhenUsed="1" w:qFormat="1"/>
+    <w:lsdException w:name="table of figures" w:semiHidden="1" w:unhideWhenUsed="1"/>
+    <w:lsdException w:name="envelope address" w:semiHidden="1" w:unhideWhenUsed="1"/>
+    <w:lsdException w:name="envelope return" w:semiHidden="1" w:unhideWhenUsed="1"/>
+    <w:lsdException w:name="footnote reference" w:semiHidden="1" w:unhideWhenUsed="1"/>
+    <w:lsdException w:name="annotation reference" w:semiHidden="1" w:unhideWhenUsed="1"/>
+    <w:lsdException w:name="line number" w:semiHidden="1" w:unhideWhenUsed="1"/>
+    <w:lsdException w:name="page number" w:semiHidden="1" w:unhideWhenUsed="1"/>
+    <w:lsdException w:name="endnote reference" w:semiHidden="1" w:unhideWhenUsed="1"/>
+    <w:lsdException w:name="endnote text" w:semiHidden="1" w:unhideWhenUsed="1"/>
+    <w:lsdException w:name="table of authorities" w:semiHidden="1" w:unhideWhenUsed="1"/>
+    <w:lsdException w:name="macro" w:semiHidden="1" w:unhideWhenUsed="1"/>
+    <w:lsdException w:name="toa heading" w:semiHidden="1" w:unhideWhenUsed="1"/>
+    <w:lsdException w:name="List" w:semiHidden="1" w:unhideWhenUsed="1"/>
+    <w:lsdException w:name="List Bullet" w:semiHidden="1" w:unhideWhenUsed="1"/>
+    <w:lsdException w:name="List Number" w:semiHidden="1" w:unhideWhenUsed="1"/>
+    <w:lsdException w:name="List 2" w:semiHidden="1" w:unhideWhenUsed="1"/>
+    <w:lsdException w:name="List 3" w:semiHidden="1" w:unhideWhenUsed="1"/>
+    <w:lsdException w:name="List 4" w:semiHidden="1" w:unhideWhenUsed="1"/>
+    <w:lsdException w:name="List 5" w:semiHidden="1" w:unhideWhenUsed="1"/>
+    <w:lsdException w:name="List Bullet 2" w:semiHidden="1" w:unhideWhenUsed="1"/>
+    <w:lsdException w:name="List Bullet 3" w:semiHidden="1" w:unhideWhenUsed="1"/>
+    <w:lsdException w:name="List Bullet 4" w:semiHidden="1" w:unhideWhenUsed="1"/>
+    <w:lsdException w:name="List Bullet 5" w:semiHidden="1" w:unhideWhenUsed="1"/>
+    <w:lsdException w:name="List Number 2" w:semiHidden="1" w:unhideWhenUsed="1"/>
+    <w:lsdException w:name="List Number 3" w:semiHidden="1" w:unhideWhenUsed="1"/>
+    <w:lsdException w:name="List Number 4" w:semiHidden="1" w:unhideWhenUsed="1"/>
+    <w:lsdException w:name="List Number 5" w:semiHidden="1" w:unhideWhenUsed="1"/>
+    <w:lsdException w:name="Title" w:uiPriority="10" w:qFormat="1"/>
+    <w:lsdException w:name="Closing" w:semiHidden="1" w:unhideWhenUsed="1"/>
+    <w:lsdException w:name="Signature" w:semiHidden="1" w:unhideWhenUsed="1"/>
+    <w:lsdException w:name="Default Paragraph Font" w:semiHidden="1" w:uiPriority="1" w:unhideWhenUsed="1"/>
+    <w:lsdException w:name="Body Text" w:semiHidden="1" w:unhideWhenUsed="1"/>
+    <w:lsdException w:name="Body Text Indent" w:semiHidden="1" w:unhideWhenUsed="1"/>
+    <w:lsdException w:name="List Continue" w:semiHidden="1" w:unhideWhenUsed="1"/>
+    <w:lsdException w:name="List Continue 2" w:semiHidden="1" w:unhideWhenUsed="1"/>
+    <w:lsdException w:name="List Continue 3" w:semiHidden="1" w:unhideWhenUsed="1"/>
+    <w:lsdException w:name="List Continue 4" w:semiHidden="1" w:unhideWhenUsed="1"/>
+    <w:lsdException w:name="List Continue 5" w:semiHidden="1" w:unhideWhenUsed="1"/>
+    <w:lsdException w:name="Message Header" w:semiHidden="1" w:unhideWhenUsed="1"/>
+    <w:lsdException w:name="Subtitle" w:uiPriority="11" w:qFormat="1"/>
+    <w:lsdException w:name="Salutation" w:semiHidden="1" w:unhideWhenUsed="1"/>
+    <w:lsdException w:name="Date" w:semiHidden="1" w:unhideWhenUsed="1"/>
+    <w:lsdException w:name="Body Text First Indent" w:semiHidden="1" w:unhideWhenUsed="1"/>
+    <w:lsdException w:name="Body Text First Indent 2" w:semiHidden="1" w:unhideWhenUsed="1"/>
+    <w:lsdException w:name="Note Heading" w:semiHidden="1" w:unhideWhenUsed="1"/>
+    <w:lsdException w:name="Body Text 2" w:semiHidden="1" w:unhideWhenUsed="1"/>
+    <w:lsdException w:name="Body Text 3" w:semiHidden="1" w:unhideWhenUsed="1"/>
+    <w:lsdException w:name="Body Text Indent 2" w:semiHidden="1" w:unhideWhenUsed="1"/>
+    <w:lsdException w:name="Body Text Indent 3" w:semiHidden="1" w:unhideWhenUsed="1"/>
+    <w:lsdException w:name="Block Text" w:semiHidden="1" w:unhideWhenUsed="1"/>
+    <w:lsdException w:name="Hyperlink" w:semiHidden="1" w:unhideWhenUsed="1"/>
+    <w:lsdException w:name="FollowedHyperlink" w:semiHidden="1" w:unhideWhenUsed="1"/>
+    <w:lsdException w:name="Strong" w:uiPriority="22" w:qFormat="1"/>
+    <w:lsdException w:name="Emphasis" w:uiPriority="20" w:qFormat="1"/>
+    <w:lsdException w:name="Document Map" w:semiHidden="1" w:unhideWhenUsed="1"/>
+    <w:lsdException w:name="Plain Text" w:semiHidden="1" w:unhideWhenUsed="1"/>
+    <w:lsdException w:name="E-mail Signature" w:semiHidden="1" w:unhideWhenUsed="1"/>
+    <w:lsdException w:name="HTML Top of Form" w:semiHidden="1" w:unhideWhenUsed="1"/>
+    <w:lsdException w:name="HTML Bottom of Form" w:semiHidden="1" w:unhideWhenUsed="1"/>
+    <w:lsdException w:name="Normal (Web)" w:semiHidden="1" w:unhideWhenUsed="1"/>
+    <w:lsdException w:name="HTML Acronym" w:semiHidden="1" w:unhideWhenUsed="1"/>
+    <w:lsdException w:name="HTML Address" w:semiHidden="1" w:unhideWhenUsed="1"/>
+    <w:lsdException w:name="HTML Cite" w:semiHidden="1" w:unhideWhenUsed="1"/>
+    <w:lsdException w:name="HTML Code" w:semiHidden="1" w:unhideWhenUsed="1"/>
+    <w:lsdException w:name="HTML Definition" w:semiHidden="1" w:unhideWhenUsed="1"/>
+    <w:lsdException w:name="HTML Keyboard" w:semiHidden="1" w:unhideWhenUsed="1"/>
+    <w:lsdException w:name="HTML Preformatted" w:semiHidden="1" w:unhideWhenUsed="1"/>
+    <w:lsdException w:name="HTML Sample" w:semiHidden="1" w:unhideWhenUsed="1"/>
+    <w:lsdException w:name="HTML Typewriter" w:semiHidden="1" w:unhideWhenUsed="1"/>
+    <w:lsdException w:name="HTML Variable" w:semiHidden="1" w:unhideWhenUsed="1"/>
+    <w:lsdException w:name="Normal Table" w:semiHidden="1" w:unhideWhenUsed="1"/>
+    <w:lsdException w:name="annotation subject" w:semiHidden="1" w:unhideWhenUsed="1"/>
+    <w:lsdException w:name="No List" w:semiHidden="1" w:unhideWhenUsed="1"/>
+    <w:lsdException w:name="Outline List 1" w:semiHidden="1" w:unhideWhenUsed="1"/>
+    <w:lsdException w:name="Outline List 2" w:semiHidden="1" w:unhideWhenUsed="1"/>
+    <w:lsdException w:name="Outline List 3" w:semiHidden="1" w:unhideWhenUsed="1"/>
+    <w:lsdException w:name="Table Simple 1" w:semiHidden="1" w:unhideWhenUsed="1"/>
+    <w:lsdException w:name="Table Simple 2" w:semiHidden="1" w:unhideWhenUsed="1"/>
+    <w:lsdException w:name="Table Simple 3" w:semiHidden="1" w:unhideWhenUsed="1"/>
+    <w:lsdException w:name="Table Classic 1" w:semiHidden="1" w:unhideWhenUsed="1"/>
+    <w:lsdException w:name="Table Classic 2" w:semiHidden="1" w:unhideWhenUsed="1"/>
+    <w:lsdException w:name="Table Classic 3" w:semiHidden="1" w:unhideWhenUsed="1"/>
+    <w:lsdException w:name="Table Classic 4" w:semiHidden="1" w:unhideWhenUsed="1"/>
+    <w:lsdException w:name="Table Colorful 1" w:semiHidden="1" w:unhideWhenUsed="1"/>
+    <w:lsdException w:name="Table Colorful 2" w:semiHidden="1" w:unhideWhenUsed="1"/>
+    <w:lsdException w:name="Table Colorful 3" w:semiHidden="1" w:unhideWhenUsed="1"/>
+    <w:lsdException w:name="Table Columns 1" w:semiHidden="1" w:unhideWhenUsed="1"/>
+    <w:lsdException w:name="Table Columns 2" w:semiHidden="1" w:unhideWhenUsed="1"/>
+    <w:lsdException w:name="Table Columns 3" w:semiHidden="1" w:unhideWhenUsed="1"/>
+    <w:lsdException w:name="Table Columns 4" w:semiHidden="1" w:unhideWhenUsed="1"/>
+    <w:lsdException w:name="Table Columns 5" w:semiHidden="1" w:unhideWhenUsed="1"/>
+    <w:lsdException w:name="Table Grid 1" w:semiHidden="1" w:unhideWhenUsed="1"/>
+    <w:lsdException w:name="Table Grid 2" w:semiHidden="1" w:unhideWhenUsed="1"/>
+    <w:lsdException w:name="Table Grid 3" w:semiHidden="1" w:unhideWhenUsed="1"/>
+    <w:lsdException w:name="Table Grid 4" w:semiHidden="1" w:unhideWhenUsed="1"/>
+    <w:lsdException w:name="Table Grid 5" w:semiHidden="1" w:unhideWhenUsed="1"/>
+    <w:lsdException w:name="Table Grid 6" w:semiHidden="1" w:unhideWhenUsed="1"/>
+    <w:lsdException w:name="Table Grid 7" w:semiHidden="1" w:unhideWhenUsed="1"/>
+    <w:lsdException w:name="Table Grid 8" w:semiHidden="1" w:unhideWhenUsed="1"/>
+    <w:lsdException w:name="Table List 1" w:semiHidden="1" w:unhideWhenUsed="1"/>
+    <w:lsdException w:name="Table List 2" w:semiHidden="1" w:unhideWhenUsed="1"/>
+    <w:lsdException w:name="Table List 3" w:semiHidden="1" w:unhideWhenUsed="1"/>
+    <w:lsdException w:name="Table List 4" w:semiHidden="1" w:unhideWhenUsed="1"/>
+    <w:lsdException w:name="Table List 5" w:semiHidden="1" w:unhideWhenUsed="1"/>
+    <w:lsdException w:name="Table List 6" w:semiHidden="1" w:unhideWhenUsed="1"/>
+    <w:lsdException w:name="Table List 7" w:semiHidden="1" w:unhideWhenUsed="1"/>
+    <w:lsdException w:name="Table List 8" w:semiHidden="1" w:unhideWhenUsed="1"/>
+    <w:lsdException w:name="Table 3D effects 1" w:semiHidden="1" w:unhideWhenUsed="1"/>
+    <w:lsdException w:name="Table 3D effects 2" w:semiHidden="1" w:unhideWhenUsed="1"/>
+    <w:lsdException w:name="Table 3D effects 3" w:semiHidden="1" w:unhideWhenUsed="1"/>
+    <w:lsdException w:name="Table Contemporary" w:semiHidden="1" w:unhideWhenUsed="1"/>
+    <w:lsdException w:name="Table Elegant" w:semiHidden="1" w:unhideWhenUsed="1"/>
+    <w:lsdException w:name="Table Professional" w:semiHidden="1" w:unhideWhenUsed="1"/>
+    <w:lsdException w:name="Table Subtle 1" w:semiHidden="1" w:unhideWhenUsed="1"/>
+    <w:lsdException w:name="Table Subtle 2" w:semiHidden="1" w:unhideWhenUsed="1"/>
+    <w:lsdException w:name="Table Web 1" w:semiHidden="1" w:unhideWhenUsed="1"/>
+    <w:lsdException w:name="Table Web 2" w:semiHidden="1" w:unhideWhenUsed="1"/>
+    <w:lsdException w:name="Table Web 3" w:semiHidden="1" w:unhideWhenUsed="1"/>
+    <w:lsdException w:name="Balloon Text" w:semiHidden="1" w:unhideWhenUsed="1"/>
+    <w:lsdException w:name="Table Grid" w:uiPriority="39"/>
+    <w:lsdException w:name="Table Theme" w:semiHidden="1" w:unhideWhenUsed="1"/>
+    <w:lsdException w:name="Placeholder Text" w:semiHidden="1"/>
+    <w:lsdException w:name="No Spacing" w:uiPriority="1" w:qFormat="1"/>
+    <w:lsdException w:name="Light Shading" w:uiPriority="60"/>
+    <w:lsdException w:name="Light List" w:uiPriority="61"/>
+    <w:lsdException w:name="Light Grid" w:uiPriority="62"/>
+    <w:lsdException w:name="Medium Shading 1" w:uiPriority="63"/>
+    <w:lsdException w:name="Medium Shading 2" w:uiPriority="64"/>
+    <w:lsdException w:name="Medium List 1" w:uiPriority="65"/>
+    <w:lsdException w:name="Medium List 2" w:uiPriority="66"/>
+    <w:lsdException w:name="Medium Grid 1" w:uiPriority="67"/>
+    <w:lsdException w:name="Medium Grid 2" w:uiPriority="68"/>
+    <w:lsdException w:name="Medium Grid 3" w:uiPriority="69"/>
+    <w:lsdException w:name="Dark List" w:uiPriority="70"/>
+    <w:lsdException w:name="Colorful Shading" w:uiPriority="71"/>
+    <w:lsdException w:name="Colorful List" w:uiPriority="72"/>
+    <w:lsdException w:name="Colorful Grid" w:uiPriority="73"/>
+    <w:lsdException w:name="Light Shading Accent 1" w:uiPriority="60"/>
+    <w:lsdException w:name="Light List Accent 1" w:uiPriority="61"/>
+    <w:lsdException w:name="Light Grid Accent 1" w:uiPriority="62"/>
+    <w:lsdException w:name="Medium Shading 1 Accent 1" w:uiPriority="63"/>
+    <w:lsdException w:name="Medium Shading 2 Accent 1" w:uiPriority="64"/>
+    <w:lsdException w:name="Medium List 1 Accent 1" w:uiPriority="65"/>
+    <w:lsdException w:name="Revision" w:semiHidden="1"/>
+    <w:lsdException w:name="List Paragraph" w:uiPriority="34" w:qFormat="1"/>
+    <w:lsdException w:name="Quote" w:uiPriority="29" w:qFormat="1"/>
+    <w:lsdException w:name="Intense Quote" w:uiPriority="30" w:qFormat="1"/>
+    <w:lsdException w:name="Medium List 2 Accent 1" w:uiPriority="66"/>
+    <w:lsdException w:name="Medium Grid 1 Accent 1" w:uiPriority="67"/>
+    <w:lsdException w:name="Medium Grid 2 Accent 1" w:uiPriority="68"/>
+    <w:lsdException w:name="Medium Grid 3 Accent 1" w:uiPriority="69"/>
+    <w:lsdException w:name="Dark List Accent 1" w:uiPriority="70"/>
+    <w:lsdException w:name="Colorful Shading Accent 1" w:uiPriority="71"/>
+    <w:lsdException w:name="Colorful List Accent 1" w:uiPriority="72"/>
+    <w:lsdException w:name="Colorful Grid Accent 1" w:uiPriority="73"/>
+    <w:lsdException w:name="Light Shading Accent 2" w:uiPriority="60"/>
+    <w:lsdException w:name="Light List Accent 2" w:uiPriority="61"/>
+    <w:lsdException w:name="Light Grid Accent 2" w:uiPriority="62"/>
+    <w:lsdException w:name="Medium Shading 1 Accent 2" w:uiPriority="63"/>
+    <w:lsdException w:name="Medium Shading 2 Accent 2" w:uiPriority="64"/>
+    <w:lsdException w:name="Medium List 1 Accent 2" w:uiPriority="65"/>
+    <w:lsdException w:name="Medium List 2 Accent 2" w:uiPriority="66"/>
+    <w:lsdException w:name="Medium Grid 1 Accent 2" w:uiPriority="67"/>
+    <w:lsdException w:name="Medium Grid 2 Accent 2" w:uiPriority="68"/>
+    <w:lsdException w:name="Medium Grid 3 Accent 2" w:uiPriority="69"/>
+    <w:lsdException w:name="Dark List Accent 2" w:uiPriority="70"/>
+    <w:lsdException w:name="Colorful Shading Accent 2" w:uiPriority="71"/>
+    <w:lsdException w:name="Colorful List Accent 2" w:uiPriority="72"/>
+    <w:lsdException w:name="Colorful Grid Accent 2" w:uiPriority="73"/>
+    <w:lsdException w:name="Light Shading Accent 3" w:uiPriority="60"/>
+    <w:lsdException w:name="Light List Accent 3" w:uiPriority="61"/>
+    <w:lsdException w:name="Light Grid Accent 3" w:uiPriority="62"/>
+    <w:lsdException w:name="Medium Shading 1 Accent 3" w:uiPriority="63"/>
+    <w:lsdException w:name="Medium Shading 2 Accent 3" w:uiPriority="64"/>
+    <w:lsdException w:name="Medium List 1 Accent 3" w:uiPriority="65"/>
+    <w:lsdException w:name="Medium List 2 Accent 3" w:uiPriority="66"/>
+    <w:lsdException w:name="Medium Grid 1 Accent 3" w:uiPriority="67"/>
+    <w:lsdException w:name="Medium Grid 2 Accent 3" w:uiPriority="68"/>
+    <w:lsdException w:name="Medium Grid 3 Accent 3" w:uiPriority="69"/>
+    <w:lsdException w:name="Dark List Accent 3" w:uiPriority="70"/>
+    <w:lsdException w:name="Colorful Shading Accent 3" w:uiPriority="71"/>
+    <w:lsdException w:name="Colorful List Accent 3" w:uiPriority="72"/>
+    <w:lsdException w:name="Colorful Grid Accent 3" w:uiPriority="73"/>
+    <w:lsdException w:name="Light Shading Accent 4" w:uiPriority="60"/>
+    <w:lsdException w:name="Light List Accent 4" w:uiPriority="61"/>
+    <w:lsdException w:name="Light Grid Accent 4" w:uiPriority="62"/>
+    <w:lsdException w:name="Medium Shading 1 Accent 4" w:uiPriority="63"/>
+    <w:lsdException w:name="Medium Shading 2 Accent 4" w:uiPriority="64"/>
+    <w:lsdException w:name="Medium List 1 Accent 4" w:uiPriority="65"/>
+    <w:lsdException w:name="Medium List 2 Accent 4" w:uiPriority="66"/>
+    <w:lsdException w:name="Medium Grid 1 Accent 4" w:uiPriority="67"/>
+    <w:lsdException w:name="Medium Grid 2 Accent 4" w:uiPriority="68"/>
+    <w:lsdException w:name="Medium Grid 3 Accent 4" w:uiPriority="69"/>
+    <w:lsdException w:name="Dark List Accent 4" w:uiPriority="70"/>
+    <w:lsdException w:name="Colorful Shading Accent 4" w:uiPriority="71"/>
+    <w:lsdException w:name="Colorful List Accent 4" w:uiPriority="72"/>
+    <w:lsdException w:name="Colorful Grid Accent 4" w:uiPriority="73"/>
+    <w:lsdException w:name="Light Shading Accent 5" w:uiPriority="60"/>
+    <w:lsdException w:name="Light List Accent 5" w:uiPriority="61"/>
+    <w:lsdException w:name="Light Grid Accent 5" w:uiPriority="62"/>
+    <w:lsdException w:name="Medium Shading 1 Accent 5" w:uiPriority="63"/>
+    <w:lsdException w:name="Medium Shading 2 Accent 5" w:uiPriority="64"/>
+    <w:lsdException w:name="Medium List 1 Accent 5" w:uiPriority="65"/>
+    <w:lsdException w:name="Medium List 2 Accent 5" w:uiPriority="66"/>
+    <w:lsdException w:name="Medium Grid 1 Accent 5" w:uiPriority="67"/>
+    <w:lsdException w:name="Medium Grid 2 Accent 5" w:uiPriority="68"/>
+    <w:lsdException w:name="Medium Grid 3 Accent 5" w:uiPriority="69"/>
+    <w:lsdException w:name="Dark List Accent 5" w:uiPriority="70"/>
+    <w:lsdException w:name="Colorful Shading Accent 5" w:uiPriority="71"/>
+    <w:lsdException w:name="Colorful List Accent 5" w:uiPriority="72"/>
+    <w:lsdException w:name="Colorful Grid Accent 5" w:uiPriority="73"/>
+    <w:lsdException w:name="Light Shading Accent 6" w:uiPriority="60"/>
+    <w:lsdException w:name="Light List Accent 6" w:uiPriority="61"/>
+    <w:lsdException w:name="Light Grid Accent 6" w:uiPriority="62"/>
+    <w:lsdException w:name="Medium Shading 1 Accent 6" w:uiPriority="63"/>
+    <w:lsdException w:name="Medium Shading 2 Accent 6" w:uiPriority="64"/>
+    <w:lsdException w:name="Medium List 1 Accent 6" w:uiPriority="65"/>
+    <w:lsdException w:name="Medium List 2 Accent 6" w:uiPriority="66"/>
+    <w:lsdException w:name="Medium Grid 1 Accent 6" w:uiPriority="67"/>
+    <w:lsdException w:name="Medium Grid 2 Accent 6" w:uiPriority="68"/>
+    <w:lsdException w:name="Medium Grid 3 Accent 6" w:uiPriority="69"/>
+    <w:lsdException w:name="Dark List Accent 6" w:uiPriority="70"/>
+    <w:lsdException w:name="Colorful Shading Accent 6" w:uiPriority="71"/>
+    <w:lsdException w:name="Colorful List Accent 6" w:uiPriority="72"/>
+    <w:lsdException w:name="Colorful Grid Accent 6" w:uiPriority="73"/>
+    <w:lsdException w:name="Subtle Emphasis" w:uiPriority="19" w:qFormat="1"/>
+    <w:lsdException w:name="Intense Emphasis" w:uiPriority="21" w:qFormat="1"/>
+    <w:lsdException w:name="Subtle Reference" w:uiPriority="31" w:qFormat="1"/>
+    <w:lsdException w:name="Intense Reference" w:uiPriority="32" w:qFormat="1"/>
+    <w:lsdException w:name="Book Title" w:uiPriority="33" w:qFormat="1"/>
+    <w:lsdException w:name="Bibliography" w:semiHidden="1" w:uiPriority="37" w:unhideWhenUsed="1"/>
+    <w:lsdException w:name="TOC Heading" w:semiHidden="1" w:uiPriority="39" w:unhideWhenUsed="1" w:qFormat="1"/>
+    <w:lsdException w:name="Plain Table 1" w:uiPriority="41"/>
+    <w:lsdException w:name="Plain Table 2" w:uiPriority="42"/>
+    <w:lsdException w:name="Plain Table 3" w:uiPriority="43"/>
+    <w:lsdException w:name="Plain Table 4" w:uiPriority="44"/>
+    <w:lsdException w:name="Plain Table 5" w:uiPriority="45"/>
+    <w:lsdException w:name="Grid Table Light" w:uiPriority="40"/>
+    <w:lsdException w:name="Grid Table 1 Light" w:uiPriority="46"/>
+    <w:lsdException w:name="Grid Table 2" w:uiPriority="47"/>
+    <w:lsdException w:name="Grid Table 3" w:uiPriority="48"/>
+    <w:lsdException w:name="Grid Table 4" w:uiPriority="49"/>
+    <w:lsdException w:name="Grid Table 5 Dark" w:uiPriority="50"/>
+    <w:lsdException w:name="Grid Table 6 Colorful" w:uiPriority="51"/>
+    <w:lsdException w:name="Grid Table 7 Colorful" w:uiPriority="52"/>
+    <w:lsdException w:name="Grid Table 1 Light Accent 1" w:uiPriority="46"/>
+    <w:lsdException w:name="Grid Table 2 Accent 1" w:uiPriority="47"/>
+    <w:lsdException w:name="Grid Table 3 Accent 1" w:uiPriority="48"/>
+    <w:lsdException w:name="Grid Table 4 Accent 1" w:uiPriority="49"/>
+    <w:lsdException w:name="Grid Table 5 Dark Accent 1" w:uiPriority="50"/>
+    <w:lsdException w:name="Grid Table 6 Colorful Accent 1" w:uiPriority="51"/>
+    <w:lsdException w:name="Grid Table 7 Colorful Accent 1" w:uiPriority="52"/>
+    <w:lsdException w:name="Grid Table 1 Light Accent 2" w:uiPriority="46"/>
+    <w:lsdException w:name="Grid Table 2 Accent 2" w:uiPriority="47"/>
+    <w:lsdException w:name="Grid Table 3 Accent 2" w:uiPriority="48"/>
+    <w:lsdException w:name="Grid Table 4 Accent 2" w:uiPriority="49"/>
+    <w:lsdException w:name="Grid Table 5 Dark Accent 2" w:uiPriority="50"/>
+    <w:lsdException w:name="Grid Table 6 Colorful Accent 2" w:uiPriority="51"/>
+    <w:lsdException w:name="Grid Table 7 Colorful Accent 2" w:uiPriority="52"/>
+    <w:lsdException w:name="Grid Table 1 Light Accent 3" w:uiPriority="46"/>
+    <w:lsdException w:name="Grid Table 2 Accent 3" w:uiPriority="47"/>
+    <w:lsdException w:name="Grid Table 3 Accent 3" w:uiPriority="48"/>
+    <w:lsdException w:name="Grid Table 4 Accent 3" w:uiPriority="49"/>
+    <w:lsdException w:name="Grid Table 5 Dark Accent 3" w:uiPriority="50"/>
+    <w:lsdException w:name="Grid Table 6 Colorful Accent 3" w:uiPriority="51"/>
+    <w:lsdException w:name="Grid Table 7 Colorful Accent 3" w:uiPriority="52"/>
+    <w:lsdException w:name="Grid Table 1 Light Accent 4" w:uiPriority="46"/>
+    <w:lsdException w:name="Grid Table 2 Accent 4" w:uiPriority="47"/>
+    <w:lsdException w:name="Grid Table 3 Accent 4" w:uiPriority="48"/>
+    <w:lsdException w:name="Grid Table 4 Accent 4" w:uiPriority="49"/>
+    <w:lsdException w:name="Grid Table 5 Dark Accent 4" w:uiPriority="50"/>
+    <w:lsdException w:name="Grid Table 6 Colorful Accent 4" w:uiPriority="51"/>
+    <w:lsdException w:name="Grid Table 7 Colorful Accent 4" w:uiPriority="52"/>
+    <w:lsdException w:name="Grid Table 1 Light Accent 5" w:uiPriority="46"/>
+    <w:lsdException w:name="Grid Table 2 Accent 5" w:uiPriority="47"/>
+    <w:lsdException w:name="Grid Table 3 Accent 5" w:uiPriority="48"/>
+    <w:lsdException w:name="Grid Table 4 Accent 5" w:uiPriority="49"/>
+    <w:lsdException w:name="Grid Table 5 Dark Accent 5" w:uiPriority="50"/>
+    <w:lsdException w:name="Grid Table 6 Colorful Accent 5" w:uiPriority="51"/>
+    <w:lsdException w:name="Grid Table 7 Colorful Accent 5" w:uiPriority="52"/>
+    <w:lsdException w:name="Grid Table 1 Light Accent 6" w:uiPriority="46"/>
+    <w:lsdException w:name="Grid Table 2 Accent 6" w:uiPriority="47"/>
+    <w:lsdException w:name="Grid Table 3 Accent 6" w:uiPriority="48"/>
+    <w:lsdException w:name="Grid Table 4 Accent 6" w:uiPriority="49"/>
+    <w:lsdException w:name="Grid Table 5 Dark Accent 6" w:uiPriority="50"/>
+    <w:lsdException w:name="Grid Table 6 Colorful Accent 6" w:uiPriority="51"/>
+    <w:lsdException w:name="Grid Table 7 Colorful Accent 6" w:uiPriority="52"/>
+    <w:lsdException w:name="List Table 1 Light" w:uiPriority="46"/>
+    <w:lsdException w:name="List Table 2" w:uiPriority="47"/>
+    <w:lsdException w:name="List Table 3" w:uiPriority="48"/>
+    <w:lsdException w:name="List Table 4" w:uiPriority="49"/>
+    <w:lsdException w:name="List Table 5 Dark" w:uiPriority="50"/>
+    <w:lsdException w:name="List Table 6 Colorful" w:uiPriority="51"/>
+    <w:lsdException w:name="List Table 7 Colorful" w:uiPriority="52"/>
+    <w:lsdException w:name="List Table 1 Light Accent 1" w:uiPriority="46"/>
+    <w:lsdException w:name="List Table 2 Accent 1" w:uiPriority="47"/>
+    <w:lsdException w:name="List Table 3 Accent 1" w:uiPriority="48"/>
+    <w:lsdException w:name="List Table 4 Accent 1" w:uiPriority="49"/>
+    <w:lsdException w:name="List Table 5 Dark Accent 1" w:uiPriority="50"/>
+    <w:lsdException w:name="List Table 6 Colorful Accent 1" w:uiPriority="51"/>
+    <w:lsdException w:name="List Table 7 Colorful Accent 1" w:uiPriority="52"/>
+    <w:lsdException w:name="List Table 1 Light Accent 2" w:uiPriority="46"/>
+    <w:lsdException w:name="List Table 2 Accent 2" w:uiPriority="47"/>
+    <w:lsdException w:name="List Table 3 Accent 2" w:uiPriority="48"/>
+    <w:lsdException w:name="List Table 4 Accent 2" w:uiPriority="49"/>
+    <w:lsdException w:name="List Table 5 Dark Accent 2" w:uiPriority="50"/>
+    <w:lsdException w:name="List Table 6 Colorful Accent 2" w:uiPriority="51"/>
+    <w:lsdException w:name="List Table 7 Colorful Accent 2" w:uiPriority="52"/>
+    <w:lsdException w:name="List Table 1 Light Accent 3" w:uiPriority="46"/>
+    <w:lsdException w:name="List Table 2 Accent 3" w:uiPriority="47"/>
+    <w:lsdException w:name="List Table 3 Accent 3" w:uiPriority="48"/>
+    <w:lsdException w:name="List Table 4 Accent 3" w:uiPriority="49"/>
+    <w:lsdException w:name="List Table 5 Dark Accent 3" w:uiPriority="50"/>
+    <w:lsdException w:name="List Table 6 Colorful Accent 3" w:uiPriority="51"/>
+    <w:lsdException w:name="List Table 7 Colorful Accent 3" w:uiPriority="52"/>
+    <w:lsdException w:name="List Table 1 Light Accent 4" w:uiPriority="46"/>
+    <w:lsdException w:name="List Table 2 Accent 4" w:uiPriority="47"/>
+    <w:lsdException w:name="List Table 3 Accent 4" w:uiPriority="48"/>
+    <w:lsdException w:name="List Table 4 Accent 4" w:uiPriority="49"/>
+    <w:lsdException w:name="List Table 5 Dark Accent 4" w:uiPriority="50"/>
+    <w:lsdException w:name="List Table 6 Colorful Accent 4" w:uiPriority="51"/>
+    <w:lsdException w:name="List Table 7 Colorful Accent 4" w:uiPriority="52"/>
+    <w:lsdException w:name="List Table 1 Light Accent 5" w:uiPriority="46"/>
+    <w:lsdException w:name="List Table 2 Accent 5" w:uiPriority="47"/>
+    <w:lsdException w:name="List Table 3 Accent 5" w:uiPriority="48"/>
+    <w:lsdException w:name="List Table 4 Accent 5" w:uiPriority="49"/>
+    <w:lsdException w:name="List Table 5 Dark Accent 5" w:uiPriority="50"/>
+    <w:lsdException w:name="List Table 6 Colorful Accent 5" w:uiPriority="51"/>
+    <w:lsdException w:name="List Table 7 Colorful Accent 5" w:uiPriority="52"/>
+    <w:lsdException w:name="List Table 1 Light Accent 6" w:uiPriority="46"/>
+    <w:lsdException w:name="List Table 2 Accent 6" w:uiPriority="47"/>
+    <w:lsdException w:name="List Table 3 Accent 6" w:uiPriority="48"/>
+    <w:lsdException w:name="List Table 4 Accent 6" w:uiPriority="49"/>
+    <w:lsdException w:name="List Table 5 Dark Accent 6" w:uiPriority="50"/>
+    <w:lsdException w:name="List Table 6 Colorful Accent 6" w:uiPriority="51"/>
+    <w:lsdException w:name="List Table 7 Colorful Accent 6" w:uiPriority="52"/>
+    <w:lsdException w:name="Mention" w:semiHidden="1" w:unhideWhenUsed="1"/>
+    <w:lsdException w:name="Smart Hyperlink" w:semiHidden="1" w:unhideWhenUsed="1"/>
+    <w:lsdException w:name="Hashtag" w:semiHidden="1" w:unhideWhenUsed="1"/>
+    <w:lsdException w:name="Unresolved Mention" w:semiHidden="1" w:unhideWhenUsed="1"/>
+    <w:lsdException w:name="Smart Link" w:semiHidden="1" w:unhideWhenUsed="1"/>
+  </w:latentStyles>
+  <w:style w:type="paragraph" w:default="1" w:styleId="Normal">
+    <w:name w:val="Normal"/>
+    <w:qFormat/>
+  </w:style>
+  <w:style w:type="character" w:default="1" w:styleId="DefaultParagraphFont">
+    <w:name w:val="Default Paragraph Font"/>
+    <w:uiPriority w:val="1"/>
+    <w:semiHidden/>
+    <w:unhideWhenUsed/>
+  </w:style>
+  <w:style w:type="table" w:default="1" w:styleId="TableNormal">
+    <w:name w:val="Normal Table"/>
+    <w:uiPriority w:val="99"/>
+    <w:semiHidden/>
+    <w:unhideWhenUsed/>
+    <w:tblPr>
+      <w:tblInd w:w="0" w:type="dxa"/>
+      <w:tblCellMar>
+        <w:top w:w="0" w:type="dxa"/>
+        <w:left w:w="108" w:type="dxa"/>
+        <w:bottom w:w="0" w:type="dxa"/>
+        <w:right w:w="108" w:type="dxa"/>
+      </w:tblCellMar>
+    </w:tblPr>
+  </w:style>
+  <w:style w:type="numbering" w:default="1" w:styleId="NoList">
+    <w:name w:val="No List"/>
+    <w:uiPriority w:val="99"/>
+    <w:semiHidden/>
+    <w:unhideWhenUsed/>
+  </w:style>
+  <w:style w:type="character" w:styleId="PlaceholderText">
+    <w:name w:val="Placeholder Text"/>
+    <w:basedOn w:val="DefaultParagraphFont"/>
+    <w:uiPriority w:val="99"/>
+    <w:semiHidden/>
+    <w:rsid w:val="00486B82"/>
+  </w:style>
+  <w:style w:type="paragraph" w:customStyle="1" w:styleId="2EB4C235E0F34F9A8FA5220C6B1D75FB">
+    <w:name w:val="2EB4C235E0F34F9A8FA5220C6B1D75FB"/>
+    <w:rsid w:val="00FA0988"/>
+    <w:rPr>
+      <w:lang w:val="da-DK" w:eastAsia="da-DK"/>
+    </w:rPr>
+  </w:style>
+  <w:style w:type="paragraph" w:customStyle="1" w:styleId="FA86CF5976F94E38BFED3424674DE6A0">
+    <w:name w:val="FA86CF5976F94E38BFED3424674DE6A0"/>
+    <w:rsid w:val="00FA0988"/>
+    <w:rPr>
+      <w:lang w:val="da-DK" w:eastAsia="da-DK"/>
+    </w:rPr>
+  </w:style>
+  <w:style w:type="paragraph" w:customStyle="1" w:styleId="3805329BBE104FA58D67943C09942751">
+    <w:name w:val="3805329BBE104FA58D67943C09942751"/>
+    <w:rsid w:val="00486B82"/>
+    <w:rPr>
+      <w:lang w:val="da-DK" w:eastAsia="da-DK"/>
+    </w:rPr>
+  </w:style>
+  <w:style w:type="paragraph" w:customStyle="1" w:styleId="4A853C0E43A447DDBB3AE7253F671005">
+    <w:name w:val="4A853C0E43A447DDBB3AE7253F671005"/>
+    <w:rsid w:val="00EA440D"/>
+  </w:style>
+  <w:style w:type="paragraph" w:customStyle="1" w:styleId="1A3D1A88CBEB4153AF377BF1D5BA76E8">
+    <w:name w:val="1A3D1A88CBEB4153AF377BF1D5BA76E8"/>
+    <w:rsid w:val="00EA440D"/>
+  </w:style>
+  <w:style w:type="paragraph" w:customStyle="1" w:styleId="1561BECE208D4A42B4A264763E21A7CD">
+    <w:name w:val="1561BECE208D4A42B4A264763E21A7CD"/>
+    <w:rsid w:val="00EA440D"/>
+  </w:style>
+</w:styles>
+</file>
+
+<file path=word/glossary/webSettings.xml><?xml version="1.0" encoding="utf-8"?>
+<w:webSettings xmlns:mc="http://schemas.openxmlformats.org/markup-compatibility/2006" xmlns:r="http://schemas.openxmlformats.org/officeDocument/2006/relationships" xmlns:w="http://schemas.openxmlformats.org/wordprocessingml/2006/main" xmlns:w14="http://schemas.microsoft.com/office/word/2010/wordml" xmlns:w15="http://schemas.microsoft.com/office/word/2012/wordml" xmlns:w16cex="http://schemas.microsoft.com/office/word/2018/wordml/cex" xmlns:w16cid="http://schemas.microsoft.com/office/word/2016/wordml/cid" xmlns:w16="http://schemas.microsoft.com/office/word/2018/wordml" xmlns:w16du="http://schemas.microsoft.com/office/word/2023/wordml/word16du" xmlns:w16sdtdh="http://schemas.microsoft.com/office/word/2020/wordml/sdtdatahash" xmlns:w16sdtfl="http://schemas.microsoft.com/office/word/2024/wordml/sdtformatlock" xmlns:w16se="http://schemas.microsoft.com/office/word/2015/wordml/symex" mc:Ignorable="w14 w15 w16se w16cid w16 w16cex w16sdtdh w16sdtfl w16du">
+  <w:optimizeForBrowser/>
+  <w:allowPNG/>
+</w:webSettings>
+</file>
+
+<file path=word/theme/theme1.xml><?xml version="1.0" encoding="utf-8"?>
+<a:theme xmlns:a="http://schemas.openxmlformats.org/drawingml/2006/main" name="Abakion Default">
+  <a:themeElements>
+    <a:clrScheme name="Office">
+      <a:dk1>
+        <a:sysClr val="windowText" lastClr="000000"/>
+      </a:dk1>
+      <a:lt1>
+        <a:sysClr val="window" lastClr="FFFFFF"/>
+      </a:lt1>
+      <a:dk2>
+        <a:srgbClr val="0E2841"/>
+      </a:dk2>
+      <a:lt2>
+        <a:srgbClr val="E8E8E8"/>
+      </a:lt2>
+      <a:accent1>
+        <a:srgbClr val="156082"/>
+      </a:accent1>
+      <a:accent2>
+        <a:srgbClr val="E97132"/>
+      </a:accent2>
+      <a:accent3>
+        <a:srgbClr val="4D614C"/>
+      </a:accent3>
+      <a:accent4>
+        <a:srgbClr val="0F9ED5"/>
+      </a:accent4>
+      <a:accent5>
+        <a:srgbClr val="A02B93"/>
+      </a:accent5>
+      <a:accent6>
+        <a:srgbClr val="4EA72E"/>
+      </a:accent6>
+      <a:hlink>
+        <a:srgbClr val="467886"/>
+      </a:hlink>
+      <a:folHlink>
+        <a:srgbClr val="96607D"/>
+      </a:folHlink>
+    </a:clrScheme>
+    <a:fontScheme name="Office">
+      <a:majorFont>
+        <a:latin typeface="Segoe UI Semibold"/>
+        <a:ea typeface=""/>
+        <a:cs typeface=""/>
+        <a:font script="Jpan" typeface="游ゴシック Light"/>
+        <a:font script="Hang" typeface="맑은 고딕"/>
+        <a:font script="Hans" typeface="等线 Light"/>
+        <a:font script="Hant" typeface="新細明體"/>
+        <a:font script="Arab" typeface="Times New Roman"/>
+        <a:font script="Hebr" typeface="Times New Roman"/>
+        <a:font script="Thai" typeface="Angsana New"/>
+        <a:font script="Ethi" typeface="Nyala"/>
+        <a:font script="Beng" typeface="Vrinda"/>
+        <a:font script="Gujr" typeface="Shruti"/>
+        <a:font script="Khmr" typeface="MoolBoran"/>
+        <a:font script="Knda" typeface="Tunga"/>
+        <a:font script="Guru" typeface="Raavi"/>
+        <a:font script="Cans" typeface="Euphemia"/>
+        <a:font script="Cher" typeface="Plantagenet Cherokee"/>
+        <a:font script="Yiii" typeface="Microsoft Yi Baiti"/>
+        <a:font script="Tibt" typeface="Microsoft Himalaya"/>
+        <a:font script="Thaa" typeface="MV Boli"/>
+        <a:font script="Deva" typeface="Mangal"/>
+        <a:font script="Telu" typeface="Gautami"/>
+        <a:font script="Taml" typeface="Latha"/>
+        <a:font script="Syrc" typeface="Estrangelo Edessa"/>
+        <a:font script="Orya" typeface="Kalinga"/>
+        <a:font script="Mlym" typeface="Kartika"/>
+        <a:font script="Laoo" typeface="DokChampa"/>
+        <a:font script="Sinh" typeface="Iskoola Pota"/>
+        <a:font script="Mong" typeface="Mongolian Baiti"/>
+        <a:font script="Viet" typeface="Times New Roman"/>
+        <a:font script="Uigh" typeface="Microsoft Uighur"/>
+        <a:font script="Geor" typeface="Sylfaen"/>
+        <a:font script="Armn" typeface="Arial"/>
+        <a:font script="Bugi" typeface="Leelawadee UI"/>
+        <a:font script="Bopo" typeface="Microsoft JhengHei"/>
+        <a:font script="Java" typeface="Javanese Text"/>
+        <a:font script="Lisu" typeface="Segoe UI"/>
+        <a:font script="Mymr" typeface="Myanmar Text"/>
+        <a:font script="Nkoo" typeface="Ebrima"/>
+        <a:font script="Olck" typeface="Nirmala UI"/>
+        <a:font script="Osma" typeface="Ebrima"/>
+        <a:font script="Phag" typeface="Phagspa"/>
+        <a:font script="Syrn" typeface="Estrangelo Edessa"/>
+        <a:font script="Syrj" typeface="Estrangelo Edessa"/>
+        <a:font script="Syre" typeface="Estrangelo Edessa"/>
+        <a:font script="Sora" typeface="Nirmala UI"/>
+        <a:font script="Tale" typeface="Microsoft Tai Le"/>
+        <a:font script="Talu" typeface="Microsoft New Tai Lue"/>
+        <a:font script="Tfng" typeface="Ebrima"/>
+      </a:majorFont>
+      <a:minorFont>
+        <a:latin typeface="Segoe UI"/>
+        <a:ea typeface=""/>
+        <a:cs typeface=""/>
+        <a:font script="Jpan" typeface="游明朝"/>
+        <a:font script="Hang" typeface="맑은 고딕"/>
+        <a:font script="Hans" typeface="等线"/>
+        <a:font script="Hant" typeface="新細明體"/>
+        <a:font script="Arab" typeface="Arial"/>
+        <a:font script="Hebr" typeface="Arial"/>
+        <a:font script="Thai" typeface="Cordia New"/>
+        <a:font script="Ethi" typeface="Nyala"/>
+        <a:font script="Beng" typeface="Vrinda"/>
+        <a:font script="Gujr" typeface="Shruti"/>
+        <a:font script="Khmr" typeface="DaunPenh"/>
+        <a:font script="Knda" typeface="Tunga"/>
+        <a:font script="Guru" typeface="Raavi"/>
+        <a:font script="Cans" typeface="Euphemia"/>
+        <a:font script="Cher" typeface="Plantagenet Cherokee"/>
+        <a:font script="Yiii" typeface="Microsoft Yi Baiti"/>
+        <a:font script="Tibt" typeface="Microsoft Himalaya"/>
+        <a:font script="Thaa" typeface="MV Boli"/>
+        <a:font script="Deva" typeface="Mangal"/>
+        <a:font script="Telu" typeface="Gautami"/>
+        <a:font script="Taml" typeface="Latha"/>
+        <a:font script="Syrc" typeface="Estrangelo Edessa"/>
+        <a:font script="Orya" typeface="Kalinga"/>
+        <a:font script="Mlym" typeface="Kartika"/>
+        <a:font script="Laoo" typeface="DokChampa"/>
+        <a:font script="Sinh" typeface="Iskoola Pota"/>
+        <a:font script="Mong" typeface="Mongolian Baiti"/>
+        <a:font script="Viet" typeface="Arial"/>
+        <a:font script="Uigh" typeface="Microsoft Uighur"/>
+        <a:font script="Geor" typeface="Sylfaen"/>
+        <a:font script="Armn" typeface="Arial"/>
+        <a:font script="Bugi" typeface="Leelawadee UI"/>
+        <a:font script="Bopo" typeface="Microsoft JhengHei"/>
+        <a:font script="Java" typeface="Javanese Text"/>
+        <a:font script="Lisu" typeface="Segoe UI"/>
+        <a:font script="Mymr" typeface="Myanmar Text"/>
+        <a:font script="Nkoo" typeface="Ebrima"/>
+        <a:font script="Olck" typeface="Nirmala UI"/>
+        <a:font script="Osma" typeface="Ebrima"/>
+        <a:font script="Phag" typeface="Phagspa"/>
+        <a:font script="Syrn" typeface="Estrangelo Edessa"/>
+        <a:font script="Syrj" typeface="Estrangelo Edessa"/>
+        <a:font script="Syre" typeface="Estrangelo Edessa"/>
+        <a:font script="Sora" typeface="Nirmala UI"/>
+        <a:font script="Tale" typeface="Microsoft Tai Le"/>
+        <a:font script="Talu" typeface="Microsoft New Tai Lue"/>
+        <a:font script="Tfng" typeface="Ebrima"/>
+      </a:minorFont>
+    </a:fontScheme>
+    <a:fmtScheme name="Office">
+      <a:fillStyleLst>
+        <a:solidFill>
+          <a:schemeClr val="phClr"/>
+        </a:solidFill>
+        <a:gradFill rotWithShape="1">
+          <a:gsLst>
+            <a:gs pos="0">
+              <a:schemeClr val="phClr">
+                <a:lumMod val="110000"/>
+                <a:satMod val="105000"/>
+                <a:tint val="67000"/>
+              </a:schemeClr>
+            </a:gs>
+            <a:gs pos="50000">
+              <a:schemeClr val="phClr">
+                <a:lumMod val="105000"/>
+                <a:satMod val="103000"/>
+                <a:tint val="73000"/>
+              </a:schemeClr>
+            </a:gs>
+            <a:gs pos="100000">
+              <a:schemeClr val="phClr">
+                <a:lumMod val="105000"/>
+                <a:satMod val="109000"/>
+                <a:tint val="81000"/>
+              </a:schemeClr>
+            </a:gs>
+          </a:gsLst>
+          <a:lin ang="5400000" scaled="0"/>
+        </a:gradFill>
+        <a:gradFill rotWithShape="1">
+          <a:gsLst>
+            <a:gs pos="0">
+              <a:schemeClr val="phClr">
+                <a:satMod val="103000"/>
+                <a:lumMod val="102000"/>
+                <a:tint val="94000"/>
+              </a:schemeClr>
+            </a:gs>
+            <a:gs pos="50000">
+              <a:schemeClr val="phClr">
+                <a:satMod val="110000"/>
+                <a:lumMod val="100000"/>
+                <a:shade val="100000"/>
+              </a:schemeClr>
+            </a:gs>
+            <a:gs pos="100000">
+              <a:schemeClr val="phClr">
+                <a:lumMod val="99000"/>
+                <a:satMod val="120000"/>
+                <a:shade val="78000"/>
+              </a:schemeClr>
+            </a:gs>
+          </a:gsLst>
+          <a:lin ang="5400000" scaled="0"/>
+        </a:gradFill>
+      </a:fillStyleLst>
+      <a:lnStyleLst>
+        <a:ln w="12700" cap="flat" cmpd="sng" algn="ctr">
+          <a:solidFill>
+            <a:schemeClr val="phClr"/>
+          </a:solidFill>
+          <a:prstDash val="solid"/>
+          <a:miter lim="800000"/>
+        </a:ln>
+        <a:ln w="19050" cap="flat" cmpd="sng" algn="ctr">
+          <a:solidFill>
+            <a:schemeClr val="phClr"/>
+          </a:solidFill>
+          <a:prstDash val="solid"/>
+          <a:miter lim="800000"/>
+        </a:ln>
+        <a:ln w="25400" cap="flat" cmpd="sng" algn="ctr">
+          <a:solidFill>
+            <a:schemeClr val="phClr"/>
+          </a:solidFill>
+          <a:prstDash val="solid"/>
+          <a:miter lim="800000"/>
+        </a:ln>
+      </a:lnStyleLst>
+      <a:effectStyleLst>
+        <a:effectStyle>
+          <a:effectLst/>
+        </a:effectStyle>
+        <a:effectStyle>
+          <a:effectLst/>
+        </a:effectStyle>
+        <a:effectStyle>
+          <a:effectLst>
+            <a:outerShdw blurRad="57150" dist="19050" dir="5400000" algn="ctr" rotWithShape="0">
+              <a:srgbClr val="000000">
+                <a:alpha val="63000"/>
+              </a:srgbClr>
+            </a:outerShdw>
+          </a:effectLst>
+        </a:effectStyle>
+      </a:effectStyleLst>
+      <a:bgFillStyleLst>
+        <a:solidFill>
+          <a:schemeClr val="phClr"/>
+        </a:solidFill>
+        <a:solidFill>
+          <a:schemeClr val="phClr">
+            <a:tint val="95000"/>
+            <a:satMod val="170000"/>
+          </a:schemeClr>
+        </a:solidFill>
+        <a:gradFill rotWithShape="1">
+          <a:gsLst>
+            <a:gs pos="0">
+              <a:schemeClr val="phClr">
+                <a:tint val="93000"/>
+                <a:satMod val="150000"/>
+                <a:shade val="98000"/>
+                <a:lumMod val="102000"/>
+              </a:schemeClr>
+            </a:gs>
+            <a:gs pos="50000">
+              <a:schemeClr val="phClr">
+                <a:tint val="98000"/>
+                <a:satMod val="130000"/>
+                <a:shade val="90000"/>
+                <a:lumMod val="103000"/>
+              </a:schemeClr>
+            </a:gs>
+            <a:gs pos="100000">
+              <a:schemeClr val="phClr">
+                <a:shade val="63000"/>
+                <a:satMod val="120000"/>
+              </a:schemeClr>
+            </a:gs>
+          </a:gsLst>
+          <a:lin ang="5400000" scaled="0"/>
+        </a:gradFill>
+      </a:bgFillStyleLst>
+    </a:fmtScheme>
+  </a:themeElements>
+  <a:objectDefaults>
+    <a:lnDef>
+      <a:spPr/>
+      <a:bodyPr/>
+      <a:lstStyle/>
+      <a:style>
+        <a:lnRef idx="2">
+          <a:schemeClr val="accent1"/>
+        </a:lnRef>
+        <a:fillRef idx="0">
+          <a:schemeClr val="accent1"/>
+        </a:fillRef>
+        <a:effectRef idx="1">
+          <a:schemeClr val="accent1"/>
+        </a:effectRef>
+        <a:fontRef idx="minor">
+          <a:schemeClr val="tx1"/>
+        </a:fontRef>
+      </a:style>
+    </a:lnDef>
+  </a:objectDefaults>
+  <a:extraClrSchemeLst/>
+  <a:extLst>
+    <a:ext uri="{05A4C25C-085E-4340-85A3-A5531E510DB2}">
+      <thm15:themeFamily xmlns:thm15="http://schemas.microsoft.com/office/thememl/2012/main" name="Abakion Default" id="{2E142A2C-CD16-42D6-873A-C26D2A0506FA}" vid="{1BDDFF52-6CD6-40A5-AB3C-68EB2F1E4D0A}"/>
+    </a:ext>
+  </a:extLst>
+</a:theme>
+</file>
+
+<file path=word/webextensions/taskpanes.xml><?xml version="1.0" encoding="utf-8"?>
+<wetp:taskpanes xmlns:wetp="http://schemas.microsoft.com/office/webextensions/taskpanes/2010/11">
+  <wetp:taskpane dockstate="right" visibility="0" width="426" row="1">
+    <wetp:webextensionref xmlns:r="http://schemas.openxmlformats.org/officeDocument/2006/relationships" r:id="rId1"/>
+  </wetp:taskpane>
+  <wetp:taskpane dockstate="right" visibility="0" width="350" row="0">
+    <wetp:webextensionref xmlns:r="http://schemas.openxmlformats.org/officeDocument/2006/relationships" r:id="rId2"/>
+  </wetp:taskpane>
+  <wetp:taskpane dockstate="right" visibility="0" width="350" row="1">
+    <wetp:webextensionref xmlns:r="http://schemas.openxmlformats.org/officeDocument/2006/relationships" r:id="rId3"/>
+  </wetp:taskpane>
+</wetp:taskpanes>
+</file>
+
+<file path=word/webextensions/webextension1.xml><?xml version="1.0" encoding="utf-8"?>
+<we:webextension xmlns:we="http://schemas.microsoft.com/office/webextensions/webextension/2010/11" id="{FFCD7B1F-E248-4117-A196-7A1DFE6A3AAE}">
+  <we:reference id="WA200009156" version="1.0.0.7" store="Omex" storeType="OMEX"/>
+  <we:alternateReferences>
+    <we:reference id="WA200009156" version="1.0.0.7" store="WA200009156" storeType="OMEX"/>
+  </we:alternateReferences>
+  <we:properties/>
+  <we:bindings/>
+  <we:snapshot xmlns:r="http://schemas.openxmlformats.org/officeDocument/2006/relationships"/>
+</we:webextension>
+</file>
+
+<file path=word/webextensions/webextension2.xml><?xml version="1.0" encoding="utf-8"?>
+<we:webextension xmlns:we="http://schemas.microsoft.com/office/webextensions/webextension/2010/11" id="{8D5B9B79-56C6-467A-BB77-D36067C82281}">
+  <we:reference id="wa200007356" version="2.0.0.1" store="en-US" storeType="OMEX"/>
+  <we:alternateReferences>
+    <we:reference id="WA200007356" version="2.0.0.1" store="WA200007356" storeType="OMEX"/>
+  </we:alternateReferences>
+  <we:properties/>
+  <we:bindings/>
+  <we:snapshot xmlns:r="http://schemas.openxmlformats.org/officeDocument/2006/relationships"/>
+</we:webextension>
+</file>
+
+<file path=word/webextensions/webextension3.xml><?xml version="1.0" encoding="utf-8"?>
+<we:webextension xmlns:we="http://schemas.microsoft.com/office/webextensions/webextension/2010/11" id="{C56F03DE-EFE1-4A10-AC1A-9D2E4048935D}">
+  <we:reference id="WA200010725" version="1.0.0.1" store="Omex" storeType="OMEX"/>
+  <we:alternateReferences>
+    <we:reference id="WA200010725" version="1.0.0.1" store="WA200010725" storeType="OMEX"/>
+  </we:alternateReferences>
+  <we:properties>
+    <we:property name="claude.fileId" value="&quot;fe119a79-27e1-4c13-97e8-8581a56ffa4f&quot;"/>
+  </we:properties>
+  <we:bindings/>
+  <we:snapshot xmlns:r="http://schemas.openxmlformats.org/officeDocument/2006/relationships"/>
+</we:webextension>
+</file>
+
+<file path=customXml/item1.xml>��< ? x m l   v e r s i o n = " 1 . 0 "   e n c o d i n g = " u t f - 1 6 " ? >   
  < N a v W o r d R e p o r t X m l P a r t   x m l n s = " u r n : m i c r o s o f t - d y n a m i c s - n a v / r e p o r t s / S t a n d a r d _ S a l e s _ I n v o i c e / 1 3 0 6 / " >   
@@ -1656,4 +9022,26 @@
      < / H e a d e r >   
  < / N a v W o r d R e p o r t X m l P a r t > 
+</file>
+
+<file path=customXml/itemProps1.xml><?xml version="1.0" encoding="utf-8"?>
+<ds:datastoreItem xmlns:ds="http://schemas.openxmlformats.org/officeDocument/2006/customXml" ds:itemID="{4E4D9DA5-514B-454D-BE26-D942A644F473}">
+  <ds:schemaRefs>
+    <ds:schemaRef ds:uri="urn:microsoft-dynamics-nav/reports/Standard_Sales_Invoice/1306/"/>
+  </ds:schemaRefs>
+</ds:datastoreItem>
+</file>
+
+<file path=customXml/itemProps2.xml><?xml version="1.0" encoding="utf-8"?>
+<ds:datastoreItem xmlns:ds="http://schemas.openxmlformats.org/officeDocument/2006/customXml" ds:itemID="{20B2C475-5D1E-40F5-A657-B970DAE8FD1D}">
+  <ds:schemaRefs>
+    <ds:schemaRef ds:uri="urn:microsoft-dynamics-businesscentral/internal/extended/reports/Standard_Sales_Invoice/1306/"/>
+  </ds:schemaRefs>
+</ds:datastoreItem>
+</file>
+
+<file path=docMetadata/LabelInfo.xml><?xml version="1.0" encoding="utf-8"?>
+<clbl:labelList xmlns:clbl="http://schemas.microsoft.com/office/2020/mipLabelMetadata">
+  <clbl:label id="{f42aa342-8706-4288-bd11-ebb85995028c}" enabled="1" method="Standard" siteId="{72f988bf-86f1-41af-91ab-2d7cd011db47}" removed="0"/>
+</clbl:labelList>
 </file>
--- a/src/Apps/W1/Subscription Billing/App/Billing/Report Extensions/Layouts/SalesInvoiceForSubscriptionBillingBody.docx
+++ b/src/Apps/W1/Subscription Billing/App/Billing/Report Extensions/Layouts/SalesInvoiceForSubscriptionBillingBody.docx
@@ -1,6 +1,6 @@
 
 <file path=word/document.xml><?xml version="1.0" encoding="utf-8"?>
-<w:document xmlns:a="http://schemas.openxmlformats.org/drawingml/2006/main" xmlns:pic="http://schemas.openxmlformats.org/drawingml/2006/picture" xmlns:a14="http://schemas.microsoft.com/office/drawing/2010/main" xmlns:wpc="http://schemas.microsoft.com/office/word/2010/wordprocessingCanvas" xmlns:cx="http://schemas.microsoft.com/office/drawing/2014/chartex" xmlns:cx1="http://schemas.microsoft.com/office/drawing/2015/9/8/chartex" xmlns:cx2="http://schemas.microsoft.com/office/drawing/2015/10/21/chartex" xmlns:cx3="http://schemas.microsoft.com/office/drawing/2016/5/9/chartex" xmlns:cx4="http://schemas.microsoft.com/office/drawing/2016/5/10/chartex" xmlns:cx5="http://schemas.microsoft.com/office/drawing/2016/5/11/chartex" xmlns:cx6="http://schemas.microsoft.com/office/drawing/2016/5/12/chartex" xmlns:cx7="http://schemas.microsoft.com/office/drawing/2016/5/13/chartex" xmlns:cx8="http://schemas.microsoft.com/office/drawing/2016/5/14/chartex" xmlns:mc="http://schemas.openxmlformats.org/markup-compatibility/2006" xmlns:aink="http://schemas.microsoft.com/office/drawing/2016/ink" xmlns:am3d="http://schemas.microsoft.com/office/drawing/2017/model3d" xmlns:o="urn:schemas-microsoft-com:office:office" xmlns:oel="http://schemas.microsoft.com/office/2019/extlst" xmlns:r="http://schemas.openxmlformats.org/officeDocument/2006/relationships" xmlns:m="http://schemas.openxmlformats.org/officeDocument/2006/math" xmlns:v="urn:schemas-microsoft-com:vml" xmlns:wp14="http://schemas.microsoft.com/office/word/2010/wordprocessingDrawing" xmlns:wp="http://schemas.openxmlformats.org/drawingml/2006/wordprocessingDrawing" xmlns:w10="urn:schemas-microsoft-com:office:word" xmlns:w="http://schemas.openxmlformats.org/wordprocessingml/2006/main" xmlns:w14="http://schemas.microsoft.com/office/word/2010/wordml" xmlns:w15="http://schemas.microsoft.com/office/word/2012/wordml" xmlns:w16cei="http://schemas.microsoft.com/office/word/2026/wordml/cei" xmlns:w16cex="http://schemas.microsoft.com/office/word/2018/wordml/cex" xmlns:w16cid="http://schemas.microsoft.com/office/word/2016/wordml/cid" xmlns:w16="http://schemas.microsoft.com/office/word/2018/wordml" xmlns:w16du="http://schemas.microsoft.com/office/word/2023/wordml/word16du" xmlns:w16sdtdh="http://schemas.microsoft.com/office/word/2020/wordml/sdtdatahash" xmlns:w16sdtfl="http://schemas.microsoft.com/office/word/2024/wordml/sdtformatlock" xmlns:w16se="http://schemas.microsoft.com/office/word/2015/wordml/symex" xmlns:wpg="http://schemas.microsoft.com/office/word/2010/wordprocessingGroup" xmlns:wpi="http://schemas.microsoft.com/office/word/2010/wordprocessingInk" xmlns:wne="http://schemas.microsoft.com/office/word/2006/wordml" xmlns:wps="http://schemas.microsoft.com/office/word/2010/wordprocessingShape" mc:Ignorable="w14 w15 w16se w16cid w16 w16cex w16sdtdh w16sdtfl w16du wp14">
+<w:document xmlns:wpc="http://schemas.microsoft.com/office/word/2010/wordprocessingCanvas" xmlns:cx="http://schemas.microsoft.com/office/drawing/2014/chartex" xmlns:cx1="http://schemas.microsoft.com/office/drawing/2015/9/8/chartex" xmlns:cx2="http://schemas.microsoft.com/office/drawing/2015/10/21/chartex" xmlns:cx3="http://schemas.microsoft.com/office/drawing/2016/5/9/chartex" xmlns:cx4="http://schemas.microsoft.com/office/drawing/2016/5/10/chartex" xmlns:cx5="http://schemas.microsoft.com/office/drawing/2016/5/11/chartex" xmlns:cx6="http://schemas.microsoft.com/office/drawing/2016/5/12/chartex" xmlns:cx7="http://schemas.microsoft.com/office/drawing/2016/5/13/chartex" xmlns:cx8="http://schemas.microsoft.com/office/drawing/2016/5/14/chartex" xmlns:mc="http://schemas.openxmlformats.org/markup-compatibility/2006" xmlns:aink="http://schemas.microsoft.com/office/drawing/2016/ink" xmlns:am3d="http://schemas.microsoft.com/office/drawing/2017/model3d" xmlns:o="urn:schemas-microsoft-com:office:office" xmlns:oel="http://schemas.microsoft.com/office/2019/extlst" xmlns:r="http://schemas.openxmlformats.org/officeDocument/2006/relationships" xmlns:m="http://schemas.openxmlformats.org/officeDocument/2006/math" xmlns:v="urn:schemas-microsoft-com:vml" xmlns:wp14="http://schemas.microsoft.com/office/word/2010/wordprocessingDrawing" xmlns:wp="http://schemas.openxmlformats.org/drawingml/2006/wordprocessingDrawing" xmlns:w10="urn:schemas-microsoft-com:office:word" xmlns:w="http://schemas.openxmlformats.org/wordprocessingml/2006/main" xmlns:w14="http://schemas.microsoft.com/office/word/2010/wordml" xmlns:w15="http://schemas.microsoft.com/office/word/2012/wordml" xmlns:w16cei="http://schemas.microsoft.com/office/word/2026/wordml/cei" xmlns:w16cex="http://schemas.microsoft.com/office/word/2018/wordml/cex" xmlns:w16cid="http://schemas.microsoft.com/office/word/2016/wordml/cid" xmlns:w16="http://schemas.microsoft.com/office/word/2018/wordml" xmlns:w16du="http://schemas.microsoft.com/office/word/2023/wordml/word16du" xmlns:w16sdtdh="http://schemas.microsoft.com/office/word/2020/wordml/sdtdatahash" xmlns:w16sdtfl="http://schemas.microsoft.com/office/word/2024/wordml/sdtformatlock" xmlns:w16se="http://schemas.microsoft.com/office/word/2015/wordml/symex" xmlns:wpg="http://schemas.microsoft.com/office/word/2010/wordprocessingGroup" xmlns:wpi="http://schemas.microsoft.com/office/word/2010/wordprocessingInk" xmlns:wne="http://schemas.microsoft.com/office/word/2006/wordml" xmlns:wps="http://schemas.microsoft.com/office/word/2010/wordprocessingShape" mc:Ignorable="w14 w15 w16se w16cid w16 w16cex w16sdtdh w16sdtfl w16du wp14">
   <w:body>
     <w:tbl>
       <w:tblPr>
@@ -11,9 +11,9 @@
         <w:tblDescription w:val="Layout table. Used for positioning, not for tabular data."/>
       </w:tblPr>
       <w:tblGrid>
-        <w:gridCol w:w="3777"/>
-        <w:gridCol w:w="5729"/>
-        <w:gridCol w:w="6181"/>
+        <w:gridCol w:w="2527"/>
+        <w:gridCol w:w="3833"/>
+        <w:gridCol w:w="4135"/>
       </w:tblGrid>
       <w:tr>
         <w:trPr>
@@ -23,14 +23,17 @@
         </w:trPr>
         <w:sdt>
           <w:sdtPr>
+            <w:rPr>
+              <w:sz w:val="18"/>
+              <w:szCs w:val="18"/>
+            </w:rPr>
             <w:alias w:val="CustomerAddress1"/>
             <w:tag w:val="#BC:InsertDataItem,DataItems/Header/CustomerAddress1"/>
             <w:id w:val="-1957244649"/>
-            <w:dataBinding w:prefixMappings="xmlns:ns0='urn:microsoft-dynamics-nav/reports/Standard_Sales_Invoice/1306/'" w:xpath="/ns0:NavWordReportXmlPart[1]/ns0:Header[1]/ns0:CustomerAddress1[1]" w:storeItemID="{00000000-0000-0000-0000-000000000000}"/>
+            <w:dataBinding w:prefixMappings="xmlns:ns0='urn:microsoft-dynamics-nav/reports/Standard_Sales_Invoice/1306/'" w:xpath="/ns0:NavWordReportXmlPart[1]/ns0:Header[1]/ns0:CustomerAddress1[1]" w:storeItemID="{4E4D9DA5-514B-454D-BE26-D942A644F473}"/>
             <w15:color w:val="808080"/>
             <w:text/>
           </w:sdtPr>
-          <w:sdtEndPr/>
           <w:sdtContent>
             <w:tc>
               <w:tcPr>
@@ -41,8 +44,16 @@
                 <w:pPr>
                   <w:pStyle w:val="BCLabel"/>
                   <w:spacing w:line="276" w:lineRule="auto"/>
+                  <w:rPr>
+                    <w:sz w:val="18"/>
+                    <w:szCs w:val="18"/>
+                  </w:rPr>
                 </w:pPr>
                 <w:r>
+                  <w:rPr>
+                    <w:sz w:val="18"/>
+                    <w:szCs w:val="18"/>
+                  </w:rPr>
                   <w:t>CustomerAddress1</w:t>
                 </w:r>
               </w:p>
@@ -57,19 +68,26 @@
             <w:pPr>
               <w:pStyle w:val="BCLabel"/>
               <w:spacing w:line="276" w:lineRule="auto"/>
+              <w:rPr>
+                <w:sz w:val="18"/>
+                <w:szCs w:val="18"/>
+              </w:rPr>
             </w:pPr>
           </w:p>
         </w:tc>
         <w:sdt>
           <w:sdtPr>
+            <w:rPr>
+              <w:sz w:val="18"/>
+              <w:szCs w:val="18"/>
+            </w:rPr>
             <w:alias w:val="CompanyAddress1"/>
             <w:tag w:val="#BC:InsertDataItem,DataItems/Header/CompanyAddress1"/>
             <w:id w:val="-824585528"/>
-            <w:dataBinding w:prefixMappings="xmlns:ns0='urn:microsoft-dynamics-nav/reports/Standard_Sales_Invoice/1306/'" w:xpath="/ns0:NavWordReportXmlPart[1]/ns0:Header[1]/ns0:CompanyAddress1[1]" w:storeItemID="{00000000-0000-0000-0000-000000000000}"/>
+            <w:dataBinding w:prefixMappings="xmlns:ns0='urn:microsoft-dynamics-nav/reports/Standard_Sales_Invoice/1306/'" w:xpath="/ns0:NavWordReportXmlPart[1]/ns0:Header[1]/ns0:CompanyAddress1[1]" w:storeItemID="{4E4D9DA5-514B-454D-BE26-D942A644F473}"/>
             <w15:color w:val="808080"/>
             <w:text/>
           </w:sdtPr>
-          <w:sdtEndPr/>
           <w:sdtContent>
             <w:tc>
               <w:tcPr>
@@ -81,8 +99,16 @@
                   <w:pStyle w:val="BCLabelNumber"/>
                   <w:spacing w:line="276" w:lineRule="auto"/>
                   <w:jc w:val="right"/>
+                  <w:rPr>
+                    <w:sz w:val="18"/>
+                    <w:szCs w:val="18"/>
+                  </w:rPr>
                 </w:pPr>
                 <w:r>
+                  <w:rPr>
+                    <w:sz w:val="18"/>
+                    <w:szCs w:val="18"/>
+                  </w:rPr>
                   <w:t>CompanyAddress1</w:t>
                 </w:r>
               </w:p>
@@ -97,14 +123,17 @@
         </w:trPr>
         <w:sdt>
           <w:sdtPr>
+            <w:rPr>
+              <w:sz w:val="18"/>
+              <w:szCs w:val="18"/>
+            </w:rPr>
             <w:alias w:val="CustomerAddress2"/>
             <w:tag w:val="#BC:InsertDataItem,DataItems/Header/CustomerAddress2"/>
             <w:id w:val="-126319625"/>
-            <w:dataBinding w:prefixMappings="xmlns:ns0='urn:microsoft-dynamics-nav/reports/Standard_Sales_Invoice/1306/'" w:xpath="/ns0:NavWordReportXmlPart[1]/ns0:Header[1]/ns0:CustomerAddress2[1]" w:storeItemID="{00000000-0000-0000-0000-000000000000}"/>
+            <w:dataBinding w:prefixMappings="xmlns:ns0='urn:microsoft-dynamics-nav/reports/Standard_Sales_Invoice/1306/'" w:xpath="/ns0:NavWordReportXmlPart[1]/ns0:Header[1]/ns0:CustomerAddress2[1]" w:storeItemID="{4E4D9DA5-514B-454D-BE26-D942A644F473}"/>
             <w15:color w:val="808080"/>
             <w:text/>
           </w:sdtPr>
-          <w:sdtEndPr/>
           <w:sdtContent>
             <w:tc>
               <w:tcPr>
@@ -114,8 +143,16 @@
               <w:p>
                 <w:pPr>
                   <w:pStyle w:val="NoSpacing"/>
+                  <w:rPr>
+                    <w:sz w:val="18"/>
+                    <w:szCs w:val="18"/>
+                  </w:rPr>
                 </w:pPr>
                 <w:r>
+                  <w:rPr>
+                    <w:sz w:val="18"/>
+                    <w:szCs w:val="18"/>
+                  </w:rPr>
                   <w:t>CustomerAddress2</w:t>
                 </w:r>
               </w:p>
@@ -129,19 +166,26 @@
           <w:p>
             <w:pPr>
               <w:pStyle w:val="NoSpacing"/>
+              <w:rPr>
+                <w:sz w:val="18"/>
+                <w:szCs w:val="18"/>
+              </w:rPr>
             </w:pPr>
           </w:p>
         </w:tc>
         <w:sdt>
           <w:sdtPr>
+            <w:rPr>
+              <w:sz w:val="18"/>
+              <w:szCs w:val="18"/>
+            </w:rPr>
             <w:alias w:val="CompanyAddress2"/>
             <w:tag w:val="#BC:InsertDataItem,DataItems/Header/CompanyAddress2"/>
             <w:id w:val="-1956237181"/>
-            <w:dataBinding w:prefixMappings="xmlns:ns0='urn:microsoft-dynamics-nav/reports/Standard_Sales_Invoice/1306/'" w:xpath="/ns0:NavWordReportXmlPart[1]/ns0:Header[1]/ns0:CompanyAddress2[1]" w:storeItemID="{00000000-0000-0000-0000-000000000000}"/>
+            <w:dataBinding w:prefixMappings="xmlns:ns0='urn:microsoft-dynamics-nav/reports/Standard_Sales_Invoice/1306/'" w:xpath="/ns0:NavWordReportXmlPart[1]/ns0:Header[1]/ns0:CompanyAddress2[1]" w:storeItemID="{4E4D9DA5-514B-454D-BE26-D942A644F473}"/>
             <w15:color w:val="808080"/>
             <w:text/>
           </w:sdtPr>
-          <w:sdtEndPr/>
           <w:sdtContent>
             <w:tc>
               <w:tcPr>
@@ -151,8 +195,16 @@
                 <w:pPr>
                   <w:pStyle w:val="BCNumber"/>
                   <w:jc w:val="right"/>
+                  <w:rPr>
+                    <w:sz w:val="18"/>
+                    <w:szCs w:val="18"/>
+                  </w:rPr>
                 </w:pPr>
                 <w:r>
+                  <w:rPr>
+                    <w:sz w:val="18"/>
+                    <w:szCs w:val="18"/>
+                  </w:rPr>
                   <w:t>CompanyAddress2</w:t>
                 </w:r>
               </w:p>
@@ -167,14 +219,17 @@
         </w:trPr>
         <w:sdt>
           <w:sdtPr>
+            <w:rPr>
+              <w:sz w:val="18"/>
+              <w:szCs w:val="18"/>
+            </w:rPr>
             <w:alias w:val="CustomerAddress3"/>
             <w:tag w:val="#BC:InsertDataItem,DataItems/Header/CustomerAddress3"/>
             <w:id w:val="-1306083513"/>
-            <w:dataBinding w:prefixMappings="xmlns:ns0='urn:microsoft-dynamics-nav/reports/Standard_Sales_Invoice/1306/'" w:xpath="/ns0:NavWordReportXmlPart[1]/ns0:Header[1]/ns0:CustomerAddress3[1]" w:storeItemID="{00000000-0000-0000-0000-000000000000}"/>
+            <w:dataBinding w:prefixMappings="xmlns:ns0='urn:microsoft-dynamics-nav/reports/Standard_Sales_Invoice/1306/'" w:xpath="/ns0:NavWordReportXmlPart[1]/ns0:Header[1]/ns0:CustomerAddress3[1]" w:storeItemID="{4E4D9DA5-514B-454D-BE26-D942A644F473}"/>
             <w15:color w:val="808080"/>
             <w:text/>
           </w:sdtPr>
-          <w:sdtEndPr/>
           <w:sdtContent>
             <w:tc>
               <w:tcPr>
@@ -184,8 +239,16 @@
               <w:p>
                 <w:pPr>
                   <w:pStyle w:val="NoSpacing"/>
+                  <w:rPr>
+                    <w:sz w:val="18"/>
+                    <w:szCs w:val="18"/>
+                  </w:rPr>
                 </w:pPr>
                 <w:r>
+                  <w:rPr>
+                    <w:sz w:val="18"/>
+                    <w:szCs w:val="18"/>
+                  </w:rPr>
                   <w:t>CustomerAddress3</w:t>
                 </w:r>
               </w:p>
@@ -199,19 +262,26 @@
           <w:p>
             <w:pPr>
               <w:pStyle w:val="NoSpacing"/>
+              <w:rPr>
+                <w:sz w:val="18"/>
+                <w:szCs w:val="18"/>
+              </w:rPr>
             </w:pPr>
           </w:p>
         </w:tc>
         <w:sdt>
           <w:sdtPr>
+            <w:rPr>
+              <w:sz w:val="18"/>
+              <w:szCs w:val="18"/>
+            </w:rPr>
             <w:alias w:val="CompanyAddress3"/>
             <w:tag w:val="#BC:InsertDataItem,DataItems/Header/CompanyAddress3"/>
             <w:id w:val="-1596861910"/>
-            <w:dataBinding w:prefixMappings="xmlns:ns0='urn:microsoft-dynamics-nav/reports/Standard_Sales_Invoice/1306/'" w:xpath="/ns0:NavWordReportXmlPart[1]/ns0:Header[1]/ns0:CompanyAddress3[1]" w:storeItemID="{00000000-0000-0000-0000-000000000000}"/>
+            <w:dataBinding w:prefixMappings="xmlns:ns0='urn:microsoft-dynamics-nav/reports/Standard_Sales_Invoice/1306/'" w:xpath="/ns0:NavWordReportXmlPart[1]/ns0:Header[1]/ns0:CompanyAddress3[1]" w:storeItemID="{4E4D9DA5-514B-454D-BE26-D942A644F473}"/>
             <w15:color w:val="808080"/>
             <w:text/>
           </w:sdtPr>
-          <w:sdtEndPr/>
           <w:sdtContent>
             <w:tc>
               <w:tcPr>
@@ -221,8 +291,16 @@
                 <w:pPr>
                   <w:pStyle w:val="BCNumber"/>
                   <w:jc w:val="right"/>
+                  <w:rPr>
+                    <w:sz w:val="18"/>
+                    <w:szCs w:val="18"/>
+                  </w:rPr>
                 </w:pPr>
                 <w:r>
+                  <w:rPr>
+                    <w:sz w:val="18"/>
+                    <w:szCs w:val="18"/>
+                  </w:rPr>
                   <w:t>CompanyAddress3</w:t>
                 </w:r>
               </w:p>
@@ -237,14 +315,17 @@
         </w:trPr>
         <w:sdt>
           <w:sdtPr>
+            <w:rPr>
+              <w:sz w:val="18"/>
+              <w:szCs w:val="18"/>
+            </w:rPr>
             <w:alias w:val="CustomerAddress4"/>
             <w:tag w:val="#BC:InsertDataItem,DataItems/Header/CustomerAddress4"/>
             <w:id w:val="-620073109"/>
-            <w:dataBinding w:prefixMappings="xmlns:ns0='urn:microsoft-dynamics-nav/reports/Standard_Sales_Invoice/1306/'" w:xpath="/ns0:NavWordReportXmlPart[1]/ns0:Header[1]/ns0:CustomerAddress4[1]" w:storeItemID="{00000000-0000-0000-0000-000000000000}"/>
+            <w:dataBinding w:prefixMappings="xmlns:ns0='urn:microsoft-dynamics-nav/reports/Standard_Sales_Invoice/1306/'" w:xpath="/ns0:NavWordReportXmlPart[1]/ns0:Header[1]/ns0:CustomerAddress4[1]" w:storeItemID="{4E4D9DA5-514B-454D-BE26-D942A644F473}"/>
             <w15:color w:val="808080"/>
             <w:text/>
           </w:sdtPr>
-          <w:sdtEndPr/>
           <w:sdtContent>
             <w:tc>
               <w:tcPr>
@@ -254,8 +335,16 @@
               <w:p>
                 <w:pPr>
                   <w:pStyle w:val="NoSpacing"/>
+                  <w:rPr>
+                    <w:sz w:val="18"/>
+                    <w:szCs w:val="18"/>
+                  </w:rPr>
                 </w:pPr>
                 <w:r>
+                  <w:rPr>
+                    <w:sz w:val="18"/>
+                    <w:szCs w:val="18"/>
+                  </w:rPr>
                   <w:t>CustomerAddress4</w:t>
                 </w:r>
               </w:p>
@@ -269,19 +358,26 @@
           <w:p>
             <w:pPr>
               <w:pStyle w:val="NoSpacing"/>
+              <w:rPr>
+                <w:sz w:val="18"/>
+                <w:szCs w:val="18"/>
+              </w:rPr>
             </w:pPr>
           </w:p>
         </w:tc>
         <w:sdt>
           <w:sdtPr>
+            <w:rPr>
+              <w:sz w:val="18"/>
+              <w:szCs w:val="18"/>
+            </w:rPr>
             <w:alias w:val="CompanyAddress4"/>
             <w:tag w:val="#BC:InsertDataItem,DataItems/Header/CompanyAddress4"/>
             <w:id w:val="1616872066"/>
-            <w:dataBinding w:prefixMappings="xmlns:ns0='urn:microsoft-dynamics-nav/reports/Standard_Sales_Invoice/1306/'" w:xpath="/ns0:NavWordReportXmlPart[1]/ns0:Header[1]/ns0:CompanyAddress4[1]" w:storeItemID="{00000000-0000-0000-0000-000000000000}"/>
+            <w:dataBinding w:prefixMappings="xmlns:ns0='urn:microsoft-dynamics-nav/reports/Standard_Sales_Invoice/1306/'" w:xpath="/ns0:NavWordReportXmlPart[1]/ns0:Header[1]/ns0:CompanyAddress4[1]" w:storeItemID="{4E4D9DA5-514B-454D-BE26-D942A644F473}"/>
             <w15:color w:val="808080"/>
             <w:text/>
           </w:sdtPr>
-          <w:sdtEndPr/>
           <w:sdtContent>
             <w:tc>
               <w:tcPr>
@@ -291,8 +387,16 @@
                 <w:pPr>
                   <w:pStyle w:val="BCNumber"/>
                   <w:jc w:val="right"/>
+                  <w:rPr>
+                    <w:sz w:val="18"/>
+                    <w:szCs w:val="18"/>
+                  </w:rPr>
                 </w:pPr>
                 <w:r>
+                  <w:rPr>
+                    <w:sz w:val="18"/>
+                    <w:szCs w:val="18"/>
+                  </w:rPr>
                   <w:t>CompanyAddress4</w:t>
                 </w:r>
               </w:p>
@@ -307,14 +411,17 @@
         </w:trPr>
         <w:sdt>
           <w:sdtPr>
+            <w:rPr>
+              <w:sz w:val="18"/>
+              <w:szCs w:val="18"/>
+            </w:rPr>
             <w:alias w:val="CustomerAddress5"/>
             <w:tag w:val="#BC:InsertDataItem,DataItems/Header/CustomerAddress5"/>
             <w:id w:val="-356592489"/>
-            <w:dataBinding w:prefixMappings="xmlns:ns0='urn:microsoft-dynamics-nav/reports/Standard_Sales_Invoice/1306/'" w:xpath="/ns0:NavWordReportXmlPart[1]/ns0:Header[1]/ns0:CustomerAddress5[1]" w:storeItemID="{00000000-0000-0000-0000-000000000000}"/>
+            <w:dataBinding w:prefixMappings="xmlns:ns0='urn:microsoft-dynamics-nav/reports/Standard_Sales_Invoice/1306/'" w:xpath="/ns0:NavWordReportXmlPart[1]/ns0:Header[1]/ns0:CustomerAddress5[1]" w:storeItemID="{4E4D9DA5-514B-454D-BE26-D942A644F473}"/>
             <w15:color w:val="808080"/>
             <w:text/>
           </w:sdtPr>
-          <w:sdtEndPr/>
           <w:sdtContent>
             <w:tc>
               <w:tcPr>
@@ -324,8 +431,16 @@
               <w:p>
                 <w:pPr>
                   <w:pStyle w:val="NoSpacing"/>
+                  <w:rPr>
+                    <w:sz w:val="18"/>
+                    <w:szCs w:val="18"/>
+                  </w:rPr>
                 </w:pPr>
                 <w:r>
+                  <w:rPr>
+                    <w:sz w:val="18"/>
+                    <w:szCs w:val="18"/>
+                  </w:rPr>
                   <w:t>CustomerAddress5</w:t>
                 </w:r>
               </w:p>
@@ -339,19 +454,26 @@
           <w:p>
             <w:pPr>
               <w:pStyle w:val="NoSpacing"/>
+              <w:rPr>
+                <w:sz w:val="18"/>
+                <w:szCs w:val="18"/>
+              </w:rPr>
             </w:pPr>
           </w:p>
         </w:tc>
         <w:sdt>
           <w:sdtPr>
+            <w:rPr>
+              <w:sz w:val="18"/>
+              <w:szCs w:val="18"/>
+            </w:rPr>
             <w:alias w:val="CompanyAddress5"/>
             <w:tag w:val="#BC:InsertDataItem,DataItems/Header/CompanyAddress5"/>
             <w:id w:val="-625539781"/>
-            <w:dataBinding w:prefixMappings="xmlns:ns0='urn:microsoft-dynamics-nav/reports/Standard_Sales_Invoice/1306/'" w:xpath="/ns0:NavWordReportXmlPart[1]/ns0:Header[1]/ns0:CompanyAddress5[1]" w:storeItemID="{00000000-0000-0000-0000-000000000000}"/>
+            <w:dataBinding w:prefixMappings="xmlns:ns0='urn:microsoft-dynamics-nav/reports/Standard_Sales_Invoice/1306/'" w:xpath="/ns0:NavWordReportXmlPart[1]/ns0:Header[1]/ns0:CompanyAddress5[1]" w:storeItemID="{4E4D9DA5-514B-454D-BE26-D942A644F473}"/>
             <w15:color w:val="808080"/>
             <w:text/>
           </w:sdtPr>
-          <w:sdtEndPr/>
           <w:sdtContent>
             <w:tc>
               <w:tcPr>
@@ -361,8 +483,16 @@
                 <w:pPr>
                   <w:pStyle w:val="BCNumber"/>
                   <w:jc w:val="right"/>
+                  <w:rPr>
+                    <w:sz w:val="18"/>
+                    <w:szCs w:val="18"/>
+                  </w:rPr>
                 </w:pPr>
                 <w:r>
+                  <w:rPr>
+                    <w:sz w:val="18"/>
+                    <w:szCs w:val="18"/>
+                  </w:rPr>
                   <w:t>CompanyAddress5</w:t>
                 </w:r>
               </w:p>
@@ -383,19 +513,30 @@
           <w:p>
             <w:pPr>
               <w:pStyle w:val="NoSpacing"/>
+              <w:rPr>
+                <w:sz w:val="18"/>
+                <w:szCs w:val="18"/>
+              </w:rPr>
             </w:pPr>
             <w:sdt>
               <w:sdtPr>
+                <w:rPr>
+                  <w:sz w:val="18"/>
+                  <w:szCs w:val="18"/>
+                </w:rPr>
                 <w:alias w:val="CustomerAddress6"/>
                 <w:tag w:val="#BC:InsertDataItem,DataItems/Header/CustomerAddress6"/>
                 <w:id w:val="-2000036813"/>
-                <w:dataBinding w:prefixMappings="xmlns:ns0='urn:microsoft-dynamics-nav/reports/Standard_Sales_Invoice/1306/'" w:xpath="/ns0:NavWordReportXmlPart[1]/ns0:Header[1]/ns0:CustomerAddress6[1]" w:storeItemID="{00000000-0000-0000-0000-000000000000}"/>
+                <w:dataBinding w:prefixMappings="xmlns:ns0='urn:microsoft-dynamics-nav/reports/Standard_Sales_Invoice/1306/'" w:xpath="/ns0:NavWordReportXmlPart[1]/ns0:Header[1]/ns0:CustomerAddress6[1]" w:storeItemID="{4E4D9DA5-514B-454D-BE26-D942A644F473}"/>
                 <w15:color w:val="808080"/>
                 <w:text/>
               </w:sdtPr>
-              <w:sdtEndPr/>
               <w:sdtContent>
                 <w:r>
+                  <w:rPr>
+                    <w:sz w:val="18"/>
+                    <w:szCs w:val="18"/>
+                  </w:rPr>
                   <w:t>CustomerAddress6</w:t>
                 </w:r>
               </w:sdtContent>
@@ -409,19 +550,26 @@
           <w:p>
             <w:pPr>
               <w:pStyle w:val="NoSpacing"/>
+              <w:rPr>
+                <w:sz w:val="18"/>
+                <w:szCs w:val="18"/>
+              </w:rPr>
             </w:pPr>
           </w:p>
         </w:tc>
         <w:sdt>
           <w:sdtPr>
+            <w:rPr>
+              <w:sz w:val="18"/>
+              <w:szCs w:val="18"/>
+            </w:rPr>
             <w:alias w:val="CompanyAddress6"/>
             <w:tag w:val="#BC:InsertDataItem,DataItems/Header/CompanyAddress6"/>
             <w:id w:val="-950550724"/>
-            <w:dataBinding w:prefixMappings="xmlns:ns0='urn:microsoft-dynamics-nav/reports/Standard_Sales_Invoice/1306/'" w:xpath="/ns0:NavWordReportXmlPart[1]/ns0:Header[1]/ns0:CompanyAddress6[1]" w:storeItemID="{00000000-0000-0000-0000-000000000000}"/>
+            <w:dataBinding w:prefixMappings="xmlns:ns0='urn:microsoft-dynamics-nav/reports/Standard_Sales_Invoice/1306/'" w:xpath="/ns0:NavWordReportXmlPart[1]/ns0:Header[1]/ns0:CompanyAddress6[1]" w:storeItemID="{4E4D9DA5-514B-454D-BE26-D942A644F473}"/>
             <w15:color w:val="808080"/>
             <w:text/>
           </w:sdtPr>
-          <w:sdtEndPr/>
           <w:sdtContent>
             <w:tc>
               <w:tcPr>
@@ -431,8 +579,16 @@
                 <w:pPr>
                   <w:pStyle w:val="BCNumber"/>
                   <w:jc w:val="right"/>
+                  <w:rPr>
+                    <w:sz w:val="18"/>
+                    <w:szCs w:val="18"/>
+                  </w:rPr>
                 </w:pPr>
                 <w:r>
+                  <w:rPr>
+                    <w:sz w:val="18"/>
+                    <w:szCs w:val="18"/>
+                  </w:rPr>
                   <w:t>CompanyAddress6</w:t>
                 </w:r>
               </w:p>
@@ -447,14 +603,17 @@
         </w:trPr>
         <w:sdt>
           <w:sdtPr>
+            <w:rPr>
+              <w:sz w:val="18"/>
+              <w:szCs w:val="18"/>
+            </w:rPr>
             <w:alias w:val="CustomerAddress7"/>
             <w:tag w:val="#BC:InsertDataItem,DataItems/Header/CustomerAddress7"/>
             <w:id w:val="-1456395504"/>
-            <w:dataBinding w:prefixMappings="xmlns:ns0='urn:microsoft-dynamics-nav/reports/Standard_Sales_Invoice/1306/'" w:xpath="/ns0:NavWordReportXmlPart[1]/ns0:Header[1]/ns0:CustomerAddress7[1]" w:storeItemID="{00000000-0000-0000-0000-000000000000}"/>
+            <w:dataBinding w:prefixMappings="xmlns:ns0='urn:microsoft-dynamics-nav/reports/Standard_Sales_Invoice/1306/'" w:xpath="/ns0:NavWordReportXmlPart[1]/ns0:Header[1]/ns0:CustomerAddress7[1]" w:storeItemID="{4E4D9DA5-514B-454D-BE26-D942A644F473}"/>
             <w15:color w:val="808080"/>
             <w:text/>
           </w:sdtPr>
-          <w:sdtEndPr/>
           <w:sdtContent>
             <w:tc>
               <w:tcPr>
@@ -463,8 +622,16 @@
               <w:p>
                 <w:pPr>
                   <w:pStyle w:val="NoSpacing"/>
+                  <w:rPr>
+                    <w:sz w:val="18"/>
+                    <w:szCs w:val="18"/>
+                  </w:rPr>
                 </w:pPr>
                 <w:r>
+                  <w:rPr>
+                    <w:sz w:val="18"/>
+                    <w:szCs w:val="18"/>
+                  </w:rPr>
                   <w:t>CustomerAddress7</w:t>
                 </w:r>
               </w:p>
@@ -478,19 +645,26 @@
           <w:p>
             <w:pPr>
               <w:pStyle w:val="NoSpacing"/>
+              <w:rPr>
+                <w:sz w:val="18"/>
+                <w:szCs w:val="18"/>
+              </w:rPr>
             </w:pPr>
           </w:p>
         </w:tc>
         <w:sdt>
           <w:sdtPr>
+            <w:rPr>
+              <w:sz w:val="18"/>
+              <w:szCs w:val="18"/>
+            </w:rPr>
             <w:alias w:val="CompanyLegalOffice_Lbl"/>
             <w:tag w:val="#BC:InsertDataItem,DataItems/Header/CompanyLegalOffice_Lbl"/>
             <w:id w:val="-1388795315"/>
-            <w:dataBinding w:prefixMappings="xmlns:ns0='urn:microsoft-dynamics-nav/reports/Standard_Sales_Invoice/1306/'" w:xpath="/ns0:NavWordReportXmlPart[1]/ns0:Header[1]/ns0:CompanyLegalOffice_Lbl[1]" w:storeItemID="{00000000-0000-0000-0000-000000000000}"/>
+            <w:dataBinding w:prefixMappings="xmlns:ns0='urn:microsoft-dynamics-nav/reports/Standard_Sales_Invoice/1306/'" w:xpath="/ns0:NavWordReportXmlPart[1]/ns0:Header[1]/ns0:CompanyLegalOffice_Lbl[1]" w:storeItemID="{4E4D9DA5-514B-454D-BE26-D942A644F473}"/>
             <w15:color w:val="808080"/>
             <w:text/>
           </w:sdtPr>
-          <w:sdtEndPr/>
           <w:sdtContent>
             <w:tc>
               <w:tcPr>
@@ -500,9 +674,17 @@
                 <w:pPr>
                   <w:pStyle w:val="BCNumber"/>
                   <w:jc w:val="right"/>
+                  <w:rPr>
+                    <w:sz w:val="18"/>
+                    <w:szCs w:val="18"/>
+                  </w:rPr>
                 </w:pPr>
                 <w:proofErr w:type="spellStart"/>
                 <w:r>
+                  <w:rPr>
+                    <w:sz w:val="18"/>
+                    <w:szCs w:val="18"/>
+                  </w:rPr>
                   <w:t>CompanyLegalOffice_Lbl</w:t>
                 </w:r>
                 <w:proofErr w:type="spellEnd"/>
@@ -518,14 +700,17 @@
         </w:trPr>
         <w:sdt>
           <w:sdtPr>
+            <w:rPr>
+              <w:sz w:val="18"/>
+              <w:szCs w:val="18"/>
+            </w:rPr>
             <w:alias w:val="CustomerAddress8"/>
             <w:tag w:val="#BC:InsertDataItem,DataItems/Header/CustomerAddress8"/>
             <w:id w:val="-718439385"/>
-            <w:dataBinding w:prefixMappings="xmlns:ns0='urn:microsoft-dynamics-nav/reports/Standard_Sales_Invoice/1306/'" w:xpath="/ns0:NavWordReportXmlPart[1]/ns0:Header[1]/ns0:CustomerAddress8[1]" w:storeItemID="{00000000-0000-0000-0000-000000000000}"/>
+            <w:dataBinding w:prefixMappings="xmlns:ns0='urn:microsoft-dynamics-nav/reports/Standard_Sales_Invoice/1306/'" w:xpath="/ns0:NavWordReportXmlPart[1]/ns0:Header[1]/ns0:CustomerAddress8[1]" w:storeItemID="{4E4D9DA5-514B-454D-BE26-D942A644F473}"/>
             <w15:color w:val="808080"/>
             <w:text/>
           </w:sdtPr>
-          <w:sdtEndPr/>
           <w:sdtContent>
             <w:tc>
               <w:tcPr>
@@ -534,8 +719,16 @@
               <w:p>
                 <w:pPr>
                   <w:pStyle w:val="NoSpacing"/>
+                  <w:rPr>
+                    <w:sz w:val="18"/>
+                    <w:szCs w:val="18"/>
+                  </w:rPr>
                 </w:pPr>
                 <w:r>
+                  <w:rPr>
+                    <w:sz w:val="18"/>
+                    <w:szCs w:val="18"/>
+                  </w:rPr>
                   <w:t>CustomerAddress8</w:t>
                 </w:r>
               </w:p>
@@ -549,19 +742,26 @@
           <w:p>
             <w:pPr>
               <w:pStyle w:val="NoSpacing"/>
+              <w:rPr>
+                <w:sz w:val="18"/>
+                <w:szCs w:val="18"/>
+              </w:rPr>
             </w:pPr>
           </w:p>
         </w:tc>
         <w:sdt>
           <w:sdtPr>
+            <w:rPr>
+              <w:sz w:val="18"/>
+              <w:szCs w:val="18"/>
+            </w:rPr>
             <w:alias w:val="CompanyLegalOffice"/>
             <w:tag w:val="#BC:InsertDataItem,DataItems/Header/CompanyLegalOffice"/>
             <w:id w:val="-468984459"/>
-            <w:dataBinding w:prefixMappings="xmlns:ns0='urn:microsoft-dynamics-nav/reports/Standard_Sales_Invoice/1306/'" w:xpath="/ns0:NavWordReportXmlPart[1]/ns0:Header[1]/ns0:CompanyLegalOffice[1]" w:storeItemID="{00000000-0000-0000-0000-000000000000}"/>
+            <w:dataBinding w:prefixMappings="xmlns:ns0='urn:microsoft-dynamics-nav/reports/Standard_Sales_Invoice/1306/'" w:xpath="/ns0:NavWordReportXmlPart[1]/ns0:Header[1]/ns0:CompanyLegalOffice[1]" w:storeItemID="{4E4D9DA5-514B-454D-BE26-D942A644F473}"/>
             <w15:color w:val="808080"/>
             <w:text/>
           </w:sdtPr>
-          <w:sdtEndPr/>
           <w:sdtContent>
             <w:tc>
               <w:tcPr>
@@ -571,9 +771,17 @@
                 <w:pPr>
                   <w:pStyle w:val="BCNumber"/>
                   <w:jc w:val="right"/>
+                  <w:rPr>
+                    <w:sz w:val="18"/>
+                    <w:szCs w:val="18"/>
+                  </w:rPr>
                 </w:pPr>
                 <w:proofErr w:type="spellStart"/>
                 <w:r>
+                  <w:rPr>
+                    <w:sz w:val="18"/>
+                    <w:szCs w:val="18"/>
+                  </w:rPr>
                   <w:t>CompanyLegalOffice</w:t>
                 </w:r>
                 <w:proofErr w:type="spellEnd"/>
@@ -587,6 +795,8 @@
       <w:pPr>
         <w:spacing w:after="0" w:line="240" w:lineRule="auto"/>
         <w:rPr>
+          <w:sz w:val="18"/>
+          <w:szCs w:val="18"/>
           <w:lang w:val="da-DK"/>
         </w:rPr>
       </w:pPr>
@@ -600,10 +810,10 @@
         <w:tblDescription w:val="Layout table. Used for positioning, not for tabular data."/>
       </w:tblPr>
       <w:tblGrid>
-        <w:gridCol w:w="3921"/>
-        <w:gridCol w:w="3922"/>
-        <w:gridCol w:w="3922"/>
-        <w:gridCol w:w="3922"/>
+        <w:gridCol w:w="2600"/>
+        <w:gridCol w:w="2601"/>
+        <w:gridCol w:w="2683"/>
+        <w:gridCol w:w="2611"/>
       </w:tblGrid>
       <w:tr>
         <w:trPr>
@@ -613,17 +823,20 @@
         </w:trPr>
         <w:sdt>
           <w:sdtPr>
+            <w:rPr>
+              <w:sz w:val="18"/>
+              <w:szCs w:val="18"/>
+            </w:rPr>
             <w:alias w:val="DocumentNo_Lbl"/>
             <w:tag w:val="#BC:InsertDataItem,DataItems/Header/DocumentNo_Lbl"/>
             <w:id w:val="2036929821"/>
             <w:placeholder>
               <w:docPart w:val="DefaultPlaceholder_-1854013440"/>
             </w:placeholder>
+            <w:dataBinding w:prefixMappings="xmlns:ns0='urn:microsoft-dynamics-nav/reports/Standard_Sales_Invoice/1306/'" w:xpath="/ns0:NavWordReportXmlPart[1]/ns0:Header[1]/ns0:DocumentNo_Lbl[1]" w:storeItemID="{4E4D9DA5-514B-454D-BE26-D942A644F473}"/>
             <w15:color w:val="808080"/>
             <w:text/>
-            <w:dataBinding w:prefixMappings="xmlns:ns0='urn:microsoft-dynamics-nav/reports/Standard_Sales_Invoice/1306/'" w:xpath="/ns0:NavWordReportXmlPart[1]/ns0:Header[1]/ns0:DocumentNo_Lbl[1]"/>
           </w:sdtPr>
-          <w:sdtEndPr/>
           <w:sdtContent>
             <w:tc>
               <w:tcPr>
@@ -633,14 +846,26 @@
                 <w:pPr>
                   <w:pStyle w:val="BCLabel"/>
                   <w:spacing w:line="276" w:lineRule="auto"/>
+                  <w:rPr>
+                    <w:sz w:val="18"/>
+                    <w:szCs w:val="18"/>
+                  </w:rPr>
                 </w:pPr>
                 <w:proofErr w:type="spellStart"/>
                 <w:proofErr w:type="gramStart"/>
                 <w:r>
+                  <w:rPr>
+                    <w:sz w:val="18"/>
+                    <w:szCs w:val="18"/>
+                  </w:rPr>
                   <w:t>DocumentNo</w:t>
                 </w:r>
                 <w:proofErr w:type="gramEnd"/>
                 <w:r>
+                  <w:rPr>
+                    <w:sz w:val="18"/>
+                    <w:szCs w:val="18"/>
+                  </w:rPr>
                   <w:t>_Lbl</w:t>
                 </w:r>
                 <w:proofErr w:type="spellEnd"/>
@@ -650,14 +875,17 @@
         </w:sdt>
         <w:sdt>
           <w:sdtPr>
+            <w:rPr>
+              <w:sz w:val="18"/>
+              <w:szCs w:val="18"/>
+            </w:rPr>
             <w:alias w:val="YourReference_Lbl"/>
             <w:tag w:val="#BC:InsertDataItem,DataItems/Header/YourReference_Lbl"/>
             <w:id w:val="160055530"/>
-            <w:dataBinding w:prefixMappings="xmlns:ns0='urn:microsoft-dynamics-nav/reports/Standard_Sales_Invoice/1306/'" w:xpath="/ns0:NavWordReportXmlPart[1]/ns0:Header[1]/ns0:YourReference_Lbl[1]" w:storeItemID="{00000000-0000-0000-0000-000000000000}"/>
+            <w:dataBinding w:prefixMappings="xmlns:ns0='urn:microsoft-dynamics-nav/reports/Standard_Sales_Invoice/1306/'" w:xpath="/ns0:NavWordReportXmlPart[1]/ns0:Header[1]/ns0:YourReference_Lbl[1]" w:storeItemID="{4E4D9DA5-514B-454D-BE26-D942A644F473}"/>
             <w15:color w:val="808080"/>
             <w:text/>
           </w:sdtPr>
-          <w:sdtEndPr/>
           <w:sdtContent>
             <w:tc>
               <w:tcPr>
@@ -667,9 +895,17 @@
                 <w:pPr>
                   <w:pStyle w:val="BCLabel"/>
                   <w:spacing w:line="276" w:lineRule="auto"/>
+                  <w:rPr>
+                    <w:sz w:val="18"/>
+                    <w:szCs w:val="18"/>
+                  </w:rPr>
                 </w:pPr>
                 <w:proofErr w:type="spellStart"/>
                 <w:r>
+                  <w:rPr>
+                    <w:sz w:val="18"/>
+                    <w:szCs w:val="18"/>
+                  </w:rPr>
                   <w:t>YourReference_Lbl</w:t>
                 </w:r>
                 <w:proofErr w:type="spellEnd"/>
@@ -679,14 +915,17 @@
         </w:sdt>
         <w:sdt>
           <w:sdtPr>
+            <w:rPr>
+              <w:sz w:val="18"/>
+              <w:szCs w:val="18"/>
+            </w:rPr>
             <w:alias w:val="SalesPersonBlank_Lbl"/>
             <w:tag w:val="#BC:InsertDataItem,DataItems/Header/SalesPersonBlank_Lbl"/>
             <w:id w:val="565076206"/>
-            <w:dataBinding w:prefixMappings="xmlns:ns0='urn:microsoft-dynamics-nav/reports/Standard_Sales_Invoice/1306/'" w:xpath="/ns0:NavWordReportXmlPart[1]/ns0:Header[1]/ns0:SalesPersonBlank_Lbl[1]" w:storeItemID="{00000000-0000-0000-0000-000000000000}"/>
+            <w:dataBinding w:prefixMappings="xmlns:ns0='urn:microsoft-dynamics-nav/reports/Standard_Sales_Invoice/1306/'" w:xpath="/ns0:NavWordReportXmlPart[1]/ns0:Header[1]/ns0:SalesPersonBlank_Lbl[1]" w:storeItemID="{4E4D9DA5-514B-454D-BE26-D942A644F473}"/>
             <w15:color w:val="808080"/>
             <w:text/>
           </w:sdtPr>
-          <w:sdtEndPr/>
           <w:sdtContent>
             <w:tc>
               <w:tcPr>
@@ -696,9 +935,17 @@
                 <w:pPr>
                   <w:pStyle w:val="BCLabel"/>
                   <w:spacing w:line="276" w:lineRule="auto"/>
+                  <w:rPr>
+                    <w:sz w:val="18"/>
+                    <w:szCs w:val="18"/>
+                  </w:rPr>
                 </w:pPr>
                 <w:proofErr w:type="spellStart"/>
                 <w:r>
+                  <w:rPr>
+                    <w:sz w:val="18"/>
+                    <w:szCs w:val="18"/>
+                  </w:rPr>
                   <w:t>SalesPersonBlank_Lbl</w:t>
                 </w:r>
                 <w:proofErr w:type="spellEnd"/>
@@ -708,14 +955,17 @@
         </w:sdt>
         <w:sdt>
           <w:sdtPr>
+            <w:rPr>
+              <w:sz w:val="18"/>
+              <w:szCs w:val="18"/>
+            </w:rPr>
             <w:alias w:val="DueDate_Lbl"/>
             <w:tag w:val="#BC:InsertDataItem,DataItems/Header/DueDate_Lbl"/>
             <w:id w:val="755092455"/>
-            <w:dataBinding w:prefixMappings="xmlns:ns0='urn:microsoft-dynamics-nav/reports/Standard_Sales_Invoice/1306/'" w:xpath="/ns0:NavWordReportXmlPart[1]/ns0:Header[1]/ns0:DueDate_Lbl[1]" w:storeItemID="{00000000-0000-0000-0000-000000000000}"/>
+            <w:dataBinding w:prefixMappings="xmlns:ns0='urn:microsoft-dynamics-nav/reports/Standard_Sales_Invoice/1306/'" w:xpath="/ns0:NavWordReportXmlPart[1]/ns0:Header[1]/ns0:DueDate_Lbl[1]" w:storeItemID="{4E4D9DA5-514B-454D-BE26-D942A644F473}"/>
             <w15:color w:val="808080"/>
             <w:text/>
           </w:sdtPr>
-          <w:sdtEndPr/>
           <w:sdtContent>
             <w:tc>
               <w:tcPr>
@@ -725,9 +975,17 @@
                 <w:pPr>
                   <w:pStyle w:val="BCLabel"/>
                   <w:spacing w:line="276" w:lineRule="auto"/>
+                  <w:rPr>
+                    <w:sz w:val="18"/>
+                    <w:szCs w:val="18"/>
+                  </w:rPr>
                 </w:pPr>
                 <w:proofErr w:type="spellStart"/>
                 <w:r>
+                  <w:rPr>
+                    <w:sz w:val="18"/>
+                    <w:szCs w:val="18"/>
+                  </w:rPr>
                   <w:t>DueDate_Lbl</w:t>
                 </w:r>
                 <w:proofErr w:type="spellEnd"/>
@@ -743,17 +1001,20 @@
         </w:trPr>
         <w:sdt>
           <w:sdtPr>
+            <w:rPr>
+              <w:sz w:val="18"/>
+              <w:szCs w:val="18"/>
+            </w:rPr>
             <w:alias w:val="DocumentNo"/>
             <w:tag w:val="#BC:InsertDataItem,DataItems/Header/DocumentNo"/>
             <w:id w:val="-23782380"/>
             <w:placeholder>
               <w:docPart w:val="DefaultPlaceholder_-1854013440"/>
             </w:placeholder>
+            <w:dataBinding w:prefixMappings="xmlns:ns0='urn:microsoft-dynamics-nav/reports/Standard_Sales_Invoice/1306/'" w:xpath="/ns0:NavWordReportXmlPart[1]/ns0:Header[1]/ns0:DocumentNo[1]" w:storeItemID="{4E4D9DA5-514B-454D-BE26-D942A644F473}"/>
             <w15:color w:val="808080"/>
             <w:text/>
-            <w:dataBinding w:prefixMappings="xmlns:ns0='urn:microsoft-dynamics-nav/reports/Standard_Sales_Invoice/1306/'" w:xpath="/ns0:NavWordReportXmlPart[1]/ns0:Header[1]/ns0:DocumentNo[1]"/>
           </w:sdtPr>
-          <w:sdtEndPr/>
           <w:sdtContent>
             <w:tc>
               <w:tcPr>
@@ -762,9 +1023,17 @@
               <w:p>
                 <w:pPr>
                   <w:pStyle w:val="NoSpacing"/>
+                  <w:rPr>
+                    <w:sz w:val="18"/>
+                    <w:szCs w:val="18"/>
+                  </w:rPr>
                 </w:pPr>
                 <w:proofErr w:type="spellStart"/>
                 <w:r>
+                  <w:rPr>
+                    <w:sz w:val="18"/>
+                    <w:szCs w:val="18"/>
+                  </w:rPr>
                   <w:t>DocumentNo</w:t>
                 </w:r>
                 <w:proofErr w:type="spellEnd"/>
@@ -774,14 +1043,17 @@
         </w:sdt>
         <w:sdt>
           <w:sdtPr>
+            <w:rPr>
+              <w:sz w:val="18"/>
+              <w:szCs w:val="18"/>
+            </w:rPr>
             <w:alias w:val="YourReference"/>
             <w:tag w:val="#BC:InsertDataItem,DataItems/Header/YourReference"/>
             <w:id w:val="510343951"/>
-            <w:dataBinding w:prefixMappings="xmlns:ns0='urn:microsoft-dynamics-nav/reports/Standard_Sales_Invoice/1306/'" w:xpath="/ns0:NavWordReportXmlPart[1]/ns0:Header[1]/ns0:YourReference[1]" w:storeItemID="{00000000-0000-0000-0000-000000000000}"/>
+            <w:dataBinding w:prefixMappings="xmlns:ns0='urn:microsoft-dynamics-nav/reports/Standard_Sales_Invoice/1306/'" w:xpath="/ns0:NavWordReportXmlPart[1]/ns0:Header[1]/ns0:YourReference[1]" w:storeItemID="{4E4D9DA5-514B-454D-BE26-D942A644F473}"/>
             <w15:color w:val="808080"/>
             <w:text/>
           </w:sdtPr>
-          <w:sdtEndPr/>
           <w:sdtContent>
             <w:tc>
               <w:tcPr>
@@ -790,9 +1062,17 @@
               <w:p>
                 <w:pPr>
                   <w:pStyle w:val="NoSpacing"/>
+                  <w:rPr>
+                    <w:sz w:val="18"/>
+                    <w:szCs w:val="18"/>
+                  </w:rPr>
                 </w:pPr>
                 <w:proofErr w:type="spellStart"/>
                 <w:r>
+                  <w:rPr>
+                    <w:sz w:val="18"/>
+                    <w:szCs w:val="18"/>
+                  </w:rPr>
                   <w:t>YourReference</w:t>
                 </w:r>
                 <w:proofErr w:type="spellEnd"/>
@@ -802,14 +1082,17 @@
         </w:sdt>
         <w:sdt>
           <w:sdtPr>
+            <w:rPr>
+              <w:sz w:val="18"/>
+              <w:szCs w:val="18"/>
+            </w:rPr>
             <w:alias w:val="SalesPersonName"/>
             <w:tag w:val="#BC:InsertDataItem,DataItems/Header/SalesPersonName"/>
             <w:id w:val="598228091"/>
-            <w:dataBinding w:prefixMappings="xmlns:ns0='urn:microsoft-dynamics-nav/reports/Standard_Sales_Invoice/1306/'" w:xpath="/ns0:NavWordReportXmlPart[1]/ns0:Header[1]/ns0:SalesPersonName[1]" w:storeItemID="{00000000-0000-0000-0000-000000000000}"/>
+            <w:dataBinding w:prefixMappings="xmlns:ns0='urn:microsoft-dynamics-nav/reports/Standard_Sales_Invoice/1306/'" w:xpath="/ns0:NavWordReportXmlPart[1]/ns0:Header[1]/ns0:SalesPersonName[1]" w:storeItemID="{4E4D9DA5-514B-454D-BE26-D942A644F473}"/>
             <w15:color w:val="808080"/>
             <w:text/>
           </w:sdtPr>
-          <w:sdtEndPr/>
           <w:sdtContent>
             <w:tc>
               <w:tcPr>
@@ -818,9 +1101,17 @@
               <w:p>
                 <w:pPr>
                   <w:pStyle w:val="NoSpacing"/>
+                  <w:rPr>
+                    <w:sz w:val="18"/>
+                    <w:szCs w:val="18"/>
+                  </w:rPr>
                 </w:pPr>
                 <w:proofErr w:type="spellStart"/>
                 <w:r>
+                  <w:rPr>
+                    <w:sz w:val="18"/>
+                    <w:szCs w:val="18"/>
+                  </w:rPr>
                   <w:t>SalesPersonName</w:t>
                 </w:r>
                 <w:proofErr w:type="spellEnd"/>
@@ -830,14 +1121,17 @@
         </w:sdt>
         <w:sdt>
           <w:sdtPr>
+            <w:rPr>
+              <w:sz w:val="18"/>
+              <w:szCs w:val="18"/>
+            </w:rPr>
             <w:alias w:val="DueDate"/>
             <w:tag w:val="#BC:InsertDataItem,DataItems/Header/DueDate"/>
             <w:id w:val="1511642603"/>
-            <w:dataBinding w:prefixMappings="xmlns:ns0='urn:microsoft-dynamics-nav/reports/Standard_Sales_Invoice/1306/'" w:xpath="/ns0:NavWordReportXmlPart[1]/ns0:Header[1]/ns0:DueDate[1]" w:storeItemID="{00000000-0000-0000-0000-000000000000}"/>
+            <w:dataBinding w:prefixMappings="xmlns:ns0='urn:microsoft-dynamics-nav/reports/Standard_Sales_Invoice/1306/'" w:xpath="/ns0:NavWordReportXmlPart[1]/ns0:Header[1]/ns0:DueDate[1]" w:storeItemID="{4E4D9DA5-514B-454D-BE26-D942A644F473}"/>
             <w15:color w:val="808080"/>
             <w:text/>
           </w:sdtPr>
-          <w:sdtEndPr/>
           <w:sdtContent>
             <w:tc>
               <w:tcPr>
@@ -846,9 +1140,17 @@
               <w:p>
                 <w:pPr>
                   <w:pStyle w:val="NoSpacing"/>
+                  <w:rPr>
+                    <w:sz w:val="18"/>
+                    <w:szCs w:val="18"/>
+                  </w:rPr>
                 </w:pPr>
                 <w:proofErr w:type="spellStart"/>
                 <w:r>
+                  <w:rPr>
+                    <w:sz w:val="18"/>
+                    <w:szCs w:val="18"/>
+                  </w:rPr>
                   <w:t>DueDate</w:t>
                 </w:r>
                 <w:proofErr w:type="spellEnd"/>
@@ -869,6 +1171,10 @@
           <w:p>
             <w:pPr>
               <w:pStyle w:val="NoSpacing"/>
+              <w:rPr>
+                <w:sz w:val="18"/>
+                <w:szCs w:val="18"/>
+              </w:rPr>
             </w:pPr>
           </w:p>
         </w:tc>
@@ -879,6 +1185,10 @@
           <w:p>
             <w:pPr>
               <w:pStyle w:val="NoSpacing"/>
+              <w:rPr>
+                <w:sz w:val="18"/>
+                <w:szCs w:val="18"/>
+              </w:rPr>
             </w:pPr>
           </w:p>
         </w:tc>
@@ -889,6 +1199,10 @@
           <w:p>
             <w:pPr>
               <w:pStyle w:val="NoSpacing"/>
+              <w:rPr>
+                <w:sz w:val="18"/>
+                <w:szCs w:val="18"/>
+              </w:rPr>
             </w:pPr>
           </w:p>
         </w:tc>
@@ -899,6 +1213,10 @@
           <w:p>
             <w:pPr>
               <w:pStyle w:val="NoSpacing"/>
+              <w:rPr>
+                <w:sz w:val="18"/>
+                <w:szCs w:val="18"/>
+              </w:rPr>
             </w:pPr>
           </w:p>
         </w:tc>
@@ -910,14 +1228,17 @@
         </w:trPr>
         <w:sdt>
           <w:sdtPr>
+            <w:rPr>
+              <w:sz w:val="18"/>
+              <w:szCs w:val="18"/>
+            </w:rPr>
             <w:alias w:val="PaymentTermsDescription_Lbl"/>
             <w:tag w:val="#BC:InsertDataItem,DataItems/Header/PaymentTermsDescription_Lbl"/>
             <w:id w:val="-165563059"/>
-            <w:dataBinding w:prefixMappings="xmlns:ns0='urn:microsoft-dynamics-nav/reports/Standard_Sales_Invoice/1306/'" w:xpath="/ns0:NavWordReportXmlPart[1]/ns0:Header[1]/ns0:PaymentTermsDescription_Lbl[1]" w:storeItemID="{00000000-0000-0000-0000-000000000000}"/>
+            <w:dataBinding w:prefixMappings="xmlns:ns0='urn:microsoft-dynamics-nav/reports/Standard_Sales_Invoice/1306/'" w:xpath="/ns0:NavWordReportXmlPart[1]/ns0:Header[1]/ns0:PaymentTermsDescription_Lbl[1]" w:storeItemID="{4E4D9DA5-514B-454D-BE26-D942A644F473}"/>
             <w15:color w:val="808080"/>
             <w:text/>
           </w:sdtPr>
-          <w:sdtEndPr/>
           <w:sdtContent>
             <w:tc>
               <w:tcPr>
@@ -927,9 +1248,17 @@
                 <w:pPr>
                   <w:pStyle w:val="BCLabel"/>
                   <w:spacing w:line="276" w:lineRule="auto"/>
+                  <w:rPr>
+                    <w:sz w:val="18"/>
+                    <w:szCs w:val="18"/>
+                  </w:rPr>
                 </w:pPr>
                 <w:proofErr w:type="spellStart"/>
                 <w:r>
+                  <w:rPr>
+                    <w:sz w:val="18"/>
+                    <w:szCs w:val="18"/>
+                  </w:rPr>
                   <w:t>PaymentTermsDescription_Lbl</w:t>
                 </w:r>
                 <w:proofErr w:type="spellEnd"/>
@@ -939,14 +1268,17 @@
         </w:sdt>
         <w:sdt>
           <w:sdtPr>
+            <w:rPr>
+              <w:sz w:val="18"/>
+              <w:szCs w:val="18"/>
+            </w:rPr>
             <w:alias w:val="OrderNo_Lbl"/>
             <w:tag w:val="#BC:InsertDataItem,DataItems/Header/OrderNo_Lbl"/>
             <w:id w:val="-162091156"/>
-            <w:dataBinding w:prefixMappings="xmlns:ns0='urn:microsoft-dynamics-nav/reports/Standard_Sales_Invoice/1306/'" w:xpath="/ns0:NavWordReportXmlPart[1]/ns0:Header[1]/ns0:OrderNo_Lbl[1]" w:storeItemID="{00000000-0000-0000-0000-000000000000}"/>
+            <w:dataBinding w:prefixMappings="xmlns:ns0='urn:microsoft-dynamics-nav/reports/Standard_Sales_Invoice/1306/'" w:xpath="/ns0:NavWordReportXmlPart[1]/ns0:Header[1]/ns0:OrderNo_Lbl[1]" w:storeItemID="{4E4D9DA5-514B-454D-BE26-D942A644F473}"/>
             <w15:color w:val="808080"/>
             <w:text/>
           </w:sdtPr>
-          <w:sdtEndPr/>
           <w:sdtContent>
             <w:tc>
               <w:tcPr>
@@ -956,9 +1288,17 @@
                 <w:pPr>
                   <w:pStyle w:val="BCLabel"/>
                   <w:spacing w:line="276" w:lineRule="auto"/>
+                  <w:rPr>
+                    <w:sz w:val="18"/>
+                    <w:szCs w:val="18"/>
+                  </w:rPr>
                 </w:pPr>
                 <w:proofErr w:type="spellStart"/>
                 <w:r>
+                  <w:rPr>
+                    <w:sz w:val="18"/>
+                    <w:szCs w:val="18"/>
+                  </w:rPr>
                   <w:t>OrderNo_Lbl</w:t>
                 </w:r>
                 <w:proofErr w:type="spellEnd"/>
@@ -968,14 +1308,17 @@
         </w:sdt>
         <w:sdt>
           <w:sdtPr>
+            <w:rPr>
+              <w:sz w:val="18"/>
+              <w:szCs w:val="18"/>
+            </w:rPr>
             <w:alias w:val="ShipmentMethodDescription_Lbl"/>
             <w:tag w:val="#BC:InsertDataItem,DataItems/Header/ShipmentMethodDescription_Lbl"/>
             <w:id w:val="-2046368493"/>
-            <w:dataBinding w:prefixMappings="xmlns:ns0='urn:microsoft-dynamics-nav/reports/Standard_Sales_Invoice/1306/'" w:xpath="/ns0:NavWordReportXmlPart[1]/ns0:Header[1]/ns0:ShipmentMethodDescription_Lbl[1]" w:storeItemID="{00000000-0000-0000-0000-000000000000}"/>
+            <w:dataBinding w:prefixMappings="xmlns:ns0='urn:microsoft-dynamics-nav/reports/Standard_Sales_Invoice/1306/'" w:xpath="/ns0:NavWordReportXmlPart[1]/ns0:Header[1]/ns0:ShipmentMethodDescription_Lbl[1]" w:storeItemID="{4E4D9DA5-514B-454D-BE26-D942A644F473}"/>
             <w15:color w:val="808080"/>
             <w:text/>
           </w:sdtPr>
-          <w:sdtEndPr/>
           <w:sdtContent>
             <w:tc>
               <w:tcPr>
@@ -985,9 +1328,17 @@
                 <w:pPr>
                   <w:pStyle w:val="BCLabel"/>
                   <w:spacing w:line="276" w:lineRule="auto"/>
+                  <w:rPr>
+                    <w:sz w:val="18"/>
+                    <w:szCs w:val="18"/>
+                  </w:rPr>
                 </w:pPr>
                 <w:proofErr w:type="spellStart"/>
                 <w:r>
+                  <w:rPr>
+                    <w:sz w:val="18"/>
+                    <w:szCs w:val="18"/>
+                  </w:rPr>
                   <w:t>ShipmentMethodDescription_Lbl</w:t>
                 </w:r>
                 <w:proofErr w:type="spellEnd"/>
@@ -997,14 +1348,17 @@
         </w:sdt>
         <w:sdt>
           <w:sdtPr>
+            <w:rPr>
+              <w:sz w:val="18"/>
+              <w:szCs w:val="18"/>
+            </w:rPr>
             <w:alias w:val="PaymentMethodDescription_Lbl"/>
             <w:tag w:val="#BC:InsertDataItem,DataItems/Header/PaymentMethodDescription_Lbl"/>
             <w:id w:val="911744564"/>
-            <w:dataBinding w:prefixMappings="xmlns:ns0='urn:microsoft-dynamics-nav/reports/Standard_Sales_Invoice/1306/'" w:xpath="/ns0:NavWordReportXmlPart[1]/ns0:Header[1]/ns0:PaymentMethodDescription_Lbl[1]" w:storeItemID="{00000000-0000-0000-0000-000000000000}"/>
+            <w:dataBinding w:prefixMappings="xmlns:ns0='urn:microsoft-dynamics-nav/reports/Standard_Sales_Invoice/1306/'" w:xpath="/ns0:NavWordReportXmlPart[1]/ns0:Header[1]/ns0:PaymentMethodDescription_Lbl[1]" w:storeItemID="{4E4D9DA5-514B-454D-BE26-D942A644F473}"/>
             <w15:color w:val="808080"/>
             <w:text/>
           </w:sdtPr>
-          <w:sdtEndPr/>
           <w:sdtContent>
             <w:tc>
               <w:tcPr>
@@ -1014,9 +1368,17 @@
                 <w:pPr>
                   <w:pStyle w:val="BCLabel"/>
                   <w:spacing w:line="276" w:lineRule="auto"/>
+                  <w:rPr>
+                    <w:sz w:val="18"/>
+                    <w:szCs w:val="18"/>
+                  </w:rPr>
                 </w:pPr>
                 <w:proofErr w:type="spellStart"/>
                 <w:r>
+                  <w:rPr>
+                    <w:sz w:val="18"/>
+                    <w:szCs w:val="18"/>
+                  </w:rPr>
                   <w:t>PaymentMethodDescription_Lbl</w:t>
                 </w:r>
                 <w:proofErr w:type="spellEnd"/>
@@ -1032,14 +1394,17 @@
         </w:trPr>
         <w:sdt>
           <w:sdtPr>
+            <w:rPr>
+              <w:sz w:val="18"/>
+              <w:szCs w:val="18"/>
+            </w:rPr>
             <w:alias w:val="PaymentTermsDescription"/>
             <w:tag w:val="#BC:InsertDataItem,DataItems/Header/PaymentTermsDescription"/>
             <w:id w:val="-1513372881"/>
-            <w:dataBinding w:prefixMappings="xmlns:ns0='urn:microsoft-dynamics-nav/reports/Standard_Sales_Invoice/1306/'" w:xpath="/ns0:NavWordReportXmlPart[1]/ns0:Header[1]/ns0:PaymentTermsDescription[1]" w:storeItemID="{00000000-0000-0000-0000-000000000000}"/>
+            <w:dataBinding w:prefixMappings="xmlns:ns0='urn:microsoft-dynamics-nav/reports/Standard_Sales_Invoice/1306/'" w:xpath="/ns0:NavWordReportXmlPart[1]/ns0:Header[1]/ns0:PaymentTermsDescription[1]" w:storeItemID="{4E4D9DA5-514B-454D-BE26-D942A644F473}"/>
             <w15:color w:val="808080"/>
             <w:text/>
           </w:sdtPr>
-          <w:sdtEndPr/>
           <w:sdtContent>
             <w:tc>
               <w:tcPr>
@@ -1048,9 +1413,17 @@
               <w:p>
                 <w:pPr>
                   <w:pStyle w:val="NoSpacing"/>
+                  <w:rPr>
+                    <w:sz w:val="18"/>
+                    <w:szCs w:val="18"/>
+                  </w:rPr>
                 </w:pPr>
                 <w:proofErr w:type="spellStart"/>
                 <w:r>
+                  <w:rPr>
+                    <w:sz w:val="18"/>
+                    <w:szCs w:val="18"/>
+                  </w:rPr>
                   <w:t>PaymentTermsDescription</w:t>
                 </w:r>
                 <w:proofErr w:type="spellEnd"/>
@@ -1060,14 +1433,17 @@
         </w:sdt>
         <w:sdt>
           <w:sdtPr>
+            <w:rPr>
+              <w:sz w:val="18"/>
+              <w:szCs w:val="18"/>
+            </w:rPr>
             <w:alias w:val="OrderNo"/>
             <w:tag w:val="#BC:InsertDataItem,DataItems/Header/OrderNo"/>
             <w:id w:val="1922913303"/>
-            <w:dataBinding w:prefixMappings="xmlns:ns0='urn:microsoft-dynamics-nav/reports/Standard_Sales_Invoice/1306/'" w:xpath="/ns0:NavWordReportXmlPart[1]/ns0:Header[1]/ns0:OrderNo[1]" w:storeItemID="{00000000-0000-0000-0000-000000000000}"/>
+            <w:dataBinding w:prefixMappings="xmlns:ns0='urn:microsoft-dynamics-nav/reports/Standard_Sales_Invoice/1306/'" w:xpath="/ns0:NavWordReportXmlPart[1]/ns0:Header[1]/ns0:OrderNo[1]" w:storeItemID="{4E4D9DA5-514B-454D-BE26-D942A644F473}"/>
             <w15:color w:val="808080"/>
             <w:text/>
           </w:sdtPr>
-          <w:sdtEndPr/>
           <w:sdtContent>
             <w:tc>
               <w:tcPr>
@@ -1076,9 +1452,17 @@
               <w:p>
                 <w:pPr>
                   <w:pStyle w:val="NoSpacing"/>
+                  <w:rPr>
+                    <w:sz w:val="18"/>
+                    <w:szCs w:val="18"/>
+                  </w:rPr>
                 </w:pPr>
                 <w:proofErr w:type="spellStart"/>
                 <w:r>
+                  <w:rPr>
+                    <w:sz w:val="18"/>
+                    <w:szCs w:val="18"/>
+                  </w:rPr>
                   <w:t>OrderNo</w:t>
                 </w:r>
                 <w:proofErr w:type="spellEnd"/>
@@ -1088,14 +1472,17 @@
         </w:sdt>
         <w:sdt>
           <w:sdtPr>
+            <w:rPr>
+              <w:sz w:val="18"/>
+              <w:szCs w:val="18"/>
+            </w:rPr>
             <w:alias w:val="ShipmentMethodDescription"/>
             <w:tag w:val="#BC:InsertDataItem,DataItems/Header/ShipmentMethodDescription"/>
             <w:id w:val="-870682427"/>
-            <w:dataBinding w:prefixMappings="xmlns:ns0='urn:microsoft-dynamics-nav/reports/Standard_Sales_Invoice/1306/'" w:xpath="/ns0:NavWordReportXmlPart[1]/ns0:Header[1]/ns0:ShipmentMethodDescription[1]" w:storeItemID="{00000000-0000-0000-0000-000000000000}"/>
+            <w:dataBinding w:prefixMappings="xmlns:ns0='urn:microsoft-dynamics-nav/reports/Standard_Sales_Invoice/1306/'" w:xpath="/ns0:NavWordReportXmlPart[1]/ns0:Header[1]/ns0:ShipmentMethodDescription[1]" w:storeItemID="{4E4D9DA5-514B-454D-BE26-D942A644F473}"/>
             <w15:color w:val="808080"/>
             <w:text/>
           </w:sdtPr>
-          <w:sdtEndPr/>
           <w:sdtContent>
             <w:tc>
               <w:tcPr>
@@ -1104,9 +1491,17 @@
               <w:p>
                 <w:pPr>
                   <w:pStyle w:val="NoSpacing"/>
+                  <w:rPr>
+                    <w:sz w:val="18"/>
+                    <w:szCs w:val="18"/>
+                  </w:rPr>
                 </w:pPr>
                 <w:proofErr w:type="spellStart"/>
                 <w:r>
+                  <w:rPr>
+                    <w:sz w:val="18"/>
+                    <w:szCs w:val="18"/>
+                  </w:rPr>
                   <w:t>ShipmentMethodDescription</w:t>
                 </w:r>
                 <w:proofErr w:type="spellEnd"/>
@@ -1116,14 +1511,17 @@
         </w:sdt>
         <w:sdt>
           <w:sdtPr>
+            <w:rPr>
+              <w:sz w:val="18"/>
+              <w:szCs w:val="18"/>
+            </w:rPr>
             <w:alias w:val="PaymentMethodDescription"/>
             <w:tag w:val="#BC:InsertDataItem,DataItems/Header/PaymentMethodDescription"/>
             <w:id w:val="254716010"/>
-            <w:dataBinding w:prefixMappings="xmlns:ns0='urn:microsoft-dynamics-nav/reports/Standard_Sales_Invoice/1306/'" w:xpath="/ns0:NavWordReportXmlPart[1]/ns0:Header[1]/ns0:PaymentMethodDescription[1]" w:storeItemID="{00000000-0000-0000-0000-000000000000}"/>
+            <w:dataBinding w:prefixMappings="xmlns:ns0='urn:microsoft-dynamics-nav/reports/Standard_Sales_Invoice/1306/'" w:xpath="/ns0:NavWordReportXmlPart[1]/ns0:Header[1]/ns0:PaymentMethodDescription[1]" w:storeItemID="{4E4D9DA5-514B-454D-BE26-D942A644F473}"/>
             <w15:color w:val="808080"/>
             <w:text/>
           </w:sdtPr>
-          <w:sdtEndPr/>
           <w:sdtContent>
             <w:tc>
               <w:tcPr>
@@ -1132,9 +1530,17 @@
               <w:p>
                 <w:pPr>
                   <w:pStyle w:val="NoSpacing"/>
+                  <w:rPr>
+                    <w:sz w:val="18"/>
+                    <w:szCs w:val="18"/>
+                  </w:rPr>
                 </w:pPr>
                 <w:proofErr w:type="spellStart"/>
                 <w:r>
+                  <w:rPr>
+                    <w:sz w:val="18"/>
+                    <w:szCs w:val="18"/>
+                  </w:rPr>
                   <w:t>PaymentMethodDescription</w:t>
                 </w:r>
                 <w:proofErr w:type="spellEnd"/>
@@ -1155,6 +1561,10 @@
           <w:p>
             <w:pPr>
               <w:pStyle w:val="NoSpacing"/>
+              <w:rPr>
+                <w:sz w:val="18"/>
+                <w:szCs w:val="18"/>
+              </w:rPr>
             </w:pPr>
           </w:p>
         </w:tc>
@@ -1165,6 +1575,10 @@
           <w:p>
             <w:pPr>
               <w:pStyle w:val="NoSpacing"/>
+              <w:rPr>
+                <w:sz w:val="18"/>
+                <w:szCs w:val="18"/>
+              </w:rPr>
             </w:pPr>
           </w:p>
         </w:tc>
@@ -1175,6 +1589,10 @@
           <w:p>
             <w:pPr>
               <w:pStyle w:val="NoSpacing"/>
+              <w:rPr>
+                <w:sz w:val="18"/>
+                <w:szCs w:val="18"/>
+              </w:rPr>
             </w:pPr>
           </w:p>
         </w:tc>
@@ -1185,6 +1603,10 @@
           <w:p>
             <w:pPr>
               <w:pStyle w:val="NoSpacing"/>
+              <w:rPr>
+                <w:sz w:val="18"/>
+                <w:szCs w:val="18"/>
+              </w:rPr>
             </w:pPr>
           </w:p>
         </w:tc>
@@ -1196,14 +1618,17 @@
         </w:trPr>
         <w:sdt>
           <w:sdtPr>
+            <w:rPr>
+              <w:sz w:val="18"/>
+              <w:szCs w:val="18"/>
+            </w:rPr>
             <w:alias w:val="PaymentReference_Lbl"/>
             <w:tag w:val="#BC:InsertDataItem,DataItems/Header/PaymentReference_Lbl"/>
             <w:id w:val="-2131537472"/>
-            <w:dataBinding w:prefixMappings="xmlns:ns0='urn:microsoft-dynamics-nav/reports/Standard_Sales_Invoice/1306/'" w:xpath="/ns0:NavWordReportXmlPart[1]/ns0:Header[1]/ns0:PaymentReference_Lbl[1]" w:storeItemID="{00000000-0000-0000-0000-000000000000}"/>
+            <w:dataBinding w:prefixMappings="xmlns:ns0='urn:microsoft-dynamics-nav/reports/Standard_Sales_Invoice/1306/'" w:xpath="/ns0:NavWordReportXmlPart[1]/ns0:Header[1]/ns0:PaymentReference_Lbl[1]" w:storeItemID="{4E4D9DA5-514B-454D-BE26-D942A644F473}"/>
             <w15:color w:val="808080"/>
             <w:text/>
           </w:sdtPr>
-          <w:sdtEndPr/>
           <w:sdtContent>
             <w:tc>
               <w:tcPr>
@@ -1213,9 +1638,17 @@
                 <w:pPr>
                   <w:pStyle w:val="BCLabel"/>
                   <w:spacing w:line="276" w:lineRule="auto"/>
+                  <w:rPr>
+                    <w:sz w:val="18"/>
+                    <w:szCs w:val="18"/>
+                  </w:rPr>
                 </w:pPr>
                 <w:proofErr w:type="spellStart"/>
                 <w:r>
+                  <w:rPr>
+                    <w:sz w:val="18"/>
+                    <w:szCs w:val="18"/>
+                  </w:rPr>
                   <w:t>PaymentReference_Lbl</w:t>
                 </w:r>
                 <w:proofErr w:type="spellEnd"/>
@@ -1225,14 +1658,17 @@
         </w:sdt>
         <w:sdt>
           <w:sdtPr>
+            <w:rPr>
+              <w:sz w:val="18"/>
+              <w:szCs w:val="18"/>
+            </w:rPr>
             <w:alias w:val="ShippingAgentCode_Lbl"/>
             <w:tag w:val="#BC:InsertDataItem,DataItems/Header/ShippingAgentCode_Lbl"/>
             <w:id w:val="-1871450891"/>
-            <w:dataBinding w:prefixMappings="xmlns:ns0='urn:microsoft-dynamics-nav/reports/Standard_Sales_Invoice/1306/'" w:xpath="/ns0:NavWordReportXmlPart[1]/ns0:Header[1]/ns0:ShippingAgentCode_Lbl[1]" w:storeItemID="{00000000-0000-0000-0000-000000000000}"/>
+            <w:dataBinding w:prefixMappings="xmlns:ns0='urn:microsoft-dynamics-nav/reports/Standard_Sales_Invoice/1306/'" w:xpath="/ns0:NavWordReportXmlPart[1]/ns0:Header[1]/ns0:ShippingAgentCode_Lbl[1]" w:storeItemID="{4E4D9DA5-514B-454D-BE26-D942A644F473}"/>
             <w15:color w:val="808080"/>
             <w:text/>
           </w:sdtPr>
-          <w:sdtEndPr/>
           <w:sdtContent>
             <w:tc>
               <w:tcPr>
@@ -1242,9 +1678,17 @@
                 <w:pPr>
                   <w:pStyle w:val="BCLabel"/>
                   <w:spacing w:line="276" w:lineRule="auto"/>
+                  <w:rPr>
+                    <w:sz w:val="18"/>
+                    <w:szCs w:val="18"/>
+                  </w:rPr>
                 </w:pPr>
                 <w:proofErr w:type="spellStart"/>
                 <w:r>
+                  <w:rPr>
+                    <w:sz w:val="18"/>
+                    <w:szCs w:val="18"/>
+                  </w:rPr>
                   <w:t>ShippingAgentCode_Lbl</w:t>
                 </w:r>
                 <w:proofErr w:type="spellEnd"/>
@@ -1254,14 +1698,17 @@
         </w:sdt>
         <w:sdt>
           <w:sdtPr>
+            <w:rPr>
+              <w:sz w:val="18"/>
+              <w:szCs w:val="18"/>
+            </w:rPr>
             <w:alias w:val="PackageTrackingNo_Lbl"/>
             <w:tag w:val="#BC:InsertDataItem,DataItems/Header/PackageTrackingNo_Lbl"/>
             <w:id w:val="-438067645"/>
-            <w:dataBinding w:prefixMappings="xmlns:ns0='urn:microsoft-dynamics-nav/reports/Standard_Sales_Invoice/1306/'" w:xpath="/ns0:NavWordReportXmlPart[1]/ns0:Header[1]/ns0:PackageTrackingNo_Lbl[1]" w:storeItemID="{00000000-0000-0000-0000-000000000000}"/>
+            <w:dataBinding w:prefixMappings="xmlns:ns0='urn:microsoft-dynamics-nav/reports/Standard_Sales_Invoice/1306/'" w:xpath="/ns0:NavWordReportXmlPart[1]/ns0:Header[1]/ns0:PackageTrackingNo_Lbl[1]" w:storeItemID="{4E4D9DA5-514B-454D-BE26-D942A644F473}"/>
             <w15:color w:val="808080"/>
             <w:text/>
           </w:sdtPr>
-          <w:sdtEndPr/>
           <w:sdtContent>
             <w:tc>
               <w:tcPr>
@@ -1271,9 +1718,17 @@
                 <w:pPr>
                   <w:pStyle w:val="BCLabel"/>
                   <w:spacing w:line="276" w:lineRule="auto"/>
+                  <w:rPr>
+                    <w:sz w:val="18"/>
+                    <w:szCs w:val="18"/>
+                  </w:rPr>
                 </w:pPr>
                 <w:proofErr w:type="spellStart"/>
                 <w:r>
+                  <w:rPr>
+                    <w:sz w:val="18"/>
+                    <w:szCs w:val="18"/>
+                  </w:rPr>
                   <w:t>PackageTrackingNo_Lbl</w:t>
                 </w:r>
                 <w:proofErr w:type="spellEnd"/>
@@ -1283,14 +1738,17 @@
         </w:sdt>
         <w:sdt>
           <w:sdtPr>
+            <w:rPr>
+              <w:sz w:val="18"/>
+              <w:szCs w:val="18"/>
+            </w:rPr>
             <w:alias w:val="JobNo_Lbl"/>
             <w:tag w:val="#BC:InsertDataItem,DataItems/Header/Line/JobNo_Lbl"/>
             <w:id w:val="995388117"/>
-            <w:dataBinding w:prefixMappings="xmlns:ns0='urn:microsoft-dynamics-nav/reports/Standard_Sales_Invoice/1306/'" w:xpath="/ns0:NavWordReportXmlPart[1]/ns0:Header[1]/ns0:Line[1]/ns0:JobNo_Lbl[1]" w:storeItemID="{00000000-0000-0000-0000-000000000000}"/>
+            <w:dataBinding w:prefixMappings="xmlns:ns0='urn:microsoft-dynamics-nav/reports/Standard_Sales_Invoice/1306/'" w:xpath="/ns0:NavWordReportXmlPart[1]/ns0:Header[1]/ns0:Line[1]/ns0:JobNo_Lbl[1]" w:storeItemID="{4E4D9DA5-514B-454D-BE26-D942A644F473}"/>
             <w15:color w:val="808080"/>
             <w:text/>
           </w:sdtPr>
-          <w:sdtEndPr/>
           <w:sdtContent>
             <w:tc>
               <w:tcPr>
@@ -1300,9 +1758,17 @@
                 <w:pPr>
                   <w:pStyle w:val="BCLabel"/>
                   <w:spacing w:line="276" w:lineRule="auto"/>
+                  <w:rPr>
+                    <w:sz w:val="18"/>
+                    <w:szCs w:val="18"/>
+                  </w:rPr>
                 </w:pPr>
                 <w:proofErr w:type="spellStart"/>
                 <w:r>
+                  <w:rPr>
+                    <w:sz w:val="18"/>
+                    <w:szCs w:val="18"/>
+                  </w:rPr>
                   <w:t>JobNo_Lbl</w:t>
                 </w:r>
                 <w:proofErr w:type="spellEnd"/>
@@ -1318,14 +1784,17 @@
         </w:trPr>
         <w:sdt>
           <w:sdtPr>
+            <w:rPr>
+              <w:sz w:val="18"/>
+              <w:szCs w:val="18"/>
+            </w:rPr>
             <w:alias w:val="PaymentReference"/>
             <w:tag w:val="#BC:InsertDataItem,DataItems/Header/PaymentReference"/>
             <w:id w:val="-1398279465"/>
-            <w:dataBinding w:prefixMappings="xmlns:ns0='urn:microsoft-dynamics-nav/reports/Standard_Sales_Invoice/1306/'" w:xpath="/ns0:NavWordReportXmlPart[1]/ns0:Header[1]/ns0:PaymentReference[1]" w:storeItemID="{00000000-0000-0000-0000-000000000000}"/>
+            <w:dataBinding w:prefixMappings="xmlns:ns0='urn:microsoft-dynamics-nav/reports/Standard_Sales_Invoice/1306/'" w:xpath="/ns0:NavWordReportXmlPart[1]/ns0:Header[1]/ns0:PaymentReference[1]" w:storeItemID="{4E4D9DA5-514B-454D-BE26-D942A644F473}"/>
             <w15:color w:val="808080"/>
             <w:text/>
           </w:sdtPr>
-          <w:sdtEndPr/>
           <w:sdtContent>
             <w:tc>
               <w:tcPr>
@@ -1334,9 +1803,17 @@
               <w:p>
                 <w:pPr>
                   <w:pStyle w:val="NoSpacing"/>
+                  <w:rPr>
+                    <w:sz w:val="18"/>
+                    <w:szCs w:val="18"/>
+                  </w:rPr>
                 </w:pPr>
                 <w:proofErr w:type="spellStart"/>
                 <w:r>
+                  <w:rPr>
+                    <w:sz w:val="18"/>
+                    <w:szCs w:val="18"/>
+                  </w:rPr>
                   <w:t>PaymentReference</w:t>
                 </w:r>
                 <w:proofErr w:type="spellEnd"/>
@@ -1346,14 +1823,17 @@
         </w:sdt>
         <w:sdt>
           <w:sdtPr>
+            <w:rPr>
+              <w:sz w:val="18"/>
+              <w:szCs w:val="18"/>
+            </w:rPr>
             <w:alias w:val="ShippingAgentCode"/>
             <w:tag w:val="#BC:InsertDataItem,DataItems/Header/ShippingAgentCode"/>
             <w:id w:val="1997609521"/>
-            <w:dataBinding w:prefixMappings="xmlns:ns0='urn:microsoft-dynamics-nav/reports/Standard_Sales_Invoice/1306/'" w:xpath="/ns0:NavWordReportXmlPart[1]/ns0:Header[1]/ns0:ShippingAgentCode[1]" w:storeItemID="{00000000-0000-0000-0000-000000000000}"/>
+            <w:dataBinding w:prefixMappings="xmlns:ns0='urn:microsoft-dynamics-nav/reports/Standard_Sales_Invoice/1306/'" w:xpath="/ns0:NavWordReportXmlPart[1]/ns0:Header[1]/ns0:ShippingAgentCode[1]" w:storeItemID="{4E4D9DA5-514B-454D-BE26-D942A644F473}"/>
             <w15:color w:val="808080"/>
             <w:text/>
           </w:sdtPr>
-          <w:sdtEndPr/>
           <w:sdtContent>
             <w:tc>
               <w:tcPr>
@@ -1362,9 +1842,17 @@
               <w:p>
                 <w:pPr>
                   <w:pStyle w:val="NoSpacing"/>
+                  <w:rPr>
+                    <w:sz w:val="18"/>
+                    <w:szCs w:val="18"/>
+                  </w:rPr>
                 </w:pPr>
                 <w:proofErr w:type="spellStart"/>
                 <w:r>
+                  <w:rPr>
+                    <w:sz w:val="18"/>
+                    <w:szCs w:val="18"/>
+                  </w:rPr>
                   <w:t>ShippingAgentCode</w:t>
                 </w:r>
                 <w:proofErr w:type="spellEnd"/>
@@ -1374,14 +1862,17 @@
         </w:sdt>
         <w:sdt>
           <w:sdtPr>
+            <w:rPr>
+              <w:sz w:val="18"/>
+              <w:szCs w:val="18"/>
+            </w:rPr>
             <w:alias w:val="PackageTrackingNo"/>
             <w:tag w:val="#BC:InsertDataItem,DataItems/Header/PackageTrackingNo"/>
             <w:id w:val="-1373923295"/>
-            <w:dataBinding w:prefixMappings="xmlns:ns0='urn:microsoft-dynamics-nav/reports/Standard_Sales_Invoice/1306/'" w:xpath="/ns0:NavWordReportXmlPart[1]/ns0:Header[1]/ns0:PackageTrackingNo[1]" w:storeItemID="{00000000-0000-0000-0000-000000000000}"/>
+            <w:dataBinding w:prefixMappings="xmlns:ns0='urn:microsoft-dynamics-nav/reports/Standard_Sales_Invoice/1306/'" w:xpath="/ns0:NavWordReportXmlPart[1]/ns0:Header[1]/ns0:PackageTrackingNo[1]" w:storeItemID="{4E4D9DA5-514B-454D-BE26-D942A644F473}"/>
             <w15:color w:val="808080"/>
             <w:text/>
           </w:sdtPr>
-          <w:sdtEndPr/>
           <w:sdtContent>
             <w:tc>
               <w:tcPr>
@@ -1390,9 +1881,17 @@
               <w:p>
                 <w:pPr>
                   <w:pStyle w:val="NoSpacing"/>
+                  <w:rPr>
+                    <w:sz w:val="18"/>
+                    <w:szCs w:val="18"/>
+                  </w:rPr>
                 </w:pPr>
                 <w:proofErr w:type="spellStart"/>
                 <w:r>
+                  <w:rPr>
+                    <w:sz w:val="18"/>
+                    <w:szCs w:val="18"/>
+                  </w:rPr>
                   <w:t>PackageTrackingNo</w:t>
                 </w:r>
                 <w:proofErr w:type="spellEnd"/>
@@ -1402,14 +1901,17 @@
         </w:sdt>
         <w:sdt>
           <w:sdtPr>
+            <w:rPr>
+              <w:sz w:val="18"/>
+              <w:szCs w:val="18"/>
+            </w:rPr>
             <w:alias w:val="JobNo"/>
             <w:tag w:val="#BC:InsertDataItem,DataItems/Header/Line/JobNo"/>
             <w:id w:val="788479413"/>
-            <w:dataBinding w:prefixMappings="xmlns:ns0='urn:microsoft-dynamics-nav/reports/Standard_Sales_Invoice/1306/'" w:xpath="/ns0:NavWordReportXmlPart[1]/ns0:Header[1]/ns0:Line[1]/ns0:JobNo[1]" w:storeItemID="{00000000-0000-0000-0000-000000000000}"/>
+            <w:dataBinding w:prefixMappings="xmlns:ns0='urn:microsoft-dynamics-nav/reports/Standard_Sales_Invoice/1306/'" w:xpath="/ns0:NavWordReportXmlPart[1]/ns0:Header[1]/ns0:Line[1]/ns0:JobNo[1]" w:storeItemID="{4E4D9DA5-514B-454D-BE26-D942A644F473}"/>
             <w15:color w:val="808080"/>
             <w:text/>
           </w:sdtPr>
-          <w:sdtEndPr/>
           <w:sdtContent>
             <w:tc>
               <w:tcPr>
@@ -1418,9 +1920,17 @@
               <w:p>
                 <w:pPr>
                   <w:pStyle w:val="NoSpacing"/>
+                  <w:rPr>
+                    <w:sz w:val="18"/>
+                    <w:szCs w:val="18"/>
+                  </w:rPr>
                 </w:pPr>
                 <w:proofErr w:type="spellStart"/>
                 <w:r>
+                  <w:rPr>
+                    <w:sz w:val="18"/>
+                    <w:szCs w:val="18"/>
+                  </w:rPr>
                   <w:t>JobNo</w:t>
                 </w:r>
                 <w:proofErr w:type="spellEnd"/>
@@ -1434,6 +1944,8 @@
       <w:pPr>
         <w:spacing w:after="0" w:line="240" w:lineRule="auto"/>
         <w:rPr>
+          <w:sz w:val="18"/>
+          <w:szCs w:val="18"/>
           <w:lang w:val="da-DK"/>
         </w:rPr>
       </w:pPr>
@@ -1447,15 +1959,15 @@
         <w:tblDescription w:val="Document lines. Column headers in the first row."/>
       </w:tblPr>
       <w:tblGrid>
-        <w:gridCol w:w="1507"/>
-        <w:gridCol w:w="1807"/>
-        <w:gridCol w:w="2029"/>
-        <w:gridCol w:w="1594"/>
-        <w:gridCol w:w="1710"/>
-        <w:gridCol w:w="1237"/>
-        <w:gridCol w:w="2479"/>
-        <w:gridCol w:w="1455"/>
-        <w:gridCol w:w="1869"/>
+        <w:gridCol w:w="1021"/>
+        <w:gridCol w:w="1206"/>
+        <w:gridCol w:w="1342"/>
+        <w:gridCol w:w="1074"/>
+        <w:gridCol w:w="1146"/>
+        <w:gridCol w:w="853"/>
+        <w:gridCol w:w="1621"/>
+        <w:gridCol w:w="988"/>
+        <w:gridCol w:w="1244"/>
       </w:tblGrid>
       <w:tr>
         <w:trPr>
@@ -1470,21 +1982,32 @@
           </w:tcPr>
           <w:sdt>
             <w:sdtPr>
+              <w:rPr>
+                <w:sz w:val="18"/>
+                <w:szCs w:val="18"/>
+              </w:rPr>
               <w:alias w:val="ItemNo_Line_Lbl"/>
               <w:tag w:val="#BC:InsertDataItem,DataItems/Header/Line/ItemNo_Line_Lbl"/>
               <w:id w:val="2050642905"/>
-              <w:dataBinding w:prefixMappings="xmlns:ns0='urn:microsoft-dynamics-nav/reports/Standard_Sales_Invoice/1306/'" w:xpath="/ns0:NavWordReportXmlPart[1]/ns0:Header[1]/ns0:Line[1]/ns0:ItemNo_Line_Lbl[1]" w:storeItemID="{00000000-0000-0000-0000-000000000000}"/>
+              <w:dataBinding w:prefixMappings="xmlns:ns0='urn:microsoft-dynamics-nav/reports/Standard_Sales_Invoice/1306/'" w:xpath="/ns0:NavWordReportXmlPart[1]/ns0:Header[1]/ns0:Line[1]/ns0:ItemNo_Line_Lbl[1]" w:storeItemID="{4E4D9DA5-514B-454D-BE26-D942A644F473}"/>
               <w15:color w:val="808080"/>
               <w:text/>
             </w:sdtPr>
-            <w:sdtEndPr/>
             <w:sdtContent>
               <w:p>
                 <w:pPr>
                   <w:pStyle w:val="BCLabel"/>
+                  <w:rPr>
+                    <w:sz w:val="18"/>
+                    <w:szCs w:val="18"/>
+                  </w:rPr>
                 </w:pPr>
                 <w:proofErr w:type="spellStart"/>
                 <w:r>
+                  <w:rPr>
+                    <w:sz w:val="18"/>
+                    <w:szCs w:val="18"/>
+                  </w:rPr>
                   <w:t>ItemNo_Line_Lbl</w:t>
                 </w:r>
                 <w:proofErr w:type="spellEnd"/>
@@ -1494,14 +2017,17 @@
         </w:tc>
         <w:sdt>
           <w:sdtPr>
+            <w:rPr>
+              <w:sz w:val="18"/>
+              <w:szCs w:val="18"/>
+            </w:rPr>
             <w:alias w:val="Description_Line_Lbl"/>
             <w:tag w:val="#BC:InsertDataItem,DataItems/Header/Line/Description_Line_Lbl"/>
             <w:id w:val="55748171"/>
-            <w:dataBinding w:prefixMappings="xmlns:ns0='urn:microsoft-dynamics-nav/reports/Standard_Sales_Invoice/1306/'" w:xpath="/ns0:NavWordReportXmlPart[1]/ns0:Header[1]/ns0:Line[1]/ns0:Description_Line_Lbl[1]" w:storeItemID="{00000000-0000-0000-0000-000000000000}"/>
+            <w:dataBinding w:prefixMappings="xmlns:ns0='urn:microsoft-dynamics-nav/reports/Standard_Sales_Invoice/1306/'" w:xpath="/ns0:NavWordReportXmlPart[1]/ns0:Header[1]/ns0:Line[1]/ns0:Description_Line_Lbl[1]" w:storeItemID="{4E4D9DA5-514B-454D-BE26-D942A644F473}"/>
             <w15:color w:val="808080"/>
             <w:text/>
           </w:sdtPr>
-          <w:sdtEndPr/>
           <w:sdtContent>
             <w:tc>
               <w:tcPr>
@@ -1510,9 +2036,17 @@
               <w:p>
                 <w:pPr>
                   <w:pStyle w:val="BCLabel"/>
+                  <w:rPr>
+                    <w:sz w:val="18"/>
+                    <w:szCs w:val="18"/>
+                  </w:rPr>
                 </w:pPr>
                 <w:proofErr w:type="spellStart"/>
                 <w:r>
+                  <w:rPr>
+                    <w:sz w:val="18"/>
+                    <w:szCs w:val="18"/>
+                  </w:rPr>
                   <w:t>Description_Line_Lbl</w:t>
                 </w:r>
                 <w:proofErr w:type="spellEnd"/>
@@ -1522,14 +2056,17 @@
         </w:sdt>
         <w:sdt>
           <w:sdtPr>
+            <w:rPr>
+              <w:sz w:val="18"/>
+              <w:szCs w:val="18"/>
+            </w:rPr>
             <w:alias w:val="ShipmentDate_Line_Lbl"/>
             <w:tag w:val="#BC:InsertDataItem,DataItems/Header/Line/ShipmentDate_Line_Lbl"/>
             <w:id w:val="-809709913"/>
-            <w:dataBinding w:prefixMappings="xmlns:ns0='urn:microsoft-dynamics-nav/reports/Standard_Sales_Invoice/1306/'" w:xpath="/ns0:NavWordReportXmlPart[1]/ns0:Header[1]/ns0:Line[1]/ns0:ShipmentDate_Line_Lbl[1]" w:storeItemID="{00000000-0000-0000-0000-000000000000}"/>
+            <w:dataBinding w:prefixMappings="xmlns:ns0='urn:microsoft-dynamics-nav/reports/Standard_Sales_Invoice/1306/'" w:xpath="/ns0:NavWordReportXmlPart[1]/ns0:Header[1]/ns0:Line[1]/ns0:ShipmentDate_Line_Lbl[1]" w:storeItemID="{4E4D9DA5-514B-454D-BE26-D942A644F473}"/>
             <w15:color w:val="808080"/>
             <w:text/>
           </w:sdtPr>
-          <w:sdtEndPr/>
           <w:sdtContent>
             <w:tc>
               <w:tcPr>
@@ -1538,9 +2075,17 @@
               <w:p>
                 <w:pPr>
                   <w:pStyle w:val="BCLabel"/>
+                  <w:rPr>
+                    <w:sz w:val="18"/>
+                    <w:szCs w:val="18"/>
+                  </w:rPr>
                 </w:pPr>
                 <w:proofErr w:type="spellStart"/>
                 <w:r>
+                  <w:rPr>
+                    <w:sz w:val="18"/>
+                    <w:szCs w:val="18"/>
+                  </w:rPr>
                   <w:t>ShipmentDate_Line_Lbl</w:t>
                 </w:r>
                 <w:proofErr w:type="spellEnd"/>
@@ -1550,14 +2095,17 @@
         </w:sdt>
         <w:sdt>
           <w:sdtPr>
+            <w:rPr>
+              <w:sz w:val="18"/>
+              <w:szCs w:val="18"/>
+            </w:rPr>
             <w:alias w:val="Quantity_Line_Lbl"/>
             <w:tag w:val="#BC:InsertDataItem,DataItems/Header/Line/Quantity_Line_Lbl"/>
             <w:id w:val="-278416351"/>
-            <w:dataBinding w:prefixMappings="xmlns:ns0='urn:microsoft-dynamics-nav/reports/Standard_Sales_Invoice/1306/'" w:xpath="/ns0:NavWordReportXmlPart[1]/ns0:Header[1]/ns0:Line[1]/ns0:Quantity_Line_Lbl[1]" w:storeItemID="{00000000-0000-0000-0000-000000000000}"/>
+            <w:dataBinding w:prefixMappings="xmlns:ns0='urn:microsoft-dynamics-nav/reports/Standard_Sales_Invoice/1306/'" w:xpath="/ns0:NavWordReportXmlPart[1]/ns0:Header[1]/ns0:Line[1]/ns0:Quantity_Line_Lbl[1]" w:storeItemID="{4E4D9DA5-514B-454D-BE26-D942A644F473}"/>
             <w15:color w:val="808080"/>
             <w:text/>
           </w:sdtPr>
-          <w:sdtEndPr/>
           <w:sdtContent>
             <w:tc>
               <w:tcPr>
@@ -1567,9 +2115,17 @@
                 <w:pPr>
                   <w:pStyle w:val="BCLabelNumber"/>
                   <w:jc w:val="right"/>
+                  <w:rPr>
+                    <w:sz w:val="18"/>
+                    <w:szCs w:val="18"/>
+                  </w:rPr>
                 </w:pPr>
                 <w:proofErr w:type="spellStart"/>
                 <w:r>
+                  <w:rPr>
+                    <w:sz w:val="18"/>
+                    <w:szCs w:val="18"/>
+                  </w:rPr>
                   <w:t>Quantity_Line_Lbl</w:t>
                 </w:r>
                 <w:proofErr w:type="spellEnd"/>
@@ -1579,17 +2135,20 @@
         </w:sdt>
         <w:sdt>
           <w:sdtPr>
+            <w:rPr>
+              <w:sz w:val="18"/>
+              <w:szCs w:val="18"/>
+            </w:rPr>
             <w:alias w:val="UnitOfMeasure_Lbl"/>
             <w:tag w:val="#BC:InsertDataItem,DataItems/Header/Line/UnitOfMeasure_Lbl"/>
             <w:id w:val="-1001651294"/>
             <w:placeholder>
               <w:docPart w:val="DefaultPlaceholder_-1854013440"/>
             </w:placeholder>
+            <w:dataBinding w:prefixMappings="xmlns:ns0='urn:microsoft-dynamics-nav/reports/Standard_Sales_Invoice/1306/'" w:xpath="/ns0:NavWordReportXmlPart[1]/ns0:Header[1]/ns0:Line[1]/ns0:UnitOfMeasure_Lbl[1]" w:storeItemID="{4E4D9DA5-514B-454D-BE26-D942A644F473}"/>
             <w15:color w:val="808080"/>
             <w:text/>
-            <w:dataBinding w:prefixMappings="xmlns:ns0='urn:microsoft-dynamics-nav/reports/Standard_Sales_Invoice/1306/'" w:xpath="/ns0:NavWordReportXmlPart[1]/ns0:Header[1]/ns0:Line[1]/ns0:UnitOfMeasure_Lbl[1]"/>
           </w:sdtPr>
-          <w:sdtEndPr/>
           <w:sdtContent>
             <w:tc>
               <w:tcPr>
@@ -1598,9 +2157,17 @@
               <w:p>
                 <w:pPr>
                   <w:pStyle w:val="BCLabel"/>
+                  <w:rPr>
+                    <w:sz w:val="18"/>
+                    <w:szCs w:val="18"/>
+                  </w:rPr>
                 </w:pPr>
                 <w:proofErr w:type="spellStart"/>
                 <w:r>
+                  <w:rPr>
+                    <w:sz w:val="18"/>
+                    <w:szCs w:val="18"/>
+                  </w:rPr>
                   <w:t>UnitOfMeasure_Lbl</w:t>
                 </w:r>
                 <w:proofErr w:type="spellEnd"/>
@@ -1610,14 +2177,17 @@
         </w:sdt>
         <w:sdt>
           <w:sdtPr>
+            <w:rPr>
+              <w:sz w:val="18"/>
+              <w:szCs w:val="18"/>
+            </w:rPr>
             <w:alias w:val="UnitPrice_Lbl"/>
             <w:tag w:val="#BC:InsertDataItem,DataItems/Header/Line/UnitPrice_Lbl"/>
             <w:id w:val="-1044597726"/>
-            <w:dataBinding w:prefixMappings="xmlns:ns0='urn:microsoft-dynamics-nav/reports/Standard_Sales_Invoice/1306/'" w:xpath="/ns0:NavWordReportXmlPart[1]/ns0:Header[1]/ns0:Line[1]/ns0:UnitPrice_Lbl[1]" w:storeItemID="{00000000-0000-0000-0000-000000000000}"/>
+            <w:dataBinding w:prefixMappings="xmlns:ns0='urn:microsoft-dynamics-nav/reports/Standard_Sales_Invoice/1306/'" w:xpath="/ns0:NavWordReportXmlPart[1]/ns0:Header[1]/ns0:Line[1]/ns0:UnitPrice_Lbl[1]" w:storeItemID="{4E4D9DA5-514B-454D-BE26-D942A644F473}"/>
             <w15:color w:val="808080"/>
             <w:text/>
           </w:sdtPr>
-          <w:sdtEndPr/>
           <w:sdtContent>
             <w:tc>
               <w:tcPr>
@@ -1627,9 +2197,17 @@
                 <w:pPr>
                   <w:pStyle w:val="BCLabelNumber"/>
                   <w:jc w:val="right"/>
+                  <w:rPr>
+                    <w:sz w:val="18"/>
+                    <w:szCs w:val="18"/>
+                  </w:rPr>
                 </w:pPr>
                 <w:proofErr w:type="spellStart"/>
                 <w:r>
+                  <w:rPr>
+                    <w:sz w:val="18"/>
+                    <w:szCs w:val="18"/>
+                  </w:rPr>
                   <w:t>UnitPrice_Lbl</w:t>
                 </w:r>
                 <w:proofErr w:type="spellEnd"/>
@@ -1639,17 +2217,20 @@
         </w:sdt>
         <w:sdt>
           <w:sdtPr>
+            <w:rPr>
+              <w:sz w:val="18"/>
+              <w:szCs w:val="18"/>
+            </w:rPr>
             <w:alias w:val="SalesInvoiceLineDiscount_Lbl"/>
             <w:tag w:val="#BC:InsertDataItem,DataItems/Header/SalesInvoiceLineDiscount_Lbl"/>
             <w:id w:val="-178119014"/>
             <w:placeholder>
               <w:docPart w:val="3805329BBE104FA58D67943C09942751"/>
             </w:placeholder>
-            <w:dataBinding w:prefixMappings="xmlns:ns0='urn:microsoft-dynamics-nav/reports/Standard_Sales_Invoice/1306/'" w:xpath="/ns0:NavWordReportXmlPart[1]/ns0:Header[1]/ns0:SalesInvoiceLineDiscount_Lbl[1]" w:storeItemID="{00000000-0000-0000-0000-000000000000}"/>
+            <w:dataBinding w:prefixMappings="xmlns:ns0='urn:microsoft-dynamics-nav/reports/Standard_Sales_Invoice/1306/'" w:xpath="/ns0:NavWordReportXmlPart[1]/ns0:Header[1]/ns0:SalesInvoiceLineDiscount_Lbl[1]" w:storeItemID="{4E4D9DA5-514B-454D-BE26-D942A644F473}"/>
             <w15:color w:val="808080"/>
             <w:text/>
           </w:sdtPr>
-          <w:sdtEndPr/>
           <w:sdtContent>
             <w:tc>
               <w:tcPr>
@@ -1659,9 +2240,17 @@
                 <w:pPr>
                   <w:pStyle w:val="BCLabelNumber"/>
                   <w:jc w:val="right"/>
+                  <w:rPr>
+                    <w:sz w:val="18"/>
+                    <w:szCs w:val="18"/>
+                  </w:rPr>
                 </w:pPr>
                 <w:proofErr w:type="spellStart"/>
                 <w:r>
+                  <w:rPr>
+                    <w:sz w:val="18"/>
+                    <w:szCs w:val="18"/>
+                  </w:rPr>
                   <w:t>SalesInvoiceLineDiscount_Lbl</w:t>
                 </w:r>
                 <w:proofErr w:type="spellEnd"/>
@@ -1671,14 +2260,17 @@
         </w:sdt>
         <w:sdt>
           <w:sdtPr>
+            <w:rPr>
+              <w:sz w:val="18"/>
+              <w:szCs w:val="18"/>
+            </w:rPr>
             <w:alias w:val="VATPct_Line_Lbl"/>
             <w:tag w:val="#BC:InsertDataItem,DataItems/Header/Line/VATPct_Line_Lbl"/>
             <w:id w:val="682009838"/>
-            <w:dataBinding w:prefixMappings="xmlns:ns0='urn:microsoft-dynamics-nav/reports/Standard_Sales_Invoice/1306/'" w:xpath="/ns0:NavWordReportXmlPart[1]/ns0:Header[1]/ns0:Line[1]/ns0:VATPct_Line_Lbl[1]" w:storeItemID="{00000000-0000-0000-0000-000000000000}"/>
+            <w:dataBinding w:prefixMappings="xmlns:ns0='urn:microsoft-dynamics-nav/reports/Standard_Sales_Invoice/1306/'" w:xpath="/ns0:NavWordReportXmlPart[1]/ns0:Header[1]/ns0:Line[1]/ns0:VATPct_Line_Lbl[1]" w:storeItemID="{4E4D9DA5-514B-454D-BE26-D942A644F473}"/>
             <w15:color w:val="808080"/>
             <w:text/>
           </w:sdtPr>
-          <w:sdtEndPr/>
           <w:sdtContent>
             <w:tc>
               <w:tcPr>
@@ -1688,9 +2280,17 @@
                 <w:pPr>
                   <w:pStyle w:val="BCLabelNumber"/>
                   <w:jc w:val="right"/>
+                  <w:rPr>
+                    <w:sz w:val="18"/>
+                    <w:szCs w:val="18"/>
+                  </w:rPr>
                 </w:pPr>
                 <w:proofErr w:type="spellStart"/>
                 <w:r>
+                  <w:rPr>
+                    <w:sz w:val="18"/>
+                    <w:szCs w:val="18"/>
+                  </w:rPr>
                   <w:t>VATPct_Line_Lbl</w:t>
                 </w:r>
                 <w:proofErr w:type="spellEnd"/>
@@ -1700,14 +2300,17 @@
         </w:sdt>
         <w:sdt>
           <w:sdtPr>
+            <w:rPr>
+              <w:sz w:val="18"/>
+              <w:szCs w:val="18"/>
+            </w:rPr>
             <w:alias w:val="LineAmount_Line_Lbl"/>
             <w:tag w:val="#BC:InsertDataItem,DataItems/Header/Line/LineAmount_Line_Lbl"/>
             <w:id w:val="-812258216"/>
-            <w:dataBinding w:prefixMappings="xmlns:ns0='urn:microsoft-dynamics-nav/reports/Standard_Sales_Invoice/1306/'" w:xpath="/ns0:NavWordReportXmlPart[1]/ns0:Header[1]/ns0:Line[1]/ns0:LineAmount_Line_Lbl[1]" w:storeItemID="{00000000-0000-0000-0000-000000000000}"/>
+            <w:dataBinding w:prefixMappings="xmlns:ns0='urn:microsoft-dynamics-nav/reports/Standard_Sales_Invoice/1306/'" w:xpath="/ns0:NavWordReportXmlPart[1]/ns0:Header[1]/ns0:Line[1]/ns0:LineAmount_Line_Lbl[1]" w:storeItemID="{4E4D9DA5-514B-454D-BE26-D942A644F473}"/>
             <w15:color w:val="808080"/>
             <w:text/>
           </w:sdtPr>
-          <w:sdtEndPr/>
           <w:sdtContent>
             <w:tc>
               <w:tcPr>
@@ -1717,9 +2320,17 @@
                 <w:pPr>
                   <w:pStyle w:val="BCLabelNumber"/>
                   <w:jc w:val="right"/>
+                  <w:rPr>
+                    <w:sz w:val="18"/>
+                    <w:szCs w:val="18"/>
+                  </w:rPr>
                 </w:pPr>
                 <w:proofErr w:type="spellStart"/>
                 <w:r>
+                  <w:rPr>
+                    <w:sz w:val="18"/>
+                    <w:szCs w:val="18"/>
+                  </w:rPr>
                   <w:t>LineAmount_Line_Lbl</w:t>
                 </w:r>
                 <w:proofErr w:type="spellEnd"/>
@@ -1741,6 +2352,10 @@
           <w:p>
             <w:pPr>
               <w:pStyle w:val="NoSpacing"/>
+              <w:rPr>
+                <w:sz w:val="18"/>
+                <w:szCs w:val="18"/>
+              </w:rPr>
             </w:pPr>
           </w:p>
         </w:tc>
@@ -1751,6 +2366,10 @@
           <w:p>
             <w:pPr>
               <w:pStyle w:val="NoSpacing"/>
+              <w:rPr>
+                <w:sz w:val="18"/>
+                <w:szCs w:val="18"/>
+              </w:rPr>
             </w:pPr>
           </w:p>
         </w:tc>
@@ -1761,6 +2380,10 @@
           <w:p>
             <w:pPr>
               <w:pStyle w:val="NoSpacing"/>
+              <w:rPr>
+                <w:sz w:val="18"/>
+                <w:szCs w:val="18"/>
+              </w:rPr>
             </w:pPr>
           </w:p>
         </w:tc>
@@ -1771,6 +2394,10 @@
           <w:p>
             <w:pPr>
               <w:pStyle w:val="NoSpacing"/>
+              <w:rPr>
+                <w:sz w:val="18"/>
+                <w:szCs w:val="18"/>
+              </w:rPr>
             </w:pPr>
           </w:p>
         </w:tc>
@@ -1781,6 +2408,10 @@
           <w:p>
             <w:pPr>
               <w:pStyle w:val="NoSpacing"/>
+              <w:rPr>
+                <w:sz w:val="18"/>
+                <w:szCs w:val="18"/>
+              </w:rPr>
             </w:pPr>
           </w:p>
         </w:tc>
@@ -1791,6 +2422,10 @@
           <w:p>
             <w:pPr>
               <w:pStyle w:val="NoSpacing"/>
+              <w:rPr>
+                <w:sz w:val="18"/>
+                <w:szCs w:val="18"/>
+              </w:rPr>
             </w:pPr>
           </w:p>
         </w:tc>
@@ -1802,6 +2437,10 @@
             <w:pPr>
               <w:pStyle w:val="BCNumber"/>
               <w:jc w:val="right"/>
+              <w:rPr>
+                <w:sz w:val="18"/>
+                <w:szCs w:val="18"/>
+              </w:rPr>
             </w:pPr>
           </w:p>
         </w:tc>
@@ -1813,6 +2452,10 @@
             <w:pPr>
               <w:pStyle w:val="BCNumber"/>
               <w:jc w:val="right"/>
+              <w:rPr>
+                <w:sz w:val="18"/>
+                <w:szCs w:val="18"/>
+              </w:rPr>
             </w:pPr>
           </w:p>
         </w:tc>
@@ -1824,6 +2467,10 @@
             <w:pPr>
               <w:pStyle w:val="BCNumber"/>
               <w:jc w:val="right"/>
+              <w:rPr>
+                <w:sz w:val="18"/>
+                <w:szCs w:val="18"/>
+              </w:rPr>
             </w:pPr>
           </w:p>
         </w:tc>
@@ -1832,28 +2479,30 @@
         <w:sdtPr>
           <w:rPr>
             <w:color w:val="000000" w:themeColor="text1"/>
+            <w:sz w:val="18"/>
+            <w:szCs w:val="18"/>
             <w14:numSpacing w14:val="tabular"/>
           </w:rPr>
           <w:alias w:val="Repeater: Line"/>
           <w:tag w:val="#BC:InsertRepeater,DataItems/Header/Line"/>
           <w:id w:val="2124037761"/>
-          <w15:dataBinding w:prefixMappings="xmlns:ns0='urn:microsoft-dynamics-nav/reports/Standard_Sales_Invoice/1306/'" w:xpath="/ns0:NavWordReportXmlPart[1]/ns0:Header[1]/ns0:Line" w:storeItemID="{00000000-0000-0000-0000-000000000000}"/>
+          <w15:dataBinding w:prefixMappings="xmlns:ns0='urn:microsoft-dynamics-nav/reports/Standard_Sales_Invoice/1306/' " w:xpath="/ns0:NavWordReportXmlPart[1]/ns0:Header[1]/ns0:Line" w:storeItemID="{4E4D9DA5-514B-454D-BE26-D942A644F473}"/>
           <w15:color w:val="808080"/>
           <w15:repeatingSection/>
         </w:sdtPr>
-        <w:sdtEndPr/>
         <w:sdtContent>
           <w:sdt>
             <w:sdtPr>
               <w:rPr>
                 <w:color w:val="000000" w:themeColor="text1"/>
+                <w:sz w:val="18"/>
+                <w:szCs w:val="18"/>
                 <w14:numSpacing w14:val="tabular"/>
               </w:rPr>
               <w:id w:val="-1622990276"/>
               <w15:color w:val="808080"/>
               <w15:repeatingSectionItem/>
             </w:sdtPr>
-            <w:sdtEndPr/>
             <w:sdtContent>
               <w:tr>
                 <w:trPr>
@@ -1865,19 +2514,20 @@
                   <w:sdtPr>
                     <w:rPr>
                       <w:color w:val="000000" w:themeColor="text1"/>
+                      <w:sz w:val="18"/>
+                      <w:szCs w:val="18"/>
                       <w14:numSpacing w14:val="tabular"/>
                     </w:rPr>
                     <w:alias w:val="ItemNo_Line"/>
                     <w:tag w:val="#BC:InsertDataItem,DataItems/Header/Line/ItemNo_Line"/>
                     <w:id w:val="1767953054"/>
-                    <w:dataBinding w:prefixMappings="xmlns:ns0='urn:microsoft-dynamics-nav/reports/Standard_Sales_Invoice/1306/'" w:xpath="/ns0:NavWordReportXmlPart[1]/ns0:Header[1]/ns0:Line[1]/ns0:ItemNo_Line[1]" w:storeItemID="{00000000-0000-0000-0000-000000000000}"/>
+                    <w:dataBinding w:prefixMappings="xmlns:ns0='urn:microsoft-dynamics-nav/reports/Standard_Sales_Invoice/1306/'" w:xpath="/ns0:NavWordReportXmlPart[1]/ns0:Header[1]/ns0:Line[1]/ns0:ItemNo_Line[1]" w:storeItemID="{4E4D9DA5-514B-454D-BE26-D942A644F473}"/>
                     <w15:color w:val="808080"/>
                     <w:text/>
                   </w:sdtPr>
                   <w:sdtEndPr>
                     <w:rPr>
                       <w:color w:val="242424"/>
-                      <w:lang/>
                       <w14:numSpacing w14:val="default"/>
                     </w:rPr>
                   </w:sdtEndPr>
@@ -1889,9 +2539,17 @@
                       <w:p>
                         <w:pPr>
                           <w:pStyle w:val="NoSpacing"/>
+                          <w:rPr>
+                            <w:sz w:val="18"/>
+                            <w:szCs w:val="18"/>
+                          </w:rPr>
                         </w:pPr>
                         <w:proofErr w:type="spellStart"/>
                         <w:r>
+                          <w:rPr>
+                            <w:sz w:val="18"/>
+                            <w:szCs w:val="18"/>
+                          </w:rPr>
                           <w:t>ItemNo_Line</w:t>
                         </w:r>
                         <w:proofErr w:type="spellEnd"/>
@@ -1901,14 +2559,17 @@
                 </w:sdt>
                 <w:sdt>
                   <w:sdtPr>
+                    <w:rPr>
+                      <w:sz w:val="18"/>
+                      <w:szCs w:val="18"/>
+                    </w:rPr>
                     <w:alias w:val="Description_Line"/>
                     <w:tag w:val="#BC:InsertDataItem,DataItems/Header/Line/Description_Line"/>
                     <w:id w:val="1393535743"/>
-                    <w:dataBinding w:prefixMappings="xmlns:ns0='urn:microsoft-dynamics-nav/reports/Standard_Sales_Invoice/1306/'" w:xpath="/ns0:NavWordReportXmlPart[1]/ns0:Header[1]/ns0:Line[1]/ns0:Description_Line[1]" w:storeItemID="{00000000-0000-0000-0000-000000000000}"/>
+                    <w:dataBinding w:prefixMappings="xmlns:ns0='urn:microsoft-dynamics-nav/reports/Standard_Sales_Invoice/1306/'" w:xpath="/ns0:NavWordReportXmlPart[1]/ns0:Header[1]/ns0:Line[1]/ns0:Description_Line[1]" w:storeItemID="{4E4D9DA5-514B-454D-BE26-D942A644F473}"/>
                     <w15:color w:val="808080"/>
                     <w:text/>
                   </w:sdtPr>
-                  <w:sdtEndPr/>
                   <w:sdtContent>
                     <w:tc>
                       <w:tcPr>
@@ -1917,9 +2578,17 @@
                       <w:p>
                         <w:pPr>
                           <w:pStyle w:val="NoSpacing"/>
+                          <w:rPr>
+                            <w:sz w:val="18"/>
+                            <w:szCs w:val="18"/>
+                          </w:rPr>
                         </w:pPr>
                         <w:proofErr w:type="spellStart"/>
                         <w:r>
+                          <w:rPr>
+                            <w:sz w:val="18"/>
+                            <w:szCs w:val="18"/>
+                          </w:rPr>
                           <w:t>Description_Line</w:t>
                         </w:r>
                         <w:proofErr w:type="spellEnd"/>
@@ -1929,14 +2598,17 @@
                 </w:sdt>
                 <w:sdt>
                   <w:sdtPr>
+                    <w:rPr>
+                      <w:sz w:val="18"/>
+                      <w:szCs w:val="18"/>
+                    </w:rPr>
                     <w:alias w:val="ShipmentDate_Line"/>
                     <w:tag w:val="#BC:InsertDataItem,DataItems/Header/Line/ShipmentDate_Line"/>
                     <w:id w:val="364022205"/>
-                    <w:dataBinding w:prefixMappings="xmlns:ns0='urn:microsoft-dynamics-nav/reports/Standard_Sales_Invoice/1306/'" w:xpath="/ns0:NavWordReportXmlPart[1]/ns0:Header[1]/ns0:Line[1]/ns0:ShipmentDate_Line[1]" w:storeItemID="{00000000-0000-0000-0000-000000000000}"/>
+                    <w:dataBinding w:prefixMappings="xmlns:ns0='urn:microsoft-dynamics-nav/reports/Standard_Sales_Invoice/1306/'" w:xpath="/ns0:NavWordReportXmlPart[1]/ns0:Header[1]/ns0:Line[1]/ns0:ShipmentDate_Line[1]" w:storeItemID="{4E4D9DA5-514B-454D-BE26-D942A644F473}"/>
                     <w15:color w:val="808080"/>
                     <w:text/>
                   </w:sdtPr>
-                  <w:sdtEndPr/>
                   <w:sdtContent>
                     <w:tc>
                       <w:tcPr>
@@ -1945,9 +2617,17 @@
                       <w:p>
                         <w:pPr>
                           <w:pStyle w:val="NoSpacing"/>
+                          <w:rPr>
+                            <w:sz w:val="18"/>
+                            <w:szCs w:val="18"/>
+                          </w:rPr>
                         </w:pPr>
                         <w:proofErr w:type="spellStart"/>
                         <w:r>
+                          <w:rPr>
+                            <w:sz w:val="18"/>
+                            <w:szCs w:val="18"/>
+                          </w:rPr>
                           <w:t>ShipmentDate_Line</w:t>
                         </w:r>
                         <w:proofErr w:type="spellEnd"/>
@@ -1957,14 +2637,17 @@
                 </w:sdt>
                 <w:sdt>
                   <w:sdtPr>
+                    <w:rPr>
+                      <w:sz w:val="18"/>
+                      <w:szCs w:val="18"/>
+                    </w:rPr>
                     <w:alias w:val="Quantity_Line"/>
                     <w:tag w:val="#BC:InsertDataItem,DataItems/Header/Line/Quantity_Line"/>
                     <w:id w:val="1672756728"/>
-                    <w:dataBinding w:prefixMappings="xmlns:ns0='urn:microsoft-dynamics-nav/reports/Standard_Sales_Invoice/1306/'" w:xpath="/ns0:NavWordReportXmlPart[1]/ns0:Header[1]/ns0:Line[1]/ns0:Quantity_Line[1]" w:storeItemID="{00000000-0000-0000-0000-000000000000}"/>
+                    <w:dataBinding w:prefixMappings="xmlns:ns0='urn:microsoft-dynamics-nav/reports/Standard_Sales_Invoice/1306/'" w:xpath="/ns0:NavWordReportXmlPart[1]/ns0:Header[1]/ns0:Line[1]/ns0:Quantity_Line[1]" w:storeItemID="{4E4D9DA5-514B-454D-BE26-D942A644F473}"/>
                     <w15:color w:val="808080"/>
                     <w:text/>
                   </w:sdtPr>
-                  <w:sdtEndPr/>
                   <w:sdtContent>
                     <w:tc>
                       <w:tcPr>
@@ -1974,9 +2657,17 @@
                         <w:pPr>
                           <w:pStyle w:val="BCNumber"/>
                           <w:jc w:val="right"/>
+                          <w:rPr>
+                            <w:sz w:val="18"/>
+                            <w:szCs w:val="18"/>
+                          </w:rPr>
                         </w:pPr>
                         <w:proofErr w:type="spellStart"/>
                         <w:r>
+                          <w:rPr>
+                            <w:sz w:val="18"/>
+                            <w:szCs w:val="18"/>
+                          </w:rPr>
                           <w:t>Quantity_Line</w:t>
                         </w:r>
                         <w:proofErr w:type="spellEnd"/>
@@ -1986,17 +2677,20 @@
                 </w:sdt>
                 <w:sdt>
                   <w:sdtPr>
+                    <w:rPr>
+                      <w:sz w:val="18"/>
+                      <w:szCs w:val="18"/>
+                    </w:rPr>
                     <w:alias w:val="UnitOfMeasure"/>
                     <w:tag w:val="#BC:InsertDataItem,DataItems/Header/Line/UnitOfMeasure"/>
                     <w:id w:val="-1222364737"/>
                     <w:placeholder>
                       <w:docPart w:val="DefaultPlaceholder_-1854013440"/>
                     </w:placeholder>
+                    <w:dataBinding w:prefixMappings="xmlns:ns0='urn:microsoft-dynamics-nav/reports/Standard_Sales_Invoice/1306/'" w:xpath="/ns0:NavWordReportXmlPart[1]/ns0:Header[1]/ns0:Line[1]/ns0:UnitOfMeasure[1]" w:storeItemID="{4E4D9DA5-514B-454D-BE26-D942A644F473}"/>
                     <w15:color w:val="808080"/>
                     <w:text/>
-                    <w:dataBinding w:prefixMappings="xmlns:ns0='urn:microsoft-dynamics-nav/reports/Standard_Sales_Invoice/1306/'" w:xpath="/ns0:NavWordReportXmlPart[1]/ns0:Header[1]/ns0:Line[1]/ns0:UnitOfMeasure[1]"/>
                   </w:sdtPr>
-                  <w:sdtEndPr/>
                   <w:sdtContent>
                     <w:tc>
                       <w:tcPr>
@@ -2005,9 +2699,17 @@
                       <w:p>
                         <w:pPr>
                           <w:pStyle w:val="NoSpacing"/>
+                          <w:rPr>
+                            <w:sz w:val="18"/>
+                            <w:szCs w:val="18"/>
+                          </w:rPr>
                         </w:pPr>
                         <w:proofErr w:type="spellStart"/>
                         <w:r>
+                          <w:rPr>
+                            <w:sz w:val="18"/>
+                            <w:szCs w:val="18"/>
+                          </w:rPr>
                           <w:t>UnitOfMeasure</w:t>
                         </w:r>
                         <w:proofErr w:type="spellEnd"/>
@@ -2023,20 +2725,31 @@
                     <w:pPr>
                       <w:pStyle w:val="BCNumber"/>
                       <w:jc w:val="right"/>
+                      <w:rPr>
+                        <w:sz w:val="18"/>
+                        <w:szCs w:val="18"/>
+                      </w:rPr>
                     </w:pPr>
                     <w:sdt>
                       <w:sdtPr>
+                        <w:rPr>
+                          <w:sz w:val="18"/>
+                          <w:szCs w:val="18"/>
+                        </w:rPr>
                         <w:alias w:val="UnitPrice"/>
                         <w:tag w:val="#BC:InsertDataItem,DataItems/Header/Line/UnitPrice"/>
                         <w:id w:val="-1253814634"/>
-                        <w:dataBinding w:prefixMappings="xmlns:ns0='urn:microsoft-dynamics-nav/reports/Standard_Sales_Invoice/1306/'" w:xpath="/ns0:NavWordReportXmlPart[1]/ns0:Header[1]/ns0:Line[1]/ns0:UnitPrice[1]" w:storeItemID="{00000000-0000-0000-0000-000000000000}"/>
+                        <w:dataBinding w:prefixMappings="xmlns:ns0='urn:microsoft-dynamics-nav/reports/Standard_Sales_Invoice/1306/'" w:xpath="/ns0:NavWordReportXmlPart[1]/ns0:Header[1]/ns0:Line[1]/ns0:UnitPrice[1]" w:storeItemID="{4E4D9DA5-514B-454D-BE26-D942A644F473}"/>
                         <w15:color w:val="808080"/>
                         <w:text/>
                       </w:sdtPr>
-                      <w:sdtEndPr/>
                       <w:sdtContent>
                         <w:proofErr w:type="spellStart"/>
                         <w:r>
+                          <w:rPr>
+                            <w:sz w:val="18"/>
+                            <w:szCs w:val="18"/>
+                          </w:rPr>
                           <w:t>UnitPrice</w:t>
                         </w:r>
                         <w:proofErr w:type="spellEnd"/>
@@ -2046,17 +2759,20 @@
                 </w:tc>
                 <w:sdt>
                   <w:sdtPr>
+                    <w:rPr>
+                      <w:sz w:val="18"/>
+                      <w:szCs w:val="18"/>
+                    </w:rPr>
                     <w:alias w:val="LineDiscountPercentText_Line"/>
                     <w:tag w:val="#BC:InsertDataItem,DataItems/Header/Line/LineDiscountPercentText_Line"/>
                     <w:id w:val="-1902209822"/>
                     <w:placeholder>
                       <w:docPart w:val="3805329BBE104FA58D67943C09942751"/>
                     </w:placeholder>
-                    <w:dataBinding w:prefixMappings="xmlns:ns0='urn:microsoft-dynamics-nav/reports/Standard_Sales_Invoice/1306/'" w:xpath="/ns0:NavWordReportXmlPart[1]/ns0:Header[1]/ns0:Line[1]/ns0:LineDiscountPercentText_Line[1]" w:storeItemID="{00000000-0000-0000-0000-000000000000}"/>
+                    <w:dataBinding w:prefixMappings="xmlns:ns0='urn:microsoft-dynamics-nav/reports/Standard_Sales_Invoice/1306/'" w:xpath="/ns0:NavWordReportXmlPart[1]/ns0:Header[1]/ns0:Line[1]/ns0:LineDiscountPercentText_Line[1]" w:storeItemID="{4E4D9DA5-514B-454D-BE26-D942A644F473}"/>
                     <w15:color w:val="808080"/>
                     <w:text/>
                   </w:sdtPr>
-                  <w:sdtEndPr/>
                   <w:sdtContent>
                     <w:tc>
                       <w:tcPr>
@@ -2066,9 +2782,17 @@
                         <w:pPr>
                           <w:pStyle w:val="BCNumber"/>
                           <w:jc w:val="right"/>
+                          <w:rPr>
+                            <w:sz w:val="18"/>
+                            <w:szCs w:val="18"/>
+                          </w:rPr>
                         </w:pPr>
                         <w:proofErr w:type="spellStart"/>
                         <w:r>
+                          <w:rPr>
+                            <w:sz w:val="18"/>
+                            <w:szCs w:val="18"/>
+                          </w:rPr>
                           <w:t>LineDiscountPercentText_Line</w:t>
                         </w:r>
                         <w:proofErr w:type="spellEnd"/>
@@ -2078,14 +2802,17 @@
                 </w:sdt>
                 <w:sdt>
                   <w:sdtPr>
+                    <w:rPr>
+                      <w:sz w:val="18"/>
+                      <w:szCs w:val="18"/>
+                    </w:rPr>
                     <w:alias w:val="VATPct_Line"/>
                     <w:tag w:val="#BC:InsertDataItem,DataItems/Header/Line/VATPct_Line"/>
                     <w:id w:val="1436251310"/>
-                    <w:dataBinding w:prefixMappings="xmlns:ns0='urn:microsoft-dynamics-nav/reports/Standard_Sales_Invoice/1306/'" w:xpath="/ns0:NavWordReportXmlPart[1]/ns0:Header[1]/ns0:Line[1]/ns0:VATPct_Line[1]" w:storeItemID="{00000000-0000-0000-0000-000000000000}"/>
+                    <w:dataBinding w:prefixMappings="xmlns:ns0='urn:microsoft-dynamics-nav/reports/Standard_Sales_Invoice/1306/'" w:xpath="/ns0:NavWordReportXmlPart[1]/ns0:Header[1]/ns0:Line[1]/ns0:VATPct_Line[1]" w:storeItemID="{4E4D9DA5-514B-454D-BE26-D942A644F473}"/>
                     <w15:color w:val="808080"/>
                     <w:text/>
                   </w:sdtPr>
-                  <w:sdtEndPr/>
                   <w:sdtContent>
                     <w:tc>
                       <w:tcPr>
@@ -2095,9 +2822,17 @@
                         <w:pPr>
                           <w:pStyle w:val="BCNumber"/>
                           <w:jc w:val="right"/>
+                          <w:rPr>
+                            <w:sz w:val="18"/>
+                            <w:szCs w:val="18"/>
+                          </w:rPr>
                         </w:pPr>
                         <w:proofErr w:type="spellStart"/>
                         <w:r>
+                          <w:rPr>
+                            <w:sz w:val="18"/>
+                            <w:szCs w:val="18"/>
+                          </w:rPr>
                           <w:t>VATPct_Line</w:t>
                         </w:r>
                         <w:proofErr w:type="spellEnd"/>
@@ -2113,26 +2848,41 @@
                     <w:pPr>
                       <w:pStyle w:val="BCNumber"/>
                       <w:jc w:val="right"/>
+                      <w:rPr>
+                        <w:sz w:val="18"/>
+                        <w:szCs w:val="18"/>
+                      </w:rPr>
                     </w:pPr>
                     <w:sdt>
                       <w:sdtPr>
+                        <w:rPr>
+                          <w:sz w:val="18"/>
+                          <w:szCs w:val="18"/>
+                        </w:rPr>
                         <w:alias w:val="LineAmount_Line"/>
                         <w:tag w:val="#BC:InsertDataItem,DataItems/Header/Line/LineAmount_Line"/>
                         <w:id w:val="787541011"/>
-                        <w:dataBinding w:prefixMappings="xmlns:ns0='urn:microsoft-dynamics-nav/reports/Standard_Sales_Invoice/1306/'" w:xpath="/ns0:NavWordReportXmlPart[1]/ns0:Header[1]/ns0:Line[1]/ns0:LineAmount_Line[1]" w:storeItemID="{00000000-0000-0000-0000-000000000000}"/>
+                        <w:dataBinding w:prefixMappings="xmlns:ns0='urn:microsoft-dynamics-nav/reports/Standard_Sales_Invoice/1306/'" w:xpath="/ns0:NavWordReportXmlPart[1]/ns0:Header[1]/ns0:Line[1]/ns0:LineAmount_Line[1]" w:storeItemID="{4E4D9DA5-514B-454D-BE26-D942A644F473}"/>
                         <w15:color w:val="808080"/>
                         <w:text/>
                       </w:sdtPr>
-                      <w:sdtEndPr/>
                       <w:sdtContent>
                         <w:proofErr w:type="spellStart"/>
                         <w:r>
+                          <w:rPr>
+                            <w:sz w:val="18"/>
+                            <w:szCs w:val="18"/>
+                          </w:rPr>
                           <w:t>LineAmount_Line</w:t>
                         </w:r>
                         <w:proofErr w:type="spellEnd"/>
                       </w:sdtContent>
                     </w:sdt>
                     <w:r>
+                      <w:rPr>
+                        <w:sz w:val="18"/>
+                        <w:szCs w:val="18"/>
+                      </w:rPr>
                       <w:t> </w:t>
                     </w:r>
                   </w:p>
@@ -2147,6 +2897,8 @@
       <w:pPr>
         <w:spacing w:after="0" w:line="240" w:lineRule="auto"/>
         <w:rPr>
+          <w:sz w:val="18"/>
+          <w:szCs w:val="18"/>
           <w:lang w:val="da-DK"/>
         </w:rPr>
       </w:pPr>
@@ -2160,11 +2912,11 @@
         <w:tblDescription w:val="Document totals."/>
       </w:tblPr>
       <w:tblGrid>
-        <w:gridCol w:w="7168"/>
-        <w:gridCol w:w="951"/>
-        <w:gridCol w:w="499"/>
-        <w:gridCol w:w="502"/>
-        <w:gridCol w:w="6567"/>
+        <w:gridCol w:w="4796"/>
+        <w:gridCol w:w="636"/>
+        <w:gridCol w:w="334"/>
+        <w:gridCol w:w="336"/>
+        <w:gridCol w:w="4393"/>
       </w:tblGrid>
       <w:tr>
         <w:trPr>
@@ -2179,22 +2931,33 @@
             <w:pPr>
               <w:pStyle w:val="NoSpacing"/>
               <w:spacing w:before="120" w:after="120"/>
+              <w:rPr>
+                <w:sz w:val="18"/>
+                <w:szCs w:val="18"/>
+              </w:rPr>
             </w:pPr>
             <w:sdt>
               <w:sdtPr>
+                <w:rPr>
+                  <w:sz w:val="18"/>
+                  <w:szCs w:val="18"/>
+                </w:rPr>
                 <w:alias w:val="#Nav: /Header/ReportTotalsLine/Description_ReportTotalsLine"/>
                 <w:tag w:val="#Nav: Standard_Sales_Invoice/1306"/>
                 <w:id w:val="-428585018"/>
                 <w:placeholder>
                   <w:docPart w:val="2EB4C235E0F34F9A8FA5220C6B1D75FB"/>
                 </w:placeholder>
-                <w:dataBinding w:prefixMappings="xmlns:ns0='urn:microsoft-dynamics-nav/reports/Standard_Sales_Invoice/1306/'" w:xpath="/ns0:NavWordReportXmlPart[1]/ns0:Header[1]/ns0:ReportTotalsLine[1]/ns0:Description_ReportTotalsLine[1]" w:storeItemID="{49E3A5AC-F0FB-44FA-B497-E468622779B9}"/>
+                <w:dataBinding w:prefixMappings="xmlns:ns0='urn:microsoft-dynamics-nav/reports/Standard_Sales_Invoice/1306/'" w:xpath="/ns0:NavWordReportXmlPart[1]/ns0:Header[1]/ns0:ReportTotalsLine[1]/ns0:Description_ReportTotalsLine[1]" w:storeItemID="{4E4D9DA5-514B-454D-BE26-D942A644F473}"/>
                 <w:text/>
               </w:sdtPr>
-              <w:sdtEndPr/>
               <w:sdtContent>
                 <w:proofErr w:type="spellStart"/>
                 <w:r>
+                  <w:rPr>
+                    <w:sz w:val="18"/>
+                    <w:szCs w:val="18"/>
+                  </w:rPr>
                   <w:t>Description_ReportTotalsLine</w:t>
                 </w:r>
                 <w:proofErr w:type="spellEnd"/>
@@ -2204,16 +2967,19 @@
         </w:tc>
         <w:sdt>
           <w:sdtPr>
+            <w:rPr>
+              <w:sz w:val="18"/>
+              <w:szCs w:val="18"/>
+            </w:rPr>
             <w:alias w:val="#Nav: /Header/ReportTotalsLine/Amount_ReportTotalsLine"/>
             <w:tag w:val="#Nav: Standard_Sales_Invoice/1306"/>
             <w:id w:val="-1113817638"/>
             <w:placeholder>
               <w:docPart w:val="2EB4C235E0F34F9A8FA5220C6B1D75FB"/>
             </w:placeholder>
-            <w:dataBinding w:prefixMappings="xmlns:ns0='urn:microsoft-dynamics-nav/reports/Standard_Sales_Invoice/1306/'" w:xpath="/ns0:NavWordReportXmlPart[1]/ns0:Header[1]/ns0:ReportTotalsLine[1]/ns0:Amount_ReportTotalsLine[1]" w:storeItemID="{49E3A5AC-F0FB-44FA-B497-E468622779B9}"/>
+            <w:dataBinding w:prefixMappings="xmlns:ns0='urn:microsoft-dynamics-nav/reports/Standard_Sales_Invoice/1306/'" w:xpath="/ns0:NavWordReportXmlPart[1]/ns0:Header[1]/ns0:ReportTotalsLine[1]/ns0:Amount_ReportTotalsLine[1]" w:storeItemID="{4E4D9DA5-514B-454D-BE26-D942A644F473}"/>
             <w:text/>
           </w:sdtPr>
-          <w:sdtEndPr/>
           <w:sdtContent>
             <w:tc>
               <w:tcPr>
@@ -2224,9 +2990,17 @@
                 <w:pPr>
                   <w:pStyle w:val="BCNumber"/>
                   <w:jc w:val="right"/>
+                  <w:rPr>
+                    <w:sz w:val="18"/>
+                    <w:szCs w:val="18"/>
+                  </w:rPr>
                 </w:pPr>
                 <w:proofErr w:type="spellStart"/>
                 <w:r>
+                  <w:rPr>
+                    <w:sz w:val="18"/>
+                    <w:szCs w:val="18"/>
+                  </w:rPr>
                   <w:t>Amount_ReportTotalsLine</w:t>
                 </w:r>
                 <w:proofErr w:type="spellEnd"/>
@@ -2246,22 +3020,33 @@
           </w:tcPr>
           <w:sdt>
             <w:sdtPr>
+              <w:rPr>
+                <w:sz w:val="18"/>
+                <w:szCs w:val="18"/>
+              </w:rPr>
               <w:alias w:val="TotalIncludingVATText"/>
               <w:tag w:val="#BC:InsertDataItem,DataItems/Header/Totals/TotalIncludingVATText"/>
               <w:id w:val="-961647257"/>
-              <w:dataBinding w:prefixMappings="xmlns:ns0='urn:microsoft-dynamics-nav/reports/Standard_Sales_Invoice/1306/'" w:xpath="/ns0:NavWordReportXmlPart[1]/ns0:Header[1]/ns0:Totals[1]/ns0:TotalIncludingVATText[1]" w:storeItemID="{00000000-0000-0000-0000-000000000000}"/>
+              <w:dataBinding w:prefixMappings="xmlns:ns0='urn:microsoft-dynamics-nav/reports/Standard_Sales_Invoice/1306/'" w:xpath="/ns0:NavWordReportXmlPart[1]/ns0:Header[1]/ns0:Totals[1]/ns0:TotalIncludingVATText[1]" w:storeItemID="{4E4D9DA5-514B-454D-BE26-D942A644F473}"/>
               <w15:color w:val="808080"/>
               <w:text/>
             </w:sdtPr>
-            <w:sdtEndPr/>
             <w:sdtContent>
               <w:p>
                 <w:pPr>
                   <w:pStyle w:val="BCLabel"/>
                   <w:spacing w:line="276" w:lineRule="auto"/>
+                  <w:rPr>
+                    <w:sz w:val="18"/>
+                    <w:szCs w:val="18"/>
+                  </w:rPr>
                 </w:pPr>
                 <w:proofErr w:type="spellStart"/>
                 <w:r>
+                  <w:rPr>
+                    <w:sz w:val="18"/>
+                    <w:szCs w:val="18"/>
+                  </w:rPr>
                   <w:t>TotalIncludingVATText</w:t>
                 </w:r>
                 <w:proofErr w:type="spellEnd"/>
@@ -2277,6 +3062,10 @@
             <w:pPr>
               <w:pStyle w:val="BCLabel"/>
               <w:spacing w:line="276" w:lineRule="auto"/>
+              <w:rPr>
+                <w:sz w:val="18"/>
+                <w:szCs w:val="18"/>
+              </w:rPr>
             </w:pPr>
           </w:p>
         </w:tc>
@@ -2288,6 +3077,10 @@
             <w:pPr>
               <w:pStyle w:val="BCLabel"/>
               <w:spacing w:line="276" w:lineRule="auto"/>
+              <w:rPr>
+                <w:sz w:val="18"/>
+                <w:szCs w:val="18"/>
+              </w:rPr>
             </w:pPr>
           </w:p>
         </w:tc>
@@ -2299,6 +3092,10 @@
             <w:pPr>
               <w:pStyle w:val="BCLabel"/>
               <w:spacing w:line="276" w:lineRule="auto"/>
+              <w:rPr>
+                <w:sz w:val="18"/>
+                <w:szCs w:val="18"/>
+              </w:rPr>
             </w:pPr>
           </w:p>
         </w:tc>
@@ -2311,23 +3108,38 @@
               <w:pStyle w:val="BCLabelNumber"/>
               <w:spacing w:line="276" w:lineRule="auto"/>
               <w:jc w:val="right"/>
+              <w:rPr>
+                <w:sz w:val="18"/>
+                <w:szCs w:val="18"/>
+              </w:rPr>
             </w:pPr>
             <w:r>
+              <w:rPr>
+                <w:sz w:val="18"/>
+                <w:szCs w:val="18"/>
+              </w:rPr>
               <w:t> </w:t>
             </w:r>
             <w:proofErr w:type="spellStart"/>
             <w:sdt>
               <w:sdtPr>
+                <w:rPr>
+                  <w:sz w:val="18"/>
+                  <w:szCs w:val="18"/>
+                </w:rPr>
                 <w:alias w:val="TotalAmountIncludingVAT"/>
                 <w:tag w:val="#BC:InsertDataItem,DataItems/Header/Totals/TotalAmountIncludingVAT"/>
                 <w:id w:val="1480661544"/>
-                <w:dataBinding w:prefixMappings="xmlns:ns0='urn:microsoft-dynamics-nav/reports/Standard_Sales_Invoice/1306/'" w:xpath="/ns0:NavWordReportXmlPart[1]/ns0:Header[1]/ns0:Totals[1]/ns0:TotalAmountIncludingVAT[1]" w:storeItemID="{00000000-0000-0000-0000-000000000000}"/>
+                <w:dataBinding w:prefixMappings="xmlns:ns0='urn:microsoft-dynamics-nav/reports/Standard_Sales_Invoice/1306/'" w:xpath="/ns0:NavWordReportXmlPart[1]/ns0:Header[1]/ns0:Totals[1]/ns0:TotalAmountIncludingVAT[1]" w:storeItemID="{4E4D9DA5-514B-454D-BE26-D942A644F473}"/>
                 <w15:color w:val="808080"/>
                 <w:text/>
               </w:sdtPr>
-              <w:sdtEndPr/>
               <w:sdtContent>
                 <w:r>
+                  <w:rPr>
+                    <w:sz w:val="18"/>
+                    <w:szCs w:val="18"/>
+                  </w:rPr>
                   <w:t>TotalAmountIncludingVAT</w:t>
                 </w:r>
                 <w:proofErr w:type="spellEnd"/>
@@ -2337,19 +3149,26 @@
         </w:tc>
       </w:tr>
     </w:tbl>
-    <w:p/>
+    <w:p>
+      <w:pPr>
+        <w:rPr>
+          <w:sz w:val="18"/>
+          <w:szCs w:val="18"/>
+        </w:rPr>
+      </w:pPr>
+    </w:p>
     <w:tbl>
       <w:tblPr>
         <w:tblStyle w:val="BCTotalsTable"/>
         <w:tblW w:w="5000" w:type="pct"/>
-        <w:tblLook w:val="0640" w:firstRow="0" w:lastRow="1" w:firstColumn="0" w:lastColumn="0" w:noHBand="1" w:noVBand="1"/>
+        <w:tblLook w:val="0600" w:firstRow="0" w:lastRow="0" w:firstColumn="0" w:lastColumn="0" w:noHBand="1" w:noVBand="1"/>
         <w:tblCaption w:val="Regular Totals Block"/>
         <w:tblDescription w:val="Document totals."/>
       </w:tblPr>
       <w:tblGrid>
-        <w:gridCol w:w="4866"/>
-        <w:gridCol w:w="7178"/>
-        <w:gridCol w:w="3643"/>
+        <w:gridCol w:w="3253"/>
+        <w:gridCol w:w="4801"/>
+        <w:gridCol w:w="2441"/>
       </w:tblGrid>
       <w:tr>
         <w:trPr>
@@ -2357,14 +3176,17 @@
         </w:trPr>
         <w:sdt>
           <w:sdtPr>
+            <w:rPr>
+              <w:sz w:val="18"/>
+              <w:szCs w:val="18"/>
+            </w:rPr>
             <w:alias w:val="VATClause_Lbl"/>
             <w:tag w:val="#BC:InsertDataItem,DataItems/Header/VATClause_Lbl"/>
             <w:id w:val="-314872257"/>
-            <w:dataBinding w:prefixMappings="xmlns:ns0='urn:microsoft-dynamics-nav/reports/Standard_Sales_Invoice/1306/'" w:xpath="/ns0:NavWordReportXmlPart[1]/ns0:Header[1]/ns0:VATClause_Lbl[1]" w:storeItemID="{00000000-0000-0000-0000-000000000000}"/>
+            <w:dataBinding w:prefixMappings="xmlns:ns0='urn:microsoft-dynamics-nav/reports/Standard_Sales_Invoice/1306/'" w:xpath="/ns0:NavWordReportXmlPart[1]/ns0:Header[1]/ns0:VATClause_Lbl[1]" w:storeItemID="{4E4D9DA5-514B-454D-BE26-D942A644F473}"/>
             <w15:color w:val="808080"/>
             <w:text/>
           </w:sdtPr>
-          <w:sdtEndPr/>
           <w:sdtContent>
             <w:tc>
               <w:tcPr>
@@ -2374,9 +3196,17 @@
                 <w:pPr>
                   <w:pStyle w:val="NoSpacing"/>
                   <w:textAlignment w:val="baseline"/>
+                  <w:rPr>
+                    <w:sz w:val="18"/>
+                    <w:szCs w:val="18"/>
+                  </w:rPr>
                 </w:pPr>
                 <w:proofErr w:type="spellStart"/>
                 <w:r>
+                  <w:rPr>
+                    <w:sz w:val="18"/>
+                    <w:szCs w:val="18"/>
+                  </w:rPr>
                   <w:t>VATClause_Lbl</w:t>
                 </w:r>
                 <w:proofErr w:type="spellEnd"/>
@@ -2391,19 +3221,26 @@
           <w:p>
             <w:pPr>
               <w:pStyle w:val="NoSpacing"/>
+              <w:rPr>
+                <w:sz w:val="18"/>
+                <w:szCs w:val="18"/>
+              </w:rPr>
             </w:pPr>
           </w:p>
         </w:tc>
         <w:sdt>
           <w:sdtPr>
+            <w:rPr>
+              <w:sz w:val="18"/>
+              <w:szCs w:val="18"/>
+            </w:rPr>
             <w:alias w:val="RemainingAmountText"/>
             <w:tag w:val="#BC:InsertDataItem,DataItems/Header/RemainingAmountText"/>
             <w:id w:val="1780221101"/>
-            <w:dataBinding w:prefixMappings="xmlns:ns0='urn:microsoft-dynamics-nav/reports/Standard_Sales_Invoice/1306/'" w:xpath="/ns0:NavWordReportXmlPart[1]/ns0:Header[1]/ns0:RemainingAmountText[1]" w:storeItemID="{00000000-0000-0000-0000-000000000000}"/>
+            <w:dataBinding w:prefixMappings="xmlns:ns0='urn:microsoft-dynamics-nav/reports/Standard_Sales_Invoice/1306/'" w:xpath="/ns0:NavWordReportXmlPart[1]/ns0:Header[1]/ns0:RemainingAmountText[1]" w:storeItemID="{4E4D9DA5-514B-454D-BE26-D942A644F473}"/>
             <w15:color w:val="808080"/>
             <w:text/>
           </w:sdtPr>
-          <w:sdtEndPr/>
           <w:sdtContent>
             <w:tc>
               <w:tcPr>
@@ -2413,9 +3250,17 @@
                 <w:pPr>
                   <w:pStyle w:val="BCNumber"/>
                   <w:jc w:val="right"/>
+                  <w:rPr>
+                    <w:sz w:val="18"/>
+                    <w:szCs w:val="18"/>
+                  </w:rPr>
                 </w:pPr>
                 <w:proofErr w:type="spellStart"/>
                 <w:r>
+                  <w:rPr>
+                    <w:sz w:val="18"/>
+                    <w:szCs w:val="18"/>
+                  </w:rPr>
                   <w:t>RemainingAmountText</w:t>
                 </w:r>
                 <w:proofErr w:type="spellEnd"/>
@@ -2430,14 +3275,17 @@
         </w:trPr>
         <w:sdt>
           <w:sdtPr>
+            <w:rPr>
+              <w:sz w:val="18"/>
+              <w:szCs w:val="18"/>
+            </w:rPr>
             <w:alias w:val="VATIdentifier_Lbl"/>
             <w:tag w:val="#BC:InsertDataItem,DataItems/Header/VATIdentifier_Lbl"/>
             <w:id w:val="175238053"/>
-            <w:dataBinding w:prefixMappings="xmlns:ns0='urn:microsoft-dynamics-nav/reports/Standard_Sales_Invoice/1306/'" w:xpath="/ns0:NavWordReportXmlPart[1]/ns0:Header[1]/ns0:VATIdentifier_Lbl[1]" w:storeItemID="{00000000-0000-0000-0000-000000000000}"/>
+            <w:dataBinding w:prefixMappings="xmlns:ns0='urn:microsoft-dynamics-nav/reports/Standard_Sales_Invoice/1306/'" w:xpath="/ns0:NavWordReportXmlPart[1]/ns0:Header[1]/ns0:VATIdentifier_Lbl[1]" w:storeItemID="{4E4D9DA5-514B-454D-BE26-D942A644F473}"/>
             <w15:color w:val="808080"/>
             <w:text/>
           </w:sdtPr>
-          <w:sdtEndPr/>
           <w:sdtContent>
             <w:tc>
               <w:tcPr>
@@ -2447,9 +3295,17 @@
                 <w:pPr>
                   <w:pStyle w:val="NoSpacing"/>
                   <w:textAlignment w:val="baseline"/>
+                  <w:rPr>
+                    <w:sz w:val="18"/>
+                    <w:szCs w:val="18"/>
+                  </w:rPr>
                 </w:pPr>
                 <w:proofErr w:type="spellStart"/>
                 <w:r>
+                  <w:rPr>
+                    <w:sz w:val="18"/>
+                    <w:szCs w:val="18"/>
+                  </w:rPr>
                   <w:t>VATIdentifier_Lbl</w:t>
                 </w:r>
                 <w:proofErr w:type="spellEnd"/>
@@ -2464,6 +3320,10 @@
           <w:p>
             <w:pPr>
               <w:pStyle w:val="NoSpacing"/>
+              <w:rPr>
+                <w:sz w:val="18"/>
+                <w:szCs w:val="18"/>
+              </w:rPr>
             </w:pPr>
           </w:p>
         </w:tc>
@@ -2475,13 +3335,16 @@
             <w:pPr>
               <w:pStyle w:val="BCNumber"/>
               <w:jc w:val="right"/>
+              <w:rPr>
+                <w:sz w:val="18"/>
+                <w:szCs w:val="18"/>
+              </w:rPr>
             </w:pPr>
           </w:p>
         </w:tc>
       </w:tr>
       <w:tr>
         <w:trPr>
-          <w:cnfStyle w:val="010000000000" w:firstRow="0" w:lastRow="1" w:firstColumn="0" w:lastColumn="0" w:oddVBand="0" w:evenVBand="0" w:oddHBand="0" w:evenHBand="0" w:firstRowFirstColumn="0" w:firstRowLastColumn="0" w:lastRowFirstColumn="0" w:lastRowLastColumn="0"/>
           <w:trHeight w:val="472"/>
         </w:trPr>
         <w:tc>
@@ -2490,22 +3353,33 @@
           </w:tcPr>
           <w:sdt>
             <w:sdtPr>
+              <w:rPr>
+                <w:sz w:val="18"/>
+                <w:szCs w:val="18"/>
+              </w:rPr>
               <w:alias w:val="VATIdentifier_VATClauseLine"/>
               <w:tag w:val="#BC:InsertDataItem,DataItems/Header/VATClauseLine/VATIdentifier_VATClauseLine"/>
               <w:id w:val="-301775843"/>
-              <w:dataBinding w:prefixMappings="xmlns:ns0='urn:microsoft-dynamics-nav/reports/Standard_Sales_Invoice/1306/'" w:xpath="/ns0:NavWordReportXmlPart[1]/ns0:Header[1]/ns0:VATClauseLine[1]/ns0:VATIdentifier_VATClauseLine[1]" w:storeItemID="{00000000-0000-0000-0000-000000000000}"/>
+              <w:dataBinding w:prefixMappings="xmlns:ns0='urn:microsoft-dynamics-nav/reports/Standard_Sales_Invoice/1306/'" w:xpath="/ns0:NavWordReportXmlPart[1]/ns0:Header[1]/ns0:VATClauseLine[1]/ns0:VATIdentifier_VATClauseLine[1]" w:storeItemID="{4E4D9DA5-514B-454D-BE26-D942A644F473}"/>
               <w15:color w:val="808080"/>
               <w:text/>
             </w:sdtPr>
-            <w:sdtEndPr/>
             <w:sdtContent>
               <w:p>
                 <w:pPr>
                   <w:pStyle w:val="BCLabel"/>
                   <w:spacing w:after="160"/>
+                  <w:rPr>
+                    <w:sz w:val="18"/>
+                    <w:szCs w:val="18"/>
+                  </w:rPr>
                 </w:pPr>
                 <w:proofErr w:type="spellStart"/>
                 <w:r>
+                  <w:rPr>
+                    <w:sz w:val="18"/>
+                    <w:szCs w:val="18"/>
+                  </w:rPr>
                   <w:t>VATIdentifier_VATClauseLine</w:t>
                 </w:r>
                 <w:proofErr w:type="spellEnd"/>
@@ -2515,14 +3389,17 @@
         </w:tc>
         <w:sdt>
           <w:sdtPr>
+            <w:rPr>
+              <w:sz w:val="18"/>
+              <w:szCs w:val="18"/>
+            </w:rPr>
             <w:alias w:val="Description_VATClauseLine"/>
             <w:tag w:val="#BC:InsertDataItem,DataItems/Header/VATClauseLine/Description_VATClauseLine"/>
             <w:id w:val="941799959"/>
-            <w:dataBinding w:prefixMappings="xmlns:ns0='urn:microsoft-dynamics-nav/reports/Standard_Sales_Invoice/1306/'" w:xpath="/ns0:NavWordReportXmlPart[1]/ns0:Header[1]/ns0:VATClauseLine[1]/ns0:Description_VATClauseLine[1]" w:storeItemID="{00000000-0000-0000-0000-000000000000}"/>
+            <w:dataBinding w:prefixMappings="xmlns:ns0='urn:microsoft-dynamics-nav/reports/Standard_Sales_Invoice/1306/'" w:xpath="/ns0:NavWordReportXmlPart[1]/ns0:Header[1]/ns0:VATClauseLine[1]/ns0:Description_VATClauseLine[1]" w:storeItemID="{4E4D9DA5-514B-454D-BE26-D942A644F473}"/>
             <w15:color w:val="808080"/>
             <w:text/>
           </w:sdtPr>
-          <w:sdtEndPr/>
           <w:sdtContent>
             <w:tc>
               <w:tcPr>
@@ -2531,9 +3408,17 @@
               <w:p>
                 <w:pPr>
                   <w:pStyle w:val="BCLabel"/>
+                  <w:rPr>
+                    <w:sz w:val="18"/>
+                    <w:szCs w:val="18"/>
+                  </w:rPr>
                 </w:pPr>
                 <w:proofErr w:type="spellStart"/>
                 <w:r>
+                  <w:rPr>
+                    <w:sz w:val="18"/>
+                    <w:szCs w:val="18"/>
+                  </w:rPr>
                   <w:t>Description_VATClauseLine</w:t>
                 </w:r>
                 <w:proofErr w:type="spellEnd"/>
@@ -2547,6 +3432,10 @@
           </w:tcPr>
           <w:sdt>
             <w:sdtPr>
+              <w:rPr>
+                <w:sz w:val="18"/>
+                <w:szCs w:val="18"/>
+              </w:rPr>
               <w:alias w:val="#Nav: /Header/VATClauseLine/VATAmount_VATClauseLine"/>
               <w:tag w:val="#Nav: Standard_Sales_Invoice/1306"/>
               <w:id w:val="-1432200154"/>
@@ -2556,15 +3445,22 @@
               <w:dataBinding w:prefixMappings="xmlns:ns0='urn:microsoft-dynamics-nav/reports/Standard_Sales_Invoice/1306/'" w:xpath="/ns0:NavWordReportXmlPart[1]/ns0:Header[1]/ns0:VATClauseLine[1]/ns0:VATAmount_VATClauseLine[1]" w:storeItemID="{4E4D9DA5-514B-454D-BE26-D942A644F473}"/>
               <w:text/>
             </w:sdtPr>
-            <w:sdtEndPr/>
             <w:sdtContent>
               <w:p>
                 <w:pPr>
                   <w:pStyle w:val="BCLabelNumber"/>
                   <w:jc w:val="right"/>
+                  <w:rPr>
+                    <w:sz w:val="18"/>
+                    <w:szCs w:val="18"/>
+                  </w:rPr>
                 </w:pPr>
                 <w:proofErr w:type="spellStart"/>
                 <w:r>
+                  <w:rPr>
+                    <w:sz w:val="18"/>
+                    <w:szCs w:val="18"/>
+                  </w:rPr>
                   <w:t>VATAmount_VATClauseLine</w:t>
                 </w:r>
                 <w:proofErr w:type="spellEnd"/>
@@ -2575,6 +3471,10 @@
             <w:pPr>
               <w:pStyle w:val="BCLabelNumber"/>
               <w:jc w:val="right"/>
+              <w:rPr>
+                <w:sz w:val="18"/>
+                <w:szCs w:val="18"/>
+              </w:rPr>
             </w:pPr>
           </w:p>
         </w:tc>
@@ -2584,6 +3484,8 @@
       <w:pPr>
         <w:spacing w:after="0" w:line="240" w:lineRule="auto"/>
         <w:rPr>
+          <w:sz w:val="18"/>
+          <w:szCs w:val="18"/>
           <w:lang w:val="da-DK"/>
         </w:rPr>
       </w:pPr>
@@ -2591,6 +3493,10 @@
     <w:p>
       <w:pPr>
         <w:spacing w:after="0" w:line="240" w:lineRule="auto"/>
+        <w:rPr>
+          <w:sz w:val="18"/>
+          <w:szCs w:val="18"/>
+        </w:rPr>
       </w:pPr>
     </w:p>
     <w:tbl>
@@ -2602,7 +3508,7 @@
         <w:tblDescription w:val="Layout table. Used for positioning, not for tabular data."/>
       </w:tblPr>
       <w:tblGrid>
-        <w:gridCol w:w="15687"/>
+        <w:gridCol w:w="10495"/>
       </w:tblGrid>
       <w:tr>
         <w:trPr>
@@ -2612,14 +3518,17 @@
         </w:trPr>
         <w:sdt>
           <w:sdtPr>
+            <w:rPr>
+              <w:sz w:val="18"/>
+              <w:szCs w:val="18"/>
+            </w:rPr>
             <w:alias w:val="LineFeeCaptionText"/>
             <w:tag w:val="#BC:InsertDataItem,DataItems/Header/LineFee/LineFeeCaptionText"/>
             <w:id w:val="-656604401"/>
-            <w:dataBinding w:prefixMappings="xmlns:ns0='urn:microsoft-dynamics-nav/reports/Standard_Sales_Invoice/1306/'" w:xpath="/ns0:NavWordReportXmlPart[1]/ns0:Header[1]/ns0:LineFee[1]/ns0:LineFeeCaptionText[1]" w:storeItemID="{00000000-0000-0000-0000-000000000000}"/>
+            <w:dataBinding w:prefixMappings="xmlns:ns0='urn:microsoft-dynamics-nav/reports/Standard_Sales_Invoice/1306/'" w:xpath="/ns0:NavWordReportXmlPart[1]/ns0:Header[1]/ns0:LineFee[1]/ns0:LineFeeCaptionText[1]" w:storeItemID="{4E4D9DA5-514B-454D-BE26-D942A644F473}"/>
             <w15:color w:val="808080"/>
             <w:text/>
           </w:sdtPr>
-          <w:sdtEndPr/>
           <w:sdtContent>
             <w:tc>
               <w:tcPr>
@@ -2629,9 +3538,17 @@
                 <w:pPr>
                   <w:pStyle w:val="NoSpacing"/>
                   <w:ind w:right="29"/>
+                  <w:rPr>
+                    <w:sz w:val="18"/>
+                    <w:szCs w:val="18"/>
+                  </w:rPr>
                 </w:pPr>
                 <w:proofErr w:type="spellStart"/>
                 <w:r>
+                  <w:rPr>
+                    <w:sz w:val="18"/>
+                    <w:szCs w:val="18"/>
+                  </w:rPr>
                   <w:t>LineFeeCaptionText</w:t>
                 </w:r>
                 <w:proofErr w:type="spellEnd"/>
@@ -2646,20 +3563,29 @@
         <w:tabs>
           <w:tab w:val="left" w:pos="2535"/>
         </w:tabs>
+        <w:rPr>
+          <w:sz w:val="18"/>
+          <w:szCs w:val="18"/>
+        </w:rPr>
       </w:pPr>
       <w:sdt>
         <w:sdtPr>
+          <w:rPr>
+            <w:sz w:val="18"/>
+            <w:szCs w:val="18"/>
+          </w:rPr>
           <w:alias w:val="#Nav: /Header/PaymentReportingArgument/PaymentServiceLogo"/>
           <w:tag w:val="#Nav: Standard_Sales_Invoice/1306"/>
           <w:id w:val="-804161553"/>
           <w:dataBinding w:prefixMappings="xmlns:ns0='urn:microsoft-dynamics-nav/reports/Standard_Sales_Invoice/1306/'" w:xpath="/ns0:NavWordReportXmlPart[1]/ns0:Header[1]/ns0:PaymentReportingArgument[1]/ns0:PaymentServiceLogo[1]" w:storeItemID="{4E4D9DA5-514B-454D-BE26-D942A644F473}"/>
           <w:picture/>
         </w:sdtPr>
-        <w:sdtEndPr/>
         <w:sdtContent>
           <w:r>
             <w:rPr>
               <w:noProof/>
+              <w:sz w:val="18"/>
+              <w:szCs w:val="18"/>
             </w:rPr>
             <w:drawing>
               <wp:inline distT="0" distB="0" distL="0" distR="0" wp14:anchorId="68ED8C8C" wp14:editId="7C35D543">
@@ -2679,7 +3605,7 @@
                         </pic:cNvPicPr>
                       </pic:nvPicPr>
                       <pic:blipFill>
-                        <a:blip r:embed="rId9"/>
+                        <a:blip r:embed="rId8"/>
                         <a:srcRect t="6" b="6"/>
                         <a:stretch>
                           <a:fillRect/>
@@ -2712,15 +3638,27 @@
         </w:sdtContent>
       </w:sdt>
       <w:r>
+        <w:rPr>
+          <w:sz w:val="18"/>
+          <w:szCs w:val="18"/>
+        </w:rPr>
         <w:tab/>
       </w:r>
     </w:p>
     <w:p>
       <w:pPr>
         <w:pStyle w:val="Style1"/>
+        <w:rPr>
+          <w:sz w:val="18"/>
+          <w:szCs w:val="18"/>
+        </w:rPr>
       </w:pPr>
       <w:sdt>
         <w:sdtPr>
+          <w:rPr>
+            <w:sz w:val="18"/>
+            <w:szCs w:val="18"/>
+          </w:rPr>
           <w:alias w:val="#Nav: /Header/PaymentReportingArgument/PaymentServiceText_Url"/>
           <w:tag w:val="#Nav: Standard_Sales_Invoice/1306"/>
           <w:id w:val="-1198932184"/>
@@ -2730,10 +3668,11 @@
           <w:dataBinding w:prefixMappings="xmlns:ns0='urn:microsoft-dynamics-nav/reports/Standard_Sales_Invoice/1306/'" w:xpath="/ns0:NavWordReportXmlPart[1]/ns0:Header[1]/ns0:PaymentReportingArgument[1]/ns0:PaymentServiceText_Url[1]" w:storeItemID="{4E4D9DA5-514B-454D-BE26-D942A644F473}"/>
           <w:text/>
         </w:sdtPr>
-        <w:sdtEndPr/>
         <w:sdtContent>
           <w:r>
             <w:rPr>
+              <w:sz w:val="18"/>
+              <w:szCs w:val="18"/>
               <w:lang w:val="da-DK"/>
             </w:rPr>
             <w:t>PaymentServiceText_Url</w:t>
@@ -2750,36 +3689,39 @@
         <w:tblDescription w:val="Document lines. Column headers in the first row."/>
       </w:tblPr>
       <w:tblGrid>
-        <w:gridCol w:w="1581"/>
-        <w:gridCol w:w="1561"/>
-        <w:gridCol w:w="1328"/>
-        <w:gridCol w:w="1321"/>
-        <w:gridCol w:w="1520"/>
-        <w:gridCol w:w="1758"/>
-        <w:gridCol w:w="1843"/>
-        <w:gridCol w:w="1523"/>
-        <w:gridCol w:w="1675"/>
-        <w:gridCol w:w="1577"/>
+        <w:gridCol w:w="1057"/>
+        <w:gridCol w:w="1045"/>
+        <w:gridCol w:w="902"/>
+        <w:gridCol w:w="898"/>
+        <w:gridCol w:w="1020"/>
+        <w:gridCol w:w="1165"/>
+        <w:gridCol w:w="1218"/>
+        <w:gridCol w:w="1022"/>
+        <w:gridCol w:w="1114"/>
+        <w:gridCol w:w="1054"/>
       </w:tblGrid>
       <w:sdt>
         <w:sdtPr>
           <w:rPr>
-            <w:rFonts w:asciiTheme="minorHAnsi" w:hAnsiTheme="minorHAnsi" w:eastAsiaTheme="minorHAnsi" w:cstheme="minorBidi"/>
+            <w:rFonts w:asciiTheme="minorHAnsi" w:eastAsiaTheme="minorHAnsi" w:hAnsiTheme="minorHAnsi" w:cstheme="minorBidi"/>
             <w:color w:val="242424"/>
+            <w:sz w:val="18"/>
+            <w:szCs w:val="18"/>
           </w:rPr>
           <w:alias w:val="#Nav: /Header/ContractBillingDetailsMapping"/>
           <w:tag w:val="#Nav: Standard_Sales_Invoice/1306"/>
           <w:id w:val="220329604"/>
-          <w15:dataBinding w:prefixMappings="xmlns:ns0='urn:microsoft-dynamics-nav/reports/Standard_Sales_Invoice/1306/'" w:xpath="/ns0:NavWordReportXmlPart[1]/ns0:Header[1]/ns0:ContractBillingDetailsMapping" w:storeItemID="{4E4D9DA5-514B-454D-BE26-D942A644F473}"/>
+          <w15:dataBinding w:prefixMappings="xmlns:ns0='urn:microsoft-dynamics-nav/reports/Standard_Sales_Invoice/1306/' " w:xpath="/ns0:NavWordReportXmlPart[1]/ns0:Header[1]/ns0:ContractBillingDetailsMapping" w:storeItemID="{4E4D9DA5-514B-454D-BE26-D942A644F473}"/>
           <w15:repeatingSection/>
         </w:sdtPr>
-        <w:sdtEndPr/>
         <w:sdtContent>
           <w:sdt>
             <w:sdtPr>
               <w:rPr>
-                <w:rFonts w:asciiTheme="minorHAnsi" w:hAnsiTheme="minorHAnsi" w:eastAsiaTheme="minorHAnsi" w:cstheme="minorBidi"/>
+                <w:rFonts w:asciiTheme="minorHAnsi" w:eastAsiaTheme="minorHAnsi" w:hAnsiTheme="minorHAnsi" w:cstheme="minorBidi"/>
                 <w:color w:val="242424"/>
+                <w:sz w:val="18"/>
+                <w:szCs w:val="18"/>
               </w:rPr>
               <w:id w:val="1364941104"/>
               <w:placeholder>
@@ -2787,7 +3729,6 @@
               </w:placeholder>
               <w15:repeatingSectionItem/>
             </w:sdtPr>
-            <w:sdtEndPr/>
             <w:sdtContent>
               <w:tr>
                 <w:trPr>
@@ -2802,6 +3743,10 @@
                   </w:tcPr>
                   <w:sdt>
                     <w:sdtPr>
+                      <w:rPr>
+                        <w:sz w:val="18"/>
+                        <w:szCs w:val="18"/>
+                      </w:rPr>
                       <w:alias w:val="#Nav: /Header/ContractBillingDetailsMapping/ContractBillingDetailsContractNoLbl"/>
                       <w:tag w:val="#Nav: Standard_Sales_Invoice/1306"/>
                       <w:id w:val="-1414548452"/>
@@ -2811,14 +3756,21 @@
                       <w:dataBinding w:prefixMappings="xmlns:ns0='urn:microsoft-dynamics-nav/reports/Standard_Sales_Invoice/1306/'" w:xpath="/ns0:NavWordReportXmlPart[1]/ns0:Header[1]/ns0:ContractBillingDetailsMapping[1]/ns0:ContractBillingDetailsContractNoLbl[1]" w:storeItemID="{4E4D9DA5-514B-454D-BE26-D942A644F473}"/>
                       <w:text/>
                     </w:sdtPr>
-                    <w:sdtEndPr/>
                     <w:sdtContent>
                       <w:p>
                         <w:pPr>
                           <w:pStyle w:val="BCLabel"/>
+                          <w:rPr>
+                            <w:sz w:val="18"/>
+                            <w:szCs w:val="18"/>
+                          </w:rPr>
                         </w:pPr>
                         <w:proofErr w:type="spellStart"/>
                         <w:r>
+                          <w:rPr>
+                            <w:sz w:val="18"/>
+                            <w:szCs w:val="18"/>
+                          </w:rPr>
                           <w:t>ContractBillingDetailsContractNoLbl</w:t>
                         </w:r>
                         <w:proofErr w:type="spellEnd"/>
@@ -2832,6 +3784,10 @@
                   </w:tcPr>
                   <w:sdt>
                     <w:sdtPr>
+                      <w:rPr>
+                        <w:sz w:val="18"/>
+                        <w:szCs w:val="18"/>
+                      </w:rPr>
                       <w:alias w:val="#Nav: /Header/ContractBillingDetailsMapping/ContractBillingDetailsPositionNoLbl"/>
                       <w:tag w:val="#Nav: Standard_Sales_Invoice/1306"/>
                       <w:id w:val="563840068"/>
@@ -2841,14 +3797,21 @@
                       <w:dataBinding w:prefixMappings="xmlns:ns0='urn:microsoft-dynamics-nav/reports/Standard_Sales_Invoice/1306/'" w:xpath="/ns0:NavWordReportXmlPart[1]/ns0:Header[1]/ns0:ContractBillingDetailsMapping[1]/ns0:ContractBillingDetailsPositionNoLbl[1]" w:storeItemID="{4E4D9DA5-514B-454D-BE26-D942A644F473}"/>
                       <w:text/>
                     </w:sdtPr>
-                    <w:sdtEndPr/>
                     <w:sdtContent>
                       <w:p>
                         <w:pPr>
                           <w:pStyle w:val="BCLabel"/>
+                          <w:rPr>
+                            <w:sz w:val="18"/>
+                            <w:szCs w:val="18"/>
+                          </w:rPr>
                         </w:pPr>
                         <w:proofErr w:type="spellStart"/>
                         <w:r>
+                          <w:rPr>
+                            <w:sz w:val="18"/>
+                            <w:szCs w:val="18"/>
+                          </w:rPr>
                           <w:t>ContractBillingDetailsPositionNoLbl</w:t>
                         </w:r>
                         <w:proofErr w:type="spellEnd"/>
@@ -2863,6 +3826,10 @@
                   </w:tcPr>
                   <w:sdt>
                     <w:sdtPr>
+                      <w:rPr>
+                        <w:sz w:val="18"/>
+                        <w:szCs w:val="18"/>
+                      </w:rPr>
                       <w:alias w:val="#Nav: /Header/ContractBillingDetailsMapping/ContractBillingDetailsPositionDescriptionLbl"/>
                       <w:tag w:val="#Nav: Standard_Sales_Invoice/1306"/>
                       <w:id w:val="-1916080924"/>
@@ -2872,14 +3839,21 @@
                       <w:dataBinding w:prefixMappings="xmlns:ns0='urn:microsoft-dynamics-nav/reports/Standard_Sales_Invoice/1306/'" w:xpath="/ns0:NavWordReportXmlPart[1]/ns0:Header[1]/ns0:ContractBillingDetailsMapping[1]/ns0:ContractBillingDetailsPositionDescriptionLbl[1]" w:storeItemID="{4E4D9DA5-514B-454D-BE26-D942A644F473}"/>
                       <w:text/>
                     </w:sdtPr>
-                    <w:sdtEndPr/>
                     <w:sdtContent>
                       <w:p>
                         <w:pPr>
                           <w:pStyle w:val="BCLabel"/>
+                          <w:rPr>
+                            <w:sz w:val="18"/>
+                            <w:szCs w:val="18"/>
+                          </w:rPr>
                         </w:pPr>
                         <w:proofErr w:type="spellStart"/>
                         <w:r>
+                          <w:rPr>
+                            <w:sz w:val="18"/>
+                            <w:szCs w:val="18"/>
+                          </w:rPr>
                           <w:t>ContractBillingDetailsPositionDescriptionLbl</w:t>
                         </w:r>
                         <w:proofErr w:type="spellEnd"/>
@@ -2893,6 +3867,10 @@
                   </w:tcPr>
                   <w:sdt>
                     <w:sdtPr>
+                      <w:rPr>
+                        <w:sz w:val="18"/>
+                        <w:szCs w:val="18"/>
+                      </w:rPr>
                       <w:alias w:val="#Nav: /Header/ContractBillingDetailsMapping/ContractBillingDetailsCustomerLbl"/>
                       <w:tag w:val="#Nav: Standard_Sales_Invoice/1306"/>
                       <w:id w:val="-1822645877"/>
@@ -2902,14 +3880,21 @@
                       <w:dataBinding w:prefixMappings="xmlns:ns0='urn:microsoft-dynamics-nav/reports/Standard_Sales_Invoice/1306/'" w:xpath="/ns0:NavWordReportXmlPart[1]/ns0:Header[1]/ns0:ContractBillingDetailsMapping[1]/ns0:ContractBillingDetailsCustomerLbl[1]" w:storeItemID="{4E4D9DA5-514B-454D-BE26-D942A644F473}"/>
                       <w:text/>
                     </w:sdtPr>
-                    <w:sdtEndPr/>
                     <w:sdtContent>
                       <w:p>
                         <w:pPr>
                           <w:pStyle w:val="BCLabel"/>
+                          <w:rPr>
+                            <w:sz w:val="18"/>
+                            <w:szCs w:val="18"/>
+                          </w:rPr>
                         </w:pPr>
                         <w:proofErr w:type="spellStart"/>
                         <w:r>
+                          <w:rPr>
+                            <w:sz w:val="18"/>
+                            <w:szCs w:val="18"/>
+                          </w:rPr>
                           <w:t>ContractBillingDetailsCustomerLbl</w:t>
                         </w:r>
                         <w:proofErr w:type="spellEnd"/>
@@ -2934,6 +3919,10 @@
                       <w:tabs>
                         <w:tab w:val="left" w:pos="6375"/>
                       </w:tabs>
+                      <w:rPr>
+                        <w:sz w:val="18"/>
+                        <w:szCs w:val="18"/>
+                      </w:rPr>
                     </w:pPr>
                   </w:p>
                 </w:tc>
@@ -2947,6 +3936,10 @@
                       <w:tabs>
                         <w:tab w:val="left" w:pos="6375"/>
                       </w:tabs>
+                      <w:rPr>
+                        <w:sz w:val="18"/>
+                        <w:szCs w:val="18"/>
+                      </w:rPr>
                     </w:pPr>
                   </w:p>
                 </w:tc>
@@ -2960,6 +3953,10 @@
                       <w:tabs>
                         <w:tab w:val="left" w:pos="6375"/>
                       </w:tabs>
+                      <w:rPr>
+                        <w:sz w:val="18"/>
+                        <w:szCs w:val="18"/>
+                      </w:rPr>
                     </w:pPr>
                   </w:p>
                 </w:tc>
@@ -2973,6 +3970,10 @@
                       <w:tabs>
                         <w:tab w:val="left" w:pos="6375"/>
                       </w:tabs>
+                      <w:rPr>
+                        <w:sz w:val="18"/>
+                        <w:szCs w:val="18"/>
+                      </w:rPr>
                     </w:pPr>
                   </w:p>
                 </w:tc>
@@ -2986,6 +3987,10 @@
                       <w:tabs>
                         <w:tab w:val="left" w:pos="6375"/>
                       </w:tabs>
+                      <w:rPr>
+                        <w:sz w:val="18"/>
+                        <w:szCs w:val="18"/>
+                      </w:rPr>
                     </w:pPr>
                   </w:p>
                 </w:tc>
@@ -2999,6 +4004,10 @@
                       <w:tabs>
                         <w:tab w:val="left" w:pos="6375"/>
                       </w:tabs>
+                      <w:rPr>
+                        <w:sz w:val="18"/>
+                        <w:szCs w:val="18"/>
+                      </w:rPr>
                     </w:pPr>
                   </w:p>
                 </w:tc>
@@ -3012,6 +4021,10 @@
                       <w:tabs>
                         <w:tab w:val="left" w:pos="6375"/>
                       </w:tabs>
+                      <w:rPr>
+                        <w:sz w:val="18"/>
+                        <w:szCs w:val="18"/>
+                      </w:rPr>
                     </w:pPr>
                   </w:p>
                 </w:tc>
@@ -3025,6 +4038,10 @@
                       <w:tabs>
                         <w:tab w:val="left" w:pos="6375"/>
                       </w:tabs>
+                      <w:rPr>
+                        <w:sz w:val="18"/>
+                        <w:szCs w:val="18"/>
+                      </w:rPr>
                     </w:pPr>
                   </w:p>
                 </w:tc>
@@ -3038,6 +4055,10 @@
                       <w:tabs>
                         <w:tab w:val="left" w:pos="6375"/>
                       </w:tabs>
+                      <w:rPr>
+                        <w:sz w:val="18"/>
+                        <w:szCs w:val="18"/>
+                      </w:rPr>
                     </w:pPr>
                   </w:p>
                 </w:tc>
@@ -3051,29 +4072,39 @@
                       <w:tabs>
                         <w:tab w:val="left" w:pos="6375"/>
                       </w:tabs>
+                      <w:rPr>
+                        <w:sz w:val="18"/>
+                        <w:szCs w:val="18"/>
+                      </w:rPr>
                     </w:pPr>
                   </w:p>
                 </w:tc>
               </w:tr>
               <w:sdt>
                 <w:sdtPr>
+                  <w:rPr>
+                    <w:sz w:val="18"/>
+                    <w:szCs w:val="18"/>
+                  </w:rPr>
                   <w:alias w:val="#Nav: /Header/ContractBillingDetailsMapping/ContractBillingDetailsGrouping"/>
                   <w:tag w:val="#Nav: Standard_Sales_Invoice/1306"/>
                   <w:id w:val="-240490063"/>
-                  <w15:dataBinding w:prefixMappings="xmlns:ns0='urn:microsoft-dynamics-nav/reports/Standard_Sales_Invoice/1306/'" w:xpath="/ns0:NavWordReportXmlPart[1]/ns0:Header[1]/ns0:ContractBillingDetailsMapping[1]/ns0:ContractBillingDetailsGrouping" w:storeItemID="{4E4D9DA5-514B-454D-BE26-D942A644F473}"/>
+                  <w15:dataBinding w:prefixMappings="xmlns:ns0='urn:microsoft-dynamics-nav/reports/Standard_Sales_Invoice/1306/' " w:xpath="/ns0:NavWordReportXmlPart[1]/ns0:Header[1]/ns0:ContractBillingDetailsMapping[1]/ns0:ContractBillingDetailsGrouping" w:storeItemID="{4E4D9DA5-514B-454D-BE26-D942A644F473}"/>
                   <w15:repeatingSection/>
                 </w:sdtPr>
-                <w:sdtEndPr/>
                 <w:sdtContent>
                   <w:sdt>
                     <w:sdtPr>
+                      <w:rPr>
+                        <w:sz w:val="18"/>
+                        <w:szCs w:val="18"/>
+                      </w:rPr>
                       <w:id w:val="-136270399"/>
                       <w:placeholder>
                         <w:docPart w:val="1A3D1A88CBEB4153AF377BF1D5BA76E8"/>
                       </w:placeholder>
                       <w15:repeatingSectionItem/>
                     </w:sdtPr>
-                    <w:sdtEndPr/>
                     <w:sdtContent>
                       <w:tr>
                         <w:trPr>
@@ -3087,6 +4118,10 @@
                           </w:tcPr>
                           <w:sdt>
                             <w:sdtPr>
+                              <w:rPr>
+                                <w:sz w:val="18"/>
+                                <w:szCs w:val="18"/>
+                              </w:rPr>
                               <w:alias w:val="#Nav: /Header/ContractBillingDetailsMapping/ContractBillingDetailsGrouping/ContractBillingDetailsContractNo"/>
                               <w:tag w:val="#Nav: Standard_Sales_Invoice/1306"/>
                               <w:id w:val="-505979805"/>
@@ -3096,14 +4131,21 @@
                               <w:dataBinding w:prefixMappings="xmlns:ns0='urn:microsoft-dynamics-nav/reports/Standard_Sales_Invoice/1306/'" w:xpath="/ns0:NavWordReportXmlPart[1]/ns0:Header[1]/ns0:ContractBillingDetailsMapping[1]/ns0:ContractBillingDetailsGrouping[1]/ns0:ContractBillingDetailsContractNo[1]" w:storeItemID="{4E4D9DA5-514B-454D-BE26-D942A644F473}"/>
                               <w:text/>
                             </w:sdtPr>
-                            <w:sdtEndPr/>
                             <w:sdtContent>
                               <w:p>
                                 <w:pPr>
                                   <w:pStyle w:val="NoSpacing"/>
+                                  <w:rPr>
+                                    <w:sz w:val="18"/>
+                                    <w:szCs w:val="18"/>
+                                  </w:rPr>
                                 </w:pPr>
                                 <w:proofErr w:type="spellStart"/>
                                 <w:r>
+                                  <w:rPr>
+                                    <w:sz w:val="18"/>
+                                    <w:szCs w:val="18"/>
+                                  </w:rPr>
                                   <w:t>ContractBillingDetailsContractNo</w:t>
                                 </w:r>
                                 <w:proofErr w:type="spellEnd"/>
@@ -3117,6 +4159,10 @@
                           </w:tcPr>
                           <w:sdt>
                             <w:sdtPr>
+                              <w:rPr>
+                                <w:sz w:val="18"/>
+                                <w:szCs w:val="18"/>
+                              </w:rPr>
                               <w:alias w:val="#Nav: /Header/ContractBillingDetailsMapping/ContractBillingDetailsGrouping/ContractBillingDetailsPositionNo"/>
                               <w:tag w:val="#Nav: Standard_Sales_Invoice/1306"/>
                               <w:id w:val="-1244488037"/>
@@ -3126,14 +4172,21 @@
                               <w:dataBinding w:prefixMappings="xmlns:ns0='urn:microsoft-dynamics-nav/reports/Standard_Sales_Invoice/1306/'" w:xpath="/ns0:NavWordReportXmlPart[1]/ns0:Header[1]/ns0:ContractBillingDetailsMapping[1]/ns0:ContractBillingDetailsGrouping[1]/ns0:ContractBillingDetailsPositionNo[1]" w:storeItemID="{4E4D9DA5-514B-454D-BE26-D942A644F473}"/>
                               <w:text/>
                             </w:sdtPr>
-                            <w:sdtEndPr/>
                             <w:sdtContent>
                               <w:p>
                                 <w:pPr>
                                   <w:pStyle w:val="NoSpacing"/>
+                                  <w:rPr>
+                                    <w:sz w:val="18"/>
+                                    <w:szCs w:val="18"/>
+                                  </w:rPr>
                                 </w:pPr>
                                 <w:proofErr w:type="spellStart"/>
                                 <w:r>
+                                  <w:rPr>
+                                    <w:sz w:val="18"/>
+                                    <w:szCs w:val="18"/>
+                                  </w:rPr>
                                   <w:t>ContractBillingDetailsPositionNo</w:t>
                                 </w:r>
                                 <w:proofErr w:type="spellEnd"/>
@@ -3148,6 +4201,10 @@
                           </w:tcPr>
                           <w:sdt>
                             <w:sdtPr>
+                              <w:rPr>
+                                <w:sz w:val="18"/>
+                                <w:szCs w:val="18"/>
+                              </w:rPr>
                               <w:alias w:val="#Nav: /Header/ContractBillingDetailsMapping/ContractBillingDetailsGrouping/ContractBillingDetailsPositionDescription"/>
                               <w:tag w:val="#Nav: Standard_Sales_Invoice/1306"/>
                               <w:id w:val="654581607"/>
@@ -3157,14 +4214,21 @@
                               <w:dataBinding w:prefixMappings="xmlns:ns0='urn:microsoft-dynamics-nav/reports/Standard_Sales_Invoice/1306/'" w:xpath="/ns0:NavWordReportXmlPart[1]/ns0:Header[1]/ns0:ContractBillingDetailsMapping[1]/ns0:ContractBillingDetailsGrouping[1]/ns0:ContractBillingDetailsPositionDescription[1]" w:storeItemID="{4E4D9DA5-514B-454D-BE26-D942A644F473}"/>
                               <w:text/>
                             </w:sdtPr>
-                            <w:sdtEndPr/>
                             <w:sdtContent>
                               <w:p>
                                 <w:pPr>
                                   <w:pStyle w:val="NoSpacing"/>
+                                  <w:rPr>
+                                    <w:sz w:val="18"/>
+                                    <w:szCs w:val="18"/>
+                                  </w:rPr>
                                 </w:pPr>
                                 <w:proofErr w:type="spellStart"/>
                                 <w:r>
+                                  <w:rPr>
+                                    <w:sz w:val="18"/>
+                                    <w:szCs w:val="18"/>
+                                  </w:rPr>
                                   <w:t>ContractBillingDetailsPositionDescription</w:t>
                                 </w:r>
                                 <w:proofErr w:type="spellEnd"/>
@@ -3178,6 +4242,10 @@
                           </w:tcPr>
                           <w:sdt>
                             <w:sdtPr>
+                              <w:rPr>
+                                <w:sz w:val="18"/>
+                                <w:szCs w:val="18"/>
+                              </w:rPr>
                               <w:alias w:val="#Nav: /Header/ContractBillingDetailsMapping/ContractBillingDetailsGrouping/ContractBillingDetailsCustomerName"/>
                               <w:tag w:val="#Nav: Standard_Sales_Invoice/1306"/>
                               <w:id w:val="-683130118"/>
@@ -3187,14 +4255,21 @@
                               <w:dataBinding w:prefixMappings="xmlns:ns0='urn:microsoft-dynamics-nav/reports/Standard_Sales_Invoice/1306/'" w:xpath="/ns0:NavWordReportXmlPart[1]/ns0:Header[1]/ns0:ContractBillingDetailsMapping[1]/ns0:ContractBillingDetailsGrouping[1]/ns0:ContractBillingDetailsCustomerName[1]" w:storeItemID="{4E4D9DA5-514B-454D-BE26-D942A644F473}"/>
                               <w:text/>
                             </w:sdtPr>
-                            <w:sdtEndPr/>
                             <w:sdtContent>
                               <w:p>
                                 <w:pPr>
                                   <w:pStyle w:val="NoSpacing"/>
+                                  <w:rPr>
+                                    <w:sz w:val="18"/>
+                                    <w:szCs w:val="18"/>
+                                  </w:rPr>
                                 </w:pPr>
                                 <w:proofErr w:type="spellStart"/>
                                 <w:r>
+                                  <w:rPr>
+                                    <w:sz w:val="18"/>
+                                    <w:szCs w:val="18"/>
+                                  </w:rPr>
                                   <w:t>ContractBillingDetailsCustomerName</w:t>
                                 </w:r>
                                 <w:proofErr w:type="spellEnd"/>
@@ -3215,6 +4290,10 @@
                           </w:tcPr>
                           <w:sdt>
                             <w:sdtPr>
+                              <w:rPr>
+                                <w:sz w:val="18"/>
+                                <w:szCs w:val="18"/>
+                              </w:rPr>
                               <w:alias w:val="#Nav: /Header/ContractBillingDetailsMapping/ContractBillingDetailsGrouping/ContractBillingDetailsStartDateLbl"/>
                               <w:tag w:val="#Nav: Standard_Sales_Invoice/1306"/>
                               <w:id w:val="-1703933962"/>
@@ -3224,14 +4303,21 @@
                               <w:dataBinding w:prefixMappings="xmlns:ns0='urn:microsoft-dynamics-nav/reports/Standard_Sales_Invoice/1306/'" w:xpath="/ns0:NavWordReportXmlPart[1]/ns0:Header[1]/ns0:ContractBillingDetailsMapping[1]/ns0:ContractBillingDetailsGrouping[1]/ns0:ContractBillingDetailsStartDateLbl[1]" w:storeItemID="{4E4D9DA5-514B-454D-BE26-D942A644F473}"/>
                               <w:text/>
                             </w:sdtPr>
-                            <w:sdtEndPr/>
                             <w:sdtContent>
                               <w:p>
                                 <w:pPr>
                                   <w:pStyle w:val="BCLabel"/>
+                                  <w:rPr>
+                                    <w:sz w:val="18"/>
+                                    <w:szCs w:val="18"/>
+                                  </w:rPr>
                                 </w:pPr>
                                 <w:proofErr w:type="spellStart"/>
                                 <w:r>
+                                  <w:rPr>
+                                    <w:sz w:val="18"/>
+                                    <w:szCs w:val="18"/>
+                                  </w:rPr>
                                   <w:t>ContractBillingDetailsStartDateLbl</w:t>
                                 </w:r>
                                 <w:proofErr w:type="spellEnd"/>
@@ -3245,6 +4331,10 @@
                           </w:tcPr>
                           <w:sdt>
                             <w:sdtPr>
+                              <w:rPr>
+                                <w:sz w:val="18"/>
+                                <w:szCs w:val="18"/>
+                              </w:rPr>
                               <w:alias w:val="#Nav: /Header/ContractBillingDetailsMapping/ContractBillingDetailsGrouping/ContractBillingDetailsEndDateLbl"/>
                               <w:tag w:val="#Nav: Standard_Sales_Invoice/1306"/>
                               <w:id w:val="-2042896265"/>
@@ -3254,14 +4344,21 @@
                               <w:dataBinding w:prefixMappings="xmlns:ns0='urn:microsoft-dynamics-nav/reports/Standard_Sales_Invoice/1306/'" w:xpath="/ns0:NavWordReportXmlPart[1]/ns0:Header[1]/ns0:ContractBillingDetailsMapping[1]/ns0:ContractBillingDetailsGrouping[1]/ns0:ContractBillingDetailsEndDateLbl[1]" w:storeItemID="{4E4D9DA5-514B-454D-BE26-D942A644F473}"/>
                               <w:text/>
                             </w:sdtPr>
-                            <w:sdtEndPr/>
                             <w:sdtContent>
                               <w:p>
                                 <w:pPr>
                                   <w:pStyle w:val="BCLabel"/>
+                                  <w:rPr>
+                                    <w:sz w:val="18"/>
+                                    <w:szCs w:val="18"/>
+                                  </w:rPr>
                                 </w:pPr>
                                 <w:proofErr w:type="spellStart"/>
                                 <w:r>
+                                  <w:rPr>
+                                    <w:sz w:val="18"/>
+                                    <w:szCs w:val="18"/>
+                                  </w:rPr>
                                   <w:t>ContractBillingDetailsEndDateLbl</w:t>
                                 </w:r>
                                 <w:proofErr w:type="spellEnd"/>
@@ -3275,6 +4372,10 @@
                           </w:tcPr>
                           <w:sdt>
                             <w:sdtPr>
+                              <w:rPr>
+                                <w:sz w:val="18"/>
+                                <w:szCs w:val="18"/>
+                              </w:rPr>
                               <w:alias w:val="#Nav: /Header/ContractBillingDetailsMapping/ContractBillingDetailsGrouping/ContractBillingDetailsDaysLbl"/>
                               <w:tag w:val="#Nav: Standard_Sales_Invoice/1306"/>
                               <w:id w:val="-572964943"/>
@@ -3284,14 +4385,21 @@
                               <w:dataBinding w:prefixMappings="xmlns:ns0='urn:microsoft-dynamics-nav/reports/Standard_Sales_Invoice/1306/'" w:xpath="/ns0:NavWordReportXmlPart[1]/ns0:Header[1]/ns0:ContractBillingDetailsMapping[1]/ns0:ContractBillingDetailsGrouping[1]/ns0:ContractBillingDetailsDaysLbl[1]" w:storeItemID="{4E4D9DA5-514B-454D-BE26-D942A644F473}"/>
                               <w:text/>
                             </w:sdtPr>
-                            <w:sdtEndPr/>
                             <w:sdtContent>
                               <w:p>
                                 <w:pPr>
                                   <w:pStyle w:val="BCLabel"/>
+                                  <w:rPr>
+                                    <w:sz w:val="18"/>
+                                    <w:szCs w:val="18"/>
+                                  </w:rPr>
                                 </w:pPr>
                                 <w:proofErr w:type="spellStart"/>
                                 <w:r>
+                                  <w:rPr>
+                                    <w:sz w:val="18"/>
+                                    <w:szCs w:val="18"/>
+                                  </w:rPr>
                                   <w:t>ContractBillingDetailsDaysLbl</w:t>
                                 </w:r>
                                 <w:proofErr w:type="spellEnd"/>
@@ -3305,6 +4413,10 @@
                           </w:tcPr>
                           <w:sdt>
                             <w:sdtPr>
+                              <w:rPr>
+                                <w:sz w:val="18"/>
+                                <w:szCs w:val="18"/>
+                              </w:rPr>
                               <w:alias w:val="#Nav: /Header/ContractBillingDetailsMapping/ContractBillingDetailsGrouping/ContractBillingDetailsQtyLbl"/>
                               <w:tag w:val="#Nav: Standard_Sales_Invoice/1306"/>
                               <w:id w:val="-531345451"/>
@@ -3314,14 +4426,21 @@
                               <w:dataBinding w:prefixMappings="xmlns:ns0='urn:microsoft-dynamics-nav/reports/Standard_Sales_Invoice/1306/'" w:xpath="/ns0:NavWordReportXmlPart[1]/ns0:Header[1]/ns0:ContractBillingDetailsMapping[1]/ns0:ContractBillingDetailsGrouping[1]/ns0:ContractBillingDetailsQtyLbl[1]" w:storeItemID="{4E4D9DA5-514B-454D-BE26-D942A644F473}"/>
                               <w:text/>
                             </w:sdtPr>
-                            <w:sdtEndPr/>
                             <w:sdtContent>
                               <w:p>
                                 <w:pPr>
                                   <w:pStyle w:val="BCLabel"/>
+                                  <w:rPr>
+                                    <w:sz w:val="18"/>
+                                    <w:szCs w:val="18"/>
+                                  </w:rPr>
                                 </w:pPr>
                                 <w:proofErr w:type="spellStart"/>
                                 <w:r>
+                                  <w:rPr>
+                                    <w:sz w:val="18"/>
+                                    <w:szCs w:val="18"/>
+                                  </w:rPr>
                                   <w:t>ContractBillingDetailsQtyLbl</w:t>
                                 </w:r>
                                 <w:proofErr w:type="spellEnd"/>
@@ -3335,6 +4454,10 @@
                           </w:tcPr>
                           <w:sdt>
                             <w:sdtPr>
+                              <w:rPr>
+                                <w:sz w:val="18"/>
+                                <w:szCs w:val="18"/>
+                              </w:rPr>
                               <w:alias w:val="#Nav: /Header/ContractBillingDetailsMapping/ContractBillingDetailsGrouping/ContractBillingDetailsSalesPriceLbl"/>
                               <w:tag w:val="#Nav: Standard_Sales_Invoice/1306"/>
                               <w:id w:val="-1106116688"/>
@@ -3344,14 +4467,21 @@
                               <w:dataBinding w:prefixMappings="xmlns:ns0='urn:microsoft-dynamics-nav/reports/Standard_Sales_Invoice/1306/'" w:xpath="/ns0:NavWordReportXmlPart[1]/ns0:Header[1]/ns0:ContractBillingDetailsMapping[1]/ns0:ContractBillingDetailsGrouping[1]/ns0:ContractBillingDetailsSalesPriceLbl[1]" w:storeItemID="{4E4D9DA5-514B-454D-BE26-D942A644F473}"/>
                               <w:text/>
                             </w:sdtPr>
-                            <w:sdtEndPr/>
                             <w:sdtContent>
                               <w:p>
                                 <w:pPr>
                                   <w:pStyle w:val="BCLabel"/>
+                                  <w:rPr>
+                                    <w:sz w:val="18"/>
+                                    <w:szCs w:val="18"/>
+                                  </w:rPr>
                                 </w:pPr>
                                 <w:proofErr w:type="spellStart"/>
                                 <w:r>
+                                  <w:rPr>
+                                    <w:sz w:val="18"/>
+                                    <w:szCs w:val="18"/>
+                                  </w:rPr>
                                   <w:t>ContractBillingDetailsSalesPriceLbl</w:t>
                                 </w:r>
                                 <w:proofErr w:type="spellEnd"/>
@@ -3365,6 +4495,10 @@
                           </w:tcPr>
                           <w:sdt>
                             <w:sdtPr>
+                              <w:rPr>
+                                <w:sz w:val="18"/>
+                                <w:szCs w:val="18"/>
+                              </w:rPr>
                               <w:alias w:val="#Nav: /Header/ContractBillingDetailsMapping/ContractBillingDetailsGrouping/ContractBillingDetailsDiscountPercentLbl"/>
                               <w:tag w:val="#Nav: Standard_Sales_Invoice/1306"/>
                               <w:id w:val="-2043193908"/>
@@ -3374,14 +4508,21 @@
                               <w:dataBinding w:prefixMappings="xmlns:ns0='urn:microsoft-dynamics-nav/reports/Standard_Sales_Invoice/1306/'" w:xpath="/ns0:NavWordReportXmlPart[1]/ns0:Header[1]/ns0:ContractBillingDetailsMapping[1]/ns0:ContractBillingDetailsGrouping[1]/ns0:ContractBillingDetailsDiscountPercentLbl[1]" w:storeItemID="{4E4D9DA5-514B-454D-BE26-D942A644F473}"/>
                               <w:text/>
                             </w:sdtPr>
-                            <w:sdtEndPr/>
                             <w:sdtContent>
                               <w:p>
                                 <w:pPr>
                                   <w:pStyle w:val="BCLabel"/>
+                                  <w:rPr>
+                                    <w:sz w:val="18"/>
+                                    <w:szCs w:val="18"/>
+                                  </w:rPr>
                                 </w:pPr>
                                 <w:proofErr w:type="spellStart"/>
                                 <w:r>
+                                  <w:rPr>
+                                    <w:sz w:val="18"/>
+                                    <w:szCs w:val="18"/>
+                                  </w:rPr>
                                   <w:t>ContractBillingDetailsDiscountPercentLbl</w:t>
                                 </w:r>
                                 <w:proofErr w:type="spellEnd"/>
@@ -3395,6 +4536,10 @@
                           </w:tcPr>
                           <w:sdt>
                             <w:sdtPr>
+                              <w:rPr>
+                                <w:sz w:val="18"/>
+                                <w:szCs w:val="18"/>
+                              </w:rPr>
                               <w:alias w:val="#Nav: /Header/ContractBillingDetailsMapping/ContractBillingDetailsGrouping/ContractBillingDetailsDiscountAmountLbl"/>
                               <w:tag w:val="#Nav: Standard_Sales_Invoice/1306"/>
                               <w:id w:val="-1232917054"/>
@@ -3404,14 +4549,21 @@
                               <w:dataBinding w:prefixMappings="xmlns:ns0='urn:microsoft-dynamics-nav/reports/Standard_Sales_Invoice/1306/'" w:xpath="/ns0:NavWordReportXmlPart[1]/ns0:Header[1]/ns0:ContractBillingDetailsMapping[1]/ns0:ContractBillingDetailsGrouping[1]/ns0:ContractBillingDetailsDiscountAmountLbl[1]" w:storeItemID="{4E4D9DA5-514B-454D-BE26-D942A644F473}"/>
                               <w:text/>
                             </w:sdtPr>
-                            <w:sdtEndPr/>
                             <w:sdtContent>
                               <w:p>
                                 <w:pPr>
                                   <w:pStyle w:val="BCLabel"/>
+                                  <w:rPr>
+                                    <w:sz w:val="18"/>
+                                    <w:szCs w:val="18"/>
+                                  </w:rPr>
                                 </w:pPr>
                                 <w:proofErr w:type="spellStart"/>
                                 <w:r>
+                                  <w:rPr>
+                                    <w:sz w:val="18"/>
+                                    <w:szCs w:val="18"/>
+                                  </w:rPr>
                                   <w:t>ContractBillingDetailsDiscountAmountLbl</w:t>
                                 </w:r>
                                 <w:proofErr w:type="spellEnd"/>
@@ -3425,6 +4577,10 @@
                           </w:tcPr>
                           <w:sdt>
                             <w:sdtPr>
+                              <w:rPr>
+                                <w:sz w:val="18"/>
+                                <w:szCs w:val="18"/>
+                              </w:rPr>
                               <w:alias w:val="#Nav: /Header/ContractBillingDetailsMapping/ContractBillingDetailsGrouping/ContractBillingDetailsAmountLbl"/>
                               <w:tag w:val="#Nav: Standard_Sales_Invoice/1306"/>
                               <w:id w:val="269050585"/>
@@ -3434,14 +4590,21 @@
                               <w:dataBinding w:prefixMappings="xmlns:ns0='urn:microsoft-dynamics-nav/reports/Standard_Sales_Invoice/1306/'" w:xpath="/ns0:NavWordReportXmlPart[1]/ns0:Header[1]/ns0:ContractBillingDetailsMapping[1]/ns0:ContractBillingDetailsGrouping[1]/ns0:ContractBillingDetailsAmountLbl[1]" w:storeItemID="{4E4D9DA5-514B-454D-BE26-D942A644F473}"/>
                               <w:text/>
                             </w:sdtPr>
-                            <w:sdtEndPr/>
                             <w:sdtContent>
                               <w:p>
                                 <w:pPr>
                                   <w:pStyle w:val="BCLabel"/>
+                                  <w:rPr>
+                                    <w:sz w:val="18"/>
+                                    <w:szCs w:val="18"/>
+                                  </w:rPr>
                                 </w:pPr>
                                 <w:proofErr w:type="spellStart"/>
                                 <w:r>
+                                  <w:rPr>
+                                    <w:sz w:val="18"/>
+                                    <w:szCs w:val="18"/>
+                                  </w:rPr>
                                   <w:t>ContractBillingDetailsAmountLbl</w:t>
                                 </w:r>
                                 <w:proofErr w:type="spellEnd"/>
@@ -3455,6 +4618,10 @@
                           </w:tcPr>
                           <w:sdt>
                             <w:sdtPr>
+                              <w:rPr>
+                                <w:sz w:val="18"/>
+                                <w:szCs w:val="18"/>
+                              </w:rPr>
                               <w:alias w:val="#Nav: /Header/ContractBillingDetailsMapping/ContractBillingDetailsGrouping/ContractBillingDetailsCurrencyCodeLbl"/>
                               <w:tag w:val="#Nav: Standard_Sales_Invoice/1306"/>
                               <w:id w:val="542643813"/>
@@ -3464,14 +4631,21 @@
                               <w:dataBinding w:prefixMappings="xmlns:ns0='urn:microsoft-dynamics-nav/reports/Standard_Sales_Invoice/1306/'" w:xpath="/ns0:NavWordReportXmlPart[1]/ns0:Header[1]/ns0:ContractBillingDetailsMapping[1]/ns0:ContractBillingDetailsGrouping[1]/ns0:ContractBillingDetailsCurrencyCodeLbl[1]" w:storeItemID="{4E4D9DA5-514B-454D-BE26-D942A644F473}"/>
                               <w:text/>
                             </w:sdtPr>
-                            <w:sdtEndPr/>
                             <w:sdtContent>
                               <w:p>
                                 <w:pPr>
                                   <w:pStyle w:val="BCLabel"/>
+                                  <w:rPr>
+                                    <w:sz w:val="18"/>
+                                    <w:szCs w:val="18"/>
+                                  </w:rPr>
                                 </w:pPr>
                                 <w:proofErr w:type="spellStart"/>
                                 <w:r>
+                                  <w:rPr>
+                                    <w:sz w:val="18"/>
+                                    <w:szCs w:val="18"/>
+                                  </w:rPr>
                                   <w:t>ContractBillingDetailsCurrencyCodeLbl</w:t>
                                 </w:r>
                                 <w:proofErr w:type="spellEnd"/>
@@ -3485,6 +4659,10 @@
                           </w:tcPr>
                           <w:sdt>
                             <w:sdtPr>
+                              <w:rPr>
+                                <w:sz w:val="18"/>
+                                <w:szCs w:val="18"/>
+                              </w:rPr>
                               <w:alias w:val="#Nav: /Header/ContractBillingDetailsMapping/ContractBillingDetailsGrouping/ContractBillingDetailsDescriptionLbl"/>
                               <w:tag w:val="#Nav: Standard_Sales_Invoice/1306"/>
                               <w:id w:val="333342701"/>
@@ -3494,14 +4672,21 @@
                               <w:dataBinding w:prefixMappings="xmlns:ns0='urn:microsoft-dynamics-nav/reports/Standard_Sales_Invoice/1306/'" w:xpath="/ns0:NavWordReportXmlPart[1]/ns0:Header[1]/ns0:ContractBillingDetailsMapping[1]/ns0:ContractBillingDetailsGrouping[1]/ns0:ContractBillingDetailsDescriptionLbl[1]" w:storeItemID="{4E4D9DA5-514B-454D-BE26-D942A644F473}"/>
                               <w:text/>
                             </w:sdtPr>
-                            <w:sdtEndPr/>
                             <w:sdtContent>
                               <w:p>
                                 <w:pPr>
                                   <w:pStyle w:val="BCLabel"/>
+                                  <w:rPr>
+                                    <w:sz w:val="18"/>
+                                    <w:szCs w:val="18"/>
+                                  </w:rPr>
                                 </w:pPr>
                                 <w:proofErr w:type="spellStart"/>
                                 <w:r>
+                                  <w:rPr>
+                                    <w:sz w:val="18"/>
+                                    <w:szCs w:val="18"/>
+                                  </w:rPr>
                                   <w:t>ContractBillingDetailsDescriptionLbl</w:t>
                                 </w:r>
                                 <w:proofErr w:type="spellEnd"/>
@@ -3523,6 +4708,10 @@
                           <w:p>
                             <w:pPr>
                               <w:pStyle w:val="NoSpacing"/>
+                              <w:rPr>
+                                <w:sz w:val="18"/>
+                                <w:szCs w:val="18"/>
+                              </w:rPr>
                             </w:pPr>
                           </w:p>
                         </w:tc>
@@ -3533,6 +4722,10 @@
                           <w:p>
                             <w:pPr>
                               <w:pStyle w:val="NoSpacing"/>
+                              <w:rPr>
+                                <w:sz w:val="18"/>
+                                <w:szCs w:val="18"/>
+                              </w:rPr>
                             </w:pPr>
                           </w:p>
                         </w:tc>
@@ -3543,6 +4736,10 @@
                           <w:p>
                             <w:pPr>
                               <w:pStyle w:val="NoSpacing"/>
+                              <w:rPr>
+                                <w:sz w:val="18"/>
+                                <w:szCs w:val="18"/>
+                              </w:rPr>
                             </w:pPr>
                           </w:p>
                         </w:tc>
@@ -3553,6 +4750,10 @@
                           <w:p>
                             <w:pPr>
                               <w:pStyle w:val="NoSpacing"/>
+                              <w:rPr>
+                                <w:sz w:val="18"/>
+                                <w:szCs w:val="18"/>
+                              </w:rPr>
                             </w:pPr>
                           </w:p>
                         </w:tc>
@@ -3563,6 +4764,10 @@
                           <w:p>
                             <w:pPr>
                               <w:pStyle w:val="NoSpacing"/>
+                              <w:rPr>
+                                <w:sz w:val="18"/>
+                                <w:szCs w:val="18"/>
+                              </w:rPr>
                             </w:pPr>
                           </w:p>
                         </w:tc>
@@ -3573,6 +4778,10 @@
                           <w:p>
                             <w:pPr>
                               <w:pStyle w:val="NoSpacing"/>
+                              <w:rPr>
+                                <w:sz w:val="18"/>
+                                <w:szCs w:val="18"/>
+                              </w:rPr>
                             </w:pPr>
                           </w:p>
                         </w:tc>
@@ -3583,6 +4792,10 @@
                           <w:p>
                             <w:pPr>
                               <w:pStyle w:val="NoSpacing"/>
+                              <w:rPr>
+                                <w:sz w:val="18"/>
+                                <w:szCs w:val="18"/>
+                              </w:rPr>
                             </w:pPr>
                           </w:p>
                         </w:tc>
@@ -3593,6 +4806,10 @@
                           <w:p>
                             <w:pPr>
                               <w:pStyle w:val="NoSpacing"/>
+                              <w:rPr>
+                                <w:sz w:val="18"/>
+                                <w:szCs w:val="18"/>
+                              </w:rPr>
                             </w:pPr>
                           </w:p>
                         </w:tc>
@@ -3603,6 +4820,10 @@
                           <w:p>
                             <w:pPr>
                               <w:pStyle w:val="NoSpacing"/>
+                              <w:rPr>
+                                <w:sz w:val="18"/>
+                                <w:szCs w:val="18"/>
+                              </w:rPr>
                             </w:pPr>
                           </w:p>
                         </w:tc>
@@ -3613,29 +4834,39 @@
                           <w:p>
                             <w:pPr>
                               <w:pStyle w:val="NoSpacing"/>
+                              <w:rPr>
+                                <w:sz w:val="18"/>
+                                <w:szCs w:val="18"/>
+                              </w:rPr>
                             </w:pPr>
                           </w:p>
                         </w:tc>
                       </w:tr>
                       <w:sdt>
                         <w:sdtPr>
+                          <w:rPr>
+                            <w:sz w:val="18"/>
+                            <w:szCs w:val="18"/>
+                          </w:rPr>
                           <w:alias w:val="#Nav: /Header/ContractBillingDetailsMapping/ContractBillingDetailsGrouping/ContractBillingDetails"/>
                           <w:tag w:val="#Nav: Standard_Sales_Invoice/1306"/>
                           <w:id w:val="-563416373"/>
-                          <w15:dataBinding w:prefixMappings="xmlns:ns0='urn:microsoft-dynamics-nav/reports/Standard_Sales_Invoice/1306/'" w:xpath="/ns0:NavWordReportXmlPart[1]/ns0:Header[1]/ns0:ContractBillingDetailsMapping[1]/ns0:ContractBillingDetailsGrouping[1]/ns0:ContractBillingDetails" w:storeItemID="{4E4D9DA5-514B-454D-BE26-D942A644F473}"/>
+                          <w15:dataBinding w:prefixMappings="xmlns:ns0='urn:microsoft-dynamics-nav/reports/Standard_Sales_Invoice/1306/' " w:xpath="/ns0:NavWordReportXmlPart[1]/ns0:Header[1]/ns0:ContractBillingDetailsMapping[1]/ns0:ContractBillingDetailsGrouping[1]/ns0:ContractBillingDetails" w:storeItemID="{4E4D9DA5-514B-454D-BE26-D942A644F473}"/>
                           <w15:repeatingSection/>
                         </w:sdtPr>
-                        <w:sdtEndPr/>
                         <w:sdtContent>
                           <w:sdt>
                             <w:sdtPr>
+                              <w:rPr>
+                                <w:sz w:val="18"/>
+                                <w:szCs w:val="18"/>
+                              </w:rPr>
                               <w:id w:val="100469544"/>
                               <w:placeholder>
                                 <w:docPart w:val="1A3D1A88CBEB4153AF377BF1D5BA76E8"/>
                               </w:placeholder>
                               <w15:repeatingSectionItem/>
                             </w:sdtPr>
-                            <w:sdtEndPr/>
                             <w:sdtContent>
                               <w:tr>
                                 <w:trPr>
@@ -3649,6 +4880,10 @@
                                   </w:tcPr>
                                   <w:sdt>
                                     <w:sdtPr>
+                                      <w:rPr>
+                                        <w:sz w:val="18"/>
+                                        <w:szCs w:val="18"/>
+                                      </w:rPr>
                                       <w:alias w:val="#Nav: /Header/ContractBillingDetailsMapping/ContractBillingDetailsGrouping/ContractBillingDetails/ContractBillingDetailsStartDate"/>
                                       <w:tag w:val="#Nav: Standard_Sales_Invoice/1306"/>
                                       <w:id w:val="295262913"/>
@@ -3658,14 +4893,21 @@
                                       <w:dataBinding w:prefixMappings="xmlns:ns0='urn:microsoft-dynamics-nav/reports/Standard_Sales_Invoice/1306/'" w:xpath="/ns0:NavWordReportXmlPart[1]/ns0:Header[1]/ns0:ContractBillingDetailsMapping[1]/ns0:ContractBillingDetailsGrouping[1]/ns0:ContractBillingDetails[1]/ns0:ContractBillingDetailsStartDate[1]" w:storeItemID="{4E4D9DA5-514B-454D-BE26-D942A644F473}"/>
                                       <w:text/>
                                     </w:sdtPr>
-                                    <w:sdtEndPr/>
                                     <w:sdtContent>
                                       <w:p>
                                         <w:pPr>
                                           <w:pStyle w:val="NoSpacing"/>
+                                          <w:rPr>
+                                            <w:sz w:val="18"/>
+                                            <w:szCs w:val="18"/>
+                                          </w:rPr>
                                         </w:pPr>
                                         <w:proofErr w:type="spellStart"/>
                                         <w:r>
+                                          <w:rPr>
+                                            <w:sz w:val="18"/>
+                                            <w:szCs w:val="18"/>
+                                          </w:rPr>
                                           <w:t>ContractBillingDetailsStartDate</w:t>
                                         </w:r>
                                         <w:proofErr w:type="spellEnd"/>
@@ -3679,6 +4921,10 @@
                                   </w:tcPr>
                                   <w:sdt>
                                     <w:sdtPr>
+                                      <w:rPr>
+                                        <w:sz w:val="18"/>
+                                        <w:szCs w:val="18"/>
+                                      </w:rPr>
                                       <w:alias w:val="#Nav: /Header/ContractBillingDetailsMapping/ContractBillingDetailsGrouping/ContractBillingDetails/ContractBillingDetailsEndDate"/>
                                       <w:tag w:val="#Nav: Standard_Sales_Invoice/1306"/>
                                       <w:id w:val="1537238248"/>
@@ -3688,14 +4934,21 @@
                                       <w:dataBinding w:prefixMappings="xmlns:ns0='urn:microsoft-dynamics-nav/reports/Standard_Sales_Invoice/1306/'" w:xpath="/ns0:NavWordReportXmlPart[1]/ns0:Header[1]/ns0:ContractBillingDetailsMapping[1]/ns0:ContractBillingDetailsGrouping[1]/ns0:ContractBillingDetails[1]/ns0:ContractBillingDetailsEndDate[1]" w:storeItemID="{4E4D9DA5-514B-454D-BE26-D942A644F473}"/>
                                       <w:text/>
                                     </w:sdtPr>
-                                    <w:sdtEndPr/>
                                     <w:sdtContent>
                                       <w:p>
                                         <w:pPr>
                                           <w:pStyle w:val="NoSpacing"/>
+                                          <w:rPr>
+                                            <w:sz w:val="18"/>
+                                            <w:szCs w:val="18"/>
+                                          </w:rPr>
                                         </w:pPr>
                                         <w:proofErr w:type="spellStart"/>
                                         <w:r>
+                                          <w:rPr>
+                                            <w:sz w:val="18"/>
+                                            <w:szCs w:val="18"/>
+                                          </w:rPr>
                                           <w:t>ContractBillingDetailsEndDate</w:t>
                                         </w:r>
                                         <w:proofErr w:type="spellEnd"/>
@@ -3709,6 +4962,10 @@
                                   </w:tcPr>
                                   <w:sdt>
                                     <w:sdtPr>
+                                      <w:rPr>
+                                        <w:sz w:val="18"/>
+                                        <w:szCs w:val="18"/>
+                                      </w:rPr>
                                       <w:alias w:val="#Nav: /Header/ContractBillingDetailsMapping/ContractBillingDetailsGrouping/ContractBillingDetails/ContractBillingDetailsDays"/>
                                       <w:tag w:val="#Nav: Standard_Sales_Invoice/1306"/>
                                       <w:id w:val="-1146821645"/>
@@ -3718,14 +4975,21 @@
                                       <w:dataBinding w:prefixMappings="xmlns:ns0='urn:microsoft-dynamics-nav/reports/Standard_Sales_Invoice/1306/'" w:xpath="/ns0:NavWordReportXmlPart[1]/ns0:Header[1]/ns0:ContractBillingDetailsMapping[1]/ns0:ContractBillingDetailsGrouping[1]/ns0:ContractBillingDetails[1]/ns0:ContractBillingDetailsDays[1]" w:storeItemID="{4E4D9DA5-514B-454D-BE26-D942A644F473}"/>
                                       <w:text/>
                                     </w:sdtPr>
-                                    <w:sdtEndPr/>
                                     <w:sdtContent>
                                       <w:p>
                                         <w:pPr>
                                           <w:pStyle w:val="NoSpacing"/>
+                                          <w:rPr>
+                                            <w:sz w:val="18"/>
+                                            <w:szCs w:val="18"/>
+                                          </w:rPr>
                                         </w:pPr>
                                         <w:proofErr w:type="spellStart"/>
                                         <w:r>
+                                          <w:rPr>
+                                            <w:sz w:val="18"/>
+                                            <w:szCs w:val="18"/>
+                                          </w:rPr>
                                           <w:t>ContractBillingDetailsDays</w:t>
                                         </w:r>
                                         <w:proofErr w:type="spellEnd"/>
@@ -3739,6 +5003,10 @@
                                   </w:tcPr>
                                   <w:sdt>
                                     <w:sdtPr>
+                                      <w:rPr>
+                                        <w:sz w:val="18"/>
+                                        <w:szCs w:val="18"/>
+                                      </w:rPr>
                                       <w:alias w:val="#Nav: /Header/ContractBillingDetailsMapping/ContractBillingDetailsGrouping/ContractBillingDetails/ContractBillingDetailsQuantity"/>
                                       <w:tag w:val="#Nav: Standard_Sales_Invoice/1306"/>
                                       <w:id w:val="-308706844"/>
@@ -3748,14 +5016,21 @@
                                       <w:dataBinding w:prefixMappings="xmlns:ns0='urn:microsoft-dynamics-nav/reports/Standard_Sales_Invoice/1306/'" w:xpath="/ns0:NavWordReportXmlPart[1]/ns0:Header[1]/ns0:ContractBillingDetailsMapping[1]/ns0:ContractBillingDetailsGrouping[1]/ns0:ContractBillingDetails[1]/ns0:ContractBillingDetailsQuantity[1]" w:storeItemID="{4E4D9DA5-514B-454D-BE26-D942A644F473}"/>
                                       <w:text/>
                                     </w:sdtPr>
-                                    <w:sdtEndPr/>
                                     <w:sdtContent>
                                       <w:p>
                                         <w:pPr>
                                           <w:pStyle w:val="NoSpacing"/>
+                                          <w:rPr>
+                                            <w:sz w:val="18"/>
+                                            <w:szCs w:val="18"/>
+                                          </w:rPr>
                                         </w:pPr>
                                         <w:proofErr w:type="spellStart"/>
                                         <w:r>
+                                          <w:rPr>
+                                            <w:sz w:val="18"/>
+                                            <w:szCs w:val="18"/>
+                                          </w:rPr>
                                           <w:t>ContractBillingDetailsQuantity</w:t>
                                         </w:r>
                                         <w:proofErr w:type="spellEnd"/>
@@ -3769,6 +5044,10 @@
                                   </w:tcPr>
                                   <w:sdt>
                                     <w:sdtPr>
+                                      <w:rPr>
+                                        <w:sz w:val="18"/>
+                                        <w:szCs w:val="18"/>
+                                      </w:rPr>
                                       <w:alias w:val="#Nav: /Header/ContractBillingDetailsMapping/ContractBillingDetailsGrouping/ContractBillingDetails/ContractBillingDetailsSalesPrice"/>
                                       <w:tag w:val="#Nav: Standard_Sales_Invoice/1306"/>
                                       <w:id w:val="2117250556"/>
@@ -3778,14 +5057,21 @@
                                       <w:dataBinding w:prefixMappings="xmlns:ns0='urn:microsoft-dynamics-nav/reports/Standard_Sales_Invoice/1306/'" w:xpath="/ns0:NavWordReportXmlPart[1]/ns0:Header[1]/ns0:ContractBillingDetailsMapping[1]/ns0:ContractBillingDetailsGrouping[1]/ns0:ContractBillingDetails[1]/ns0:ContractBillingDetailsSalesPrice[1]" w:storeItemID="{4E4D9DA5-514B-454D-BE26-D942A644F473}"/>
                                       <w:text/>
                                     </w:sdtPr>
-                                    <w:sdtEndPr/>
                                     <w:sdtContent>
                                       <w:p>
                                         <w:pPr>
                                           <w:pStyle w:val="NoSpacing"/>
+                                          <w:rPr>
+                                            <w:sz w:val="18"/>
+                                            <w:szCs w:val="18"/>
+                                          </w:rPr>
                                         </w:pPr>
                                         <w:proofErr w:type="spellStart"/>
                                         <w:r>
+                                          <w:rPr>
+                                            <w:sz w:val="18"/>
+                                            <w:szCs w:val="18"/>
+                                          </w:rPr>
                                           <w:t>ContractBillingDetailsSalesPrice</w:t>
                                         </w:r>
                                         <w:proofErr w:type="spellEnd"/>
@@ -3799,6 +5085,10 @@
                                   </w:tcPr>
                                   <w:sdt>
                                     <w:sdtPr>
+                                      <w:rPr>
+                                        <w:sz w:val="18"/>
+                                        <w:szCs w:val="18"/>
+                                      </w:rPr>
                                       <w:alias w:val="#Nav: /Header/ContractBillingDetailsMapping/ContractBillingDetailsGrouping/ContractBillingDetails/ContractBillingDetailsDiscountPercent"/>
                                       <w:tag w:val="#Nav: Standard_Sales_Invoice/1306"/>
                                       <w:id w:val="1600913980"/>
@@ -3808,14 +5098,21 @@
                                       <w:dataBinding w:prefixMappings="xmlns:ns0='urn:microsoft-dynamics-nav/reports/Standard_Sales_Invoice/1306/'" w:xpath="/ns0:NavWordReportXmlPart[1]/ns0:Header[1]/ns0:ContractBillingDetailsMapping[1]/ns0:ContractBillingDetailsGrouping[1]/ns0:ContractBillingDetails[1]/ns0:ContractBillingDetailsDiscountPercent[1]" w:storeItemID="{4E4D9DA5-514B-454D-BE26-D942A644F473}"/>
                                       <w:text/>
                                     </w:sdtPr>
-                                    <w:sdtEndPr/>
                                     <w:sdtContent>
                                       <w:p>
                                         <w:pPr>
                                           <w:pStyle w:val="NoSpacing"/>
+                                          <w:rPr>
+                                            <w:sz w:val="18"/>
+                                            <w:szCs w:val="18"/>
+                                          </w:rPr>
                                         </w:pPr>
                                         <w:proofErr w:type="spellStart"/>
                                         <w:r>
+                                          <w:rPr>
+                                            <w:sz w:val="18"/>
+                                            <w:szCs w:val="18"/>
+                                          </w:rPr>
                                           <w:t>ContractBillingDetailsDiscountPercent</w:t>
                                         </w:r>
                                         <w:proofErr w:type="spellEnd"/>
@@ -3829,6 +5126,10 @@
                                   </w:tcPr>
                                   <w:sdt>
                                     <w:sdtPr>
+                                      <w:rPr>
+                                        <w:sz w:val="18"/>
+                                        <w:szCs w:val="18"/>
+                                      </w:rPr>
                                       <w:alias w:val="#Nav: /Header/ContractBillingDetailsMapping/ContractBillingDetailsGrouping/ContractBillingDetails/ContractBillingDetailsBillingDiscountAmount"/>
                                       <w:tag w:val="#Nav: Standard_Sales_Invoice/1306"/>
                                       <w:id w:val="-736781322"/>
@@ -3838,14 +5139,21 @@
                                       <w:dataBinding w:prefixMappings="xmlns:ns0='urn:microsoft-dynamics-nav/reports/Standard_Sales_Invoice/1306/'" w:xpath="/ns0:NavWordReportXmlPart[1]/ns0:Header[1]/ns0:ContractBillingDetailsMapping[1]/ns0:ContractBillingDetailsGrouping[1]/ns0:ContractBillingDetails[1]/ns0:ContractBillingDetailsBillingDiscountAmount[1]" w:storeItemID="{4E4D9DA5-514B-454D-BE26-D942A644F473}"/>
                                       <w:text/>
                                     </w:sdtPr>
-                                    <w:sdtEndPr/>
                                     <w:sdtContent>
                                       <w:p>
                                         <w:pPr>
                                           <w:pStyle w:val="NoSpacing"/>
+                                          <w:rPr>
+                                            <w:sz w:val="18"/>
+                                            <w:szCs w:val="18"/>
+                                          </w:rPr>
                                         </w:pPr>
                                         <w:proofErr w:type="spellStart"/>
                                         <w:r>
+                                          <w:rPr>
+                                            <w:sz w:val="18"/>
+                                            <w:szCs w:val="18"/>
+                                          </w:rPr>
                                           <w:t>ContractBillingDetailsBillingDiscountAmount</w:t>
                                         </w:r>
                                         <w:proofErr w:type="spellEnd"/>
@@ -3859,6 +5167,10 @@
                                   </w:tcPr>
                                   <w:sdt>
                                     <w:sdtPr>
+                                      <w:rPr>
+                                        <w:sz w:val="18"/>
+                                        <w:szCs w:val="18"/>
+                                      </w:rPr>
                                       <w:alias w:val="#Nav: /Header/ContractBillingDetailsMapping/ContractBillingDetailsGrouping/ContractBillingDetails/ContractBillingDetailsBillingAmount"/>
                                       <w:tag w:val="#Nav: Standard_Sales_Invoice/1306"/>
                                       <w:id w:val="1618179422"/>
@@ -3868,14 +5180,21 @@
                                       <w:dataBinding w:prefixMappings="xmlns:ns0='urn:microsoft-dynamics-nav/reports/Standard_Sales_Invoice/1306/'" w:xpath="/ns0:NavWordReportXmlPart[1]/ns0:Header[1]/ns0:ContractBillingDetailsMapping[1]/ns0:ContractBillingDetailsGrouping[1]/ns0:ContractBillingDetails[1]/ns0:ContractBillingDetailsBillingAmount[1]" w:storeItemID="{4E4D9DA5-514B-454D-BE26-D942A644F473}"/>
                                       <w:text/>
                                     </w:sdtPr>
-                                    <w:sdtEndPr/>
                                     <w:sdtContent>
                                       <w:p>
                                         <w:pPr>
                                           <w:pStyle w:val="NoSpacing"/>
+                                          <w:rPr>
+                                            <w:sz w:val="18"/>
+                                            <w:szCs w:val="18"/>
+                                          </w:rPr>
                                         </w:pPr>
                                         <w:proofErr w:type="spellStart"/>
                                         <w:r>
+                                          <w:rPr>
+                                            <w:sz w:val="18"/>
+                                            <w:szCs w:val="18"/>
+                                          </w:rPr>
                                           <w:t>ContractBillingDetailsBillingAmount</w:t>
                                         </w:r>
                                         <w:proofErr w:type="spellEnd"/>
@@ -3889,6 +5208,10 @@
                                   </w:tcPr>
                                   <w:sdt>
                                     <w:sdtPr>
+                                      <w:rPr>
+                                        <w:sz w:val="18"/>
+                                        <w:szCs w:val="18"/>
+                                      </w:rPr>
                                       <w:alias w:val="#Nav: /Header/ContractBillingDetailsMapping/ContractBillingDetailsGrouping/ContractBillingDetails/ContractBillingDetailsCurrencyCode"/>
                                       <w:tag w:val="#Nav: Standard_Sales_Invoice/1306"/>
                                       <w:id w:val="-2066860616"/>
@@ -3898,14 +5221,21 @@
                                       <w:dataBinding w:prefixMappings="xmlns:ns0='urn:microsoft-dynamics-nav/reports/Standard_Sales_Invoice/1306/'" w:xpath="/ns0:NavWordReportXmlPart[1]/ns0:Header[1]/ns0:ContractBillingDetailsMapping[1]/ns0:ContractBillingDetailsGrouping[1]/ns0:ContractBillingDetails[1]/ns0:ContractBillingDetailsCurrencyCode[1]" w:storeItemID="{4E4D9DA5-514B-454D-BE26-D942A644F473}"/>
                                       <w:text/>
                                     </w:sdtPr>
-                                    <w:sdtEndPr/>
                                     <w:sdtContent>
                                       <w:p>
                                         <w:pPr>
                                           <w:pStyle w:val="NoSpacing"/>
+                                          <w:rPr>
+                                            <w:sz w:val="18"/>
+                                            <w:szCs w:val="18"/>
+                                          </w:rPr>
                                         </w:pPr>
                                         <w:proofErr w:type="spellStart"/>
                                         <w:r>
+                                          <w:rPr>
+                                            <w:sz w:val="18"/>
+                                            <w:szCs w:val="18"/>
+                                          </w:rPr>
                                           <w:t>ContractBillingDetailsCurrencyCode</w:t>
                                         </w:r>
                                         <w:proofErr w:type="spellEnd"/>
@@ -3919,6 +5249,10 @@
                                   </w:tcPr>
                                   <w:sdt>
                                     <w:sdtPr>
+                                      <w:rPr>
+                                        <w:sz w:val="18"/>
+                                        <w:szCs w:val="18"/>
+                                      </w:rPr>
                                       <w:alias w:val="#Nav: /Header/ContractBillingDetailsMapping/ContractBillingDetailsGrouping/ContractBillingDetails/ContractBillingDetailsDescription"/>
                                       <w:tag w:val="#Nav: Standard_Sales_Invoice/1306"/>
                                       <w:id w:val="462158552"/>
@@ -3928,14 +5262,21 @@
                                       <w:dataBinding w:prefixMappings="xmlns:ns0='urn:microsoft-dynamics-nav/reports/Standard_Sales_Invoice/1306/'" w:xpath="/ns0:NavWordReportXmlPart[1]/ns0:Header[1]/ns0:ContractBillingDetailsMapping[1]/ns0:ContractBillingDetailsGrouping[1]/ns0:ContractBillingDetails[1]/ns0:ContractBillingDetailsDescription[1]" w:storeItemID="{4E4D9DA5-514B-454D-BE26-D942A644F473}"/>
                                       <w:text/>
                                     </w:sdtPr>
-                                    <w:sdtEndPr/>
                                     <w:sdtContent>
                                       <w:p>
                                         <w:pPr>
                                           <w:pStyle w:val="NoSpacing"/>
+                                          <w:rPr>
+                                            <w:sz w:val="18"/>
+                                            <w:szCs w:val="18"/>
+                                          </w:rPr>
                                         </w:pPr>
                                         <w:proofErr w:type="spellStart"/>
                                         <w:r>
+                                          <w:rPr>
+                                            <w:sz w:val="18"/>
+                                            <w:szCs w:val="18"/>
+                                          </w:rPr>
                                           <w:t>ContractBillingDetailsDescription</w:t>
                                         </w:r>
                                         <w:proofErr w:type="spellEnd"/>
@@ -3961,19 +5302,21 @@
       <w:pPr>
         <w:spacing w:after="0" w:line="20" w:lineRule="auto"/>
         <w:rPr>
+          <w:sz w:val="18"/>
+          <w:szCs w:val="18"/>
           <w:lang w:val="da-DK"/>
         </w:rPr>
       </w:pPr>
     </w:p>
     <w:sectPr>
-      <w:headerReference w:type="even" r:id="rId10"/>
-      <w:headerReference w:type="default" r:id="rId11"/>
-      <w:footerReference w:type="even" r:id="rId12"/>
-      <w:footerReference w:type="default" r:id="rId13"/>
-      <w:headerReference w:type="first" r:id="rId14"/>
-      <w:footerReference w:type="first" r:id="rId15"/>
-      <w:pgSz w:w="16839" w:h="11907" w:orient="landscape" w:code="9"/>
-      <w:pgMar w:top="706" w:right="576" w:bottom="706" w:left="576" w:header="567" w:footer="102" w:gutter="0"/>
+      <w:headerReference w:type="even" r:id="rId9"/>
+      <w:headerReference w:type="default" r:id="rId10"/>
+      <w:footerReference w:type="even" r:id="rId11"/>
+      <w:footerReference w:type="default" r:id="rId12"/>
+      <w:headerReference w:type="first" r:id="rId13"/>
+      <w:footerReference w:type="first" r:id="rId14"/>
+      <w:pgSz w:w="11907" w:h="16839" w:code="9"/>
+      <w:pgMar w:top="576" w:right="706" w:bottom="576" w:left="706" w:header="567" w:footer="102" w:gutter="0"/>
       <w:cols w:space="708"/>
       <w:titlePg/>
       <w:docGrid w:linePitch="360"/>
@@ -4090,10 +5433,6 @@
     </w:pPr>
   </w:p>
 </w:hdr>
-</file>
-
-<file path=word/numbering.xml><?xml version="1.0" encoding="utf-8"?>
-<w:numbering xmlns:wpc="http://schemas.microsoft.com/office/word/2010/wordprocessingCanvas" xmlns:cx="http://schemas.microsoft.com/office/drawing/2014/chartex" xmlns:cx1="http://schemas.microsoft.com/office/drawing/2015/9/8/chartex" xmlns:cx2="http://schemas.microsoft.com/office/drawing/2015/10/21/chartex" xmlns:cx3="http://schemas.microsoft.com/office/drawing/2016/5/9/chartex" xmlns:cx4="http://schemas.microsoft.com/office/drawing/2016/5/10/chartex" xmlns:cx5="http://schemas.microsoft.com/office/drawing/2016/5/11/chartex" xmlns:cx6="http://schemas.microsoft.com/office/drawing/2016/5/12/chartex" xmlns:cx7="http://schemas.microsoft.com/office/drawing/2016/5/13/chartex" xmlns:cx8="http://schemas.microsoft.com/office/drawing/2016/5/14/chartex" xmlns:mc="http://schemas.openxmlformats.org/markup-compatibility/2006" xmlns:aink="http://schemas.microsoft.com/office/drawing/2016/ink" xmlns:am3d="http://schemas.microsoft.com/office/drawing/2017/model3d" xmlns:o="urn:schemas-microsoft-com:office:office" xmlns:oel="http://schemas.microsoft.com/office/2019/extlst" xmlns:r="http://schemas.openxmlformats.org/officeDocument/2006/relationships" xmlns:m="http://schemas.openxmlformats.org/officeDocument/2006/math" xmlns:v="urn:schemas-microsoft-com:vml" xmlns:wp14="http://schemas.microsoft.com/office/word/2010/wordprocessingDrawing" xmlns:wp="http://schemas.openxmlformats.org/drawingml/2006/wordprocessingDrawing" xmlns:w10="urn:schemas-microsoft-com:office:word" xmlns:w="http://schemas.openxmlformats.org/wordprocessingml/2006/main" xmlns:w14="http://schemas.microsoft.com/office/word/2010/wordml" xmlns:w15="http://schemas.microsoft.com/office/word/2012/wordml" xmlns:w16cei="http://schemas.microsoft.com/office/word/2026/wordml/cei" xmlns:w16cex="http://schemas.microsoft.com/office/word/2018/wordml/cex" xmlns:w16cid="http://schemas.microsoft.com/office/word/2016/wordml/cid" xmlns:w16="http://schemas.microsoft.com/office/word/2018/wordml" xmlns:w16du="http://schemas.microsoft.com/office/word/2023/wordml/word16du" xmlns:w16sdtdh="http://schemas.microsoft.com/office/word/2020/wordml/sdtdatahash" xmlns:w16sdtfl="http://schemas.microsoft.com/office/word/2024/wordml/sdtformatlock" xmlns:w16se="http://schemas.microsoft.com/office/word/2015/wordml/symex" xmlns:wpg="http://schemas.microsoft.com/office/word/2010/wordprocessingGroup" xmlns:wpi="http://schemas.microsoft.com/office/word/2010/wordprocessingInk" xmlns:wne="http://schemas.microsoft.com/office/word/2006/wordml" xmlns:wps="http://schemas.microsoft.com/office/word/2010/wordprocessingShape" mc:Ignorable="w14 w15 w16se w16cid w16 w16cex w16sdtdh w16sdtfl w16du wp14"/>
 </file>
 
 <file path=word/styles.xml><?xml version="1.0" encoding="utf-8"?>
@@ -5184,7 +6523,7 @@
       <w:kern w:val="0"/>
       <w:sz w:val="20"/>
       <w:szCs w:val="20"/>
-      <w:lang/>
+      <w:lang w:val="da-DK" w:eastAsia="da-DK"/>
       <w14:ligatures w14:val="none"/>
     </w:rPr>
     <w:tblPr/>
@@ -5403,7 +6742,6 @@
     </w:pPr>
     <w:rPr>
       <w:color w:val="4D614C" w:themeColor="accent3"/>
-      <w:lang/>
     </w:rPr>
     <w:tblPr>
       <w:tblStyleRowBandSize w:val="1"/>
@@ -5619,7 +6957,6 @@
     <w:rsid w:val="006A7DAE"/>
     <w:rPr>
       <w:sz w:val="18"/>
-      <w:lang/>
     </w:rPr>
   </w:style>
   <w:style w:type="character" w:customStyle="1" w:styleId="PaginaChar">
@@ -5631,7 +6968,6 @@
       <w:rFonts w:asciiTheme="minorHAnsi" w:hAnsiTheme="minorHAnsi"/>
       <w:sz w:val="18"/>
       <w:szCs w:val="24"/>
-      <w:lang/>
       <w14:ligatures w14:val="standardContextual"/>
     </w:rPr>
   </w:style>
@@ -5646,7 +6982,6 @@
     </w:pPr>
     <w:rPr>
       <w:rFonts w:eastAsiaTheme="minorEastAsia"/>
-      <w:lang/>
     </w:rPr>
     <w:tblPr>
       <w:tblBorders>
@@ -5675,7 +7010,6 @@
     </w:pPr>
     <w:rPr>
       <w:rFonts w:eastAsiaTheme="minorEastAsia"/>
-      <w:lang/>
     </w:rPr>
     <w:tblPr>
       <w:tblBorders>
@@ -5702,9 +7036,6 @@
     <w:pPr>
       <w:spacing w:after="0" w:line="240" w:lineRule="auto"/>
     </w:pPr>
-    <w:rPr>
-      <w:lang/>
-    </w:rPr>
     <w:tblPr>
       <w:tblBorders>
         <w:top w:val="single" w:sz="4" w:space="0" w:color="auto"/>
@@ -5795,7 +7126,6 @@
       <w:kern w:val="0"/>
       <w:sz w:val="20"/>
       <w:szCs w:val="20"/>
-      <w:lang/>
       <w14:ligatures w14:val="none"/>
     </w:rPr>
     <w:tblPr/>
@@ -5933,7 +7263,6 @@
       <w:kern w:val="0"/>
       <w:sz w:val="20"/>
       <w:szCs w:val="20"/>
-      <w:lang/>
       <w14:ligatures w14:val="none"/>
     </w:rPr>
     <w:tblPr/>
@@ -6504,16 +7833,19 @@
     <w:rsid w:val="004C1BFD"/>
     <w:rsid w:val="007A6097"/>
     <w:rsid w:val="007A75D3"/>
+    <w:rsid w:val="008F4B1F"/>
     <w:rsid w:val="00A930D7"/>
     <w:rsid w:val="00AA53A9"/>
     <w:rsid w:val="00B73EBB"/>
     <w:rsid w:val="00BA68FF"/>
     <w:rsid w:val="00D36141"/>
+    <w:rsid w:val="00D938E1"/>
     <w:rsid w:val="00DC30ED"/>
     <w:rsid w:val="00DC4CDE"/>
     <w:rsid w:val="00E5711F"/>
     <w:rsid w:val="00EA440D"/>
     <w:rsid w:val="00EF691B"/>
+    <w:rsid w:val="00F1608E"/>
     <w:rsid w:val="00FA0988"/>
   </w:rsids>
   <m:mathPr>
@@ -6529,9 +7861,9 @@
     <m:intLim m:val="subSup"/>
     <m:naryLim m:val="undOvr"/>
   </m:mathPr>
-  <w:themeFontLang/>
+  <w:themeFontLang w:val="da-DK"/>
   <w:clrSchemeMapping w:bg1="light1" w:t1="dark1" w:bg2="light2" w:t2="dark2" w:accent1="accent1" w:accent2="accent2" w:accent3="accent3" w:accent4="accent4" w:accent5="accent5" w:accent6="accent6" w:hyperlink="hyperlink" w:followedHyperlink="followedHyperlink"/>
-  <w:decimalSymbol w:val="."/>
+  <w:decimalSymbol w:val=","/>
   <w:listSeparator w:val=","/>
   <w15:chartTrackingRefBased/>
 </w:settings>
@@ -6546,7 +7878,7 @@
         <w:kern w:val="2"/>
         <w:sz w:val="24"/>
         <w:szCs w:val="24"/>
-        <w:lang w:bidi="ar-SA"/>
+        <w:lang w:val="da-DK" w:eastAsia="da-DK" w:bidi="ar-SA"/>
         <w14:ligatures w14:val="standardContextual"/>
       </w:rPr>
     </w:rPrDefault>
@@ -6975,23 +8307,14 @@
   <w:style w:type="paragraph" w:customStyle="1" w:styleId="2EB4C235E0F34F9A8FA5220C6B1D75FB">
     <w:name w:val="2EB4C235E0F34F9A8FA5220C6B1D75FB"/>
     <w:rsid w:val="00FA0988"/>
-    <w:rPr>
-      <w:lang w:val="da-DK" w:eastAsia="da-DK"/>
-    </w:rPr>
   </w:style>
   <w:style w:type="paragraph" w:customStyle="1" w:styleId="FA86CF5976F94E38BFED3424674DE6A0">
     <w:name w:val="FA86CF5976F94E38BFED3424674DE6A0"/>
     <w:rsid w:val="00FA0988"/>
-    <w:rPr>
-      <w:lang w:val="da-DK" w:eastAsia="da-DK"/>
-    </w:rPr>
   </w:style>
   <w:style w:type="paragraph" w:customStyle="1" w:styleId="3805329BBE104FA58D67943C09942751">
     <w:name w:val="3805329BBE104FA58D67943C09942751"/>
     <w:rsid w:val="00486B82"/>
-    <w:rPr>
-      <w:lang w:val="da-DK" w:eastAsia="da-DK"/>
-    </w:rPr>
   </w:style>
   <w:style w:type="paragraph" w:customStyle="1" w:styleId="4A853C0E43A447DDBB3AE7253F671005">
     <w:name w:val="4A853C0E43A447DDBB3AE7253F671005"/>
@@ -7382,9 +8705,7 @@
 </we:webextension>
 </file>
 
-<file path=customXml/item1.xml>��< ? x m l   v e r s i o n = " 1 . 0 "   e n c o d i n g = " u t f - 1 6 " ? > - 
- < N a v W o r d R e p o r t X m l P a r t   x m l n s = " u r n : m i c r o s o f t - d y n a m i c s - n a v / r e p o r t s / S t a n d a r d _ S a l e s _ I n v o i c e / 1 3 0 6 / " > +<file path=customXml/item1.xml>��< ? x m l   v e r s i o n = " 1 . 0 "   e n c o d i n g = " u t f - 1 6 " ? > < N a v W o r d R e p o r t X m l P a r t   x m l n s = " u r n : m i c r o s o f t - d y n a m i c s - n a v / r e p o r t s / S t a n d a r d _ S a l e s _ I n v o i c e / 1 3 0 6 / " >   
      < B C R e p o r t I n f o r m a t i o n >   
@@ -7606,7 +8927,7 @@
  
          < C o m p a n y P h o n e N o _ L b l > C o m p a n y P h o n e N o _ L b l < / C o m p a n y P h o n e N o _ L b l >   
-         < C o m p a n y P i c t u r e   / > +         < C o m p a n y P i c t u r e / >   
          < C o m p a n y R e g i s t r a t i o n N u m b e r > C o m p a n y R e g i s t r a t i o n N u m b e r < / C o m p a n y R e g i s t r a t i o n N u m b e r >   
@@ -8034,7 +9355,7 @@
  
          < P a y m e n t R e p o r t i n g A r g u m e n t >   
-             < P a y m e n t S e r v i c e L o g o   / > +             < P a y m e n t S e r v i c e L o g o / >   
              < P a y m e n t S e r v i c e L o g o _ U r l > P a y m e n t S e r v i c e L o g o _ U r l < / P a y m e n t S e r v i c e L o g o _ U r l >   
@@ -8189,9 +9510,7 @@
  < / N a v W o r d R e p o r t X m l P a r t > 
 </file>
 
-<file path=customXml/item2.xml>��< ? x m l   v e r s i o n = " 1 . 0 "   e n c o d i n g = " u t f - 1 6 " ? > - 
- < N a v W o r d R e p o r t X m l P a r t   x m l n s = " u r n : m i c r o s o f t - d y n a m i c s - b u s i n e s s c e n t r a l / i n t e r n a l / e x t e n d e d / r e p o r t s / S t a n d a r d _ S a l e s _ I n v o i c e / 1 3 0 6 / " > +<file path=customXml/item2.xml>��< ? x m l   v e r s i o n = " 1 . 0 "   e n c o d i n g = " u t f - 1 6 " ? > < N a v W o r d R e p o r t X m l P a r t   x m l n s = " u r n : m i c r o s o f t - d y n a m i c s - b u s i n e s s c e n t r a l / i n t e r n a l / e x t e n d e d / r e p o r t s / S t a n d a r d _ S a l e s _ I n v o i c e / 1 3 0 6 / " >   
      < B C R e p o r t I n f o r m a t i o n >   
@@ -8441,7 +9760,7 @@
  
          < C o m p a n y P h o n e N o _ L b l   E l e m e n t T y p e = " C o l u m n "   E l e m e n t I d = " 5 5 8 5 9 3 5 8 6 "   D a t a T y p e = " L a b e l " > C o m p a n y P h o n e N o _ L b l < / C o m p a n y P h o n e N o _ L b l >   
-         < C o m p a n y P i c t u r e   E l e m e n t T y p e = " C o l u m n "   E l e m e n t I d = " 1 3 9 7 4 1 1 0 7 4 "   D a t a T y p e = " B l o b "   / > +         < C o m p a n y P i c t u r e   E l e m e n t T y p e = " C o l u m n "   E l e m e n t I d = " 1 3 9 7 4 1 1 0 7 4 "   D a t a T y p e = " B l o b " / >   
          < C o m p a n y R e g i s t r a t i o n N u m b e r   E l e m e n t T y p e = " C o l u m n "   E l e m e n t I d = " 2 0 2 3 6 3 9 4 2 4 "   D a t a T y p e = " T e x t " > C o m p a n y R e g i s t r a t i o n N u m b e r < / C o m p a n y R e g i s t r a t i o n N u m b e r >   
@@ -8869,7 +10188,7 @@
  
          < P a y m e n t R e p o r t i n g A r g u m e n t   E l e m e n t T y p e = " D a t a I t e m "   E l e m e n t I d = " 3 1 3 7 4 4 1 9 4 " >   
-             < P a y m e n t S e r v i c e L o g o   E l e m e n t T y p e = " C o l u m n "   E l e m e n t I d = " 4 1 6 7 9 0 7 6 7 "   D a t a T y p e = " B l o b "   / > +             < P a y m e n t S e r v i c e L o g o   E l e m e n t T y p e = " C o l u m n "   E l e m e n t I d = " 4 1 6 7 9 0 7 6 7 "   D a t a T y p e = " B l o b " / >   
              < P a y m e n t S e r v i c e L o g o _ U r l   E l e m e n t T y p e = " C o l u m n "   E l e m e n t I d = " 6 4 4 9 7 5 1 3 9 "   D a t a T y p e = " T e x t " > P a y m e n t S e r v i c e L o g o _ U r l < / P a y m e n t S e r v i c e L o g o _ U r l >   
